--- a/public/templates/mau_2a_chuan.docx
+++ b/public/templates/mau_2a_chuan.docx
@@ -309,32 +309,16 @@
           </w:p>
           <w:p>
             <w:pPr>
-              <w:widowControl w:val="0"/>
-              <w:pBdr>
-                <w:top w:val="nil"/>
-                <w:left w:val="nil"/>
-                <w:bottom w:val="nil"/>
-                <w:right w:val="nil"/>
-                <w:between w:val="nil"/>
-              </w:pBdr>
-              <w:spacing w:after="0" w:line="276" w:lineRule="auto"/>
-              <w:ind w:left="0" w:hanging="2"/>
+              <w:spacing w:after="100" w:line="276" w:lineRule="auto"/>
               <w:jc w:val="center"/>
-              <w:rPr>
-                <w:rFonts w:ascii="Times New Roman" w:eastAsia="Times New Roman" w:hAnsi="Times New Roman" w:cs="Times New Roman"/>
-                <w:color w:val="000000"/>
+            </w:pPr>
+            <w:r>
+              <w:rPr>
+                <w:rFonts w:ascii="Times New Roman" w:hAnsi="Times New Roman" w:cs="Times New Roman"/>
                 <w:sz w:val="24"/>
                 <w:szCs w:val="24"/>
               </w:rPr>
-            </w:pPr>
-            <w:r>
-              <w:rPr>
-                <w:rFonts w:ascii="Times New Roman" w:eastAsia="Times New Roman" w:hAnsi="Times New Roman" w:cs="Times New Roman"/>
-                <w:color w:val="000000"/>
-                <w:sz w:val="24"/>
-                <w:szCs w:val="24"/>
-              </w:rPr>
-              <w:t xml:space="preserve">Số: {{so_ke_hoach}}</w:t>
+              <w:t xml:space="preserve">Số: {so_ke_hoach}</w:t>
             </w:r>
           </w:p>
           <w:p>
@@ -620,35 +604,17 @@
           </w:p>
           <w:p>
             <w:pPr>
-              <w:widowControl w:val="0"/>
-              <w:pBdr>
-                <w:top w:val="nil"/>
-                <w:left w:val="nil"/>
-                <w:bottom w:val="nil"/>
-                <w:right w:val="nil"/>
-                <w:between w:val="nil"/>
-              </w:pBdr>
-              <w:tabs>
-                <w:tab w:val="left" w:pos="630"/>
-              </w:tabs>
-              <w:spacing w:after="0" w:line="276" w:lineRule="auto"/>
-              <w:ind w:left="0" w:hanging="2"/>
+              <w:spacing w:after="100" w:line="276" w:lineRule="auto"/>
               <w:jc w:val="center"/>
-              <w:rPr>
-                <w:rFonts w:ascii="Times New Roman" w:eastAsia="Times New Roman" w:hAnsi="Times New Roman" w:cs="Times New Roman"/>
-                <w:color w:val="000000"/>
+            </w:pPr>
+            <w:r>
+              <w:rPr>
+                <w:rFonts w:ascii="Times New Roman" w:hAnsi="Times New Roman" w:cs="Times New Roman"/>
                 <w:sz w:val="24"/>
                 <w:szCs w:val="24"/>
-              </w:rPr>
-            </w:pPr>
-            <w:r>
-              <w:rPr>
-                <w:rFonts w:ascii="Times New Roman" w:eastAsia="Times New Roman" w:hAnsi="Times New Roman" w:cs="Times New Roman"/>
-                <w:color w:val="000000"/>
-                <w:sz w:val="24"/>
-                <w:szCs w:val="24"/>
-              </w:rPr>
-              <w:t xml:space="preserve">Cần Thơ, ngày {{ngay}} tháng {{thang}} năm {{nam}}</w:t>
+                <w:i/>
+              </w:rPr>
+              <w:t xml:space="preserve">Cần Thơ, ngày {ngay} tháng {thang} năm {nam}</w:t>
             </w:r>
           </w:p>
           <w:p>
@@ -705,36 +671,22 @@
           <w:sz w:val="26"/>
           <w:szCs w:val="26"/>
         </w:rPr>
-        <w:t>Về việc tổ chức chuyển giao công nghệ</w:t>
-      </w:r>
-      <w:r>
-        <w:rPr>
-          <w:rFonts w:ascii="Times New Roman" w:eastAsia="Times New Roman" w:hAnsi="Times New Roman" w:cs="Times New Roman"/>
-          <w:b/>
-          <w:sz w:val="26"/>
-          <w:szCs w:val="26"/>
-        </w:rPr>
-        <w:t xml:space="preserve"> </w:t>
+        <w:t xml:space="preserve">Về việc tổ chức chuyển giao công nghệ </w:t>
       </w:r>
     </w:p>
     <w:p>
       <w:pPr>
-        <w:spacing w:after="0" w:line="276" w:lineRule="auto"/>
-        <w:ind w:left="1" w:hanging="3"/>
+        <w:spacing w:after="100" w:line="276" w:lineRule="auto"/>
         <w:jc w:val="center"/>
-        <w:rPr>
-          <w:rFonts w:ascii="Times New Roman" w:eastAsia="Times New Roman" w:hAnsi="Times New Roman" w:cs="Times New Roman"/>
-          <w:sz w:val="26"/>
-          <w:szCs w:val="26"/>
-        </w:rPr>
       </w:pPr>
       <w:r>
         <w:rPr>
-          <w:rFonts w:ascii="Times New Roman" w:eastAsia="Times New Roman" w:hAnsi="Times New Roman" w:cs="Times New Roman"/>
-          <w:sz w:val="26"/>
-          <w:szCs w:val="26"/>
-        </w:rPr>
-        <w:t xml:space="preserve">“{{ten_san_pham}}”</w:t>
+          <w:rFonts w:ascii="Times New Roman" w:hAnsi="Times New Roman" w:cs="Times New Roman"/>
+          <w:sz w:val="28"/>
+          <w:szCs w:val="28"/>
+          <w:b/>
+        </w:rPr>
+        <w:t xml:space="preserve">“{ten_san_pham}”</w:t>
       </w:r>
     </w:p>
     <w:p>
@@ -772,22 +724,15 @@
     </w:p>
     <w:p>
       <w:pPr>
-        <w:spacing w:after="0" w:line="276" w:lineRule="auto"/>
-        <w:ind w:left="1" w:hanging="3"/>
-        <w:jc w:val="both"/>
-        <w:rPr>
-          <w:rFonts w:ascii="Times New Roman" w:eastAsia="Times New Roman" w:hAnsi="Times New Roman" w:cs="Times New Roman"/>
-          <w:sz w:val="26"/>
-          <w:szCs w:val="26"/>
-        </w:rPr>
+        <w:spacing w:after="100" w:line="276" w:lineRule="auto"/>
       </w:pPr>
       <w:r>
         <w:rPr>
-          <w:rFonts w:ascii="Times New Roman" w:eastAsia="Times New Roman" w:hAnsi="Times New Roman" w:cs="Times New Roman"/>
-          <w:sz w:val="26"/>
-          <w:szCs w:val="26"/>
-        </w:rPr>
-        <w:t xml:space="preserve">{{muc_dich}}</w:t>
+          <w:rFonts w:ascii="Times New Roman" w:hAnsi="Times New Roman" w:cs="Times New Roman"/>
+          <w:sz w:val="26"/>
+          <w:szCs w:val="26"/>
+        </w:rPr>
+        <w:t xml:space="preserve">{muc_dich}</w:t>
       </w:r>
     </w:p>
     <w:p>
@@ -801,13 +746,40 @@
           <w:szCs w:val="26"/>
         </w:rPr>
       </w:pPr>
+    </w:p>
+    <w:p>
+      <w:pPr>
+        <w:spacing w:after="0" w:line="276" w:lineRule="auto"/>
+        <w:ind w:left="1" w:hanging="3"/>
+        <w:jc w:val="both"/>
+        <w:rPr>
+          <w:rFonts w:ascii="Times New Roman" w:eastAsia="Times New Roman" w:hAnsi="Times New Roman" w:cs="Times New Roman"/>
+          <w:b/>
+          <w:sz w:val="26"/>
+          <w:szCs w:val="26"/>
+        </w:rPr>
+      </w:pPr>
       <w:r>
         <w:rPr>
           <w:rFonts w:ascii="Times New Roman" w:eastAsia="Times New Roman" w:hAnsi="Times New Roman" w:cs="Times New Roman"/>
-          <w:sz w:val="26"/>
-          <w:szCs w:val="26"/>
-        </w:rPr>
-        <w:t xml:space="preserve"/>
+          <w:b/>
+          <w:sz w:val="26"/>
+          <w:szCs w:val="26"/>
+        </w:rPr>
+        <w:t>II. Nhóm tác giả của sản phẩm chuyển giao</w:t>
+      </w:r>
+    </w:p>
+    <w:p>
+      <w:pPr>
+        <w:spacing w:after="100" w:line="276" w:lineRule="auto"/>
+      </w:pPr>
+      <w:r>
+        <w:rPr>
+          <w:rFonts w:ascii="Times New Roman" w:hAnsi="Times New Roman" w:cs="Times New Roman"/>
+          <w:sz w:val="26"/>
+          <w:szCs w:val="26"/>
+        </w:rPr>
+        <w:t xml:space="preserve">{nhom_tac_gia}</w:t>
       </w:r>
     </w:p>
     <w:p>
@@ -817,6 +789,158 @@
         <w:jc w:val="both"/>
         <w:rPr>
           <w:rFonts w:ascii="Times New Roman" w:eastAsia="Times New Roman" w:hAnsi="Times New Roman" w:cs="Times New Roman"/>
+          <w:b/>
+          <w:sz w:val="26"/>
+          <w:szCs w:val="26"/>
+        </w:rPr>
+      </w:pPr>
+      <w:r>
+        <w:rPr>
+          <w:rFonts w:ascii="Times New Roman" w:eastAsia="Times New Roman" w:hAnsi="Times New Roman" w:cs="Times New Roman"/>
+          <w:b/>
+          <w:sz w:val="26"/>
+          <w:szCs w:val="26"/>
+        </w:rPr>
+        <w:t>III. Loại hình sản phẩm chuyển giao công nghệ</w:t>
+      </w:r>
+    </w:p>
+    <w:p>
+      <w:pPr>
+        <w:spacing w:after="100" w:line="276" w:lineRule="auto"/>
+      </w:pPr>
+      <w:r>
+        <w:rPr>
+          <w:rFonts w:ascii="Times New Roman" w:hAnsi="Times New Roman" w:cs="Times New Roman"/>
+          <w:sz w:val="26"/>
+          <w:szCs w:val="26"/>
+        </w:rPr>
+        <w:t xml:space="preserve">{loai_hinh_san_pham}</w:t>
+      </w:r>
+    </w:p>
+    <w:p>
+      <w:pPr>
+        <w:spacing w:after="0" w:line="276" w:lineRule="auto"/>
+        <w:ind w:left="1" w:hanging="3"/>
+        <w:jc w:val="both"/>
+        <w:rPr>
+          <w:rFonts w:ascii="Times New Roman" w:eastAsia="Times New Roman" w:hAnsi="Times New Roman" w:cs="Times New Roman"/>
+          <w:b/>
+          <w:sz w:val="26"/>
+          <w:szCs w:val="26"/>
+        </w:rPr>
+      </w:pPr>
+      <w:r>
+        <w:rPr>
+          <w:rFonts w:ascii="Times New Roman" w:eastAsia="Times New Roman" w:hAnsi="Times New Roman" w:cs="Times New Roman"/>
+          <w:b/>
+          <w:sz w:val="26"/>
+          <w:szCs w:val="26"/>
+        </w:rPr>
+        <w:t>IV. Phương thức chuyển giao</w:t>
+      </w:r>
+    </w:p>
+    <w:p>
+      <w:pPr>
+        <w:spacing w:after="100" w:line="276" w:lineRule="auto"/>
+      </w:pPr>
+      <w:r>
+        <w:rPr>
+          <w:rFonts w:ascii="Times New Roman" w:hAnsi="Times New Roman" w:cs="Times New Roman"/>
+          <w:sz w:val="26"/>
+          <w:szCs w:val="26"/>
+        </w:rPr>
+        <w:t xml:space="preserve">{phuong_thuc}</w:t>
+      </w:r>
+    </w:p>
+    <w:p>
+      <w:pPr>
+        <w:spacing w:after="0" w:line="276" w:lineRule="auto"/>
+        <w:ind w:left="1" w:hanging="3"/>
+        <w:jc w:val="both"/>
+        <w:rPr>
+          <w:rFonts w:ascii="Times New Roman" w:eastAsia="Times New Roman" w:hAnsi="Times New Roman" w:cs="Times New Roman"/>
+          <w:b/>
+          <w:sz w:val="26"/>
+          <w:szCs w:val="26"/>
+        </w:rPr>
+      </w:pPr>
+      <w:r>
+        <w:rPr>
+          <w:rFonts w:ascii="Times New Roman" w:eastAsia="Times New Roman" w:hAnsi="Times New Roman" w:cs="Times New Roman"/>
+          <w:b/>
+          <w:sz w:val="26"/>
+          <w:szCs w:val="26"/>
+        </w:rPr>
+        <w:t>V. Bên nhận chuyển giao</w:t>
+      </w:r>
+    </w:p>
+    <w:p>
+      <w:pPr>
+        <w:spacing w:after="100" w:line="276" w:lineRule="auto"/>
+      </w:pPr>
+      <w:r>
+        <w:rPr>
+          <w:rFonts w:ascii="Times New Roman" w:hAnsi="Times New Roman" w:cs="Times New Roman"/>
+          <w:sz w:val="26"/>
+          <w:szCs w:val="26"/>
+        </w:rPr>
+        <w:t xml:space="preserve">{ben_nhan_chuyen_giao}</w:t>
+      </w:r>
+    </w:p>
+    <w:p>
+      <w:pPr>
+        <w:spacing w:after="0" w:line="276" w:lineRule="auto"/>
+        <w:ind w:left="1" w:hanging="3"/>
+        <w:jc w:val="both"/>
+        <w:rPr>
+          <w:rFonts w:ascii="Times New Roman" w:eastAsia="Times New Roman" w:hAnsi="Times New Roman" w:cs="Times New Roman"/>
+          <w:sz w:val="26"/>
+          <w:szCs w:val="26"/>
+        </w:rPr>
+      </w:pPr>
+      <w:r>
+        <w:rPr>
+          <w:rFonts w:ascii="Times New Roman" w:eastAsia="Times New Roman" w:hAnsi="Times New Roman" w:cs="Times New Roman"/>
+          <w:b/>
+          <w:sz w:val="26"/>
+          <w:szCs w:val="26"/>
+        </w:rPr>
+        <w:t>VI. Thời gian, địa điểm chuyển giao</w:t>
+      </w:r>
+    </w:p>
+    <w:p>
+      <w:pPr>
+        <w:spacing w:after="100" w:line="276" w:lineRule="auto"/>
+      </w:pPr>
+      <w:r>
+        <w:rPr>
+          <w:rFonts w:ascii="Times New Roman" w:hAnsi="Times New Roman" w:cs="Times New Roman"/>
+          <w:sz w:val="26"/>
+          <w:szCs w:val="26"/>
+        </w:rPr>
+        <w:t xml:space="preserve">6.1. Thời gian: {thoi_gian}</w:t>
+      </w:r>
+    </w:p>
+    <w:p>
+      <w:pPr>
+        <w:spacing w:after="100" w:line="276" w:lineRule="auto"/>
+      </w:pPr>
+      <w:r>
+        <w:rPr>
+          <w:rFonts w:ascii="Times New Roman" w:hAnsi="Times New Roman" w:cs="Times New Roman"/>
+          <w:sz w:val="26"/>
+          <w:szCs w:val="26"/>
+        </w:rPr>
+        <w:t xml:space="preserve">6.2. Địa điểm: {dia_diem}</w:t>
+      </w:r>
+    </w:p>
+    <w:p>
+      <w:pPr>
+        <w:spacing w:after="0" w:line="276" w:lineRule="auto"/>
+        <w:ind w:left="1" w:hanging="3"/>
+        <w:jc w:val="both"/>
+        <w:rPr>
+          <w:rFonts w:ascii="Times New Roman" w:eastAsia="Times New Roman" w:hAnsi="Times New Roman" w:cs="Times New Roman"/>
           <w:sz w:val="26"/>
           <w:szCs w:val="26"/>
         </w:rPr>
@@ -841,10 +965,18 @@
           <w:sz w:val="26"/>
           <w:szCs w:val="26"/>
         </w:rPr>
-        <w:t xml:space="preserve">II. Nhóm tác giả của sản phẩm chuyển giao:</w:t>
+        <w:t xml:space="preserve">VII. Chi phí chuyển giao </w:t>
       </w:r>
       <w:r>
-        <w:br/>
+        <w:rPr>
+          <w:rFonts w:ascii="Times New Roman" w:eastAsia="Times New Roman" w:hAnsi="Times New Roman" w:cs="Times New Roman"/>
+          <w:b/>
+          <w:i/>
+          <w:sz w:val="26"/>
+          <w:szCs w:val="26"/>
+          <w:highlight w:val="yellow"/>
+        </w:rPr>
+        <w:t>(nếu có tùy theo thỏa thuận)</w:t>
       </w:r>
       <w:r>
         <w:rPr>
@@ -853,7 +985,41 @@
           <w:sz w:val="26"/>
           <w:szCs w:val="26"/>
         </w:rPr>
-        <w:t xml:space="preserve">{{nhom_tac_gia}}</w:t>
+        <w:t xml:space="preserve"> </w:t>
+      </w:r>
+    </w:p>
+    <w:p>
+      <w:pPr>
+        <w:spacing w:after="100" w:line="276" w:lineRule="auto"/>
+      </w:pPr>
+      <w:r>
+        <w:rPr>
+          <w:rFonts w:ascii="Times New Roman" w:hAnsi="Times New Roman" w:cs="Times New Roman"/>
+          <w:sz w:val="26"/>
+          <w:szCs w:val="26"/>
+        </w:rPr>
+        <w:t xml:space="preserve">{chi_phi}</w:t>
+      </w:r>
+    </w:p>
+    <w:p>
+      <w:pPr>
+        <w:spacing w:after="0" w:line="276" w:lineRule="auto"/>
+        <w:ind w:leftChars="0" w:left="0" w:firstLineChars="0" w:firstLine="0"/>
+        <w:jc w:val="both"/>
+        <w:rPr>
+          <w:rFonts w:ascii="Times New Roman" w:eastAsia="Times New Roman" w:hAnsi="Times New Roman" w:cs="Times New Roman"/>
+          <w:sz w:val="26"/>
+          <w:szCs w:val="26"/>
+        </w:rPr>
+      </w:pPr>
+      <w:r>
+        <w:rPr>
+          <w:rFonts w:ascii="Times New Roman" w:eastAsia="Times New Roman" w:hAnsi="Times New Roman" w:cs="Times New Roman"/>
+          <w:b/>
+          <w:sz w:val="26"/>
+          <w:szCs w:val="26"/>
+        </w:rPr>
+        <w:t xml:space="preserve">VIII. Ban chỉ đạo – tổ chức chuyển giao </w:t>
       </w:r>
     </w:p>
     <w:p>
@@ -863,302 +1029,18 @@
         <w:jc w:val="both"/>
         <w:rPr>
           <w:rFonts w:ascii="Times New Roman" w:eastAsia="Times New Roman" w:hAnsi="Times New Roman" w:cs="Times New Roman"/>
-          <w:b/>
           <w:sz w:val="26"/>
           <w:szCs w:val="26"/>
         </w:rPr>
       </w:pPr>
-    </w:p>
-    <w:p>
-      <w:pPr>
-        <w:spacing w:after="0" w:line="276" w:lineRule="auto"/>
-        <w:ind w:left="1" w:hanging="3"/>
-        <w:jc w:val="both"/>
+      <w:r>
         <w:rPr>
           <w:rFonts w:ascii="Times New Roman" w:eastAsia="Times New Roman" w:hAnsi="Times New Roman" w:cs="Times New Roman"/>
           <w:b/>
           <w:sz w:val="26"/>
           <w:szCs w:val="26"/>
         </w:rPr>
-      </w:pPr>
-      <w:r>
-        <w:rPr>
-          <w:rFonts w:ascii="Times New Roman" w:eastAsia="Times New Roman" w:hAnsi="Times New Roman" w:cs="Times New Roman"/>
-          <w:b/>
-          <w:sz w:val="26"/>
-          <w:szCs w:val="26"/>
-        </w:rPr>
-        <w:t xml:space="preserve">III. Loại hình sản phẩm chuyển giao công nghệ: {{loai_hinh_san_pham}}</w:t>
-      </w:r>
-    </w:p>
-    <w:p>
-      <w:pPr>
-        <w:spacing w:after="0" w:line="276" w:lineRule="auto"/>
-        <w:ind w:left="1" w:hanging="3"/>
-        <w:jc w:val="both"/>
-        <w:rPr>
-          <w:rFonts w:ascii="Times New Roman" w:eastAsia="Times New Roman" w:hAnsi="Times New Roman" w:cs="Times New Roman"/>
-          <w:b/>
-          <w:sz w:val="26"/>
-          <w:szCs w:val="26"/>
-        </w:rPr>
-      </w:pPr>
-    </w:p>
-    <w:p>
-      <w:pPr>
-        <w:spacing w:after="0" w:line="276" w:lineRule="auto"/>
-        <w:ind w:left="1" w:hanging="3"/>
-        <w:jc w:val="both"/>
-        <w:rPr>
-          <w:rFonts w:ascii="Times New Roman" w:eastAsia="Times New Roman" w:hAnsi="Times New Roman" w:cs="Times New Roman"/>
-          <w:b/>
-          <w:sz w:val="26"/>
-          <w:szCs w:val="26"/>
-        </w:rPr>
-      </w:pPr>
-      <w:r>
-        <w:rPr>
-          <w:rFonts w:ascii="Times New Roman" w:eastAsia="Times New Roman" w:hAnsi="Times New Roman" w:cs="Times New Roman"/>
-          <w:b/>
-          <w:sz w:val="26"/>
-          <w:szCs w:val="26"/>
-        </w:rPr>
-        <w:t xml:space="preserve">IV. Phương thức chuyển giao: {{phuong_thuc}}</w:t>
-      </w:r>
-    </w:p>
-    <w:p>
-      <w:pPr>
-        <w:spacing w:after="0" w:line="276" w:lineRule="auto"/>
-        <w:ind w:left="1" w:hanging="3"/>
-        <w:jc w:val="both"/>
-        <w:rPr>
-          <w:rFonts w:ascii="Times New Roman" w:eastAsia="Times New Roman" w:hAnsi="Times New Roman" w:cs="Times New Roman"/>
-          <w:b/>
-          <w:sz w:val="26"/>
-          <w:szCs w:val="26"/>
-        </w:rPr>
-      </w:pPr>
-    </w:p>
-    <w:p>
-      <w:pPr>
-        <w:spacing w:after="0" w:line="276" w:lineRule="auto"/>
-        <w:ind w:left="1" w:hanging="3"/>
-        <w:jc w:val="both"/>
-        <w:rPr>
-          <w:rFonts w:ascii="Times New Roman" w:eastAsia="Times New Roman" w:hAnsi="Times New Roman" w:cs="Times New Roman"/>
-          <w:b/>
-          <w:sz w:val="26"/>
-          <w:szCs w:val="26"/>
-        </w:rPr>
-      </w:pPr>
-      <w:r>
-        <w:rPr>
-          <w:rFonts w:ascii="Times New Roman" w:eastAsia="Times New Roman" w:hAnsi="Times New Roman" w:cs="Times New Roman"/>
-          <w:b/>
-          <w:sz w:val="26"/>
-          <w:szCs w:val="26"/>
-        </w:rPr>
-        <w:t xml:space="preserve">V. Bên nhận chuyển giao: {{ben_nhan_chuyen_giao}}</w:t>
-      </w:r>
-    </w:p>
-    <w:p>
-      <w:pPr>
-        <w:spacing w:after="0" w:line="276" w:lineRule="auto"/>
-        <w:ind w:left="1" w:hanging="3"/>
-        <w:jc w:val="both"/>
-        <w:rPr>
-          <w:rFonts w:ascii="Times New Roman" w:eastAsia="Times New Roman" w:hAnsi="Times New Roman" w:cs="Times New Roman"/>
-          <w:b/>
-          <w:sz w:val="26"/>
-          <w:szCs w:val="26"/>
-        </w:rPr>
-      </w:pPr>
-    </w:p>
-    <w:p>
-      <w:pPr>
-        <w:spacing w:after="0" w:line="276" w:lineRule="auto"/>
-        <w:ind w:left="1" w:hanging="3"/>
-        <w:jc w:val="both"/>
-        <w:rPr>
-          <w:rFonts w:ascii="Times New Roman" w:eastAsia="Times New Roman" w:hAnsi="Times New Roman" w:cs="Times New Roman"/>
-          <w:sz w:val="26"/>
-          <w:szCs w:val="26"/>
-        </w:rPr>
-      </w:pPr>
-      <w:r>
-        <w:rPr>
-          <w:rFonts w:ascii="Times New Roman" w:eastAsia="Times New Roman" w:hAnsi="Times New Roman" w:cs="Times New Roman"/>
-          <w:b/>
-          <w:sz w:val="26"/>
-          <w:szCs w:val="26"/>
-        </w:rPr>
-        <w:t>VI. Thời gian, địa điểm chuyển giao</w:t>
-      </w:r>
-    </w:p>
-    <w:p>
-      <w:pPr>
-        <w:spacing w:after="0" w:line="276" w:lineRule="auto"/>
-        <w:ind w:left="1" w:hanging="3"/>
-        <w:jc w:val="both"/>
-        <w:rPr>
-          <w:rFonts w:ascii="Times New Roman" w:eastAsia="Times New Roman" w:hAnsi="Times New Roman" w:cs="Times New Roman"/>
-          <w:sz w:val="26"/>
-          <w:szCs w:val="26"/>
-        </w:rPr>
-      </w:pPr>
-      <w:r>
-        <w:rPr>
-          <w:rFonts w:ascii="Times New Roman" w:eastAsia="Times New Roman" w:hAnsi="Times New Roman" w:cs="Times New Roman"/>
-          <w:sz w:val="26"/>
-          <w:szCs w:val="26"/>
-        </w:rPr>
-        <w:t xml:space="preserve">6.1. Thời gian: {{thoi_gian}}</w:t>
-      </w:r>
-    </w:p>
-    <w:p>
-      <w:pPr>
-        <w:spacing w:after="0" w:line="276" w:lineRule="auto"/>
-        <w:ind w:left="1" w:hanging="3"/>
-        <w:jc w:val="both"/>
-        <w:rPr>
-          <w:rFonts w:ascii="Times New Roman" w:eastAsia="Times New Roman" w:hAnsi="Times New Roman" w:cs="Times New Roman"/>
-          <w:sz w:val="26"/>
-          <w:szCs w:val="26"/>
-        </w:rPr>
-      </w:pPr>
-      <w:r>
-        <w:rPr>
-          <w:rFonts w:ascii="Times New Roman" w:eastAsia="Times New Roman" w:hAnsi="Times New Roman" w:cs="Times New Roman"/>
-          <w:sz w:val="26"/>
-          <w:szCs w:val="26"/>
-        </w:rPr>
-        <w:t xml:space="preserve">6.2. Địa điểm: {{dia_diem}}</w:t>
-      </w:r>
-    </w:p>
-    <w:p>
-      <w:pPr>
-        <w:spacing w:after="0" w:line="276" w:lineRule="auto"/>
-        <w:ind w:left="1" w:hanging="3"/>
-        <w:jc w:val="both"/>
-        <w:rPr>
-          <w:rFonts w:ascii="Times New Roman" w:eastAsia="Times New Roman" w:hAnsi="Times New Roman" w:cs="Times New Roman"/>
-          <w:sz w:val="26"/>
-          <w:szCs w:val="26"/>
-        </w:rPr>
-      </w:pPr>
-    </w:p>
-    <w:p>
-      <w:pPr>
-        <w:spacing w:after="0" w:line="276" w:lineRule="auto"/>
-        <w:ind w:left="1" w:hanging="3"/>
-        <w:jc w:val="both"/>
-        <w:rPr>
-          <w:rFonts w:ascii="Times New Roman" w:eastAsia="Times New Roman" w:hAnsi="Times New Roman" w:cs="Times New Roman"/>
-          <w:b/>
-          <w:sz w:val="26"/>
-          <w:szCs w:val="26"/>
-        </w:rPr>
-      </w:pPr>
-      <w:r>
-        <w:rPr>
-          <w:rFonts w:ascii="Times New Roman" w:eastAsia="Times New Roman" w:hAnsi="Times New Roman" w:cs="Times New Roman"/>
-          <w:b/>
-          <w:sz w:val="26"/>
-          <w:szCs w:val="26"/>
-        </w:rPr>
-        <w:t xml:space="preserve">VII. Chi phí chuyển giao: {{chi_phi}}</w:t>
-      </w:r>
-    </w:p>
-    <w:p>
-      <w:pPr>
-        <w:spacing w:after="0" w:line="276" w:lineRule="auto"/>
-        <w:ind w:leftChars="0" w:left="0" w:firstLineChars="0" w:firstLine="0"/>
-        <w:jc w:val="both"/>
-        <w:rPr>
-          <w:rFonts w:ascii="Times New Roman" w:eastAsia="Times New Roman" w:hAnsi="Times New Roman" w:cs="Times New Roman"/>
-          <w:b/>
-          <w:sz w:val="26"/>
-          <w:szCs w:val="26"/>
-        </w:rPr>
-      </w:pPr>
-    </w:p>
-    <w:p>
-      <w:pPr>
-        <w:spacing w:after="0" w:line="276" w:lineRule="auto"/>
-        <w:ind w:leftChars="0" w:left="0" w:firstLineChars="0" w:firstLine="0"/>
-        <w:jc w:val="both"/>
-        <w:rPr>
-          <w:rFonts w:ascii="Times New Roman" w:eastAsia="Times New Roman" w:hAnsi="Times New Roman" w:cs="Times New Roman"/>
-          <w:sz w:val="26"/>
-          <w:szCs w:val="26"/>
-        </w:rPr>
-      </w:pPr>
-      <w:r>
-        <w:rPr>
-          <w:rFonts w:ascii="Times New Roman" w:eastAsia="Times New Roman" w:hAnsi="Times New Roman" w:cs="Times New Roman"/>
-          <w:b/>
-          <w:sz w:val="26"/>
-          <w:szCs w:val="26"/>
-        </w:rPr>
-        <w:t>VI</w:t>
-      </w:r>
-      <w:r>
-        <w:rPr>
-          <w:rFonts w:ascii="Times New Roman" w:eastAsia="Times New Roman" w:hAnsi="Times New Roman" w:cs="Times New Roman"/>
-          <w:b/>
-          <w:sz w:val="26"/>
-          <w:szCs w:val="26"/>
-        </w:rPr>
-        <w:t>II. Ban chỉ đạo – tổ chức</w:t>
-      </w:r>
-      <w:r>
-        <w:rPr>
-          <w:rFonts w:ascii="Times New Roman" w:eastAsia="Times New Roman" w:hAnsi="Times New Roman" w:cs="Times New Roman"/>
-          <w:b/>
-          <w:sz w:val="26"/>
-          <w:szCs w:val="26"/>
-        </w:rPr>
-        <w:t xml:space="preserve"> chuyển giao</w:t>
-      </w:r>
-      <w:r>
-        <w:rPr>
-          <w:rFonts w:ascii="Times New Roman" w:eastAsia="Times New Roman" w:hAnsi="Times New Roman" w:cs="Times New Roman"/>
-          <w:b/>
-          <w:sz w:val="26"/>
-          <w:szCs w:val="26"/>
-        </w:rPr>
-        <w:t xml:space="preserve"> </w:t>
-      </w:r>
-    </w:p>
-    <w:p>
-      <w:pPr>
-        <w:spacing w:after="0" w:line="276" w:lineRule="auto"/>
-        <w:ind w:left="1" w:hanging="3"/>
-        <w:jc w:val="both"/>
-        <w:rPr>
-          <w:rFonts w:ascii="Times New Roman" w:eastAsia="Times New Roman" w:hAnsi="Times New Roman" w:cs="Times New Roman"/>
-          <w:sz w:val="26"/>
-          <w:szCs w:val="26"/>
-        </w:rPr>
-      </w:pPr>
-      <w:r>
-        <w:rPr>
-          <w:rFonts w:ascii="Times New Roman" w:eastAsia="Times New Roman" w:hAnsi="Times New Roman" w:cs="Times New Roman"/>
-          <w:sz w:val="26"/>
-          <w:szCs w:val="26"/>
-        </w:rPr>
-        <w:t xml:space="preserve">8.1 Ban chỉ đạo:</w:t>
-      </w:r>
-      <w:r>
-        <w:br/>
-      </w:r>
-      <w:r>
-        <w:rPr>
-          <w:rFonts w:ascii="Times New Roman" w:eastAsia="Times New Roman" w:hAnsi="Times New Roman" w:cs="Times New Roman"/>
-          <w:sz w:val="26"/>
-          <w:szCs w:val="26"/>
-        </w:rPr>
-        <w:t xml:space="preserve">{{ban_chi_dao}}</w:t>
+        <w:t xml:space="preserve">8.1 Ban chỉ đạo </w:t>
       </w:r>
     </w:p>
     <w:tbl>
@@ -1180,24 +1062,15 @@
           </w:tcPr>
           <w:p>
             <w:pPr>
-              <w:spacing w:after="0" w:line="276" w:lineRule="auto"/>
-              <w:ind w:left="1" w:hanging="3"/>
-              <w:jc w:val="both"/>
-              <w:rPr>
-                <w:rFonts w:ascii="Times New Roman" w:eastAsia="Times New Roman" w:hAnsi="Times New Roman" w:cs="Times New Roman"/>
-                <w:color w:val="FFFFFF" w:themeColor="background1"/>
-                <w:sz w:val="26"/>
-                <w:szCs w:val="26"/>
-              </w:rPr>
-            </w:pPr>
-            <w:r>
-              <w:rPr>
-                <w:rFonts w:ascii="Times New Roman" w:eastAsia="Times New Roman" w:hAnsi="Times New Roman" w:cs="Times New Roman"/>
-                <w:color w:val="FFFFFF" w:themeColor="background1"/>
-                <w:sz w:val="26"/>
-                <w:szCs w:val="26"/>
-              </w:rPr>
-              <w:t>1.</w:t>
+              <w:spacing w:after="100" w:line="276" w:lineRule="auto"/>
+            </w:pPr>
+            <w:r>
+              <w:rPr>
+                <w:rFonts w:ascii="Times New Roman" w:hAnsi="Times New Roman" w:cs="Times New Roman"/>
+                <w:sz w:val="26"/>
+                <w:szCs w:val="26"/>
+              </w:rPr>
+              <w:t xml:space="preserve">{-w:tr ds_ban_chi_dao}{col1}</w:t>
             </w:r>
           </w:p>
         </w:tc>
@@ -1207,101 +1080,16 @@
           </w:tcPr>
           <w:p>
             <w:pPr>
-              <w:spacing w:after="0" w:line="276" w:lineRule="auto"/>
-              <w:ind w:left="1" w:hanging="3"/>
-              <w:jc w:val="both"/>
-              <w:rPr>
-                <w:rFonts w:ascii="Times New Roman" w:eastAsia="Times New Roman" w:hAnsi="Times New Roman" w:cs="Times New Roman"/>
-                <w:color w:val="FFFFFF" w:themeColor="background1"/>
-                <w:sz w:val="26"/>
-                <w:szCs w:val="26"/>
-              </w:rPr>
-            </w:pPr>
-          </w:p>
-        </w:tc>
-      </w:tr>
-      <w:tr>
-        <w:tc>
-          <w:tcPr>
-            <w:tcW w:w="3042" w:type="dxa"/>
-          </w:tcPr>
-          <w:p>
-            <w:pPr>
-              <w:spacing w:after="0" w:line="276" w:lineRule="auto"/>
-              <w:ind w:left="1" w:hanging="3"/>
-              <w:jc w:val="both"/>
-              <w:rPr>
-                <w:rFonts w:ascii="Times New Roman" w:eastAsia="Times New Roman" w:hAnsi="Times New Roman" w:cs="Times New Roman"/>
-                <w:color w:val="FFFFFF" w:themeColor="background1"/>
-                <w:sz w:val="26"/>
-                <w:szCs w:val="26"/>
-              </w:rPr>
-            </w:pPr>
-            <w:r>
-              <w:rPr>
-                <w:rFonts w:ascii="Times New Roman" w:eastAsia="Times New Roman" w:hAnsi="Times New Roman" w:cs="Times New Roman"/>
-                <w:color w:val="FFFFFF" w:themeColor="background1"/>
-                <w:sz w:val="26"/>
-                <w:szCs w:val="26"/>
-              </w:rPr>
-              <w:t>2.</w:t>
-            </w:r>
-          </w:p>
-        </w:tc>
-        <w:tc>
-          <w:tcPr>
-            <w:tcW w:w="3122" w:type="dxa"/>
-          </w:tcPr>
-          <w:p>
-            <w:pPr>
-              <w:spacing w:after="0" w:line="276" w:lineRule="auto"/>
-              <w:ind w:left="1" w:hanging="3"/>
-              <w:jc w:val="both"/>
-              <w:rPr>
-                <w:rFonts w:ascii="Times New Roman" w:eastAsia="Times New Roman" w:hAnsi="Times New Roman" w:cs="Times New Roman"/>
-                <w:color w:val="FFFFFF" w:themeColor="background1"/>
-                <w:sz w:val="26"/>
-                <w:szCs w:val="26"/>
-              </w:rPr>
-            </w:pPr>
-          </w:p>
-        </w:tc>
-      </w:tr>
-      <w:tr>
-        <w:tc>
-          <w:tcPr>
-            <w:tcW w:w="3042" w:type="dxa"/>
-          </w:tcPr>
-          <w:p>
-            <w:pPr>
-              <w:spacing w:after="0" w:line="276" w:lineRule="auto"/>
-              <w:ind w:left="1" w:hanging="3"/>
-              <w:jc w:val="both"/>
-              <w:rPr>
-                <w:rFonts w:ascii="Times New Roman" w:eastAsia="Times New Roman" w:hAnsi="Times New Roman" w:cs="Times New Roman"/>
-                <w:color w:val="FFFFFF" w:themeColor="background1"/>
-                <w:sz w:val="26"/>
-                <w:szCs w:val="26"/>
-              </w:rPr>
-            </w:pPr>
-          </w:p>
-        </w:tc>
-        <w:tc>
-          <w:tcPr>
-            <w:tcW w:w="3122" w:type="dxa"/>
-          </w:tcPr>
-          <w:p>
-            <w:pPr>
-              <w:spacing w:after="0" w:line="276" w:lineRule="auto"/>
-              <w:ind w:left="1" w:hanging="3"/>
-              <w:jc w:val="both"/>
-              <w:rPr>
-                <w:rFonts w:ascii="Times New Roman" w:eastAsia="Times New Roman" w:hAnsi="Times New Roman" w:cs="Times New Roman"/>
-                <w:color w:val="FFFFFF" w:themeColor="background1"/>
-                <w:sz w:val="26"/>
-                <w:szCs w:val="26"/>
-              </w:rPr>
-            </w:pPr>
+              <w:spacing w:after="100" w:line="276" w:lineRule="auto"/>
+            </w:pPr>
+            <w:r>
+              <w:rPr>
+                <w:rFonts w:ascii="Times New Roman" w:hAnsi="Times New Roman" w:cs="Times New Roman"/>
+                <w:sz w:val="26"/>
+                <w:szCs w:val="26"/>
+              </w:rPr>
+              <w:t xml:space="preserve">{col2}{/ds_ban_chi_dao}</w:t>
+            </w:r>
           </w:p>
         </w:tc>
       </w:tr>
@@ -1320,21 +1108,11 @@
       <w:r>
         <w:rPr>
           <w:rFonts w:ascii="Times New Roman" w:eastAsia="Times New Roman" w:hAnsi="Times New Roman" w:cs="Times New Roman"/>
-          <w:sz w:val="26"/>
-          <w:szCs w:val="26"/>
-        </w:rPr>
-        <w:t xml:space="preserve">8.2. Ban tổ chức:</w:t>
-      </w:r>
-      <w:r>
-        <w:br/>
-      </w:r>
-      <w:r>
-        <w:rPr>
-          <w:rFonts w:ascii="Times New Roman" w:eastAsia="Times New Roman" w:hAnsi="Times New Roman" w:cs="Times New Roman"/>
-          <w:sz w:val="26"/>
-          <w:szCs w:val="26"/>
-        </w:rPr>
-        <w:t xml:space="preserve">{{ban_to_chuc}}</w:t>
+          <w:b/>
+          <w:sz w:val="26"/>
+          <w:szCs w:val="26"/>
+        </w:rPr>
+        <w:t xml:space="preserve">8.2. Ban tổ chức</w:t>
       </w:r>
     </w:p>
     <w:tbl>
@@ -1356,24 +1134,15 @@
           </w:tcPr>
           <w:p>
             <w:pPr>
-              <w:spacing w:after="0" w:line="276" w:lineRule="auto"/>
-              <w:ind w:left="1" w:hanging="3"/>
-              <w:jc w:val="both"/>
-              <w:rPr>
-                <w:rFonts w:ascii="Times New Roman" w:eastAsia="Times New Roman" w:hAnsi="Times New Roman" w:cs="Times New Roman"/>
-                <w:color w:val="FFFFFF" w:themeColor="background1"/>
-                <w:sz w:val="26"/>
-                <w:szCs w:val="26"/>
-              </w:rPr>
-            </w:pPr>
-            <w:r>
-              <w:rPr>
-                <w:rFonts w:ascii="Times New Roman" w:eastAsia="Times New Roman" w:hAnsi="Times New Roman" w:cs="Times New Roman"/>
-                <w:color w:val="FFFFFF" w:themeColor="background1"/>
-                <w:sz w:val="26"/>
-                <w:szCs w:val="26"/>
-              </w:rPr>
-              <w:t>1.</w:t>
+              <w:spacing w:after="100" w:line="276" w:lineRule="auto"/>
+            </w:pPr>
+            <w:r>
+              <w:rPr>
+                <w:rFonts w:ascii="Times New Roman" w:hAnsi="Times New Roman" w:cs="Times New Roman"/>
+                <w:sz w:val="26"/>
+                <w:szCs w:val="26"/>
+              </w:rPr>
+              <w:t xml:space="preserve">{-w:tr ds_ban_to_chuc}{col1}</w:t>
             </w:r>
           </w:p>
         </w:tc>
@@ -1383,101 +1152,16 @@
           </w:tcPr>
           <w:p>
             <w:pPr>
-              <w:spacing w:after="0" w:line="276" w:lineRule="auto"/>
-              <w:ind w:left="1" w:hanging="3"/>
-              <w:jc w:val="both"/>
-              <w:rPr>
-                <w:rFonts w:ascii="Times New Roman" w:eastAsia="Times New Roman" w:hAnsi="Times New Roman" w:cs="Times New Roman"/>
-                <w:color w:val="FFFFFF" w:themeColor="background1"/>
-                <w:sz w:val="26"/>
-                <w:szCs w:val="26"/>
-              </w:rPr>
-            </w:pPr>
-          </w:p>
-        </w:tc>
-      </w:tr>
-      <w:tr>
-        <w:tc>
-          <w:tcPr>
-            <w:tcW w:w="3042" w:type="dxa"/>
-          </w:tcPr>
-          <w:p>
-            <w:pPr>
-              <w:spacing w:after="0" w:line="276" w:lineRule="auto"/>
-              <w:ind w:left="1" w:hanging="3"/>
-              <w:jc w:val="both"/>
-              <w:rPr>
-                <w:rFonts w:ascii="Times New Roman" w:eastAsia="Times New Roman" w:hAnsi="Times New Roman" w:cs="Times New Roman"/>
-                <w:color w:val="FFFFFF" w:themeColor="background1"/>
-                <w:sz w:val="26"/>
-                <w:szCs w:val="26"/>
-              </w:rPr>
-            </w:pPr>
-            <w:r>
-              <w:rPr>
-                <w:rFonts w:ascii="Times New Roman" w:eastAsia="Times New Roman" w:hAnsi="Times New Roman" w:cs="Times New Roman"/>
-                <w:color w:val="FFFFFF" w:themeColor="background1"/>
-                <w:sz w:val="26"/>
-                <w:szCs w:val="26"/>
-              </w:rPr>
-              <w:t>2.</w:t>
-            </w:r>
-          </w:p>
-        </w:tc>
-        <w:tc>
-          <w:tcPr>
-            <w:tcW w:w="3122" w:type="dxa"/>
-          </w:tcPr>
-          <w:p>
-            <w:pPr>
-              <w:spacing w:after="0" w:line="276" w:lineRule="auto"/>
-              <w:ind w:left="1" w:hanging="3"/>
-              <w:jc w:val="both"/>
-              <w:rPr>
-                <w:rFonts w:ascii="Times New Roman" w:eastAsia="Times New Roman" w:hAnsi="Times New Roman" w:cs="Times New Roman"/>
-                <w:color w:val="FFFFFF" w:themeColor="background1"/>
-                <w:sz w:val="26"/>
-                <w:szCs w:val="26"/>
-              </w:rPr>
-            </w:pPr>
-          </w:p>
-        </w:tc>
-      </w:tr>
-      <w:tr>
-        <w:tc>
-          <w:tcPr>
-            <w:tcW w:w="3042" w:type="dxa"/>
-          </w:tcPr>
-          <w:p>
-            <w:pPr>
-              <w:spacing w:after="0" w:line="276" w:lineRule="auto"/>
-              <w:ind w:left="1" w:hanging="3"/>
-              <w:jc w:val="both"/>
-              <w:rPr>
-                <w:rFonts w:ascii="Times New Roman" w:eastAsia="Times New Roman" w:hAnsi="Times New Roman" w:cs="Times New Roman"/>
-                <w:color w:val="FFFFFF" w:themeColor="background1"/>
-                <w:sz w:val="26"/>
-                <w:szCs w:val="26"/>
-              </w:rPr>
-            </w:pPr>
-          </w:p>
-        </w:tc>
-        <w:tc>
-          <w:tcPr>
-            <w:tcW w:w="3122" w:type="dxa"/>
-          </w:tcPr>
-          <w:p>
-            <w:pPr>
-              <w:spacing w:after="0" w:line="276" w:lineRule="auto"/>
-              <w:ind w:left="1" w:hanging="3"/>
-              <w:jc w:val="both"/>
-              <w:rPr>
-                <w:rFonts w:ascii="Times New Roman" w:eastAsia="Times New Roman" w:hAnsi="Times New Roman" w:cs="Times New Roman"/>
-                <w:color w:val="FFFFFF" w:themeColor="background1"/>
-                <w:sz w:val="26"/>
-                <w:szCs w:val="26"/>
-              </w:rPr>
-            </w:pPr>
+              <w:spacing w:after="100" w:line="276" w:lineRule="auto"/>
+            </w:pPr>
+            <w:r>
+              <w:rPr>
+                <w:rFonts w:ascii="Times New Roman" w:hAnsi="Times New Roman" w:cs="Times New Roman"/>
+                <w:sz w:val="26"/>
+                <w:szCs w:val="26"/>
+              </w:rPr>
+              <w:t xml:space="preserve">{col2}{/ds_ban_to_chuc}</w:t>
+            </w:r>
           </w:p>
         </w:tc>
       </w:tr>
@@ -1508,21 +1192,11 @@
       <w:r>
         <w:rPr>
           <w:rFonts w:ascii="Times New Roman" w:eastAsia="Times New Roman" w:hAnsi="Times New Roman" w:cs="Times New Roman"/>
-          <w:sz w:val="26"/>
-          <w:szCs w:val="26"/>
-        </w:rPr>
-        <w:t xml:space="preserve">8.3. Nhân sự thực hiện:</w:t>
-      </w:r>
-      <w:r>
-        <w:br/>
-      </w:r>
-      <w:r>
-        <w:rPr>
-          <w:rFonts w:ascii="Times New Roman" w:eastAsia="Times New Roman" w:hAnsi="Times New Roman" w:cs="Times New Roman"/>
-          <w:sz w:val="26"/>
-          <w:szCs w:val="26"/>
-        </w:rPr>
-        <w:t xml:space="preserve">{{nhan_su}}</w:t>
+          <w:b/>
+          <w:sz w:val="26"/>
+          <w:szCs w:val="26"/>
+        </w:rPr>
+        <w:t xml:space="preserve">8.3. Nhân sự thực hiện</w:t>
       </w:r>
     </w:p>
     <w:tbl>
@@ -1544,24 +1218,15 @@
           </w:tcPr>
           <w:p>
             <w:pPr>
-              <w:spacing w:after="0" w:line="276" w:lineRule="auto"/>
-              <w:ind w:left="1" w:hanging="3"/>
-              <w:jc w:val="both"/>
-              <w:rPr>
-                <w:rFonts w:ascii="Times New Roman" w:eastAsia="Times New Roman" w:hAnsi="Times New Roman" w:cs="Times New Roman"/>
-                <w:color w:val="FFFFFF" w:themeColor="background1"/>
-                <w:sz w:val="26"/>
-                <w:szCs w:val="26"/>
-              </w:rPr>
-            </w:pPr>
-            <w:r>
-              <w:rPr>
-                <w:rFonts w:ascii="Times New Roman" w:eastAsia="Times New Roman" w:hAnsi="Times New Roman" w:cs="Times New Roman"/>
-                <w:color w:val="FFFFFF" w:themeColor="background1"/>
-                <w:sz w:val="26"/>
-                <w:szCs w:val="26"/>
-              </w:rPr>
-              <w:t>1.</w:t>
+              <w:spacing w:after="100" w:line="276" w:lineRule="auto"/>
+            </w:pPr>
+            <w:r>
+              <w:rPr>
+                <w:rFonts w:ascii="Times New Roman" w:hAnsi="Times New Roman" w:cs="Times New Roman"/>
+                <w:sz w:val="26"/>
+                <w:szCs w:val="26"/>
+              </w:rPr>
+              <w:t xml:space="preserve">{-w:tr ds_nhan_su}{col1}</w:t>
             </w:r>
           </w:p>
         </w:tc>
@@ -1571,101 +1236,16 @@
           </w:tcPr>
           <w:p>
             <w:pPr>
-              <w:spacing w:after="0" w:line="276" w:lineRule="auto"/>
-              <w:ind w:left="1" w:hanging="3"/>
-              <w:jc w:val="both"/>
-              <w:rPr>
-                <w:rFonts w:ascii="Times New Roman" w:eastAsia="Times New Roman" w:hAnsi="Times New Roman" w:cs="Times New Roman"/>
-                <w:color w:val="FFFFFF" w:themeColor="background1"/>
-                <w:sz w:val="26"/>
-                <w:szCs w:val="26"/>
-              </w:rPr>
-            </w:pPr>
-          </w:p>
-        </w:tc>
-      </w:tr>
-      <w:tr>
-        <w:tc>
-          <w:tcPr>
-            <w:tcW w:w="3042" w:type="dxa"/>
-          </w:tcPr>
-          <w:p>
-            <w:pPr>
-              <w:spacing w:after="0" w:line="276" w:lineRule="auto"/>
-              <w:ind w:left="1" w:hanging="3"/>
-              <w:jc w:val="both"/>
-              <w:rPr>
-                <w:rFonts w:ascii="Times New Roman" w:eastAsia="Times New Roman" w:hAnsi="Times New Roman" w:cs="Times New Roman"/>
-                <w:color w:val="FFFFFF" w:themeColor="background1"/>
-                <w:sz w:val="26"/>
-                <w:szCs w:val="26"/>
-              </w:rPr>
-            </w:pPr>
-            <w:r>
-              <w:rPr>
-                <w:rFonts w:ascii="Times New Roman" w:eastAsia="Times New Roman" w:hAnsi="Times New Roman" w:cs="Times New Roman"/>
-                <w:color w:val="FFFFFF" w:themeColor="background1"/>
-                <w:sz w:val="26"/>
-                <w:szCs w:val="26"/>
-              </w:rPr>
-              <w:t>2.</w:t>
-            </w:r>
-          </w:p>
-        </w:tc>
-        <w:tc>
-          <w:tcPr>
-            <w:tcW w:w="3122" w:type="dxa"/>
-          </w:tcPr>
-          <w:p>
-            <w:pPr>
-              <w:spacing w:after="0" w:line="276" w:lineRule="auto"/>
-              <w:ind w:left="1" w:hanging="3"/>
-              <w:jc w:val="both"/>
-              <w:rPr>
-                <w:rFonts w:ascii="Times New Roman" w:eastAsia="Times New Roman" w:hAnsi="Times New Roman" w:cs="Times New Roman"/>
-                <w:color w:val="FFFFFF" w:themeColor="background1"/>
-                <w:sz w:val="26"/>
-                <w:szCs w:val="26"/>
-              </w:rPr>
-            </w:pPr>
-          </w:p>
-        </w:tc>
-      </w:tr>
-      <w:tr>
-        <w:tc>
-          <w:tcPr>
-            <w:tcW w:w="3042" w:type="dxa"/>
-          </w:tcPr>
-          <w:p>
-            <w:pPr>
-              <w:spacing w:after="0" w:line="276" w:lineRule="auto"/>
-              <w:ind w:left="1" w:hanging="3"/>
-              <w:jc w:val="both"/>
-              <w:rPr>
-                <w:rFonts w:ascii="Times New Roman" w:eastAsia="Times New Roman" w:hAnsi="Times New Roman" w:cs="Times New Roman"/>
-                <w:color w:val="FFFFFF" w:themeColor="background1"/>
-                <w:sz w:val="26"/>
-                <w:szCs w:val="26"/>
-              </w:rPr>
-            </w:pPr>
-          </w:p>
-        </w:tc>
-        <w:tc>
-          <w:tcPr>
-            <w:tcW w:w="3122" w:type="dxa"/>
-          </w:tcPr>
-          <w:p>
-            <w:pPr>
-              <w:spacing w:after="0" w:line="276" w:lineRule="auto"/>
-              <w:ind w:left="1" w:hanging="3"/>
-              <w:jc w:val="both"/>
-              <w:rPr>
-                <w:rFonts w:ascii="Times New Roman" w:eastAsia="Times New Roman" w:hAnsi="Times New Roman" w:cs="Times New Roman"/>
-                <w:color w:val="FFFFFF" w:themeColor="background1"/>
-                <w:sz w:val="26"/>
-                <w:szCs w:val="26"/>
-              </w:rPr>
-            </w:pPr>
+              <w:spacing w:after="100" w:line="276" w:lineRule="auto"/>
+            </w:pPr>
+            <w:r>
+              <w:rPr>
+                <w:rFonts w:ascii="Times New Roman" w:hAnsi="Times New Roman" w:cs="Times New Roman"/>
+                <w:sz w:val="26"/>
+                <w:szCs w:val="26"/>
+              </w:rPr>
+              <w:t xml:space="preserve">{col2}{/ds_nhan_su}</w:t>
+            </w:r>
           </w:p>
         </w:tc>
       </w:tr>
@@ -1698,113 +1278,14 @@
     <w:p>
       <w:pPr>
         <w:spacing w:after="0" w:line="276" w:lineRule="auto"/>
-        <w:ind w:left="1" w:hanging="3"/>
-        <w:jc w:val="both"/>
-        <w:rPr>
-          <w:rFonts w:ascii="Times New Roman" w:eastAsia="Times New Roman" w:hAnsi="Times New Roman" w:cs="Times New Roman"/>
-          <w:sz w:val="26"/>
-          <w:szCs w:val="26"/>
-        </w:rPr>
       </w:pPr>
       <w:r>
         <w:rPr>
-          <w:rFonts w:ascii="Times New Roman" w:eastAsia="Times New Roman" w:hAnsi="Times New Roman" w:cs="Times New Roman"/>
-          <w:b/>
-          <w:sz w:val="26"/>
-          <w:szCs w:val="26"/>
-        </w:rPr>
-        <w:t>I</w:t>
-      </w:r>
-      <w:r>
-        <w:rPr>
-          <w:rFonts w:ascii="Times New Roman" w:eastAsia="Times New Roman" w:hAnsi="Times New Roman" w:cs="Times New Roman"/>
-          <w:b/>
-          <w:sz w:val="26"/>
-          <w:szCs w:val="26"/>
-        </w:rPr>
-        <w:t>X</w:t>
-      </w:r>
-      <w:r>
-        <w:rPr>
-          <w:rFonts w:ascii="Times New Roman" w:eastAsia="Times New Roman" w:hAnsi="Times New Roman" w:cs="Times New Roman"/>
-          <w:b/>
-          <w:sz w:val="26"/>
-          <w:szCs w:val="26"/>
-        </w:rPr>
-        <w:t xml:space="preserve">. </w:t>
-      </w:r>
-      <w:r>
-        <w:rPr>
-          <w:rFonts w:ascii="Times New Roman" w:eastAsia="Times New Roman" w:hAnsi="Times New Roman" w:cs="Times New Roman"/>
-          <w:b/>
-          <w:sz w:val="26"/>
-          <w:szCs w:val="26"/>
-        </w:rPr>
-        <w:t>Hội thảo chuyển giao</w:t>
-      </w:r>
-      <w:r>
-        <w:rPr>
-          <w:rFonts w:ascii="Times New Roman" w:eastAsia="Times New Roman" w:hAnsi="Times New Roman" w:cs="Times New Roman"/>
-          <w:b/>
-          <w:sz w:val="26"/>
-          <w:szCs w:val="26"/>
-        </w:rPr>
-        <w:t xml:space="preserve"> </w:t>
-      </w:r>
-      <w:r>
-        <w:rPr>
-          <w:rFonts w:ascii="Times New Roman" w:eastAsia="Times New Roman" w:hAnsi="Times New Roman" w:cs="Times New Roman"/>
-          <w:b/>
-          <w:i/>
-          <w:sz w:val="26"/>
-          <w:szCs w:val="26"/>
-          <w:highlight w:val="yellow"/>
-        </w:rPr>
-        <w:t>(nếu có tổ chức HT</w:t>
-      </w:r>
-      <w:r>
-        <w:rPr>
-          <w:rFonts w:ascii="Times New Roman" w:eastAsia="Times New Roman" w:hAnsi="Times New Roman" w:cs="Times New Roman"/>
-          <w:b/>
-          <w:i/>
-          <w:sz w:val="26"/>
-          <w:szCs w:val="26"/>
-          <w:highlight w:val="yellow"/>
-        </w:rPr>
-        <w:t xml:space="preserve"> chuyển giao thì ghi,</w:t>
-      </w:r>
-      <w:r>
-        <w:rPr>
-          <w:rFonts w:ascii="Times New Roman" w:eastAsia="Times New Roman" w:hAnsi="Times New Roman" w:cs="Times New Roman"/>
-          <w:b/>
-          <w:i/>
-          <w:sz w:val="26"/>
-          <w:szCs w:val="26"/>
-          <w:highlight w:val="yellow"/>
-        </w:rPr>
-        <w:t xml:space="preserve"> nếu không bỏ phần</w:t>
-      </w:r>
-      <w:r>
-        <w:rPr>
-          <w:rFonts w:ascii="Times New Roman" w:eastAsia="Times New Roman" w:hAnsi="Times New Roman" w:cs="Times New Roman"/>
-          <w:b/>
-          <w:i/>
-          <w:sz w:val="26"/>
-          <w:szCs w:val="26"/>
-          <w:highlight w:val="yellow"/>
-        </w:rPr>
-        <w:t xml:space="preserve"> IX</w:t>
-      </w:r>
-      <w:r>
-        <w:rPr>
-          <w:rFonts w:ascii="Times New Roman" w:eastAsia="Times New Roman" w:hAnsi="Times New Roman" w:cs="Times New Roman"/>
-          <w:b/>
-          <w:i/>
-          <w:sz w:val="26"/>
-          <w:szCs w:val="26"/>
-          <w:highlight w:val="yellow"/>
-        </w:rPr>
-        <w:t xml:space="preserve"> này)</w:t>
+          <w:rFonts w:ascii="Times New Roman" w:hAnsi="Times New Roman" w:cs="Times New Roman"/>
+          <w:sz w:val="2"/>
+          <w:szCs w:val="2"/>
+        </w:rPr>
+        <w:t xml:space="preserve">{#has_hoi_thao}</w:t>
       </w:r>
     </w:p>
     <w:p>
@@ -1821,21 +1302,43 @@
       <w:r>
         <w:rPr>
           <w:rFonts w:ascii="Times New Roman" w:eastAsia="Times New Roman" w:hAnsi="Times New Roman" w:cs="Times New Roman"/>
-          <w:sz w:val="26"/>
-          <w:szCs w:val="26"/>
-        </w:rPr>
-        <w:t xml:space="preserve">9.1. Chủ tọa:</w:t>
+          <w:b/>
+          <w:sz w:val="26"/>
+          <w:szCs w:val="26"/>
+        </w:rPr>
+        <w:t xml:space="preserve">IX. Hội thảo chuyển giao </w:t>
       </w:r>
       <w:r>
-        <w:br/>
+        <w:rPr>
+          <w:rFonts w:ascii="Times New Roman" w:eastAsia="Times New Roman" w:hAnsi="Times New Roman" w:cs="Times New Roman"/>
+          <w:b/>
+          <w:i/>
+          <w:sz w:val="26"/>
+          <w:szCs w:val="26"/>
+          <w:highlight w:val="yellow"/>
+        </w:rPr>
+        <w:t xml:space="preserve">(nếu có tổ chức HT chuyển giao thì ghi, nếu không bỏ phần IX này)</w:t>
       </w:r>
+    </w:p>
+    <w:p>
+      <w:pPr>
+        <w:spacing w:after="0" w:line="276" w:lineRule="auto"/>
+        <w:ind w:left="1" w:hanging="3"/>
+        <w:jc w:val="both"/>
+        <w:rPr>
+          <w:rFonts w:ascii="Times New Roman" w:eastAsia="Times New Roman" w:hAnsi="Times New Roman" w:cs="Times New Roman"/>
+          <w:sz w:val="26"/>
+          <w:szCs w:val="26"/>
+        </w:rPr>
+      </w:pPr>
       <w:r>
         <w:rPr>
           <w:rFonts w:ascii="Times New Roman" w:eastAsia="Times New Roman" w:hAnsi="Times New Roman" w:cs="Times New Roman"/>
-          <w:sz w:val="26"/>
-          <w:szCs w:val="26"/>
-        </w:rPr>
-        <w:t xml:space="preserve">{{chu_toa}}</w:t>
+          <w:b/>
+          <w:sz w:val="26"/>
+          <w:szCs w:val="26"/>
+        </w:rPr>
+        <w:t xml:space="preserve">9.1. Chủ tọa</w:t>
       </w:r>
     </w:p>
     <w:tbl>
@@ -1859,24 +1362,15 @@
           </w:tcPr>
           <w:p>
             <w:pPr>
-              <w:spacing w:after="0" w:line="276" w:lineRule="auto"/>
-              <w:ind w:left="1" w:hanging="3"/>
-              <w:jc w:val="both"/>
-              <w:rPr>
-                <w:rFonts w:ascii="Times New Roman" w:eastAsia="Times New Roman" w:hAnsi="Times New Roman" w:cs="Times New Roman"/>
-                <w:color w:val="FFFFFF" w:themeColor="background1"/>
-                <w:sz w:val="26"/>
-                <w:szCs w:val="26"/>
-              </w:rPr>
-            </w:pPr>
-            <w:r>
-              <w:rPr>
-                <w:rFonts w:ascii="Times New Roman" w:eastAsia="Times New Roman" w:hAnsi="Times New Roman" w:cs="Times New Roman"/>
-                <w:color w:val="FFFFFF" w:themeColor="background1"/>
-                <w:sz w:val="26"/>
-                <w:szCs w:val="26"/>
-              </w:rPr>
-              <w:t>1.</w:t>
+              <w:spacing w:after="100" w:line="276" w:lineRule="auto"/>
+            </w:pPr>
+            <w:r>
+              <w:rPr>
+                <w:rFonts w:ascii="Times New Roman" w:hAnsi="Times New Roman" w:cs="Times New Roman"/>
+                <w:sz w:val="26"/>
+                <w:szCs w:val="26"/>
+              </w:rPr>
+              <w:t xml:space="preserve">{-w:tr ds_chu_toa}{col1}</w:t>
             </w:r>
           </w:p>
         </w:tc>
@@ -1886,103 +1380,16 @@
           </w:tcPr>
           <w:p>
             <w:pPr>
-              <w:spacing w:after="0" w:line="276" w:lineRule="auto"/>
-              <w:ind w:left="1" w:hanging="3"/>
-              <w:jc w:val="both"/>
-              <w:rPr>
-                <w:rFonts w:ascii="Times New Roman" w:eastAsia="Times New Roman" w:hAnsi="Times New Roman" w:cs="Times New Roman"/>
-                <w:color w:val="FFFFFF" w:themeColor="background1"/>
-                <w:sz w:val="26"/>
-                <w:szCs w:val="26"/>
-              </w:rPr>
-            </w:pPr>
-          </w:p>
-        </w:tc>
-      </w:tr>
-      <w:tr>
-        <w:tc>
-          <w:tcPr>
-            <w:tcW w:w="4428" w:type="dxa"/>
-            <w:gridSpan w:val="2"/>
-          </w:tcPr>
-          <w:p>
-            <w:pPr>
-              <w:spacing w:after="0" w:line="276" w:lineRule="auto"/>
-              <w:ind w:left="1" w:hanging="3"/>
-              <w:jc w:val="both"/>
-              <w:rPr>
-                <w:rFonts w:ascii="Times New Roman" w:eastAsia="Times New Roman" w:hAnsi="Times New Roman" w:cs="Times New Roman"/>
-                <w:color w:val="FFFFFF" w:themeColor="background1"/>
-                <w:sz w:val="26"/>
-                <w:szCs w:val="26"/>
-              </w:rPr>
-            </w:pPr>
-            <w:r>
-              <w:rPr>
-                <w:rFonts w:ascii="Times New Roman" w:eastAsia="Times New Roman" w:hAnsi="Times New Roman" w:cs="Times New Roman"/>
-                <w:color w:val="FFFFFF" w:themeColor="background1"/>
-                <w:sz w:val="26"/>
-                <w:szCs w:val="26"/>
-              </w:rPr>
-              <w:t>2.</w:t>
-            </w:r>
-          </w:p>
-        </w:tc>
-        <w:tc>
-          <w:tcPr>
-            <w:tcW w:w="4858" w:type="dxa"/>
-          </w:tcPr>
-          <w:p>
-            <w:pPr>
-              <w:spacing w:after="0" w:line="276" w:lineRule="auto"/>
-              <w:ind w:left="1" w:hanging="3"/>
-              <w:jc w:val="both"/>
-              <w:rPr>
-                <w:rFonts w:ascii="Times New Roman" w:eastAsia="Times New Roman" w:hAnsi="Times New Roman" w:cs="Times New Roman"/>
-                <w:color w:val="FFFFFF" w:themeColor="background1"/>
-                <w:sz w:val="26"/>
-                <w:szCs w:val="26"/>
-              </w:rPr>
-            </w:pPr>
-          </w:p>
-        </w:tc>
-      </w:tr>
-      <w:tr>
-        <w:tc>
-          <w:tcPr>
-            <w:tcW w:w="3798" w:type="dxa"/>
-          </w:tcPr>
-          <w:p>
-            <w:pPr>
-              <w:spacing w:after="0" w:line="276" w:lineRule="auto"/>
-              <w:ind w:left="1" w:hanging="3"/>
-              <w:jc w:val="both"/>
-              <w:rPr>
-                <w:rFonts w:ascii="Times New Roman" w:eastAsia="Times New Roman" w:hAnsi="Times New Roman" w:cs="Times New Roman"/>
-                <w:color w:val="FFFFFF" w:themeColor="background1"/>
-                <w:sz w:val="26"/>
-                <w:szCs w:val="26"/>
-              </w:rPr>
-            </w:pPr>
-          </w:p>
-        </w:tc>
-        <w:tc>
-          <w:tcPr>
-            <w:tcW w:w="5488" w:type="dxa"/>
-            <w:gridSpan w:val="2"/>
-          </w:tcPr>
-          <w:p>
-            <w:pPr>
-              <w:spacing w:after="0" w:line="276" w:lineRule="auto"/>
-              <w:ind w:left="1" w:hanging="3"/>
-              <w:jc w:val="both"/>
-              <w:rPr>
-                <w:rFonts w:ascii="Times New Roman" w:eastAsia="Times New Roman" w:hAnsi="Times New Roman" w:cs="Times New Roman"/>
-                <w:color w:val="FFFFFF" w:themeColor="background1"/>
-                <w:sz w:val="26"/>
-                <w:szCs w:val="26"/>
-              </w:rPr>
-            </w:pPr>
+              <w:spacing w:after="100" w:line="276" w:lineRule="auto"/>
+            </w:pPr>
+            <w:r>
+              <w:rPr>
+                <w:rFonts w:ascii="Times New Roman" w:hAnsi="Times New Roman" w:cs="Times New Roman"/>
+                <w:sz w:val="26"/>
+                <w:szCs w:val="26"/>
+              </w:rPr>
+              <w:t xml:space="preserve">{col2}{/ds_chu_toa}</w:t>
+            </w:r>
           </w:p>
         </w:tc>
       </w:tr>
@@ -2001,21 +1408,11 @@
       <w:r>
         <w:rPr>
           <w:rFonts w:ascii="Times New Roman" w:eastAsia="Times New Roman" w:hAnsi="Times New Roman" w:cs="Times New Roman"/>
-          <w:sz w:val="26"/>
-          <w:szCs w:val="26"/>
-        </w:rPr>
-        <w:t xml:space="preserve">9.2. Báo cáo viên:</w:t>
-      </w:r>
-      <w:r>
-        <w:br/>
-      </w:r>
-      <w:r>
-        <w:rPr>
-          <w:rFonts w:ascii="Times New Roman" w:eastAsia="Times New Roman" w:hAnsi="Times New Roman" w:cs="Times New Roman"/>
-          <w:sz w:val="26"/>
-          <w:szCs w:val="26"/>
-        </w:rPr>
-        <w:t xml:space="preserve">{{bao_cao_vien}}</w:t>
+          <w:b/>
+          <w:sz w:val="26"/>
+          <w:szCs w:val="26"/>
+        </w:rPr>
+        <w:t xml:space="preserve">9.2. Báo cáo viên</w:t>
       </w:r>
     </w:p>
     <w:tbl>
@@ -2039,24 +1436,15 @@
           </w:tcPr>
           <w:p>
             <w:pPr>
-              <w:spacing w:after="0" w:line="276" w:lineRule="auto"/>
-              <w:ind w:left="1" w:hanging="3"/>
-              <w:jc w:val="both"/>
-              <w:rPr>
-                <w:rFonts w:ascii="Times New Roman" w:eastAsia="Times New Roman" w:hAnsi="Times New Roman" w:cs="Times New Roman"/>
-                <w:color w:val="FFFFFF" w:themeColor="background1"/>
-                <w:sz w:val="26"/>
-                <w:szCs w:val="26"/>
-              </w:rPr>
-            </w:pPr>
-            <w:r>
-              <w:rPr>
-                <w:rFonts w:ascii="Times New Roman" w:eastAsia="Times New Roman" w:hAnsi="Times New Roman" w:cs="Times New Roman"/>
-                <w:color w:val="FFFFFF" w:themeColor="background1"/>
-                <w:sz w:val="26"/>
-                <w:szCs w:val="26"/>
-              </w:rPr>
-              <w:t>1.</w:t>
+              <w:spacing w:after="100" w:line="276" w:lineRule="auto"/>
+            </w:pPr>
+            <w:r>
+              <w:rPr>
+                <w:rFonts w:ascii="Times New Roman" w:hAnsi="Times New Roman" w:cs="Times New Roman"/>
+                <w:sz w:val="26"/>
+                <w:szCs w:val="26"/>
+              </w:rPr>
+              <w:t xml:space="preserve">{-w:tr ds_bao_cao_vien}{col1}</w:t>
             </w:r>
           </w:p>
         </w:tc>
@@ -2066,103 +1454,16 @@
           </w:tcPr>
           <w:p>
             <w:pPr>
-              <w:spacing w:after="0" w:line="276" w:lineRule="auto"/>
-              <w:ind w:left="1" w:hanging="3"/>
-              <w:jc w:val="both"/>
-              <w:rPr>
-                <w:rFonts w:ascii="Times New Roman" w:eastAsia="Times New Roman" w:hAnsi="Times New Roman" w:cs="Times New Roman"/>
-                <w:color w:val="FFFFFF" w:themeColor="background1"/>
-                <w:sz w:val="26"/>
-                <w:szCs w:val="26"/>
-              </w:rPr>
-            </w:pPr>
-          </w:p>
-        </w:tc>
-      </w:tr>
-      <w:tr>
-        <w:tc>
-          <w:tcPr>
-            <w:tcW w:w="4428" w:type="dxa"/>
-            <w:gridSpan w:val="2"/>
-          </w:tcPr>
-          <w:p>
-            <w:pPr>
-              <w:spacing w:after="0" w:line="276" w:lineRule="auto"/>
-              <w:ind w:left="1" w:hanging="3"/>
-              <w:jc w:val="both"/>
-              <w:rPr>
-                <w:rFonts w:ascii="Times New Roman" w:eastAsia="Times New Roman" w:hAnsi="Times New Roman" w:cs="Times New Roman"/>
-                <w:color w:val="FFFFFF" w:themeColor="background1"/>
-                <w:sz w:val="26"/>
-                <w:szCs w:val="26"/>
-              </w:rPr>
-            </w:pPr>
-            <w:r>
-              <w:rPr>
-                <w:rFonts w:ascii="Times New Roman" w:eastAsia="Times New Roman" w:hAnsi="Times New Roman" w:cs="Times New Roman"/>
-                <w:color w:val="FFFFFF" w:themeColor="background1"/>
-                <w:sz w:val="26"/>
-                <w:szCs w:val="26"/>
-              </w:rPr>
-              <w:t>2.</w:t>
-            </w:r>
-          </w:p>
-        </w:tc>
-        <w:tc>
-          <w:tcPr>
-            <w:tcW w:w="4858" w:type="dxa"/>
-          </w:tcPr>
-          <w:p>
-            <w:pPr>
-              <w:spacing w:after="0" w:line="276" w:lineRule="auto"/>
-              <w:ind w:left="1" w:hanging="3"/>
-              <w:jc w:val="both"/>
-              <w:rPr>
-                <w:rFonts w:ascii="Times New Roman" w:eastAsia="Times New Roman" w:hAnsi="Times New Roman" w:cs="Times New Roman"/>
-                <w:color w:val="FFFFFF" w:themeColor="background1"/>
-                <w:sz w:val="26"/>
-                <w:szCs w:val="26"/>
-              </w:rPr>
-            </w:pPr>
-          </w:p>
-        </w:tc>
-      </w:tr>
-      <w:tr>
-        <w:tc>
-          <w:tcPr>
-            <w:tcW w:w="3798" w:type="dxa"/>
-          </w:tcPr>
-          <w:p>
-            <w:pPr>
-              <w:spacing w:after="0" w:line="276" w:lineRule="auto"/>
-              <w:ind w:left="1" w:hanging="3"/>
-              <w:jc w:val="both"/>
-              <w:rPr>
-                <w:rFonts w:ascii="Times New Roman" w:eastAsia="Times New Roman" w:hAnsi="Times New Roman" w:cs="Times New Roman"/>
-                <w:color w:val="FFFFFF" w:themeColor="background1"/>
-                <w:sz w:val="26"/>
-                <w:szCs w:val="26"/>
-              </w:rPr>
-            </w:pPr>
-          </w:p>
-        </w:tc>
-        <w:tc>
-          <w:tcPr>
-            <w:tcW w:w="5488" w:type="dxa"/>
-            <w:gridSpan w:val="2"/>
-          </w:tcPr>
-          <w:p>
-            <w:pPr>
-              <w:spacing w:after="0" w:line="276" w:lineRule="auto"/>
-              <w:ind w:left="1" w:hanging="3"/>
-              <w:jc w:val="both"/>
-              <w:rPr>
-                <w:rFonts w:ascii="Times New Roman" w:eastAsia="Times New Roman" w:hAnsi="Times New Roman" w:cs="Times New Roman"/>
-                <w:color w:val="FFFFFF" w:themeColor="background1"/>
-                <w:sz w:val="26"/>
-                <w:szCs w:val="26"/>
-              </w:rPr>
-            </w:pPr>
+              <w:spacing w:after="100" w:line="276" w:lineRule="auto"/>
+            </w:pPr>
+            <w:r>
+              <w:rPr>
+                <w:rFonts w:ascii="Times New Roman" w:hAnsi="Times New Roman" w:cs="Times New Roman"/>
+                <w:sz w:val="26"/>
+                <w:szCs w:val="26"/>
+              </w:rPr>
+              <w:t xml:space="preserve">{col2}{/ds_bao_cao_vien}</w:t>
+            </w:r>
           </w:p>
         </w:tc>
       </w:tr>
@@ -2185,25 +1486,7 @@
           <w:sz w:val="26"/>
           <w:szCs w:val="26"/>
         </w:rPr>
-        <w:t>9.3</w:t>
-      </w:r>
-      <w:r>
-        <w:rPr>
-          <w:rFonts w:ascii="Times New Roman" w:eastAsia="Times New Roman" w:hAnsi="Times New Roman" w:cs="Times New Roman"/>
-          <w:b/>
-          <w:sz w:val="26"/>
-          <w:szCs w:val="26"/>
-        </w:rPr>
-        <w:t>. Chương trình chi tiết của hội thảo</w:t>
-      </w:r>
-      <w:r>
-        <w:rPr>
-          <w:rFonts w:ascii="Times New Roman" w:eastAsia="Times New Roman" w:hAnsi="Times New Roman" w:cs="Times New Roman"/>
-          <w:b/>
-          <w:sz w:val="26"/>
-          <w:szCs w:val="26"/>
-        </w:rPr>
-        <w:t xml:space="preserve"> </w:t>
+        <w:t xml:space="preserve">9.3. Chương trình chi tiết của hội thảo </w:t>
       </w:r>
     </w:p>
     <w:tbl>
@@ -2320,15 +1603,16 @@
           </w:tcPr>
           <w:p>
             <w:pPr>
-              <w:spacing w:after="0" w:line="276" w:lineRule="auto"/>
-              <w:ind w:left="1" w:hanging="3"/>
-              <w:jc w:val="both"/>
-              <w:rPr>
-                <w:rFonts w:ascii="Times New Roman" w:eastAsia="Times New Roman" w:hAnsi="Times New Roman" w:cs="Times New Roman"/>
-                <w:sz w:val="26"/>
-                <w:szCs w:val="26"/>
-              </w:rPr>
-            </w:pPr>
+              <w:spacing w:after="100" w:line="276" w:lineRule="auto"/>
+            </w:pPr>
+            <w:r>
+              <w:rPr>
+                <w:rFonts w:ascii="Times New Roman" w:hAnsi="Times New Roman" w:cs="Times New Roman"/>
+                <w:sz w:val="26"/>
+                <w:szCs w:val="26"/>
+              </w:rPr>
+              <w:t xml:space="preserve">{-w:tr ds_chuong_trinh_hoi_thao}{thoi_gian}</w:t>
+            </w:r>
           </w:p>
         </w:tc>
         <w:tc>
@@ -2337,15 +1621,16 @@
           </w:tcPr>
           <w:p>
             <w:pPr>
-              <w:spacing w:after="0" w:line="276" w:lineRule="auto"/>
-              <w:ind w:left="1" w:hanging="3"/>
-              <w:jc w:val="both"/>
-              <w:rPr>
-                <w:rFonts w:ascii="Times New Roman" w:eastAsia="Times New Roman" w:hAnsi="Times New Roman" w:cs="Times New Roman"/>
-                <w:sz w:val="26"/>
-                <w:szCs w:val="26"/>
-              </w:rPr>
-            </w:pPr>
+              <w:spacing w:after="100" w:line="276" w:lineRule="auto"/>
+            </w:pPr>
+            <w:r>
+              <w:rPr>
+                <w:rFonts w:ascii="Times New Roman" w:hAnsi="Times New Roman" w:cs="Times New Roman"/>
+                <w:sz w:val="26"/>
+                <w:szCs w:val="26"/>
+              </w:rPr>
+              <w:t xml:space="preserve">{noi_dung}</w:t>
+            </w:r>
           </w:p>
         </w:tc>
         <w:tc>
@@ -2354,239 +1639,16 @@
           </w:tcPr>
           <w:p>
             <w:pPr>
-              <w:spacing w:after="0" w:line="276" w:lineRule="auto"/>
-              <w:ind w:left="1" w:hanging="3"/>
-              <w:jc w:val="both"/>
-              <w:rPr>
-                <w:rFonts w:ascii="Times New Roman" w:eastAsia="Times New Roman" w:hAnsi="Times New Roman" w:cs="Times New Roman"/>
-                <w:sz w:val="26"/>
-                <w:szCs w:val="26"/>
-              </w:rPr>
-            </w:pPr>
-          </w:p>
-        </w:tc>
-      </w:tr>
-      <w:tr>
-        <w:trPr>
-          <w:trHeight w:val="305"/>
-        </w:trPr>
-        <w:tc>
-          <w:tcPr>
-            <w:tcW w:w="1728" w:type="dxa"/>
-          </w:tcPr>
-          <w:p>
-            <w:pPr>
-              <w:spacing w:after="0" w:line="276" w:lineRule="auto"/>
-              <w:ind w:left="1" w:hanging="3"/>
-              <w:jc w:val="both"/>
-              <w:rPr>
-                <w:rFonts w:ascii="Times New Roman" w:eastAsia="Times New Roman" w:hAnsi="Times New Roman" w:cs="Times New Roman"/>
-                <w:sz w:val="26"/>
-                <w:szCs w:val="26"/>
-              </w:rPr>
-            </w:pPr>
-          </w:p>
-        </w:tc>
-        <w:tc>
-          <w:tcPr>
-            <w:tcW w:w="4050" w:type="dxa"/>
-          </w:tcPr>
-          <w:p>
-            <w:pPr>
-              <w:spacing w:after="0" w:line="276" w:lineRule="auto"/>
-              <w:ind w:left="1" w:hanging="3"/>
-              <w:jc w:val="both"/>
-              <w:rPr>
-                <w:rFonts w:ascii="Times New Roman" w:eastAsia="Times New Roman" w:hAnsi="Times New Roman" w:cs="Times New Roman"/>
-                <w:sz w:val="26"/>
-                <w:szCs w:val="26"/>
-              </w:rPr>
-            </w:pPr>
-          </w:p>
-        </w:tc>
-        <w:tc>
-          <w:tcPr>
-            <w:tcW w:w="3286" w:type="dxa"/>
-          </w:tcPr>
-          <w:p>
-            <w:pPr>
-              <w:spacing w:after="0" w:line="276" w:lineRule="auto"/>
-              <w:ind w:left="1" w:hanging="3"/>
-              <w:jc w:val="both"/>
-              <w:rPr>
-                <w:rFonts w:ascii="Times New Roman" w:eastAsia="Times New Roman" w:hAnsi="Times New Roman" w:cs="Times New Roman"/>
-                <w:sz w:val="26"/>
-                <w:szCs w:val="26"/>
-              </w:rPr>
-            </w:pPr>
-          </w:p>
-        </w:tc>
-      </w:tr>
-      <w:tr>
-        <w:trPr>
-          <w:trHeight w:val="305"/>
-        </w:trPr>
-        <w:tc>
-          <w:tcPr>
-            <w:tcW w:w="1728" w:type="dxa"/>
-          </w:tcPr>
-          <w:p>
-            <w:pPr>
-              <w:spacing w:after="0" w:line="276" w:lineRule="auto"/>
-              <w:ind w:left="1" w:hanging="3"/>
-              <w:jc w:val="both"/>
-              <w:rPr>
-                <w:rFonts w:ascii="Times New Roman" w:eastAsia="Times New Roman" w:hAnsi="Times New Roman" w:cs="Times New Roman"/>
-                <w:sz w:val="26"/>
-                <w:szCs w:val="26"/>
-              </w:rPr>
-            </w:pPr>
-          </w:p>
-        </w:tc>
-        <w:tc>
-          <w:tcPr>
-            <w:tcW w:w="4050" w:type="dxa"/>
-          </w:tcPr>
-          <w:p>
-            <w:pPr>
-              <w:spacing w:after="0" w:line="276" w:lineRule="auto"/>
-              <w:ind w:left="1" w:hanging="3"/>
-              <w:jc w:val="both"/>
-              <w:rPr>
-                <w:rFonts w:ascii="Times New Roman" w:eastAsia="Times New Roman" w:hAnsi="Times New Roman" w:cs="Times New Roman"/>
-                <w:sz w:val="26"/>
-                <w:szCs w:val="26"/>
-              </w:rPr>
-            </w:pPr>
-          </w:p>
-        </w:tc>
-        <w:tc>
-          <w:tcPr>
-            <w:tcW w:w="3286" w:type="dxa"/>
-          </w:tcPr>
-          <w:p>
-            <w:pPr>
-              <w:spacing w:after="0" w:line="276" w:lineRule="auto"/>
-              <w:ind w:left="1" w:hanging="3"/>
-              <w:jc w:val="both"/>
-              <w:rPr>
-                <w:rFonts w:ascii="Times New Roman" w:eastAsia="Times New Roman" w:hAnsi="Times New Roman" w:cs="Times New Roman"/>
-                <w:sz w:val="26"/>
-                <w:szCs w:val="26"/>
-              </w:rPr>
-            </w:pPr>
-          </w:p>
-        </w:tc>
-      </w:tr>
-      <w:tr>
-        <w:trPr>
-          <w:trHeight w:val="305"/>
-        </w:trPr>
-        <w:tc>
-          <w:tcPr>
-            <w:tcW w:w="1728" w:type="dxa"/>
-          </w:tcPr>
-          <w:p>
-            <w:pPr>
-              <w:spacing w:after="0" w:line="276" w:lineRule="auto"/>
-              <w:ind w:left="1" w:hanging="3"/>
-              <w:jc w:val="both"/>
-              <w:rPr>
-                <w:rFonts w:ascii="Times New Roman" w:eastAsia="Times New Roman" w:hAnsi="Times New Roman" w:cs="Times New Roman"/>
-                <w:sz w:val="26"/>
-                <w:szCs w:val="26"/>
-              </w:rPr>
-            </w:pPr>
-          </w:p>
-        </w:tc>
-        <w:tc>
-          <w:tcPr>
-            <w:tcW w:w="4050" w:type="dxa"/>
-          </w:tcPr>
-          <w:p>
-            <w:pPr>
-              <w:spacing w:after="0" w:line="276" w:lineRule="auto"/>
-              <w:ind w:left="1" w:hanging="3"/>
-              <w:jc w:val="both"/>
-              <w:rPr>
-                <w:rFonts w:ascii="Times New Roman" w:eastAsia="Times New Roman" w:hAnsi="Times New Roman" w:cs="Times New Roman"/>
-                <w:sz w:val="26"/>
-                <w:szCs w:val="26"/>
-              </w:rPr>
-            </w:pPr>
-          </w:p>
-        </w:tc>
-        <w:tc>
-          <w:tcPr>
-            <w:tcW w:w="3286" w:type="dxa"/>
-          </w:tcPr>
-          <w:p>
-            <w:pPr>
-              <w:spacing w:after="0" w:line="276" w:lineRule="auto"/>
-              <w:ind w:left="1" w:hanging="3"/>
-              <w:jc w:val="both"/>
-              <w:rPr>
-                <w:rFonts w:ascii="Times New Roman" w:eastAsia="Times New Roman" w:hAnsi="Times New Roman" w:cs="Times New Roman"/>
-                <w:sz w:val="26"/>
-                <w:szCs w:val="26"/>
-              </w:rPr>
-            </w:pPr>
-          </w:p>
-        </w:tc>
-      </w:tr>
-      <w:tr>
-        <w:trPr>
-          <w:trHeight w:val="305"/>
-        </w:trPr>
-        <w:tc>
-          <w:tcPr>
-            <w:tcW w:w="1728" w:type="dxa"/>
-          </w:tcPr>
-          <w:p>
-            <w:pPr>
-              <w:spacing w:after="0" w:line="276" w:lineRule="auto"/>
-              <w:ind w:left="1" w:hanging="3"/>
-              <w:jc w:val="both"/>
-              <w:rPr>
-                <w:rFonts w:ascii="Times New Roman" w:eastAsia="Times New Roman" w:hAnsi="Times New Roman" w:cs="Times New Roman"/>
-                <w:sz w:val="26"/>
-                <w:szCs w:val="26"/>
-              </w:rPr>
-            </w:pPr>
-          </w:p>
-        </w:tc>
-        <w:tc>
-          <w:tcPr>
-            <w:tcW w:w="4050" w:type="dxa"/>
-          </w:tcPr>
-          <w:p>
-            <w:pPr>
-              <w:spacing w:after="0" w:line="276" w:lineRule="auto"/>
-              <w:ind w:left="1" w:hanging="3"/>
-              <w:jc w:val="both"/>
-              <w:rPr>
-                <w:rFonts w:ascii="Times New Roman" w:eastAsia="Times New Roman" w:hAnsi="Times New Roman" w:cs="Times New Roman"/>
-                <w:sz w:val="26"/>
-                <w:szCs w:val="26"/>
-              </w:rPr>
-            </w:pPr>
-          </w:p>
-        </w:tc>
-        <w:tc>
-          <w:tcPr>
-            <w:tcW w:w="3286" w:type="dxa"/>
-          </w:tcPr>
-          <w:p>
-            <w:pPr>
-              <w:spacing w:after="0" w:line="276" w:lineRule="auto"/>
-              <w:ind w:left="1" w:hanging="3"/>
-              <w:jc w:val="both"/>
-              <w:rPr>
-                <w:rFonts w:ascii="Times New Roman" w:eastAsia="Times New Roman" w:hAnsi="Times New Roman" w:cs="Times New Roman"/>
-                <w:sz w:val="26"/>
-                <w:szCs w:val="26"/>
-              </w:rPr>
-            </w:pPr>
+              <w:spacing w:after="100" w:line="276" w:lineRule="auto"/>
+            </w:pPr>
+            <w:r>
+              <w:rPr>
+                <w:rFonts w:ascii="Times New Roman" w:hAnsi="Times New Roman" w:cs="Times New Roman"/>
+                <w:sz w:val="26"/>
+                <w:szCs w:val="26"/>
+              </w:rPr>
+              <w:t xml:space="preserve">{thanh_phan}{/ds_chuong_trinh_hoi_thao}</w:t>
+            </w:r>
           </w:p>
         </w:tc>
       </w:tr>
@@ -2621,25 +1683,7 @@
           <w:sz w:val="26"/>
           <w:szCs w:val="26"/>
         </w:rPr>
-        <w:t>9.4</w:t>
-      </w:r>
-      <w:r>
-        <w:rPr>
-          <w:rFonts w:ascii="Times New Roman" w:eastAsia="Times New Roman" w:hAnsi="Times New Roman" w:cs="Times New Roman"/>
-          <w:b/>
-          <w:sz w:val="26"/>
-          <w:szCs w:val="26"/>
-        </w:rPr>
-        <w:t xml:space="preserve">. Phân công nhiệm vụ </w:t>
-      </w:r>
-      <w:r>
-        <w:rPr>
-          <w:rFonts w:ascii="Times New Roman" w:eastAsia="Times New Roman" w:hAnsi="Times New Roman" w:cs="Times New Roman"/>
-          <w:b/>
-          <w:sz w:val="26"/>
-          <w:szCs w:val="26"/>
-        </w:rPr>
-        <w:t xml:space="preserve">tổ chức </w:t>
+        <w:t xml:space="preserve">9.4. Phân công nhiệm vụ tổ chức </w:t>
       </w:r>
     </w:p>
     <w:tbl>
@@ -2756,15 +1800,17 @@
           </w:tcPr>
           <w:p>
             <w:pPr>
-              <w:spacing w:after="0" w:line="276" w:lineRule="auto"/>
-              <w:ind w:left="1" w:hanging="3"/>
-              <w:jc w:val="both"/>
-              <w:rPr>
-                <w:rFonts w:ascii="Times New Roman" w:eastAsia="Times New Roman" w:hAnsi="Times New Roman" w:cs="Times New Roman"/>
-                <w:sz w:val="26"/>
-                <w:szCs w:val="26"/>
-              </w:rPr>
-            </w:pPr>
+              <w:spacing w:after="100" w:line="276" w:lineRule="auto"/>
+              <w:jc w:val="center"/>
+            </w:pPr>
+            <w:r>
+              <w:rPr>
+                <w:rFonts w:ascii="Times New Roman" w:hAnsi="Times New Roman" w:cs="Times New Roman"/>
+                <w:sz w:val="26"/>
+                <w:szCs w:val="26"/>
+              </w:rPr>
+              <w:t xml:space="preserve">{-w:tr ds_phan_cong_hoi_thao}{stt}</w:t>
+            </w:r>
           </w:p>
         </w:tc>
         <w:tc>
@@ -2773,15 +1819,16 @@
           </w:tcPr>
           <w:p>
             <w:pPr>
-              <w:spacing w:after="0" w:line="276" w:lineRule="auto"/>
-              <w:ind w:left="1" w:hanging="3"/>
-              <w:jc w:val="both"/>
-              <w:rPr>
-                <w:rFonts w:ascii="Times New Roman" w:eastAsia="Times New Roman" w:hAnsi="Times New Roman" w:cs="Times New Roman"/>
-                <w:sz w:val="26"/>
-                <w:szCs w:val="26"/>
-              </w:rPr>
-            </w:pPr>
+              <w:spacing w:after="100" w:line="276" w:lineRule="auto"/>
+            </w:pPr>
+            <w:r>
+              <w:rPr>
+                <w:rFonts w:ascii="Times New Roman" w:hAnsi="Times New Roman" w:cs="Times New Roman"/>
+                <w:sz w:val="26"/>
+                <w:szCs w:val="26"/>
+              </w:rPr>
+              <w:t xml:space="preserve">{noi_dung}</w:t>
+            </w:r>
           </w:p>
         </w:tc>
         <w:tc>
@@ -2790,127 +1837,16 @@
           </w:tcPr>
           <w:p>
             <w:pPr>
-              <w:spacing w:after="0" w:line="276" w:lineRule="auto"/>
-              <w:ind w:left="1" w:hanging="3"/>
-              <w:jc w:val="both"/>
-              <w:rPr>
-                <w:rFonts w:ascii="Times New Roman" w:eastAsia="Times New Roman" w:hAnsi="Times New Roman" w:cs="Times New Roman"/>
-                <w:sz w:val="26"/>
-                <w:szCs w:val="26"/>
-              </w:rPr>
-            </w:pPr>
-          </w:p>
-        </w:tc>
-      </w:tr>
-      <w:tr>
-        <w:trPr>
-          <w:trHeight w:val="305"/>
-        </w:trPr>
-        <w:tc>
-          <w:tcPr>
-            <w:tcW w:w="738" w:type="dxa"/>
-          </w:tcPr>
-          <w:p>
-            <w:pPr>
-              <w:spacing w:after="0" w:line="276" w:lineRule="auto"/>
-              <w:ind w:left="1" w:hanging="3"/>
-              <w:jc w:val="both"/>
-              <w:rPr>
-                <w:rFonts w:ascii="Times New Roman" w:eastAsia="Times New Roman" w:hAnsi="Times New Roman" w:cs="Times New Roman"/>
-                <w:sz w:val="26"/>
-                <w:szCs w:val="26"/>
-              </w:rPr>
-            </w:pPr>
-          </w:p>
-        </w:tc>
-        <w:tc>
-          <w:tcPr>
-            <w:tcW w:w="4757" w:type="dxa"/>
-          </w:tcPr>
-          <w:p>
-            <w:pPr>
-              <w:spacing w:after="0" w:line="276" w:lineRule="auto"/>
-              <w:ind w:left="1" w:hanging="3"/>
-              <w:jc w:val="both"/>
-              <w:rPr>
-                <w:rFonts w:ascii="Times New Roman" w:eastAsia="Times New Roman" w:hAnsi="Times New Roman" w:cs="Times New Roman"/>
-                <w:sz w:val="26"/>
-                <w:szCs w:val="26"/>
-              </w:rPr>
-            </w:pPr>
-          </w:p>
-        </w:tc>
-        <w:tc>
-          <w:tcPr>
-            <w:tcW w:w="3569" w:type="dxa"/>
-          </w:tcPr>
-          <w:p>
-            <w:pPr>
-              <w:spacing w:after="0" w:line="276" w:lineRule="auto"/>
-              <w:ind w:left="1" w:hanging="3"/>
-              <w:jc w:val="both"/>
-              <w:rPr>
-                <w:rFonts w:ascii="Times New Roman" w:eastAsia="Times New Roman" w:hAnsi="Times New Roman" w:cs="Times New Roman"/>
-                <w:sz w:val="26"/>
-                <w:szCs w:val="26"/>
-              </w:rPr>
-            </w:pPr>
-          </w:p>
-        </w:tc>
-      </w:tr>
-      <w:tr>
-        <w:trPr>
-          <w:trHeight w:val="305"/>
-        </w:trPr>
-        <w:tc>
-          <w:tcPr>
-            <w:tcW w:w="738" w:type="dxa"/>
-          </w:tcPr>
-          <w:p>
-            <w:pPr>
-              <w:spacing w:after="0" w:line="276" w:lineRule="auto"/>
-              <w:ind w:left="1" w:hanging="3"/>
-              <w:jc w:val="both"/>
-              <w:rPr>
-                <w:rFonts w:ascii="Times New Roman" w:eastAsia="Times New Roman" w:hAnsi="Times New Roman" w:cs="Times New Roman"/>
-                <w:sz w:val="26"/>
-                <w:szCs w:val="26"/>
-              </w:rPr>
-            </w:pPr>
-          </w:p>
-        </w:tc>
-        <w:tc>
-          <w:tcPr>
-            <w:tcW w:w="4757" w:type="dxa"/>
-          </w:tcPr>
-          <w:p>
-            <w:pPr>
-              <w:spacing w:after="0" w:line="276" w:lineRule="auto"/>
-              <w:ind w:left="1" w:hanging="3"/>
-              <w:jc w:val="both"/>
-              <w:rPr>
-                <w:rFonts w:ascii="Times New Roman" w:eastAsia="Times New Roman" w:hAnsi="Times New Roman" w:cs="Times New Roman"/>
-                <w:sz w:val="26"/>
-                <w:szCs w:val="26"/>
-              </w:rPr>
-            </w:pPr>
-          </w:p>
-        </w:tc>
-        <w:tc>
-          <w:tcPr>
-            <w:tcW w:w="3569" w:type="dxa"/>
-          </w:tcPr>
-          <w:p>
-            <w:pPr>
-              <w:spacing w:after="0" w:line="276" w:lineRule="auto"/>
-              <w:ind w:left="1" w:hanging="3"/>
-              <w:jc w:val="both"/>
-              <w:rPr>
-                <w:rFonts w:ascii="Times New Roman" w:eastAsia="Times New Roman" w:hAnsi="Times New Roman" w:cs="Times New Roman"/>
-                <w:sz w:val="26"/>
-                <w:szCs w:val="26"/>
-              </w:rPr>
-            </w:pPr>
+              <w:spacing w:after="100" w:line="276" w:lineRule="auto"/>
+            </w:pPr>
+            <w:r>
+              <w:rPr>
+                <w:rFonts w:ascii="Times New Roman" w:hAnsi="Times New Roman" w:cs="Times New Roman"/>
+                <w:sz w:val="26"/>
+                <w:szCs w:val="26"/>
+              </w:rPr>
+              <w:t xml:space="preserve">{phu_trach}{/ds_phan_cong_hoi_thao}</w:t>
+            </w:r>
           </w:p>
         </w:tc>
       </w:tr>
@@ -2941,10 +1877,37 @@
       <w:r>
         <w:rPr>
           <w:rFonts w:ascii="Times New Roman" w:eastAsia="Times New Roman" w:hAnsi="Times New Roman" w:cs="Times New Roman"/>
-          <w:sz w:val="26"/>
-          <w:szCs w:val="26"/>
-        </w:rPr>
-        <w:t xml:space="preserve">9.5. Dự trù kinh phí hội thảo: {{kinh_phi_hoi_thao}}</w:t>
+          <w:b/>
+          <w:sz w:val="26"/>
+          <w:szCs w:val="26"/>
+        </w:rPr>
+        <w:t xml:space="preserve">9.5. Dự trù kinh phí hội thảo </w:t>
+      </w:r>
+    </w:p>
+    <w:p>
+      <w:pPr>
+        <w:spacing w:after="100" w:line="276" w:lineRule="auto"/>
+      </w:pPr>
+      <w:r>
+        <w:rPr>
+          <w:rFonts w:ascii="Times New Roman" w:hAnsi="Times New Roman" w:cs="Times New Roman"/>
+          <w:sz w:val="26"/>
+          <w:szCs w:val="26"/>
+        </w:rPr>
+        <w:t xml:space="preserve">{kinh_phi_hoi_thao}</w:t>
+      </w:r>
+    </w:p>
+    <w:p>
+      <w:pPr>
+        <w:spacing w:after="0" w:line="276" w:lineRule="auto"/>
+      </w:pPr>
+      <w:r>
+        <w:rPr>
+          <w:rFonts w:ascii="Times New Roman" w:hAnsi="Times New Roman" w:cs="Times New Roman"/>
+          <w:sz w:val="2"/>
+          <w:szCs w:val="2"/>
+        </w:rPr>
+        <w:t xml:space="preserve">{/has_hoi_thao}</w:t>
       </w:r>
     </w:p>
     <w:p>
@@ -2959,46 +1922,6 @@
           <w:szCs w:val="26"/>
         </w:rPr>
       </w:pPr>
-      <w:r>
-        <w:rPr>
-          <w:rFonts w:ascii="Times New Roman" w:eastAsia="Times New Roman" w:hAnsi="Times New Roman" w:cs="Times New Roman"/>
-          <w:i/>
-          <w:sz w:val="26"/>
-          <w:szCs w:val="26"/>
-        </w:rPr>
-        <w:t>(</w:t>
-      </w:r>
-      <w:r>
-        <w:rPr>
-          <w:rFonts w:ascii="Times New Roman" w:eastAsia="Times New Roman" w:hAnsi="Times New Roman" w:cs="Times New Roman"/>
-          <w:i/>
-          <w:sz w:val="26"/>
-          <w:szCs w:val="26"/>
-        </w:rPr>
-        <w:t>Từ nguồn kinh phí của Trường theo quy chế chi tiêu nội bộ</w:t>
-      </w:r>
-      <w:r>
-        <w:rPr>
-          <w:rFonts w:ascii="Times New Roman" w:eastAsia="Times New Roman" w:hAnsi="Times New Roman" w:cs="Times New Roman"/>
-          <w:i/>
-          <w:sz w:val="26"/>
-          <w:szCs w:val="26"/>
-        </w:rPr>
-        <w:t xml:space="preserve"> hoặc theo thỏa thuận hợp đồng chuyển giao) </w:t>
-      </w:r>
-    </w:p>
-    <w:p>
-      <w:pPr>
-        <w:spacing w:after="0" w:line="276" w:lineRule="auto"/>
-        <w:ind w:left="1" w:hanging="3"/>
-        <w:jc w:val="both"/>
-        <w:rPr>
-          <w:rFonts w:ascii="Times New Roman" w:eastAsia="Times New Roman" w:hAnsi="Times New Roman" w:cs="Times New Roman"/>
-          <w:i/>
-          <w:sz w:val="26"/>
-          <w:szCs w:val="26"/>
-        </w:rPr>
-      </w:pPr>
     </w:p>
     <w:p>
       <w:pPr>
@@ -3019,25 +1942,7 @@
           <w:sz w:val="26"/>
           <w:szCs w:val="26"/>
         </w:rPr>
-        <w:t>X</w:t>
-      </w:r>
-      <w:r>
-        <w:rPr>
-          <w:rFonts w:ascii="Times New Roman" w:hAnsi="Times New Roman" w:cs="Times New Roman"/>
-          <w:b/>
-          <w:sz w:val="26"/>
-          <w:szCs w:val="26"/>
-        </w:rPr>
-        <w:t>. Quản lý rủi ro</w:t>
-      </w:r>
-      <w:r>
-        <w:rPr>
-          <w:rFonts w:ascii="Times New Roman" w:hAnsi="Times New Roman" w:cs="Times New Roman"/>
-          <w:b/>
-          <w:sz w:val="26"/>
-          <w:szCs w:val="26"/>
-        </w:rPr>
-        <w:t xml:space="preserve"> trong chuyển giao</w:t>
+        <w:t xml:space="preserve">X. Quản lý rủi ro trong chuyển giao</w:t>
       </w:r>
     </w:p>
     <w:p>
@@ -3059,16 +1964,7 @@
           <w:sz w:val="26"/>
           <w:szCs w:val="26"/>
         </w:rPr>
-        <w:t>10.1.</w:t>
-      </w:r>
-      <w:r>
-        <w:rPr>
-          <w:rFonts w:ascii="Times New Roman" w:hAnsi="Times New Roman" w:cs="Times New Roman"/>
-          <w:b/>
-          <w:sz w:val="26"/>
-          <w:szCs w:val="26"/>
-        </w:rPr>
-        <w:t xml:space="preserve"> Xác định và đánh giá rủi ro </w:t>
+        <w:t xml:space="preserve">10.1. Xác định và đánh giá rủi ro </w:t>
       </w:r>
     </w:p>
     <w:tbl>
@@ -3301,15 +2197,17 @@
           </w:tcPr>
           <w:p>
             <w:pPr>
-              <w:spacing w:after="0" w:line="264" w:lineRule="auto"/>
-              <w:ind w:left="1" w:hanging="3"/>
+              <w:spacing w:after="100" w:line="276" w:lineRule="auto"/>
               <w:jc w:val="center"/>
-              <w:rPr>
-                <w:rFonts w:ascii="Times New Roman" w:eastAsia="Times New Roman" w:hAnsi="Times New Roman" w:cs="Times New Roman"/>
-                <w:sz w:val="26"/>
-                <w:szCs w:val="26"/>
-              </w:rPr>
-            </w:pPr>
+            </w:pPr>
+            <w:r>
+              <w:rPr>
+                <w:rFonts w:ascii="Times New Roman" w:hAnsi="Times New Roman" w:cs="Times New Roman"/>
+                <w:sz w:val="26"/>
+                <w:szCs w:val="26"/>
+              </w:rPr>
+              <w:t xml:space="preserve">{-w:tr ds_danh_gia_rui_ro}{stt}</w:t>
+            </w:r>
           </w:p>
         </w:tc>
         <w:tc>
@@ -3319,15 +2217,16 @@
           </w:tcPr>
           <w:p>
             <w:pPr>
-              <w:spacing w:after="0" w:line="264" w:lineRule="auto"/>
-              <w:ind w:left="1" w:hanging="3"/>
-              <w:jc w:val="both"/>
-              <w:rPr>
-                <w:rFonts w:ascii="Times New Roman" w:eastAsia="Times New Roman" w:hAnsi="Times New Roman" w:cs="Times New Roman"/>
-                <w:sz w:val="26"/>
-                <w:szCs w:val="26"/>
-              </w:rPr>
-            </w:pPr>
+              <w:spacing w:after="100" w:line="276" w:lineRule="auto"/>
+            </w:pPr>
+            <w:r>
+              <w:rPr>
+                <w:rFonts w:ascii="Times New Roman" w:hAnsi="Times New Roman" w:cs="Times New Roman"/>
+                <w:sz w:val="26"/>
+                <w:szCs w:val="26"/>
+              </w:rPr>
+              <w:t xml:space="preserve">{yeu_to_rui_ro}</w:t>
+            </w:r>
           </w:p>
         </w:tc>
         <w:tc>
@@ -3337,15 +2236,17 @@
           </w:tcPr>
           <w:p>
             <w:pPr>
-              <w:spacing w:after="0" w:line="264" w:lineRule="auto"/>
-              <w:ind w:left="1" w:hanging="3"/>
+              <w:spacing w:after="100" w:line="276" w:lineRule="auto"/>
               <w:jc w:val="center"/>
-              <w:rPr>
-                <w:rFonts w:ascii="Times New Roman" w:eastAsia="Times New Roman" w:hAnsi="Times New Roman" w:cs="Times New Roman"/>
-                <w:sz w:val="26"/>
-                <w:szCs w:val="26"/>
-              </w:rPr>
-            </w:pPr>
+            </w:pPr>
+            <w:r>
+              <w:rPr>
+                <w:rFonts w:ascii="Times New Roman" w:hAnsi="Times New Roman" w:cs="Times New Roman"/>
+                <w:sz w:val="26"/>
+                <w:szCs w:val="26"/>
+              </w:rPr>
+              <w:t xml:space="preserve">{p}</w:t>
+            </w:r>
           </w:p>
         </w:tc>
         <w:tc>
@@ -3355,15 +2256,17 @@
           </w:tcPr>
           <w:p>
             <w:pPr>
-              <w:spacing w:after="0" w:line="264" w:lineRule="auto"/>
-              <w:ind w:left="1" w:hanging="3"/>
+              <w:spacing w:after="100" w:line="276" w:lineRule="auto"/>
               <w:jc w:val="center"/>
-              <w:rPr>
-                <w:rFonts w:ascii="Times New Roman" w:eastAsia="Times New Roman" w:hAnsi="Times New Roman" w:cs="Times New Roman"/>
-                <w:sz w:val="26"/>
-                <w:szCs w:val="26"/>
-              </w:rPr>
-            </w:pPr>
+            </w:pPr>
+            <w:r>
+              <w:rPr>
+                <w:rFonts w:ascii="Times New Roman" w:hAnsi="Times New Roman" w:cs="Times New Roman"/>
+                <w:sz w:val="26"/>
+                <w:szCs w:val="26"/>
+              </w:rPr>
+              <w:t xml:space="preserve">{s}</w:t>
+            </w:r>
           </w:p>
         </w:tc>
         <w:tc>
@@ -3373,15 +2276,17 @@
           </w:tcPr>
           <w:p>
             <w:pPr>
-              <w:spacing w:after="0" w:line="264" w:lineRule="auto"/>
-              <w:ind w:left="1" w:hanging="3"/>
+              <w:spacing w:after="100" w:line="276" w:lineRule="auto"/>
               <w:jc w:val="center"/>
-              <w:rPr>
-                <w:rFonts w:ascii="Times New Roman" w:eastAsia="Times New Roman" w:hAnsi="Times New Roman" w:cs="Times New Roman"/>
-                <w:sz w:val="26"/>
-                <w:szCs w:val="26"/>
-              </w:rPr>
-            </w:pPr>
+            </w:pPr>
+            <w:r>
+              <w:rPr>
+                <w:rFonts w:ascii="Times New Roman" w:hAnsi="Times New Roman" w:cs="Times New Roman"/>
+                <w:sz w:val="26"/>
+                <w:szCs w:val="26"/>
+              </w:rPr>
+              <w:t xml:space="preserve">{r}</w:t>
+            </w:r>
           </w:p>
         </w:tc>
         <w:tc>
@@ -3391,354 +2296,17 @@
           </w:tcPr>
           <w:p>
             <w:pPr>
-              <w:spacing w:after="0" w:line="264" w:lineRule="auto"/>
-              <w:ind w:left="1" w:hanging="3"/>
+              <w:spacing w:after="100" w:line="276" w:lineRule="auto"/>
               <w:jc w:val="center"/>
-              <w:rPr>
-                <w:rFonts w:ascii="Times New Roman" w:eastAsia="Times New Roman" w:hAnsi="Times New Roman" w:cs="Times New Roman"/>
-                <w:sz w:val="26"/>
-                <w:szCs w:val="26"/>
-              </w:rPr>
-            </w:pPr>
-          </w:p>
-        </w:tc>
-      </w:tr>
-      <w:tr>
-        <w:trPr>
-          <w:trHeight w:val="97"/>
-        </w:trPr>
-        <w:tc>
-          <w:tcPr>
-            <w:tcW w:w="709" w:type="dxa"/>
-            <w:vAlign w:val="center"/>
-          </w:tcPr>
-          <w:p>
-            <w:pPr>
-              <w:spacing w:after="0" w:line="264" w:lineRule="auto"/>
-              <w:ind w:left="1" w:hanging="3"/>
-              <w:jc w:val="center"/>
-              <w:rPr>
-                <w:rFonts w:ascii="Times New Roman" w:eastAsia="Times New Roman" w:hAnsi="Times New Roman" w:cs="Times New Roman"/>
-                <w:sz w:val="26"/>
-                <w:szCs w:val="26"/>
-              </w:rPr>
-            </w:pPr>
-          </w:p>
-        </w:tc>
-        <w:tc>
-          <w:tcPr>
-            <w:tcW w:w="2654" w:type="dxa"/>
-            <w:vAlign w:val="center"/>
-          </w:tcPr>
-          <w:p>
-            <w:pPr>
-              <w:spacing w:after="0" w:line="264" w:lineRule="auto"/>
-              <w:ind w:left="1" w:hanging="3"/>
-              <w:jc w:val="both"/>
-              <w:rPr>
-                <w:rFonts w:ascii="Times New Roman" w:eastAsia="Times New Roman" w:hAnsi="Times New Roman" w:cs="Times New Roman"/>
-                <w:sz w:val="26"/>
-                <w:szCs w:val="26"/>
-              </w:rPr>
-            </w:pPr>
-          </w:p>
-        </w:tc>
-        <w:tc>
-          <w:tcPr>
-            <w:tcW w:w="1379" w:type="dxa"/>
-            <w:vAlign w:val="center"/>
-          </w:tcPr>
-          <w:p>
-            <w:pPr>
-              <w:spacing w:after="0" w:line="264" w:lineRule="auto"/>
-              <w:ind w:left="1" w:hanging="3"/>
-              <w:jc w:val="center"/>
-              <w:rPr>
-                <w:rFonts w:ascii="Times New Roman" w:eastAsia="Times New Roman" w:hAnsi="Times New Roman" w:cs="Times New Roman"/>
-                <w:sz w:val="26"/>
-                <w:szCs w:val="26"/>
-              </w:rPr>
-            </w:pPr>
-          </w:p>
-        </w:tc>
-        <w:tc>
-          <w:tcPr>
-            <w:tcW w:w="1549" w:type="dxa"/>
-            <w:vAlign w:val="center"/>
-          </w:tcPr>
-          <w:p>
-            <w:pPr>
-              <w:spacing w:after="0" w:line="264" w:lineRule="auto"/>
-              <w:ind w:left="1" w:hanging="3"/>
-              <w:jc w:val="center"/>
-              <w:rPr>
-                <w:rFonts w:ascii="Times New Roman" w:eastAsia="Times New Roman" w:hAnsi="Times New Roman" w:cs="Times New Roman"/>
-                <w:sz w:val="26"/>
-                <w:szCs w:val="26"/>
-              </w:rPr>
-            </w:pPr>
-          </w:p>
-        </w:tc>
-        <w:tc>
-          <w:tcPr>
-            <w:tcW w:w="1771" w:type="dxa"/>
-            <w:vAlign w:val="center"/>
-          </w:tcPr>
-          <w:p>
-            <w:pPr>
-              <w:spacing w:after="0" w:line="264" w:lineRule="auto"/>
-              <w:ind w:left="1" w:hanging="3"/>
-              <w:jc w:val="center"/>
-              <w:rPr>
-                <w:rFonts w:ascii="Times New Roman" w:eastAsia="Times New Roman" w:hAnsi="Times New Roman" w:cs="Times New Roman"/>
-                <w:sz w:val="26"/>
-                <w:szCs w:val="26"/>
-              </w:rPr>
-            </w:pPr>
-          </w:p>
-        </w:tc>
-        <w:tc>
-          <w:tcPr>
-            <w:tcW w:w="1380" w:type="dxa"/>
-            <w:vAlign w:val="center"/>
-          </w:tcPr>
-          <w:p>
-            <w:pPr>
-              <w:spacing w:after="0" w:line="264" w:lineRule="auto"/>
-              <w:ind w:left="1" w:hanging="3"/>
-              <w:jc w:val="center"/>
-              <w:rPr>
-                <w:rFonts w:ascii="Times New Roman" w:eastAsia="Times New Roman" w:hAnsi="Times New Roman" w:cs="Times New Roman"/>
-                <w:sz w:val="26"/>
-                <w:szCs w:val="26"/>
-              </w:rPr>
-            </w:pPr>
-          </w:p>
-        </w:tc>
-      </w:tr>
-      <w:tr>
-        <w:trPr>
-          <w:trHeight w:val="97"/>
-        </w:trPr>
-        <w:tc>
-          <w:tcPr>
-            <w:tcW w:w="709" w:type="dxa"/>
-            <w:vAlign w:val="center"/>
-          </w:tcPr>
-          <w:p>
-            <w:pPr>
-              <w:spacing w:after="0" w:line="264" w:lineRule="auto"/>
-              <w:ind w:left="1" w:hanging="3"/>
-              <w:jc w:val="center"/>
-              <w:rPr>
-                <w:rFonts w:ascii="Times New Roman" w:eastAsia="Times New Roman" w:hAnsi="Times New Roman" w:cs="Times New Roman"/>
-                <w:sz w:val="26"/>
-                <w:szCs w:val="26"/>
-              </w:rPr>
-            </w:pPr>
-          </w:p>
-        </w:tc>
-        <w:tc>
-          <w:tcPr>
-            <w:tcW w:w="2654" w:type="dxa"/>
-            <w:vAlign w:val="center"/>
-          </w:tcPr>
-          <w:p>
-            <w:pPr>
-              <w:spacing w:after="0" w:line="264" w:lineRule="auto"/>
-              <w:ind w:left="1" w:hanging="3"/>
-              <w:jc w:val="both"/>
-              <w:rPr>
-                <w:rFonts w:ascii="Times New Roman" w:eastAsia="Times New Roman" w:hAnsi="Times New Roman" w:cs="Times New Roman"/>
-                <w:sz w:val="26"/>
-                <w:szCs w:val="26"/>
-              </w:rPr>
-            </w:pPr>
-          </w:p>
-        </w:tc>
-        <w:tc>
-          <w:tcPr>
-            <w:tcW w:w="1379" w:type="dxa"/>
-            <w:vAlign w:val="center"/>
-          </w:tcPr>
-          <w:p>
-            <w:pPr>
-              <w:spacing w:after="0" w:line="264" w:lineRule="auto"/>
-              <w:ind w:left="1" w:hanging="3"/>
-              <w:jc w:val="center"/>
-              <w:rPr>
-                <w:rFonts w:ascii="Times New Roman" w:eastAsia="Times New Roman" w:hAnsi="Times New Roman" w:cs="Times New Roman"/>
-                <w:sz w:val="26"/>
-                <w:szCs w:val="26"/>
-              </w:rPr>
-            </w:pPr>
-          </w:p>
-        </w:tc>
-        <w:tc>
-          <w:tcPr>
-            <w:tcW w:w="1549" w:type="dxa"/>
-            <w:vAlign w:val="center"/>
-          </w:tcPr>
-          <w:p>
-            <w:pPr>
-              <w:spacing w:after="0" w:line="264" w:lineRule="auto"/>
-              <w:ind w:left="1" w:hanging="3"/>
-              <w:jc w:val="center"/>
-              <w:rPr>
-                <w:rFonts w:ascii="Times New Roman" w:eastAsia="Times New Roman" w:hAnsi="Times New Roman" w:cs="Times New Roman"/>
-                <w:sz w:val="26"/>
-                <w:szCs w:val="26"/>
-              </w:rPr>
-            </w:pPr>
-          </w:p>
-        </w:tc>
-        <w:tc>
-          <w:tcPr>
-            <w:tcW w:w="1771" w:type="dxa"/>
-            <w:vAlign w:val="center"/>
-          </w:tcPr>
-          <w:p>
-            <w:pPr>
-              <w:spacing w:after="0" w:line="264" w:lineRule="auto"/>
-              <w:ind w:left="1" w:hanging="3"/>
-              <w:jc w:val="center"/>
-              <w:rPr>
-                <w:rFonts w:ascii="Times New Roman" w:eastAsia="Times New Roman" w:hAnsi="Times New Roman" w:cs="Times New Roman"/>
-                <w:sz w:val="26"/>
-                <w:szCs w:val="26"/>
-              </w:rPr>
-            </w:pPr>
-          </w:p>
-        </w:tc>
-        <w:tc>
-          <w:tcPr>
-            <w:tcW w:w="1380" w:type="dxa"/>
-            <w:vAlign w:val="center"/>
-          </w:tcPr>
-          <w:p>
-            <w:pPr>
-              <w:spacing w:after="0" w:line="264" w:lineRule="auto"/>
-              <w:ind w:left="1" w:hanging="3"/>
-              <w:jc w:val="center"/>
-              <w:rPr>
-                <w:rFonts w:ascii="Times New Roman" w:eastAsia="Times New Roman" w:hAnsi="Times New Roman" w:cs="Times New Roman"/>
-                <w:sz w:val="26"/>
-                <w:szCs w:val="26"/>
-              </w:rPr>
-            </w:pPr>
-          </w:p>
-        </w:tc>
-      </w:tr>
-      <w:tr>
-        <w:trPr>
-          <w:trHeight w:val="97"/>
-        </w:trPr>
-        <w:tc>
-          <w:tcPr>
-            <w:tcW w:w="709" w:type="dxa"/>
-            <w:vAlign w:val="center"/>
-          </w:tcPr>
-          <w:p>
-            <w:pPr>
-              <w:spacing w:after="0" w:line="264" w:lineRule="auto"/>
-              <w:ind w:left="1" w:hanging="3"/>
-              <w:jc w:val="center"/>
-              <w:rPr>
-                <w:rFonts w:ascii="Times New Roman" w:eastAsia="Times New Roman" w:hAnsi="Times New Roman" w:cs="Times New Roman"/>
-                <w:sz w:val="26"/>
-                <w:szCs w:val="26"/>
-              </w:rPr>
-            </w:pPr>
-          </w:p>
-        </w:tc>
-        <w:tc>
-          <w:tcPr>
-            <w:tcW w:w="2654" w:type="dxa"/>
-            <w:vAlign w:val="center"/>
-          </w:tcPr>
-          <w:p>
-            <w:pPr>
-              <w:spacing w:after="0" w:line="264" w:lineRule="auto"/>
-              <w:ind w:left="1" w:hanging="3"/>
-              <w:jc w:val="both"/>
-              <w:rPr>
-                <w:rFonts w:ascii="Times New Roman" w:eastAsia="Times New Roman" w:hAnsi="Times New Roman" w:cs="Times New Roman"/>
-                <w:sz w:val="26"/>
-                <w:szCs w:val="26"/>
-              </w:rPr>
-            </w:pPr>
-          </w:p>
-        </w:tc>
-        <w:tc>
-          <w:tcPr>
-            <w:tcW w:w="1379" w:type="dxa"/>
-            <w:vAlign w:val="center"/>
-          </w:tcPr>
-          <w:p>
-            <w:pPr>
-              <w:spacing w:after="0" w:line="264" w:lineRule="auto"/>
-              <w:ind w:left="1" w:hanging="3"/>
-              <w:jc w:val="center"/>
-              <w:rPr>
-                <w:rFonts w:ascii="Times New Roman" w:eastAsia="Times New Roman" w:hAnsi="Times New Roman" w:cs="Times New Roman"/>
-                <w:sz w:val="26"/>
-                <w:szCs w:val="26"/>
-              </w:rPr>
-            </w:pPr>
-          </w:p>
-        </w:tc>
-        <w:tc>
-          <w:tcPr>
-            <w:tcW w:w="1549" w:type="dxa"/>
-            <w:vAlign w:val="center"/>
-          </w:tcPr>
-          <w:p>
-            <w:pPr>
-              <w:spacing w:after="0" w:line="264" w:lineRule="auto"/>
-              <w:ind w:left="1" w:hanging="3"/>
-              <w:jc w:val="center"/>
-              <w:rPr>
-                <w:rFonts w:ascii="Times New Roman" w:eastAsia="Times New Roman" w:hAnsi="Times New Roman" w:cs="Times New Roman"/>
-                <w:sz w:val="26"/>
-                <w:szCs w:val="26"/>
-              </w:rPr>
-            </w:pPr>
-          </w:p>
-        </w:tc>
-        <w:tc>
-          <w:tcPr>
-            <w:tcW w:w="1771" w:type="dxa"/>
-            <w:vAlign w:val="center"/>
-          </w:tcPr>
-          <w:p>
-            <w:pPr>
-              <w:spacing w:after="0" w:line="264" w:lineRule="auto"/>
-              <w:ind w:left="1" w:hanging="3"/>
-              <w:jc w:val="center"/>
-              <w:rPr>
-                <w:rFonts w:ascii="Times New Roman" w:eastAsia="Times New Roman" w:hAnsi="Times New Roman" w:cs="Times New Roman"/>
-                <w:sz w:val="26"/>
-                <w:szCs w:val="26"/>
-              </w:rPr>
-            </w:pPr>
-          </w:p>
-        </w:tc>
-        <w:tc>
-          <w:tcPr>
-            <w:tcW w:w="1380" w:type="dxa"/>
-            <w:vAlign w:val="center"/>
-          </w:tcPr>
-          <w:p>
-            <w:pPr>
-              <w:spacing w:after="0" w:line="264" w:lineRule="auto"/>
-              <w:ind w:left="1" w:hanging="3"/>
-              <w:jc w:val="center"/>
-              <w:rPr>
-                <w:rFonts w:ascii="Times New Roman" w:eastAsia="Times New Roman" w:hAnsi="Times New Roman" w:cs="Times New Roman"/>
-                <w:sz w:val="26"/>
-                <w:szCs w:val="26"/>
-              </w:rPr>
-            </w:pPr>
+            </w:pPr>
+            <w:r>
+              <w:rPr>
+                <w:rFonts w:ascii="Times New Roman" w:hAnsi="Times New Roman" w:cs="Times New Roman"/>
+                <w:sz w:val="26"/>
+                <w:szCs w:val="26"/>
+              </w:rPr>
+              <w:t xml:space="preserve">{phan_loai}{/ds_danh_gia_rui_ro}</w:t>
+            </w:r>
           </w:p>
         </w:tc>
       </w:tr>
@@ -3761,16 +2329,7 @@
           <w:sz w:val="26"/>
           <w:szCs w:val="26"/>
         </w:rPr>
-        <w:t>10.2.</w:t>
-      </w:r>
-      <w:r>
-        <w:rPr>
-          <w:rFonts w:ascii="Times New Roman" w:hAnsi="Times New Roman" w:cs="Times New Roman"/>
-          <w:b/>
-          <w:sz w:val="26"/>
-          <w:szCs w:val="26"/>
-        </w:rPr>
-        <w:t xml:space="preserve"> Biện pháp kiểm soát rủi ro</w:t>
+        <w:t xml:space="preserve">10.2. Biện pháp kiểm soát rủi ro</w:t>
       </w:r>
     </w:p>
     <w:tbl>
@@ -4050,16 +2609,17 @@
           </w:tcPr>
           <w:p>
             <w:pPr>
-              <w:spacing w:line="264" w:lineRule="auto"/>
-              <w:ind w:left="1" w:hanging="3"/>
+              <w:spacing w:after="100" w:line="276" w:lineRule="auto"/>
               <w:jc w:val="center"/>
-              <w:rPr>
-                <w:rFonts w:ascii="Times New Roman" w:eastAsia="Times New Roman" w:hAnsi="Times New Roman" w:cs="Times New Roman"/>
-                <w:color w:val="000000"/>
-                <w:sz w:val="26"/>
-                <w:szCs w:val="26"/>
-              </w:rPr>
-            </w:pPr>
+            </w:pPr>
+            <w:r>
+              <w:rPr>
+                <w:rFonts w:ascii="Times New Roman" w:hAnsi="Times New Roman" w:cs="Times New Roman"/>
+                <w:sz w:val="26"/>
+                <w:szCs w:val="26"/>
+              </w:rPr>
+              <w:t xml:space="preserve">{-w:tr ds_kiem_soat_rui_ro}{stt}</w:t>
+            </w:r>
           </w:p>
         </w:tc>
         <w:tc>
@@ -4069,16 +2629,16 @@
           </w:tcPr>
           <w:p>
             <w:pPr>
-              <w:spacing w:line="264" w:lineRule="auto"/>
-              <w:ind w:left="1" w:hanging="3"/>
-              <w:jc w:val="both"/>
-              <w:rPr>
-                <w:rFonts w:ascii="Times New Roman" w:eastAsia="Times New Roman" w:hAnsi="Times New Roman" w:cs="Times New Roman"/>
-                <w:color w:val="000000"/>
-                <w:sz w:val="26"/>
-                <w:szCs w:val="26"/>
-              </w:rPr>
-            </w:pPr>
+              <w:spacing w:after="100" w:line="276" w:lineRule="auto"/>
+            </w:pPr>
+            <w:r>
+              <w:rPr>
+                <w:rFonts w:ascii="Times New Roman" w:hAnsi="Times New Roman" w:cs="Times New Roman"/>
+                <w:sz w:val="26"/>
+                <w:szCs w:val="26"/>
+              </w:rPr>
+              <w:t xml:space="preserve">{yeu_to_rui_ro}</w:t>
+            </w:r>
           </w:p>
         </w:tc>
         <w:tc>
@@ -4088,16 +2648,16 @@
           </w:tcPr>
           <w:p>
             <w:pPr>
-              <w:spacing w:line="264" w:lineRule="auto"/>
-              <w:ind w:left="1" w:hanging="3"/>
-              <w:jc w:val="center"/>
-              <w:rPr>
-                <w:rFonts w:ascii="Times New Roman" w:eastAsia="Times New Roman" w:hAnsi="Times New Roman" w:cs="Times New Roman"/>
-                <w:color w:val="000000"/>
-                <w:sz w:val="26"/>
-                <w:szCs w:val="26"/>
-              </w:rPr>
-            </w:pPr>
+              <w:spacing w:after="100" w:line="276" w:lineRule="auto"/>
+            </w:pPr>
+            <w:r>
+              <w:rPr>
+                <w:rFonts w:ascii="Times New Roman" w:hAnsi="Times New Roman" w:cs="Times New Roman"/>
+                <w:sz w:val="26"/>
+                <w:szCs w:val="26"/>
+              </w:rPr>
+              <w:t xml:space="preserve">{bien_phap}</w:t>
+            </w:r>
           </w:p>
         </w:tc>
         <w:tc>
@@ -4107,16 +2667,16 @@
           </w:tcPr>
           <w:p>
             <w:pPr>
-              <w:spacing w:line="264" w:lineRule="auto"/>
-              <w:ind w:left="1" w:hanging="3"/>
-              <w:jc w:val="center"/>
-              <w:rPr>
-                <w:rFonts w:ascii="Times New Roman" w:eastAsia="Times New Roman" w:hAnsi="Times New Roman" w:cs="Times New Roman"/>
-                <w:color w:val="000000"/>
-                <w:sz w:val="26"/>
-                <w:szCs w:val="26"/>
-              </w:rPr>
-            </w:pPr>
+              <w:spacing w:after="100" w:line="276" w:lineRule="auto"/>
+            </w:pPr>
+            <w:r>
+              <w:rPr>
+                <w:rFonts w:ascii="Times New Roman" w:hAnsi="Times New Roman" w:cs="Times New Roman"/>
+                <w:sz w:val="26"/>
+                <w:szCs w:val="26"/>
+              </w:rPr>
+              <w:t xml:space="preserve">{don_vi_phu_trach}</w:t>
+            </w:r>
           </w:p>
         </w:tc>
         <w:tc>
@@ -4126,16 +2686,16 @@
           </w:tcPr>
           <w:p>
             <w:pPr>
-              <w:spacing w:line="264" w:lineRule="auto"/>
-              <w:ind w:left="1" w:hanging="3"/>
-              <w:jc w:val="center"/>
-              <w:rPr>
-                <w:rFonts w:ascii="Times New Roman" w:eastAsia="Times New Roman" w:hAnsi="Times New Roman" w:cs="Times New Roman"/>
-                <w:color w:val="000000"/>
-                <w:sz w:val="26"/>
-                <w:szCs w:val="26"/>
-              </w:rPr>
-            </w:pPr>
+              <w:spacing w:after="100" w:line="276" w:lineRule="auto"/>
+            </w:pPr>
+            <w:r>
+              <w:rPr>
+                <w:rFonts w:ascii="Times New Roman" w:hAnsi="Times New Roman" w:cs="Times New Roman"/>
+                <w:sz w:val="26"/>
+                <w:szCs w:val="26"/>
+              </w:rPr>
+              <w:t xml:space="preserve">{don_vi_phoi_hop}</w:t>
+            </w:r>
           </w:p>
         </w:tc>
         <w:tc>
@@ -4145,16 +2705,17 @@
           </w:tcPr>
           <w:p>
             <w:pPr>
-              <w:spacing w:line="264" w:lineRule="auto"/>
-              <w:ind w:left="1" w:hanging="3"/>
+              <w:spacing w:after="100" w:line="276" w:lineRule="auto"/>
               <w:jc w:val="center"/>
-              <w:rPr>
-                <w:rFonts w:ascii="Times New Roman" w:eastAsia="Times New Roman" w:hAnsi="Times New Roman" w:cs="Times New Roman"/>
-                <w:color w:val="000000"/>
-                <w:sz w:val="26"/>
-                <w:szCs w:val="26"/>
-              </w:rPr>
-            </w:pPr>
+            </w:pPr>
+            <w:r>
+              <w:rPr>
+                <w:rFonts w:ascii="Times New Roman" w:hAnsi="Times New Roman" w:cs="Times New Roman"/>
+                <w:sz w:val="26"/>
+                <w:szCs w:val="26"/>
+              </w:rPr>
+              <w:t xml:space="preserve">{thoi_gian}</w:t>
+            </w:r>
           </w:p>
         </w:tc>
         <w:tc>
@@ -4164,292 +2725,16 @@
           </w:tcPr>
           <w:p>
             <w:pPr>
-              <w:spacing w:line="264" w:lineRule="auto"/>
-              <w:ind w:left="1" w:hanging="3"/>
-              <w:rPr>
-                <w:rFonts w:ascii="Times New Roman" w:eastAsia="Times New Roman" w:hAnsi="Times New Roman" w:cs="Times New Roman"/>
-                <w:color w:val="000000"/>
-                <w:sz w:val="26"/>
-                <w:szCs w:val="26"/>
-              </w:rPr>
-            </w:pPr>
-          </w:p>
-        </w:tc>
-      </w:tr>
-      <w:tr>
-        <w:trPr>
-          <w:trHeight w:val="104"/>
-          <w:jc w:val="center"/>
-        </w:trPr>
-        <w:tc>
-          <w:tcPr>
-            <w:tcW w:w="535" w:type="dxa"/>
-            <w:vAlign w:val="center"/>
-          </w:tcPr>
-          <w:p>
-            <w:pPr>
-              <w:spacing w:line="264" w:lineRule="auto"/>
-              <w:ind w:left="1" w:hanging="3"/>
-              <w:jc w:val="center"/>
-              <w:rPr>
-                <w:rFonts w:ascii="Times New Roman" w:eastAsia="Times New Roman" w:hAnsi="Times New Roman" w:cs="Times New Roman"/>
-                <w:color w:val="000000"/>
-                <w:sz w:val="26"/>
-                <w:szCs w:val="26"/>
-              </w:rPr>
-            </w:pPr>
-          </w:p>
-        </w:tc>
-        <w:tc>
-          <w:tcPr>
-            <w:tcW w:w="1870" w:type="dxa"/>
-            <w:vAlign w:val="center"/>
-          </w:tcPr>
-          <w:p>
-            <w:pPr>
-              <w:spacing w:line="264" w:lineRule="auto"/>
-              <w:ind w:left="1" w:hanging="3"/>
-              <w:jc w:val="both"/>
-              <w:rPr>
-                <w:rFonts w:ascii="Times New Roman" w:eastAsia="Times New Roman" w:hAnsi="Times New Roman" w:cs="Times New Roman"/>
-                <w:color w:val="000000"/>
-                <w:sz w:val="26"/>
-                <w:szCs w:val="26"/>
-              </w:rPr>
-            </w:pPr>
-          </w:p>
-        </w:tc>
-        <w:tc>
-          <w:tcPr>
-            <w:tcW w:w="1701" w:type="dxa"/>
-            <w:vAlign w:val="center"/>
-          </w:tcPr>
-          <w:p>
-            <w:pPr>
-              <w:spacing w:line="264" w:lineRule="auto"/>
-              <w:ind w:left="1" w:hanging="3"/>
-              <w:jc w:val="center"/>
-              <w:rPr>
-                <w:rFonts w:ascii="Times New Roman" w:eastAsia="Times New Roman" w:hAnsi="Times New Roman" w:cs="Times New Roman"/>
-                <w:color w:val="000000"/>
-                <w:sz w:val="26"/>
-                <w:szCs w:val="26"/>
-              </w:rPr>
-            </w:pPr>
-          </w:p>
-        </w:tc>
-        <w:tc>
-          <w:tcPr>
-            <w:tcW w:w="1418" w:type="dxa"/>
-            <w:vAlign w:val="center"/>
-          </w:tcPr>
-          <w:p>
-            <w:pPr>
-              <w:spacing w:line="264" w:lineRule="auto"/>
-              <w:ind w:left="1" w:hanging="3"/>
-              <w:jc w:val="center"/>
-              <w:rPr>
-                <w:rFonts w:ascii="Times New Roman" w:eastAsia="Times New Roman" w:hAnsi="Times New Roman" w:cs="Times New Roman"/>
-                <w:color w:val="000000"/>
-                <w:sz w:val="26"/>
-                <w:szCs w:val="26"/>
-              </w:rPr>
-            </w:pPr>
-          </w:p>
-        </w:tc>
-        <w:tc>
-          <w:tcPr>
-            <w:tcW w:w="1417" w:type="dxa"/>
-            <w:vAlign w:val="center"/>
-          </w:tcPr>
-          <w:p>
-            <w:pPr>
-              <w:spacing w:line="264" w:lineRule="auto"/>
-              <w:ind w:left="1" w:hanging="3"/>
-              <w:jc w:val="center"/>
-              <w:rPr>
-                <w:rFonts w:ascii="Times New Roman" w:eastAsia="Times New Roman" w:hAnsi="Times New Roman" w:cs="Times New Roman"/>
-                <w:color w:val="000000"/>
-                <w:sz w:val="26"/>
-                <w:szCs w:val="26"/>
-              </w:rPr>
-            </w:pPr>
-          </w:p>
-        </w:tc>
-        <w:tc>
-          <w:tcPr>
-            <w:tcW w:w="1418" w:type="dxa"/>
-            <w:vAlign w:val="center"/>
-          </w:tcPr>
-          <w:p>
-            <w:pPr>
-              <w:spacing w:line="264" w:lineRule="auto"/>
-              <w:ind w:left="1" w:hanging="3"/>
-              <w:jc w:val="center"/>
-              <w:rPr>
-                <w:rFonts w:ascii="Times New Roman" w:eastAsia="Times New Roman" w:hAnsi="Times New Roman" w:cs="Times New Roman"/>
-                <w:color w:val="000000"/>
-                <w:sz w:val="26"/>
-                <w:szCs w:val="26"/>
-              </w:rPr>
-            </w:pPr>
-          </w:p>
-        </w:tc>
-        <w:tc>
-          <w:tcPr>
-            <w:tcW w:w="1435" w:type="dxa"/>
-            <w:vAlign w:val="center"/>
-          </w:tcPr>
-          <w:p>
-            <w:pPr>
-              <w:spacing w:line="264" w:lineRule="auto"/>
-              <w:ind w:left="1" w:hanging="3"/>
-              <w:jc w:val="center"/>
-              <w:rPr>
-                <w:rFonts w:ascii="Times New Roman" w:eastAsia="Times New Roman" w:hAnsi="Times New Roman" w:cs="Times New Roman"/>
-                <w:color w:val="000000"/>
-                <w:sz w:val="26"/>
-                <w:szCs w:val="26"/>
-              </w:rPr>
-            </w:pPr>
-          </w:p>
-        </w:tc>
-      </w:tr>
-      <w:tr>
-        <w:trPr>
-          <w:trHeight w:val="104"/>
-          <w:jc w:val="center"/>
-        </w:trPr>
-        <w:tc>
-          <w:tcPr>
-            <w:tcW w:w="535" w:type="dxa"/>
-            <w:vAlign w:val="center"/>
-          </w:tcPr>
-          <w:p>
-            <w:pPr>
-              <w:spacing w:line="264" w:lineRule="auto"/>
-              <w:ind w:left="1" w:hanging="3"/>
-              <w:jc w:val="center"/>
-              <w:rPr>
-                <w:rFonts w:ascii="Times New Roman" w:eastAsia="Times New Roman" w:hAnsi="Times New Roman" w:cs="Times New Roman"/>
-                <w:color w:val="000000"/>
-                <w:sz w:val="26"/>
-                <w:szCs w:val="26"/>
-              </w:rPr>
-            </w:pPr>
-          </w:p>
-        </w:tc>
-        <w:tc>
-          <w:tcPr>
-            <w:tcW w:w="1870" w:type="dxa"/>
-            <w:vAlign w:val="center"/>
-          </w:tcPr>
-          <w:p>
-            <w:pPr>
-              <w:spacing w:line="264" w:lineRule="auto"/>
-              <w:ind w:left="1" w:hanging="3"/>
-              <w:jc w:val="both"/>
-              <w:rPr>
-                <w:rFonts w:ascii="Times New Roman" w:eastAsia="Times New Roman" w:hAnsi="Times New Roman" w:cs="Times New Roman"/>
-                <w:sz w:val="26"/>
-                <w:szCs w:val="26"/>
-              </w:rPr>
-            </w:pPr>
-          </w:p>
-        </w:tc>
-        <w:tc>
-          <w:tcPr>
-            <w:tcW w:w="1701" w:type="dxa"/>
-            <w:vAlign w:val="center"/>
-          </w:tcPr>
-          <w:p>
-            <w:pPr>
-              <w:spacing w:line="264" w:lineRule="auto"/>
-              <w:ind w:left="1" w:hanging="3"/>
-              <w:jc w:val="center"/>
-              <w:rPr>
-                <w:rFonts w:ascii="Times New Roman" w:eastAsia="Times New Roman" w:hAnsi="Times New Roman" w:cs="Times New Roman"/>
-                <w:color w:val="000000"/>
-                <w:sz w:val="26"/>
-                <w:szCs w:val="26"/>
-              </w:rPr>
-            </w:pPr>
-          </w:p>
-        </w:tc>
-        <w:tc>
-          <w:tcPr>
-            <w:tcW w:w="1418" w:type="dxa"/>
-            <w:vAlign w:val="center"/>
-          </w:tcPr>
-          <w:p>
-            <w:pPr>
-              <w:spacing w:line="264" w:lineRule="auto"/>
-              <w:ind w:left="1" w:hanging="3"/>
-              <w:jc w:val="center"/>
-              <w:rPr>
-                <w:rFonts w:ascii="Times New Roman" w:eastAsia="Times New Roman" w:hAnsi="Times New Roman" w:cs="Times New Roman"/>
-                <w:color w:val="000000"/>
-                <w:sz w:val="26"/>
-                <w:szCs w:val="26"/>
-              </w:rPr>
-            </w:pPr>
-          </w:p>
-        </w:tc>
-        <w:tc>
-          <w:tcPr>
-            <w:tcW w:w="1417" w:type="dxa"/>
-            <w:vAlign w:val="center"/>
-          </w:tcPr>
-          <w:p>
-            <w:pPr>
-              <w:spacing w:line="264" w:lineRule="auto"/>
-              <w:ind w:left="1" w:hanging="3"/>
-              <w:jc w:val="center"/>
-              <w:rPr>
-                <w:rFonts w:ascii="Times New Roman" w:eastAsia="Times New Roman" w:hAnsi="Times New Roman" w:cs="Times New Roman"/>
-                <w:color w:val="000000"/>
-                <w:sz w:val="26"/>
-                <w:szCs w:val="26"/>
-              </w:rPr>
-            </w:pPr>
-          </w:p>
-        </w:tc>
-        <w:tc>
-          <w:tcPr>
-            <w:tcW w:w="1418" w:type="dxa"/>
-            <w:vAlign w:val="center"/>
-          </w:tcPr>
-          <w:p>
-            <w:pPr>
-              <w:spacing w:line="264" w:lineRule="auto"/>
-              <w:ind w:left="1" w:hanging="3"/>
-              <w:jc w:val="center"/>
-              <w:rPr>
-                <w:rFonts w:ascii="Times New Roman" w:eastAsia="Times New Roman" w:hAnsi="Times New Roman" w:cs="Times New Roman"/>
-                <w:color w:val="000000"/>
-                <w:sz w:val="26"/>
-                <w:szCs w:val="26"/>
-              </w:rPr>
-            </w:pPr>
-          </w:p>
-        </w:tc>
-        <w:tc>
-          <w:tcPr>
-            <w:tcW w:w="1435" w:type="dxa"/>
-            <w:vAlign w:val="center"/>
-          </w:tcPr>
-          <w:p>
-            <w:pPr>
-              <w:spacing w:line="264" w:lineRule="auto"/>
-              <w:ind w:left="1" w:hanging="3"/>
-              <w:jc w:val="center"/>
-              <w:rPr>
-                <w:rFonts w:ascii="Times New Roman" w:eastAsia="Times New Roman" w:hAnsi="Times New Roman" w:cs="Times New Roman"/>
-                <w:color w:val="000000"/>
-                <w:sz w:val="26"/>
-                <w:szCs w:val="26"/>
-              </w:rPr>
-            </w:pPr>
+              <w:spacing w:after="100" w:line="276" w:lineRule="auto"/>
+            </w:pPr>
+            <w:r>
+              <w:rPr>
+                <w:rFonts w:ascii="Times New Roman" w:hAnsi="Times New Roman" w:cs="Times New Roman"/>
+                <w:sz w:val="26"/>
+                <w:szCs w:val="26"/>
+              </w:rPr>
+              <w:t xml:space="preserve">{san_pham}{/ds_kiem_soat_rui_ro}</w:t>
+            </w:r>
           </w:p>
         </w:tc>
       </w:tr>
@@ -4563,16 +2848,7 @@
                 <w:sz w:val="26"/>
                 <w:szCs w:val="26"/>
               </w:rPr>
-              <w:t>Trưởng đơn vị giao</w:t>
-            </w:r>
-            <w:r>
-              <w:rPr>
-                <w:rFonts w:ascii="Times New Roman" w:eastAsia="Times New Roman" w:hAnsi="Times New Roman" w:cs="Times New Roman"/>
-                <w:b/>
-                <w:sz w:val="26"/>
-                <w:szCs w:val="26"/>
-              </w:rPr>
-              <w:t>/Chủ nhiệm đề tài</w:t>
+              <w:t xml:space="preserve">Trưởng đơn vị giao/Chủ nhiệm đề tài</w:t>
             </w:r>
           </w:p>
         </w:tc>
@@ -4755,6 +3031,26 @@
           </w:tcPr>
           <w:p>
             <w:pPr>
+              <w:spacing w:after="100" w:line="276" w:lineRule="auto"/>
+              <w:jc w:val="center"/>
+            </w:pPr>
+            <w:r>
+              <w:rPr>
+                <w:rFonts w:ascii="Times New Roman" w:hAnsi="Times New Roman" w:cs="Times New Roman"/>
+                <w:sz w:val="26"/>
+                <w:szCs w:val="26"/>
+                <w:b/>
+              </w:rPr>
+              <w:t xml:space="preserve">{truong_don_vi_nhan}</w:t>
+            </w:r>
+          </w:p>
+        </w:tc>
+        <w:tc>
+          <w:tcPr>
+            <w:tcW w:w="2160" w:type="dxa"/>
+          </w:tcPr>
+          <w:p>
+            <w:pPr>
               <w:spacing w:after="0" w:line="276" w:lineRule="auto"/>
               <w:ind w:left="1" w:hanging="3"/>
               <w:jc w:val="both"/>
@@ -4768,36 +3064,22 @@
         </w:tc>
         <w:tc>
           <w:tcPr>
-            <w:tcW w:w="2160" w:type="dxa"/>
-          </w:tcPr>
-          <w:p>
-            <w:pPr>
-              <w:spacing w:after="0" w:line="276" w:lineRule="auto"/>
-              <w:ind w:left="1" w:hanging="3"/>
-              <w:jc w:val="both"/>
-              <w:rPr>
-                <w:rFonts w:ascii="Times New Roman" w:eastAsia="Times New Roman" w:hAnsi="Times New Roman" w:cs="Times New Roman"/>
-                <w:sz w:val="26"/>
-                <w:szCs w:val="26"/>
-              </w:rPr>
-            </w:pPr>
-          </w:p>
-        </w:tc>
-        <w:tc>
-          <w:tcPr>
             <w:tcW w:w="3381" w:type="dxa"/>
           </w:tcPr>
           <w:p>
             <w:pPr>
-              <w:spacing w:after="0" w:line="276" w:lineRule="auto"/>
-              <w:ind w:left="1" w:hanging="3"/>
-              <w:jc w:val="both"/>
-              <w:rPr>
-                <w:rFonts w:ascii="Times New Roman" w:eastAsia="Times New Roman" w:hAnsi="Times New Roman" w:cs="Times New Roman"/>
-                <w:sz w:val="26"/>
-                <w:szCs w:val="26"/>
-              </w:rPr>
-            </w:pPr>
+              <w:spacing w:after="100" w:line="276" w:lineRule="auto"/>
+              <w:jc w:val="center"/>
+            </w:pPr>
+            <w:r>
+              <w:rPr>
+                <w:rFonts w:ascii="Times New Roman" w:hAnsi="Times New Roman" w:cs="Times New Roman"/>
+                <w:sz w:val="26"/>
+                <w:szCs w:val="26"/>
+                <w:b/>
+              </w:rPr>
+              <w:t xml:space="preserve">{ho_ten}</w:t>
+            </w:r>
           </w:p>
         </w:tc>
       </w:tr>
@@ -5180,33 +3462,13 @@
                 <w:rFonts w:ascii="Times New Roman" w:eastAsia="Times New Roman" w:hAnsi="Times New Roman" w:cs="Times New Roman"/>
                 <w:highlight w:val="yellow"/>
               </w:rPr>
-              <w:t xml:space="preserve">thêm </w:t>
-            </w:r>
-            <w:r>
-              <w:rPr>
-                <w:rFonts w:ascii="Times New Roman" w:eastAsia="Times New Roman" w:hAnsi="Times New Roman" w:cs="Times New Roman"/>
-                <w:highlight w:val="yellow"/>
-              </w:rPr>
-              <w:t xml:space="preserve">tên tắt </w:t>
-            </w:r>
-            <w:r>
-              <w:rPr>
-                <w:rFonts w:ascii="Times New Roman" w:eastAsia="Times New Roman" w:hAnsi="Times New Roman" w:cs="Times New Roman"/>
-                <w:highlight w:val="yellow"/>
-              </w:rPr>
-              <w:t xml:space="preserve">đơn vị </w:t>
-            </w:r>
-            <w:r>
-              <w:rPr>
-                <w:rFonts w:ascii="Times New Roman" w:eastAsia="Times New Roman" w:hAnsi="Times New Roman" w:cs="Times New Roman"/>
-              </w:rPr>
-              <w:t>CG v nhận CG</w:t>
-            </w:r>
-            <w:r>
-              <w:rPr>
-                <w:rFonts w:ascii="Times New Roman" w:eastAsia="Times New Roman" w:hAnsi="Times New Roman" w:cs="Times New Roman"/>
-              </w:rPr>
-              <w:t>);</w:t>
+              <w:t xml:space="preserve">thêm tên tắt đơn vị </w:t>
+            </w:r>
+            <w:r>
+              <w:rPr>
+                <w:rFonts w:ascii="Times New Roman" w:eastAsia="Times New Roman" w:hAnsi="Times New Roman" w:cs="Times New Roman"/>
+              </w:rPr>
+              <w:t xml:space="preserve">CG v nhận CG);</w:t>
             </w:r>
           </w:p>
           <w:p>
@@ -5221,25 +3483,7 @@
               <w:rPr>
                 <w:rFonts w:ascii="Times New Roman" w:eastAsia="Times New Roman" w:hAnsi="Times New Roman" w:cs="Times New Roman"/>
               </w:rPr>
-              <w:t>-</w:t>
-            </w:r>
-            <w:r>
-              <w:rPr>
-                <w:rFonts w:ascii="Times New Roman" w:eastAsia="Times New Roman" w:hAnsi="Times New Roman" w:cs="Times New Roman"/>
-              </w:rPr>
-              <w:t xml:space="preserve"> </w:t>
-            </w:r>
-            <w:r>
-              <w:rPr>
-                <w:rFonts w:ascii="Times New Roman" w:eastAsia="Times New Roman" w:hAnsi="Times New Roman" w:cs="Times New Roman"/>
-              </w:rPr>
-              <w:t>VP</w:t>
-            </w:r>
-            <w:r>
-              <w:rPr>
-                <w:rFonts w:ascii="Times New Roman" w:eastAsia="Times New Roman" w:hAnsi="Times New Roman" w:cs="Times New Roman"/>
-              </w:rPr>
-              <w:t>, TCKT;</w:t>
+              <w:t xml:space="preserve">- VP, TCKT;</w:t>
             </w:r>
           </w:p>
           <w:p>
@@ -5269,25 +3513,7 @@
               <w:rPr>
                 <w:rFonts w:ascii="Times New Roman" w:eastAsia="Times New Roman" w:hAnsi="Times New Roman" w:cs="Times New Roman"/>
               </w:rPr>
-              <w:t>- Lưu VT</w:t>
-            </w:r>
-            <w:r>
-              <w:rPr>
-                <w:rFonts w:ascii="Times New Roman" w:eastAsia="Times New Roman" w:hAnsi="Times New Roman" w:cs="Times New Roman"/>
-              </w:rPr>
-              <w:t xml:space="preserve">, </w:t>
-            </w:r>
-            <w:r>
-              <w:rPr>
-                <w:rFonts w:ascii="Times New Roman" w:eastAsia="Times New Roman" w:hAnsi="Times New Roman" w:cs="Times New Roman"/>
-              </w:rPr>
-              <w:t>KHCN</w:t>
-            </w:r>
-            <w:r>
-              <w:rPr>
-                <w:rFonts w:ascii="Times New Roman" w:eastAsia="Times New Roman" w:hAnsi="Times New Roman" w:cs="Times New Roman"/>
-              </w:rPr>
-              <w:t>.</w:t>
+              <w:t xml:space="preserve">- Lưu VT, KHCN.</w:t>
             </w:r>
           </w:p>
           <w:p>

--- a/public/templates/mau_2a_chuan.docx
+++ b/public/templates/mau_2a_chuan.docx
@@ -1,365 +1,3974 @@
 
-<file path=word/document.xml><?xml version="1.0" encoding="UTF-8" standalone="yes"?>
-<w:document xmlns:wpc="http://schemas.microsoft.com/office/word/2010/wordprocessingCanvas" xmlns:cx="http://schemas.microsoft.com/office/drawing/2014/chartex" xmlns:mc="http://schemas.openxmlformats.org/markup-compatibility/2006" xmlns:o="urn:schemas-microsoft-com:office:office" xmlns:r="http://schemas.openxmlformats.org/officeDocument/2006/relationships" xmlns:m="http://schemas.openxmlformats.org/officeDocument/2006/math" xmlns:v="urn:schemas-microsoft-com:vml" xmlns:wp14="http://schemas.microsoft.com/office/word/2010/wordprocessingDrawing" xmlns:wp="http://schemas.openxmlformats.org/drawingml/2006/wordprocessingDrawing" xmlns:w10="urn:schemas-microsoft-com:office:word" xmlns:w="http://schemas.openxmlformats.org/wordprocessingml/2006/main" xmlns:w14="http://schemas.microsoft.com/office/word/2010/wordml" xmlns:w15="http://schemas.microsoft.com/office/word/2012/wordml" xmlns:w16se="http://schemas.microsoft.com/office/word/2015/wordml/symex" xmlns:wpg="http://schemas.microsoft.com/office/word/2010/wordprocessingGroup" xmlns:wpi="http://schemas.microsoft.com/office/word/2010/wordprocessingInk" xmlns:wne="http://schemas.microsoft.com/office/word/2006/wordml" xmlns:wps="http://schemas.microsoft.com/office/word/2010/wordprocessingShape" mc:Ignorable="w14 w15 w16se wp14"><w:body><w:p><w:pPr><w:widowControl w:val="0"/><w:pBdr><w:top w:val="nil"/><w:left w:val="nil"/><w:bottom w:val="nil"/><w:right w:val="nil"/><w:between w:val="nil"/></w:pBdr><w:tabs><w:tab w:val="left" w:pos="630"/></w:tabs><w:spacing w:after="0" w:line="276" w:lineRule="auto"/><w:ind w:left="1" w:hanging="3"/><w:jc w:val="center"/><w:rPr><w:rFonts w:ascii="Times New Roman" w:eastAsia="Times New Roman" w:hAnsi="Times New Roman" w:cs="Times New Roman"/><w:color w:val="000000"/><w:sz w:val="26"/><w:szCs w:val="26"/></w:rPr></w:pPr></w:p><w:tbl><w:tblPr><w:tblStyle w:val="a"/><w:tblW w:w="9900" w:type="dxa"/><w:tblInd w:w="-360" w:type="dxa"/><w:tblLayout w:type="fixed"/><w:tblLook w:val="0000" w:firstRow="0" w:lastRow="0" w:firstColumn="0" w:lastColumn="0" w:noHBand="0" w:noVBand="0"/></w:tblPr><w:tblGrid><w:gridCol w:w="4590"/><w:gridCol w:w="5310"/></w:tblGrid><w:tr><w:trPr><w:trHeight w:val="1672"/></w:trPr><w:tc><w:tcPr><w:tcW w:w="4590" w:type="dxa"/></w:tcPr><w:p><w:pPr><w:widowControl w:val="0"/><w:pBdr><w:top w:val="nil"/><w:left w:val="nil"/><w:bottom w:val="nil"/><w:right w:val="nil"/><w:between w:val="nil"/></w:pBdr><w:tabs><w:tab w:val="left" w:pos="630"/></w:tabs><w:spacing w:after="0" w:line="276" w:lineRule="auto"/><w:ind w:left="0" w:hanging="2"/><w:jc w:val="center"/><w:rPr><w:rFonts w:ascii="Times New Roman" w:eastAsia="Times New Roman" w:hAnsi="Times New Roman" w:cs="Times New Roman"/><w:color w:val="000000"/><w:sz w:val="24"/><w:szCs w:val="24"/></w:rPr></w:pPr><w:r><w:rPr><w:rFonts w:ascii="Times New Roman" w:eastAsia="Times New Roman" w:hAnsi="Times New Roman" w:cs="Times New Roman"/><w:color w:val="000000"/><w:sz w:val="24"/><w:szCs w:val="24"/></w:rPr><w:t>BỘ Y TẾ</w:t></w:r><w:r><w:rPr><w:rFonts w:ascii="Times New Roman" w:eastAsia="Times New Roman" w:hAnsi="Times New Roman" w:cs="Times New Roman"/><w:color w:val="000000"/><w:sz w:val="24"/><w:szCs w:val="24"/><w:u w:val="single"/></w:rPr><w:t xml:space="preserve"> </w:t></w:r></w:p><w:p><w:pPr><w:widowControl w:val="0"/><w:pBdr><w:top w:val="nil"/><w:left w:val="nil"/><w:bottom w:val="nil"/><w:right w:val="nil"/><w:between w:val="nil"/></w:pBdr><w:spacing w:after="0" w:line="276" w:lineRule="auto"/><w:ind w:left="0" w:hanging="2"/><w:jc w:val="center"/><w:rPr><w:rFonts w:ascii="Times New Roman" w:eastAsia="Times New Roman" w:hAnsi="Times New Roman" w:cs="Times New Roman"/><w:color w:val="000000"/><w:sz w:val="24"/><w:szCs w:val="24"/></w:rPr></w:pPr><w:r><w:rPr><w:rFonts w:ascii="Times New Roman" w:eastAsia="Times New Roman" w:hAnsi="Times New Roman" w:cs="Times New Roman"/><w:b/><w:color w:val="000000"/><w:sz w:val="24"/><w:szCs w:val="24"/></w:rPr><mc:AlternateContent><mc:Choice Requires="wps"><w:drawing><wp:anchor distT="0" distB="0" distL="114300" distR="114300" simplePos="0" relativeHeight="251660288" behindDoc="0" locked="0" layoutInCell="1" allowOverlap="1"><wp:simplePos x="0" y="0"/><wp:positionH relativeFrom="column"><wp:posOffset>1004698</wp:posOffset></wp:positionH><wp:positionV relativeFrom="paragraph"><wp:posOffset>194310</wp:posOffset></wp:positionV><wp:extent cx="745263" cy="0"/><wp:effectExtent l="0" t="0" r="36195" b="19050"/><wp:wrapNone/><wp:docPr id="3" name="Straight Connector 3"/><wp:cNvGraphicFramePr/><a:graphic xmlns:a="http://schemas.openxmlformats.org/drawingml/2006/main"><a:graphicData uri="http://schemas.microsoft.com/office/word/2010/wordprocessingShape"><wps:wsp><wps:cNvCnPr/><wps:spPr><a:xfrm><a:off x="0" y="0"/><a:ext cx="745263" cy="0"/></a:xfrm><a:prstGeom prst="line"><a:avLst/></a:prstGeom><a:ln><a:solidFill><a:schemeClr val="tx1"/></a:solidFill></a:ln></wps:spPr><wps:style><a:lnRef idx="1"><a:schemeClr val="accent6"/></a:lnRef><a:fillRef idx="0"><a:schemeClr val="accent6"/></a:fillRef><a:effectRef idx="0"><a:schemeClr val="accent6"/></a:effectRef><a:fontRef idx="minor"><a:schemeClr val="tx1"/></a:fontRef></wps:style><wps:bodyPr/></wps:wsp></a:graphicData></a:graphic></wp:anchor></w:drawing></mc:Choice><mc:Fallback><w:pict><v:line w14:anchorId="293880B3" id="Straight Connector 3" o:spid="_x0000_s1026" style="position:absolute;z-index:251660288;visibility:visible;mso-wrap-style:square;mso-wrap-distance-left:9pt;mso-wrap-distance-top:0;mso-wrap-distance-right:9pt;mso-wrap-distance-bottom:0;mso-position-horizontal:absolute;mso-position-horizontal-relative:text;mso-position-vertical:absolute;mso-position-vertical-relative:text" from="79.1pt,15.3pt" to="137.8pt,15.3pt" o:gfxdata="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" strokecolor="black [3213]"/></w:pict></mc:Fallback></mc:AlternateContent></w:r><w:r><w:rPr><w:rFonts w:ascii="Times New Roman" w:eastAsia="Times New Roman" w:hAnsi="Times New Roman" w:cs="Times New Roman"/><w:b/><w:color w:val="000000"/><w:sz w:val="24"/><w:szCs w:val="24"/></w:rPr><w:t>TRƯỜNG ĐẠI HỌC Y DƯỢC CẦN THƠ</w:t></w:r></w:p><w:p><w:pPr><w:widowControl w:val="0"/><w:pBdr><w:top w:val="nil"/><w:left w:val="nil"/><w:bottom w:val="nil"/><w:right w:val="nil"/><w:between w:val="nil"/></w:pBdr><w:spacing w:after="0" w:line="276" w:lineRule="auto"/><w:ind w:left="0" w:hanging="2"/><w:jc w:val="both"/><w:rPr><w:rFonts w:ascii="Times New Roman" w:eastAsia="Times New Roman" w:hAnsi="Times New Roman" w:cs="Times New Roman"/><w:color w:val="000000"/><w:sz w:val="24"/><w:szCs w:val="24"/></w:rPr></w:pPr><w:r><w:rPr><w:rFonts w:ascii="Times New Roman" w:hAnsi="Times New Roman" w:cs="Times New Roman"/><w:sz w:val="24"/><w:szCs w:val="24"/></w:rPr><mc:AlternateContent><mc:Choice Requires="wps"><w:drawing><wp:anchor distT="0" distB="0" distL="114300" distR="114300" simplePos="0" relativeHeight="251658240" behindDoc="0" locked="0" layoutInCell="1" hidden="0" allowOverlap="1"><wp:simplePos x="0" y="0"/><wp:positionH relativeFrom="column"><wp:posOffset>952500</wp:posOffset></wp:positionH><wp:positionV relativeFrom="paragraph"><wp:posOffset>12700</wp:posOffset></wp:positionV><wp:extent cx="635" cy="12700"/><wp:effectExtent l="0" t="0" r="0" b="0"/><wp:wrapNone/><wp:docPr id="2" name="Straight Arrow Connector 2"/><wp:cNvGraphicFramePr/><a:graphic xmlns:a="http://schemas.openxmlformats.org/drawingml/2006/main"><a:graphicData uri="http://schemas.microsoft.com/office/word/2010/wordprocessingShape"><wps:wsp><wps:cNvCnPr/><wps:spPr><a:xfrm><a:off x="4969763" y="3779683"/><a:ext cx="752475" cy="635"/></a:xfrm><a:prstGeom prst="straightConnector1"><a:avLst/></a:prstGeom><a:noFill/><a:ln w="9525" cap="flat" cmpd="sng"><a:solidFill><a:srgbClr val="000000"/></a:solidFill><a:prstDash val="solid"/><a:miter lim="800000"/><a:headEnd type="none" w="med" len="med"/><a:tailEnd type="none" w="med" len="med"/></a:ln></wps:spPr><wps:bodyPr/></wps:wsp></a:graphicData></a:graphic></wp:anchor></w:drawing></mc:Choice><mc:Fallback xmlns:sl="http://schemas.openxmlformats.org/schemaLibrary/2006/main" xmlns:a="http://schemas.openxmlformats.org/drawingml/2006/main" xmlns:pic="http://schemas.openxmlformats.org/drawingml/2006/picture" xmlns:c="http://schemas.openxmlformats.org/drawingml/2006/chart" xmlns:lc="http://schemas.openxmlformats.org/drawingml/2006/lockedCanvas" xmlns:dgm="http://schemas.openxmlformats.org/drawingml/2006/diagram" xmlns:w16="http://schemas.microsoft.com/office/word/2018/wordml" xmlns:w16cex="http://schemas.microsoft.com/office/word/2018/wordml/cex" xmlns:w16cid="http://schemas.microsoft.com/office/word/2016/wordml/cid" xmlns="http://schemas.microsoft.com/office/tasks/2019/documenttasks" xmlns:cr="http://schemas.microsoft.com/office/comments/2020/reactions"><w:drawing><wp:anchor allowOverlap="1" behindDoc="0" distB="0" distT="0" distL="114300" distR="114300" hidden="0" layoutInCell="1" locked="0" relativeHeight="0" simplePos="0"><wp:simplePos x="0" y="0"/><wp:positionH relativeFrom="column"><wp:posOffset>952500</wp:posOffset></wp:positionH><wp:positionV relativeFrom="paragraph"><wp:posOffset>12700</wp:posOffset></wp:positionV><wp:extent cx="635" cy="12700"/><wp:effectExtent b="0" l="0" r="0" t="0"/><wp:wrapNone/><wp:docPr id="2" name="image2.png"/><a:graphic><a:graphicData uri="http://schemas.openxmlformats.org/drawingml/2006/picture"><pic:pic><pic:nvPicPr><pic:cNvPr id="0" name="image2.png"/><pic:cNvPicPr preferRelativeResize="0"/></pic:nvPicPr><pic:blipFill><a:blip r:embed="rId7"/><a:srcRect/><a:stretch><a:fillRect/></a:stretch></pic:blipFill><pic:spPr><a:xfrm><a:off x="0" y="0"/><a:ext cx="635" cy="12700"/></a:xfrm><a:prstGeom prst="rect"/><a:ln/></pic:spPr></pic:pic></a:graphicData></a:graphic></wp:anchor></w:drawing></mc:Fallback></mc:AlternateContent></w:r></w:p><w:p><w:pPr><w:spacing w:after="100" w:line="276" w:lineRule="auto"/><w:jc w:val="center"/></w:pPr><w:r><w:rPr><w:rFonts w:ascii="Times New Roman" w:hAnsi="Times New Roman" w:cs="Times New Roman"/><w:sz w:val="24"/><w:szCs w:val="24"/></w:rPr><w:t xml:space="preserve">Số: {so_ke_hoach}</w:t></w:r></w:p><w:p><w:pPr><w:widowControl w:val="0"/><w:pBdr><w:top w:val="nil"/><w:left w:val="nil"/><w:bottom w:val="nil"/><w:right w:val="nil"/><w:between w:val="nil"/></w:pBdr><w:spacing w:after="0" w:line="276" w:lineRule="auto"/><w:ind w:left="0" w:hanging="2"/><w:jc w:val="center"/><w:rPr><w:rFonts w:ascii="Times New Roman" w:eastAsia="Times New Roman" w:hAnsi="Times New Roman" w:cs="Times New Roman"/><w:color w:val="000000"/><w:sz w:val="24"/><w:szCs w:val="24"/></w:rPr></w:pPr></w:p></w:tc><w:tc><w:tcPr><w:tcW w:w="5310" w:type="dxa"/></w:tcPr><w:p><w:pPr><w:widowControl w:val="0"/><w:pBdr><w:top w:val="nil"/><w:left w:val="nil"/><w:bottom w:val="nil"/><w:right w:val="nil"/><w:between w:val="nil"/></w:pBdr><w:spacing w:after="0" w:line="276" w:lineRule="auto"/><w:ind w:left="0" w:hanging="2"/><w:jc w:val="center"/><w:rPr><w:rFonts w:ascii="Times New Roman" w:eastAsia="Times New Roman" w:hAnsi="Times New Roman" w:cs="Times New Roman"/><w:color w:val="000000"/><w:sz w:val="24"/><w:szCs w:val="24"/></w:rPr></w:pPr><w:r><w:rPr><w:rFonts w:ascii="Times New Roman" w:eastAsia="Times New Roman" w:hAnsi="Times New Roman" w:cs="Times New Roman"/><w:b/><w:color w:val="000000"/><w:sz w:val="24"/><w:szCs w:val="24"/></w:rPr><w:t>CỘNG HÒA XÃ HỘI CHỦ NGHĨA VIỆT NAM</w:t></w:r></w:p><w:p><w:pPr><w:widowControl w:val="0"/><w:pBdr><w:top w:val="nil"/><w:left w:val="nil"/><w:bottom w:val="nil"/><w:right w:val="nil"/><w:between w:val="nil"/></w:pBdr><w:tabs><w:tab w:val="left" w:pos="630"/></w:tabs><w:spacing w:after="0" w:line="276" w:lineRule="auto"/><w:ind w:left="0" w:hanging="2"/><w:jc w:val="center"/><w:rPr><w:rFonts w:ascii="Times New Roman" w:eastAsia="Times New Roman" w:hAnsi="Times New Roman" w:cs="Times New Roman"/><w:color w:val="000000"/><w:sz w:val="24"/><w:szCs w:val="24"/></w:rPr></w:pPr><w:r><w:rPr><w:rFonts w:ascii="Times New Roman" w:eastAsia="Times New Roman" w:hAnsi="Times New Roman" w:cs="Times New Roman"/><w:b/><w:color w:val="000000"/><w:sz w:val="24"/><w:szCs w:val="24"/></w:rPr><mc:AlternateContent><mc:Choice Requires="wps"><w:drawing><wp:anchor distT="0" distB="0" distL="114300" distR="114300" simplePos="0" relativeHeight="251661312" behindDoc="0" locked="0" layoutInCell="1" allowOverlap="1"><wp:simplePos x="0" y="0"/><wp:positionH relativeFrom="column"><wp:posOffset>696221</wp:posOffset></wp:positionH><wp:positionV relativeFrom="paragraph"><wp:posOffset>189593</wp:posOffset></wp:positionV><wp:extent cx="1892226" cy="0"/><wp:effectExtent l="0" t="0" r="32385" b="19050"/><wp:wrapNone/><wp:docPr id="4" name="Straight Connector 4"/><wp:cNvGraphicFramePr/><a:graphic xmlns:a="http://schemas.openxmlformats.org/drawingml/2006/main"><a:graphicData uri="http://schemas.microsoft.com/office/word/2010/wordprocessingShape"><wps:wsp><wps:cNvCnPr/><wps:spPr><a:xfrm><a:off x="0" y="0"/><a:ext cx="1892226" cy="0"/></a:xfrm><a:prstGeom prst="line"><a:avLst/></a:prstGeom><a:ln><a:solidFill><a:schemeClr val="tx1"/></a:solidFill></a:ln></wps:spPr><wps:style><a:lnRef idx="1"><a:schemeClr val="accent6"/></a:lnRef><a:fillRef idx="0"><a:schemeClr val="accent6"/></a:fillRef><a:effectRef idx="0"><a:schemeClr val="accent6"/></a:effectRef><a:fontRef idx="minor"><a:schemeClr val="tx1"/></a:fontRef></wps:style><wps:bodyPr/></wps:wsp></a:graphicData></a:graphic></wp:anchor></w:drawing></mc:Choice><mc:Fallback><w:pict><v:line w14:anchorId="2DEACD59" id="Straight Connector 4" o:spid="_x0000_s1026" style="position:absolute;z-index:251661312;visibility:visible;mso-wrap-style:square;mso-wrap-distance-left:9pt;mso-wrap-distance-top:0;mso-wrap-distance-right:9pt;mso-wrap-distance-bottom:0;mso-position-horizontal:absolute;mso-position-horizontal-relative:text;mso-position-vertical:absolute;mso-position-vertical-relative:text" from="54.8pt,14.95pt" to="203.8pt,14.95pt" o:gfxdata="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" strokecolor="black [3213]"/></w:pict></mc:Fallback></mc:AlternateContent></w:r><w:r><w:rPr><w:rFonts w:ascii="Times New Roman" w:eastAsia="Times New Roman" w:hAnsi="Times New Roman" w:cs="Times New Roman"/><w:b/><w:color w:val="000000"/><w:sz w:val="24"/><w:szCs w:val="24"/></w:rPr><w:t>Độc lập – Tự do – Hạnh phúc</w:t></w:r></w:p><w:p><w:pPr><w:widowControl w:val="0"/><w:pBdr><w:top w:val="nil"/><w:left w:val="nil"/><w:bottom w:val="nil"/><w:right w:val="nil"/><w:between w:val="nil"/></w:pBdr><w:tabs><w:tab w:val="left" w:pos="630"/></w:tabs><w:spacing w:after="0" w:line="276" w:lineRule="auto"/><w:ind w:left="0" w:hanging="2"/><w:jc w:val="center"/><w:rPr><w:rFonts w:ascii="Times New Roman" w:eastAsia="Times New Roman" w:hAnsi="Times New Roman" w:cs="Times New Roman"/><w:color w:val="000000"/><w:sz w:val="24"/><w:szCs w:val="24"/></w:rPr></w:pPr><w:r><w:rPr><w:rFonts w:ascii="Times New Roman" w:hAnsi="Times New Roman" w:cs="Times New Roman"/><w:sz w:val="24"/><w:szCs w:val="24"/></w:rPr><mc:AlternateContent><mc:Choice Requires="wps"><w:drawing><wp:anchor distT="0" distB="0" distL="114300" distR="114300" simplePos="0" relativeHeight="251659264" behindDoc="0" locked="0" layoutInCell="1" hidden="0" allowOverlap="1"><wp:simplePos x="0" y="0"/><wp:positionH relativeFrom="column"><wp:posOffset>647700</wp:posOffset></wp:positionH><wp:positionV relativeFrom="paragraph"><wp:posOffset>12700</wp:posOffset></wp:positionV><wp:extent cx="0" cy="12700"/><wp:effectExtent l="0" t="0" r="0" b="0"/><wp:wrapNone/><wp:docPr id="1" name="Straight Arrow Connector 1"/><wp:cNvGraphicFramePr/><a:graphic xmlns:a="http://schemas.openxmlformats.org/drawingml/2006/main"><a:graphicData uri="http://schemas.microsoft.com/office/word/2010/wordprocessingShape"><wps:wsp><wps:cNvCnPr/><wps:spPr><a:xfrm><a:off x="4464938" y="3780000"/><a:ext cx="1762125" cy="0"/></a:xfrm><a:prstGeom prst="straightConnector1"><a:avLst/></a:prstGeom><a:noFill/><a:ln w="9525" cap="flat" cmpd="sng"><a:solidFill><a:srgbClr val="000000"/></a:solidFill><a:prstDash val="solid"/><a:miter lim="800000"/><a:headEnd type="none" w="med" len="med"/><a:tailEnd type="none" w="med" len="med"/></a:ln></wps:spPr><wps:bodyPr/></wps:wsp></a:graphicData></a:graphic></wp:anchor></w:drawing></mc:Choice><mc:Fallback xmlns:sl="http://schemas.openxmlformats.org/schemaLibrary/2006/main" xmlns:a="http://schemas.openxmlformats.org/drawingml/2006/main" xmlns:pic="http://schemas.openxmlformats.org/drawingml/2006/picture" xmlns:c="http://schemas.openxmlformats.org/drawingml/2006/chart" xmlns:lc="http://schemas.openxmlformats.org/drawingml/2006/lockedCanvas" xmlns:dgm="http://schemas.openxmlformats.org/drawingml/2006/diagram" xmlns:w16="http://schemas.microsoft.com/office/word/2018/wordml" xmlns:w16cex="http://schemas.microsoft.com/office/word/2018/wordml/cex" xmlns:w16cid="http://schemas.microsoft.com/office/word/2016/wordml/cid" xmlns="http://schemas.microsoft.com/office/tasks/2019/documenttasks" xmlns:cr="http://schemas.microsoft.com/office/comments/2020/reactions"><w:drawing><wp:anchor allowOverlap="1" behindDoc="0" distB="0" distT="0" distL="114300" distR="114300" hidden="0" layoutInCell="1" locked="0" relativeHeight="0" simplePos="0"><wp:simplePos x="0" y="0"/><wp:positionH relativeFrom="column"><wp:posOffset>647700</wp:posOffset></wp:positionH><wp:positionV relativeFrom="paragraph"><wp:posOffset>12700</wp:posOffset></wp:positionV><wp:extent cx="0" cy="12700"/><wp:effectExtent b="0" l="0" r="0" t="0"/><wp:wrapNone/><wp:docPr id="1" name="image1.png"/><a:graphic><a:graphicData uri="http://schemas.openxmlformats.org/drawingml/2006/picture"><pic:pic><pic:nvPicPr><pic:cNvPr id="0" name="image1.png"/><pic:cNvPicPr preferRelativeResize="0"/></pic:nvPicPr><pic:blipFill><a:blip r:embed="rId8"/><a:srcRect/><a:stretch><a:fillRect/></a:stretch></pic:blipFill><pic:spPr><a:xfrm><a:off x="0" y="0"/><a:ext cx="0" cy="12700"/></a:xfrm><a:prstGeom prst="rect"/><a:ln/></pic:spPr></pic:pic></a:graphicData></a:graphic></wp:anchor></w:drawing></mc:Fallback></mc:AlternateContent></w:r></w:p><w:p><w:pPr><w:spacing w:after="100" w:line="276" w:lineRule="auto"/><w:jc w:val="center"/></w:pPr><w:r><w:rPr><w:rFonts w:ascii="Times New Roman" w:hAnsi="Times New Roman" w:cs="Times New Roman"/><w:sz w:val="24"/><w:szCs w:val="24"/><w:i/></w:rPr><w:t xml:space="preserve">Cần Thơ, ngày {ngay} tháng {thang} năm {nam}</w:t></w:r></w:p><w:p><w:pPr><w:spacing w:after="0" w:line="276" w:lineRule="auto"/><w:ind w:left="0" w:hanging="2"/><w:jc w:val="center"/><w:rPr><w:rFonts w:ascii="Times New Roman" w:hAnsi="Times New Roman" w:cs="Times New Roman"/><w:sz w:val="24"/><w:szCs w:val="24"/></w:rPr></w:pPr></w:p></w:tc></w:tr></w:tbl><w:p><w:pPr><w:spacing w:after="0" w:line="276" w:lineRule="auto"/><w:ind w:left="1" w:hanging="3"/><w:jc w:val="center"/><w:rPr><w:rFonts w:ascii="Times New Roman" w:eastAsia="Times New Roman" w:hAnsi="Times New Roman" w:cs="Times New Roman"/><w:sz w:val="26"/><w:szCs w:val="26"/></w:rPr></w:pPr><w:r><w:rPr><w:rFonts w:ascii="Times New Roman" w:eastAsia="Times New Roman" w:hAnsi="Times New Roman" w:cs="Times New Roman"/><w:b/><w:sz w:val="26"/><w:szCs w:val="26"/></w:rPr><w:t xml:space="preserve">KẾ HOẠCH </w:t></w:r></w:p><w:p><w:pPr><w:spacing w:after="0" w:line="276" w:lineRule="auto"/><w:ind w:left="1" w:hanging="3"/><w:jc w:val="center"/><w:rPr><w:rFonts w:ascii="Times New Roman" w:eastAsia="Times New Roman" w:hAnsi="Times New Roman" w:cs="Times New Roman"/><w:sz w:val="26"/><w:szCs w:val="26"/></w:rPr></w:pPr><w:r><w:rPr><w:rFonts w:ascii="Times New Roman" w:eastAsia="Times New Roman" w:hAnsi="Times New Roman" w:cs="Times New Roman"/><w:b/><w:sz w:val="26"/><w:szCs w:val="26"/></w:rPr><w:t xml:space="preserve">Về việc tổ chức chuyển giao công nghệ </w:t></w:r></w:p><w:p><w:pPr><w:spacing w:after="100" w:line="276" w:lineRule="auto"/><w:jc w:val="center"/></w:pPr><w:r><w:rPr><w:rFonts w:ascii="Times New Roman" w:hAnsi="Times New Roman" w:cs="Times New Roman"/><w:sz w:val="28"/><w:szCs w:val="28"/><w:b/></w:rPr><w:t xml:space="preserve">“{ten_san_pham}”</w:t></w:r></w:p><w:p><w:pPr><w:spacing w:after="0" w:line="276" w:lineRule="auto"/><w:ind w:left="1" w:hanging="3"/><w:jc w:val="both"/><w:rPr><w:rFonts w:ascii="Times New Roman" w:eastAsia="Times New Roman" w:hAnsi="Times New Roman" w:cs="Times New Roman"/><w:sz w:val="26"/><w:szCs w:val="26"/></w:rPr></w:pPr></w:p><w:p><w:pPr><w:spacing w:after="0" w:line="276" w:lineRule="auto"/><w:ind w:left="1" w:hanging="3"/><w:jc w:val="both"/><w:rPr><w:rFonts w:ascii="Times New Roman" w:eastAsia="Times New Roman" w:hAnsi="Times New Roman" w:cs="Times New Roman"/><w:sz w:val="26"/><w:szCs w:val="26"/></w:rPr></w:pPr><w:r><w:rPr><w:rFonts w:ascii="Times New Roman" w:eastAsia="Times New Roman" w:hAnsi="Times New Roman" w:cs="Times New Roman"/><w:b/><w:sz w:val="26"/><w:szCs w:val="26"/></w:rPr><w:t xml:space="preserve">I. Mục đích </w:t></w:r></w:p><w:p><w:pPr><w:spacing w:after="100" w:line="276" w:lineRule="auto"/></w:pPr><w:r><w:rPr><w:rFonts w:ascii="Times New Roman" w:hAnsi="Times New Roman" w:cs="Times New Roman"/><w:sz w:val="26"/><w:szCs w:val="26"/></w:rPr><w:t xml:space="preserve">{muc_dich}</w:t></w:r></w:p><w:p><w:pPr><w:spacing w:after="0" w:line="276" w:lineRule="auto"/><w:ind w:left="1" w:hanging="3"/><w:jc w:val="both"/><w:rPr><w:rFonts w:ascii="Times New Roman" w:eastAsia="Times New Roman" w:hAnsi="Times New Roman" w:cs="Times New Roman"/><w:sz w:val="26"/><w:szCs w:val="26"/></w:rPr></w:pPr></w:p><w:p><w:pPr><w:spacing w:after="0" w:line="276" w:lineRule="auto"/><w:ind w:left="1" w:hanging="3"/><w:jc w:val="both"/><w:rPr><w:rFonts w:ascii="Times New Roman" w:eastAsia="Times New Roman" w:hAnsi="Times New Roman" w:cs="Times New Roman"/><w:b/><w:sz w:val="26"/><w:szCs w:val="26"/></w:rPr></w:pPr><w:r><w:rPr><w:rFonts w:ascii="Times New Roman" w:eastAsia="Times New Roman" w:hAnsi="Times New Roman" w:cs="Times New Roman"/><w:b/><w:sz w:val="26"/><w:szCs w:val="26"/></w:rPr><w:t>II. Nhóm tác giả của sản phẩm chuyển giao</w:t></w:r></w:p><w:p><w:pPr><w:spacing w:after="100" w:line="276" w:lineRule="auto"/></w:pPr><w:r><w:rPr><w:rFonts w:ascii="Times New Roman" w:hAnsi="Times New Roman" w:cs="Times New Roman"/><w:sz w:val="26"/><w:szCs w:val="26"/></w:rPr><w:t xml:space="preserve">{nhom_tac_gia}</w:t></w:r></w:p><w:p><w:pPr><w:spacing w:after="0" w:line="276" w:lineRule="auto"/><w:ind w:left="1" w:hanging="3"/><w:jc w:val="both"/><w:rPr><w:rFonts w:ascii="Times New Roman" w:eastAsia="Times New Roman" w:hAnsi="Times New Roman" w:cs="Times New Roman"/><w:b/><w:sz w:val="26"/><w:szCs w:val="26"/></w:rPr></w:pPr><w:r><w:rPr><w:rFonts w:ascii="Times New Roman" w:eastAsia="Times New Roman" w:hAnsi="Times New Roman" w:cs="Times New Roman"/><w:b/><w:sz w:val="26"/><w:szCs w:val="26"/></w:rPr><w:t>III. Loại hình sản phẩm chuyển giao công nghệ</w:t></w:r></w:p><w:p><w:pPr><w:spacing w:after="100" w:line="276" w:lineRule="auto"/></w:pPr><w:r><w:rPr><w:rFonts w:ascii="Times New Roman" w:hAnsi="Times New Roman" w:cs="Times New Roman"/><w:sz w:val="26"/><w:szCs w:val="26"/></w:rPr><w:t xml:space="preserve">{loai_hinh_san_pham}</w:t></w:r></w:p><w:p><w:pPr><w:spacing w:after="0" w:line="276" w:lineRule="auto"/><w:ind w:left="1" w:hanging="3"/><w:jc w:val="both"/><w:rPr><w:rFonts w:ascii="Times New Roman" w:eastAsia="Times New Roman" w:hAnsi="Times New Roman" w:cs="Times New Roman"/><w:b/><w:sz w:val="26"/><w:szCs w:val="26"/></w:rPr></w:pPr><w:r><w:rPr><w:rFonts w:ascii="Times New Roman" w:eastAsia="Times New Roman" w:hAnsi="Times New Roman" w:cs="Times New Roman"/><w:b/><w:sz w:val="26"/><w:szCs w:val="26"/></w:rPr><w:t>IV. Phương thức chuyển giao</w:t></w:r></w:p><w:p><w:pPr><w:spacing w:after="100" w:line="276" w:lineRule="auto"/></w:pPr><w:r><w:rPr><w:rFonts w:ascii="Times New Roman" w:hAnsi="Times New Roman" w:cs="Times New Roman"/><w:sz w:val="26"/><w:szCs w:val="26"/></w:rPr><w:t xml:space="preserve">{phuong_thuc}</w:t></w:r></w:p><w:p><w:pPr><w:spacing w:after="0" w:line="276" w:lineRule="auto"/><w:ind w:left="1" w:hanging="3"/><w:jc w:val="both"/><w:rPr><w:rFonts w:ascii="Times New Roman" w:eastAsia="Times New Roman" w:hAnsi="Times New Roman" w:cs="Times New Roman"/><w:b/><w:sz w:val="26"/><w:szCs w:val="26"/></w:rPr></w:pPr><w:r><w:rPr><w:rFonts w:ascii="Times New Roman" w:eastAsia="Times New Roman" w:hAnsi="Times New Roman" w:cs="Times New Roman"/><w:b/><w:sz w:val="26"/><w:szCs w:val="26"/></w:rPr><w:t>V. Bên nhận chuyển giao</w:t></w:r></w:p><w:p><w:pPr><w:spacing w:after="100" w:line="276" w:lineRule="auto"/></w:pPr><w:r><w:rPr><w:rFonts w:ascii="Times New Roman" w:hAnsi="Times New Roman" w:cs="Times New Roman"/><w:sz w:val="26"/><w:szCs w:val="26"/></w:rPr><w:t xml:space="preserve">{ben_nhan_chuyen_giao}</w:t></w:r></w:p><w:p><w:pPr><w:spacing w:after="0" w:line="276" w:lineRule="auto"/><w:ind w:left="1" w:hanging="3"/><w:jc w:val="both"/><w:rPr><w:rFonts w:ascii="Times New Roman" w:eastAsia="Times New Roman" w:hAnsi="Times New Roman" w:cs="Times New Roman"/><w:sz w:val="26"/><w:szCs w:val="26"/></w:rPr></w:pPr><w:r><w:rPr><w:rFonts w:ascii="Times New Roman" w:eastAsia="Times New Roman" w:hAnsi="Times New Roman" w:cs="Times New Roman"/><w:b/><w:sz w:val="26"/><w:szCs w:val="26"/></w:rPr><w:t>VI. Thời gian, địa điểm chuyển giao</w:t></w:r></w:p><w:p><w:pPr><w:spacing w:after="100" w:line="276" w:lineRule="auto"/></w:pPr><w:r><w:rPr><w:rFonts w:ascii="Times New Roman" w:hAnsi="Times New Roman" w:cs="Times New Roman"/><w:sz w:val="26"/><w:szCs w:val="26"/></w:rPr><w:t xml:space="preserve">6.1. Thời gian: {thoi_gian}</w:t></w:r></w:p><w:p><w:pPr><w:spacing w:after="100" w:line="276" w:lineRule="auto"/></w:pPr><w:r><w:rPr><w:rFonts w:ascii="Times New Roman" w:hAnsi="Times New Roman" w:cs="Times New Roman"/><w:sz w:val="26"/><w:szCs w:val="26"/></w:rPr><w:t xml:space="preserve">6.2. Địa điểm: {dia_diem}</w:t></w:r></w:p><w:p><w:pPr><w:spacing w:after="0" w:line="276" w:lineRule="auto"/><w:ind w:left="1" w:hanging="3"/><w:jc w:val="both"/><w:rPr><w:rFonts w:ascii="Times New Roman" w:eastAsia="Times New Roman" w:hAnsi="Times New Roman" w:cs="Times New Roman"/><w:sz w:val="26"/><w:szCs w:val="26"/></w:rPr></w:pPr></w:p><w:p><w:pPr><w:spacing w:after="0" w:line="276" w:lineRule="auto"/><w:ind w:left="1" w:hanging="3"/><w:jc w:val="both"/><w:rPr><w:rFonts w:ascii="Times New Roman" w:eastAsia="Times New Roman" w:hAnsi="Times New Roman" w:cs="Times New Roman"/><w:b/><w:sz w:val="26"/><w:szCs w:val="26"/></w:rPr></w:pPr><w:r><w:rPr><w:rFonts w:ascii="Times New Roman" w:eastAsia="Times New Roman" w:hAnsi="Times New Roman" w:cs="Times New Roman"/><w:b/><w:sz w:val="26"/><w:szCs w:val="26"/></w:rPr><w:t xml:space="preserve">VII. Chi phí chuyển giao </w:t></w:r><w:r><w:rPr><w:rFonts w:ascii="Times New Roman" w:eastAsia="Times New Roman" w:hAnsi="Times New Roman" w:cs="Times New Roman"/><w:b/><w:i/><w:sz w:val="26"/><w:szCs w:val="26"/><w:highlight w:val="yellow"/></w:rPr><w:t>(nếu có tùy theo thỏa thuận)</w:t></w:r><w:r><w:rPr><w:rFonts w:ascii="Times New Roman" w:eastAsia="Times New Roman" w:hAnsi="Times New Roman" w:cs="Times New Roman"/><w:b/><w:sz w:val="26"/><w:szCs w:val="26"/></w:rPr><w:t xml:space="preserve"> </w:t></w:r></w:p><w:p><w:pPr><w:spacing w:after="100" w:line="276" w:lineRule="auto"/></w:pPr><w:r><w:rPr><w:rFonts w:ascii="Times New Roman" w:hAnsi="Times New Roman" w:cs="Times New Roman"/><w:sz w:val="26"/><w:szCs w:val="26"/></w:rPr><w:t xml:space="preserve">{chi_phi}</w:t></w:r></w:p><w:p><w:pPr><w:spacing w:after="0" w:line="276" w:lineRule="auto"/><w:ind w:leftChars="0" w:left="0" w:firstLineChars="0" w:firstLine="0"/><w:jc w:val="both"/><w:rPr><w:rFonts w:ascii="Times New Roman" w:eastAsia="Times New Roman" w:hAnsi="Times New Roman" w:cs="Times New Roman"/><w:sz w:val="26"/><w:szCs w:val="26"/></w:rPr></w:pPr><w:r><w:rPr><w:rFonts w:ascii="Times New Roman" w:eastAsia="Times New Roman" w:hAnsi="Times New Roman" w:cs="Times New Roman"/><w:b/><w:sz w:val="26"/><w:szCs w:val="26"/></w:rPr><w:t xml:space="preserve">VIII. Ban chỉ đạo – tổ chức chuyển giao </w:t></w:r></w:p><w:p><w:pPr><w:spacing w:after="0" w:line="276" w:lineRule="auto"/><w:ind w:left="1" w:hanging="3"/><w:jc w:val="both"/><w:rPr><w:rFonts w:ascii="Times New Roman" w:eastAsia="Times New Roman" w:hAnsi="Times New Roman" w:cs="Times New Roman"/><w:sz w:val="26"/><w:szCs w:val="26"/></w:rPr></w:pPr><w:r><w:rPr><w:rFonts w:ascii="Times New Roman" w:eastAsia="Times New Roman" w:hAnsi="Times New Roman" w:cs="Times New Roman"/><w:b/><w:sz w:val="26"/><w:szCs w:val="26"/></w:rPr><w:t xml:space="preserve">8.1 Ban chỉ đạo </w:t></w:r></w:p><w:tbl><w:tblPr><w:tblStyle w:val="a0"/><w:tblW w:w="6164" w:type="dxa"/><w:tblInd w:w="-108" w:type="dxa"/><w:tblLayout w:type="fixed"/><w:tblLook w:val="0000" w:firstRow="0" w:lastRow="0" w:firstColumn="0" w:lastColumn="0" w:noHBand="0" w:noVBand="0"/></w:tblPr><w:tblGrid><w:gridCol w:w="3042"/><w:gridCol w:w="3122"/></w:tblGrid><w:tr><w:tc><w:tcPr><w:tcW w:w="3042" w:type="dxa"/></w:tcPr><w:p><w:pPr><w:spacing w:after="100" w:line="276" w:lineRule="auto"/></w:pPr><w:r><w:rPr><w:rFonts w:ascii="Times New Roman" w:hAnsi="Times New Roman" w:cs="Times New Roman"/><w:sz w:val="26"/><w:szCs w:val="26"/></w:rPr><w:t xml:space="preserve">{-w:tr ds_ban_chi_dao}{col1}</w:t></w:r></w:p></w:tc><w:tc><w:tcPr><w:tcW w:w="3122" w:type="dxa"/></w:tcPr><w:p><w:pPr><w:spacing w:after="100" w:line="276" w:lineRule="auto"/></w:pPr><w:r><w:rPr><w:rFonts w:ascii="Times New Roman" w:hAnsi="Times New Roman" w:cs="Times New Roman"/><w:sz w:val="26"/><w:szCs w:val="26"/></w:rPr><w:t xml:space="preserve">{col2}{/ds_ban_chi_dao}</w:t></w:r></w:p></w:tc></w:tr></w:tbl><w:p><w:pPr><w:spacing w:after="0" w:line="276" w:lineRule="auto"/><w:ind w:left="1" w:hanging="3"/><w:jc w:val="both"/><w:rPr><w:rFonts w:ascii="Times New Roman" w:eastAsia="Times New Roman" w:hAnsi="Times New Roman" w:cs="Times New Roman"/><w:sz w:val="26"/><w:szCs w:val="26"/></w:rPr></w:pPr><w:r><w:rPr><w:rFonts w:ascii="Times New Roman" w:eastAsia="Times New Roman" w:hAnsi="Times New Roman" w:cs="Times New Roman"/><w:b/><w:sz w:val="26"/><w:szCs w:val="26"/></w:rPr><w:t xml:space="preserve">8.2. Ban tổ chức</w:t></w:r></w:p><w:tbl><w:tblPr><w:tblStyle w:val="a1"/><w:tblW w:w="6164" w:type="dxa"/><w:tblInd w:w="-108" w:type="dxa"/><w:tblLayout w:type="fixed"/><w:tblLook w:val="0000" w:firstRow="0" w:lastRow="0" w:firstColumn="0" w:lastColumn="0" w:noHBand="0" w:noVBand="0"/></w:tblPr><w:tblGrid><w:gridCol w:w="3042"/><w:gridCol w:w="3122"/></w:tblGrid><w:tr><w:tc><w:tcPr><w:tcW w:w="3042" w:type="dxa"/></w:tcPr><w:p><w:pPr><w:spacing w:after="100" w:line="276" w:lineRule="auto"/></w:pPr><w:r><w:rPr><w:rFonts w:ascii="Times New Roman" w:hAnsi="Times New Roman" w:cs="Times New Roman"/><w:sz w:val="26"/><w:szCs w:val="26"/></w:rPr><w:t xml:space="preserve">{-w:tr ds_ban_to_chuc}{col1}</w:t></w:r></w:p></w:tc><w:tc><w:tcPr><w:tcW w:w="3122" w:type="dxa"/></w:tcPr><w:p><w:pPr><w:spacing w:after="100" w:line="276" w:lineRule="auto"/></w:pPr><w:r><w:rPr><w:rFonts w:ascii="Times New Roman" w:hAnsi="Times New Roman" w:cs="Times New Roman"/><w:sz w:val="26"/><w:szCs w:val="26"/></w:rPr><w:t xml:space="preserve">{col2}{/ds_ban_to_chuc}</w:t></w:r></w:p></w:tc></w:tr></w:tbl><w:p><w:pPr><w:spacing w:after="0" w:line="276" w:lineRule="auto"/><w:ind w:left="1" w:hanging="3"/><w:jc w:val="both"/><w:rPr><w:rFonts w:ascii="Times New Roman" w:eastAsia="Times New Roman" w:hAnsi="Times New Roman" w:cs="Times New Roman"/><w:sz w:val="26"/><w:szCs w:val="26"/></w:rPr></w:pPr></w:p><w:p><w:pPr><w:spacing w:after="0" w:line="276" w:lineRule="auto"/><w:ind w:left="1" w:hanging="3"/><w:jc w:val="both"/><w:rPr><w:rFonts w:ascii="Times New Roman" w:eastAsia="Times New Roman" w:hAnsi="Times New Roman" w:cs="Times New Roman"/><w:sz w:val="26"/><w:szCs w:val="26"/></w:rPr></w:pPr><w:r><w:rPr><w:rFonts w:ascii="Times New Roman" w:eastAsia="Times New Roman" w:hAnsi="Times New Roman" w:cs="Times New Roman"/><w:b/><w:sz w:val="26"/><w:szCs w:val="26"/></w:rPr><w:t xml:space="preserve">8.3. Nhân sự thực hiện</w:t></w:r></w:p><w:tbl><w:tblPr><w:tblStyle w:val="a1"/><w:tblW w:w="6164" w:type="dxa"/><w:tblInd w:w="-108" w:type="dxa"/><w:tblLayout w:type="fixed"/><w:tblLook w:val="0000" w:firstRow="0" w:lastRow="0" w:firstColumn="0" w:lastColumn="0" w:noHBand="0" w:noVBand="0"/></w:tblPr><w:tblGrid><w:gridCol w:w="3042"/><w:gridCol w:w="3122"/></w:tblGrid><w:tr><w:tc><w:tcPr><w:tcW w:w="3042" w:type="dxa"/></w:tcPr><w:p><w:pPr><w:spacing w:after="100" w:line="276" w:lineRule="auto"/></w:pPr><w:r><w:rPr><w:rFonts w:ascii="Times New Roman" w:hAnsi="Times New Roman" w:cs="Times New Roman"/><w:sz w:val="26"/><w:szCs w:val="26"/></w:rPr><w:t xml:space="preserve">{-w:tr ds_nhan_su}{col1}</w:t></w:r></w:p></w:tc><w:tc><w:tcPr><w:tcW w:w="3122" w:type="dxa"/></w:tcPr><w:p><w:pPr><w:spacing w:after="100" w:line="276" w:lineRule="auto"/></w:pPr><w:r><w:rPr><w:rFonts w:ascii="Times New Roman" w:hAnsi="Times New Roman" w:cs="Times New Roman"/><w:sz w:val="26"/><w:szCs w:val="26"/></w:rPr><w:t xml:space="preserve">{col2}{/ds_nhan_su}</w:t></w:r></w:p></w:tc></w:tr></w:tbl><w:p><w:pPr><w:spacing w:after="0" w:line="276" w:lineRule="auto"/><w:ind w:left="1" w:hanging="3"/><w:jc w:val="both"/><w:rPr><w:rFonts w:ascii="Times New Roman" w:eastAsia="Times New Roman" w:hAnsi="Times New Roman" w:cs="Times New Roman"/><w:sz w:val="26"/><w:szCs w:val="26"/></w:rPr></w:pPr></w:p><w:p><w:pPr><w:spacing w:after="0" w:line="276" w:lineRule="auto"/><w:ind w:left="1" w:hanging="3"/><w:jc w:val="both"/><w:rPr><w:rFonts w:ascii="Times New Roman" w:eastAsia="Times New Roman" w:hAnsi="Times New Roman" w:cs="Times New Roman"/><w:b/><w:sz w:val="26"/><w:szCs w:val="26"/></w:rPr></w:pPr></w:p><w:p><w:pPr><w:spacing w:after="0" w:line="276" w:lineRule="auto"/></w:pPr><w:r><w:rPr><w:rFonts w:ascii="Times New Roman" w:hAnsi="Times New Roman" w:cs="Times New Roman"/><w:sz w:val="2"/><w:szCs w:val="2"/></w:rPr><w:t xml:space="preserve">{#has_hoi_thao}</w:t></w:r></w:p><w:p><w:pPr><w:spacing w:after="0" w:line="276" w:lineRule="auto"/><w:ind w:left="1" w:hanging="3"/><w:jc w:val="both"/><w:rPr><w:rFonts w:ascii="Times New Roman" w:eastAsia="Times New Roman" w:hAnsi="Times New Roman" w:cs="Times New Roman"/><w:sz w:val="26"/><w:szCs w:val="26"/></w:rPr></w:pPr><w:r><w:rPr><w:rFonts w:ascii="Times New Roman" w:eastAsia="Times New Roman" w:hAnsi="Times New Roman" w:cs="Times New Roman"/><w:b/><w:sz w:val="26"/><w:szCs w:val="26"/></w:rPr><w:t xml:space="preserve">IX. Hội thảo chuyển giao </w:t></w:r><w:r><w:rPr><w:rFonts w:ascii="Times New Roman" w:eastAsia="Times New Roman" w:hAnsi="Times New Roman" w:cs="Times New Roman"/><w:b/><w:i/><w:sz w:val="26"/><w:szCs w:val="26"/><w:highlight w:val="yellow"/></w:rPr><w:t xml:space="preserve">(nếu có tổ chức HT chuyển giao thì ghi, nếu không bỏ phần IX này)</w:t></w:r></w:p><w:p><w:pPr><w:spacing w:after="0" w:line="276" w:lineRule="auto"/><w:ind w:left="1" w:hanging="3"/><w:jc w:val="both"/><w:rPr><w:rFonts w:ascii="Times New Roman" w:eastAsia="Times New Roman" w:hAnsi="Times New Roman" w:cs="Times New Roman"/><w:sz w:val="26"/><w:szCs w:val="26"/></w:rPr></w:pPr><w:r><w:rPr><w:rFonts w:ascii="Times New Roman" w:eastAsia="Times New Roman" w:hAnsi="Times New Roman" w:cs="Times New Roman"/><w:b/><w:sz w:val="26"/><w:szCs w:val="26"/></w:rPr><w:t xml:space="preserve">9.1. Chủ tọa</w:t></w:r></w:p><w:tbl><w:tblPr><w:tblStyle w:val="a2"/><w:tblW w:w="9286" w:type="dxa"/><w:tblInd w:w="-108" w:type="dxa"/><w:tblLayout w:type="fixed"/><w:tblLook w:val="0000" w:firstRow="0" w:lastRow="0" w:firstColumn="0" w:lastColumn="0" w:noHBand="0" w:noVBand="0"/></w:tblPr><w:tblGrid><w:gridCol w:w="3798"/><w:gridCol w:w="630"/><w:gridCol w:w="4858"/></w:tblGrid><w:tr><w:tc><w:tcPr><w:tcW w:w="4428" w:type="dxa"/><w:gridSpan w:val="2"/></w:tcPr><w:p><w:pPr><w:spacing w:after="100" w:line="276" w:lineRule="auto"/></w:pPr><w:r><w:rPr><w:rFonts w:ascii="Times New Roman" w:hAnsi="Times New Roman" w:cs="Times New Roman"/><w:sz w:val="26"/><w:szCs w:val="26"/></w:rPr><w:t xml:space="preserve">{-w:tr ds_chu_toa}{col1}</w:t></w:r></w:p></w:tc><w:tc><w:tcPr><w:tcW w:w="4858" w:type="dxa"/></w:tcPr><w:p><w:pPr><w:spacing w:after="100" w:line="276" w:lineRule="auto"/></w:pPr><w:r><w:rPr><w:rFonts w:ascii="Times New Roman" w:hAnsi="Times New Roman" w:cs="Times New Roman"/><w:sz w:val="26"/><w:szCs w:val="26"/></w:rPr><w:t xml:space="preserve">{col2}{/ds_chu_toa}</w:t></w:r></w:p></w:tc></w:tr></w:tbl><w:p><w:pPr><w:spacing w:after="0" w:line="276" w:lineRule="auto"/><w:ind w:left="1" w:hanging="3"/><w:jc w:val="both"/><w:rPr><w:rFonts w:ascii="Times New Roman" w:eastAsia="Times New Roman" w:hAnsi="Times New Roman" w:cs="Times New Roman"/><w:sz w:val="26"/><w:szCs w:val="26"/></w:rPr></w:pPr><w:r><w:rPr><w:rFonts w:ascii="Times New Roman" w:eastAsia="Times New Roman" w:hAnsi="Times New Roman" w:cs="Times New Roman"/><w:b/><w:sz w:val="26"/><w:szCs w:val="26"/></w:rPr><w:t xml:space="preserve">9.2. Báo cáo viên</w:t></w:r></w:p><w:tbl><w:tblPr><w:tblStyle w:val="a3"/><w:tblW w:w="9286" w:type="dxa"/><w:tblInd w:w="-108" w:type="dxa"/><w:tblLayout w:type="fixed"/><w:tblLook w:val="0000" w:firstRow="0" w:lastRow="0" w:firstColumn="0" w:lastColumn="0" w:noHBand="0" w:noVBand="0"/></w:tblPr><w:tblGrid><w:gridCol w:w="3798"/><w:gridCol w:w="630"/><w:gridCol w:w="4858"/></w:tblGrid><w:tr><w:tc><w:tcPr><w:tcW w:w="4428" w:type="dxa"/><w:gridSpan w:val="2"/></w:tcPr><w:p><w:pPr><w:spacing w:after="100" w:line="276" w:lineRule="auto"/></w:pPr><w:r><w:rPr><w:rFonts w:ascii="Times New Roman" w:hAnsi="Times New Roman" w:cs="Times New Roman"/><w:sz w:val="26"/><w:szCs w:val="26"/></w:rPr><w:t xml:space="preserve">{-w:tr ds_bao_cao_vien}{col1}</w:t></w:r></w:p></w:tc><w:tc><w:tcPr><w:tcW w:w="4858" w:type="dxa"/></w:tcPr><w:p><w:pPr><w:spacing w:after="100" w:line="276" w:lineRule="auto"/></w:pPr><w:r><w:rPr><w:rFonts w:ascii="Times New Roman" w:hAnsi="Times New Roman" w:cs="Times New Roman"/><w:sz w:val="26"/><w:szCs w:val="26"/></w:rPr><w:t xml:space="preserve">{col2}{/ds_bao_cao_vien}</w:t></w:r></w:p></w:tc></w:tr></w:tbl><w:p><w:pPr><w:spacing w:after="0" w:line="276" w:lineRule="auto"/><w:ind w:left="1" w:hanging="3"/><w:jc w:val="both"/><w:rPr><w:rFonts w:ascii="Times New Roman" w:eastAsia="Times New Roman" w:hAnsi="Times New Roman" w:cs="Times New Roman"/><w:sz w:val="26"/><w:szCs w:val="26"/></w:rPr></w:pPr><w:r><w:rPr><w:rFonts w:ascii="Times New Roman" w:eastAsia="Times New Roman" w:hAnsi="Times New Roman" w:cs="Times New Roman"/><w:b/><w:sz w:val="26"/><w:szCs w:val="26"/></w:rPr><w:t xml:space="preserve">9.3. Chương trình chi tiết của hội thảo </w:t></w:r></w:p><w:tbl><w:tblPr><w:tblStyle w:val="a4"/><w:tblW w:w="9064" w:type="dxa"/><w:tblInd w:w="-108" w:type="dxa"/><w:tblBorders><w:top w:val="single" w:sz="4" w:space="0" w:color="000000"/><w:left w:val="single" w:sz="4" w:space="0" w:color="000000"/><w:bottom w:val="single" w:sz="4" w:space="0" w:color="000000"/><w:right w:val="single" w:sz="4" w:space="0" w:color="000000"/><w:insideH w:val="single" w:sz="4" w:space="0" w:color="000000"/><w:insideV w:val="single" w:sz="4" w:space="0" w:color="000000"/></w:tblBorders><w:tblLayout w:type="fixed"/><w:tblLook w:val="0000" w:firstRow="0" w:lastRow="0" w:firstColumn="0" w:lastColumn="0" w:noHBand="0" w:noVBand="0"/></w:tblPr><w:tblGrid><w:gridCol w:w="1728"/><w:gridCol w:w="4050"/><w:gridCol w:w="3286"/></w:tblGrid><w:tr><w:trPr><w:trHeight w:val="305"/></w:trPr><w:tc><w:tcPr><w:tcW w:w="1728" w:type="dxa"/></w:tcPr><w:p><w:pPr><w:spacing w:after="0" w:line="276" w:lineRule="auto"/><w:ind w:left="1" w:hanging="3"/><w:jc w:val="center"/><w:rPr><w:rFonts w:ascii="Times New Roman" w:eastAsia="Times New Roman" w:hAnsi="Times New Roman" w:cs="Times New Roman"/><w:sz w:val="26"/><w:szCs w:val="26"/></w:rPr></w:pPr><w:r><w:rPr><w:rFonts w:ascii="Times New Roman" w:eastAsia="Times New Roman" w:hAnsi="Times New Roman" w:cs="Times New Roman"/><w:b/><w:sz w:val="26"/><w:szCs w:val="26"/></w:rPr><w:t>Thời gian</w:t></w:r></w:p></w:tc><w:tc><w:tcPr><w:tcW w:w="4050" w:type="dxa"/></w:tcPr><w:p><w:pPr><w:spacing w:after="0" w:line="276" w:lineRule="auto"/><w:ind w:left="1" w:hanging="3"/><w:jc w:val="center"/><w:rPr><w:rFonts w:ascii="Times New Roman" w:eastAsia="Times New Roman" w:hAnsi="Times New Roman" w:cs="Times New Roman"/><w:sz w:val="26"/><w:szCs w:val="26"/></w:rPr></w:pPr><w:r><w:rPr><w:rFonts w:ascii="Times New Roman" w:eastAsia="Times New Roman" w:hAnsi="Times New Roman" w:cs="Times New Roman"/><w:b/><w:sz w:val="26"/><w:szCs w:val="26"/></w:rPr><w:t>Nội dung</w:t></w:r></w:p></w:tc><w:tc><w:tcPr><w:tcW w:w="3286" w:type="dxa"/></w:tcPr><w:p><w:pPr><w:spacing w:after="0" w:line="276" w:lineRule="auto"/><w:ind w:left="1" w:hanging="3"/><w:jc w:val="center"/><w:rPr><w:rFonts w:ascii="Times New Roman" w:eastAsia="Times New Roman" w:hAnsi="Times New Roman" w:cs="Times New Roman"/><w:sz w:val="26"/><w:szCs w:val="26"/></w:rPr></w:pPr><w:r><w:rPr><w:rFonts w:ascii="Times New Roman" w:eastAsia="Times New Roman" w:hAnsi="Times New Roman" w:cs="Times New Roman"/><w:b/><w:sz w:val="26"/><w:szCs w:val="26"/></w:rPr><w:t>Thành phần</w:t></w:r></w:p></w:tc></w:tr><w:tr><w:trPr><w:trHeight w:val="305"/></w:trPr><w:tc><w:tcPr><w:tcW w:w="1728" w:type="dxa"/></w:tcPr><w:p><w:pPr><w:spacing w:after="100" w:line="276" w:lineRule="auto"/></w:pPr><w:r><w:rPr><w:rFonts w:ascii="Times New Roman" w:hAnsi="Times New Roman" w:cs="Times New Roman"/><w:sz w:val="26"/><w:szCs w:val="26"/></w:rPr><w:t xml:space="preserve">{-w:tr ds_chuong_trinh_hoi_thao}{thoi_gian}</w:t></w:r></w:p></w:tc><w:tc><w:tcPr><w:tcW w:w="4050" w:type="dxa"/></w:tcPr><w:p><w:pPr><w:spacing w:after="100" w:line="276" w:lineRule="auto"/></w:pPr><w:r><w:rPr><w:rFonts w:ascii="Times New Roman" w:hAnsi="Times New Roman" w:cs="Times New Roman"/><w:sz w:val="26"/><w:szCs w:val="26"/></w:rPr><w:t xml:space="preserve">{noi_dung}</w:t></w:r></w:p></w:tc><w:tc><w:tcPr><w:tcW w:w="3286" w:type="dxa"/></w:tcPr><w:p><w:pPr><w:spacing w:after="100" w:line="276" w:lineRule="auto"/></w:pPr><w:r><w:rPr><w:rFonts w:ascii="Times New Roman" w:hAnsi="Times New Roman" w:cs="Times New Roman"/><w:sz w:val="26"/><w:szCs w:val="26"/></w:rPr><w:t xml:space="preserve">{thanh_phan}{/ds_chuong_trinh_hoi_thao}</w:t></w:r></w:p></w:tc></w:tr></w:tbl><w:p><w:pPr><w:spacing w:after="0" w:line="276" w:lineRule="auto"/><w:ind w:left="1" w:hanging="3"/><w:jc w:val="both"/><w:rPr><w:rFonts w:ascii="Times New Roman" w:eastAsia="Times New Roman" w:hAnsi="Times New Roman" w:cs="Times New Roman"/><w:sz w:val="26"/><w:szCs w:val="26"/></w:rPr></w:pPr></w:p><w:p><w:pPr><w:spacing w:after="0" w:line="276" w:lineRule="auto"/><w:ind w:leftChars="0" w:left="0" w:firstLineChars="0" w:firstLine="0"/><w:jc w:val="both"/><w:rPr><w:rFonts w:ascii="Times New Roman" w:eastAsia="Times New Roman" w:hAnsi="Times New Roman" w:cs="Times New Roman"/><w:sz w:val="26"/><w:szCs w:val="26"/></w:rPr></w:pPr><w:r><w:rPr><w:rFonts w:ascii="Times New Roman" w:eastAsia="Times New Roman" w:hAnsi="Times New Roman" w:cs="Times New Roman"/><w:b/><w:sz w:val="26"/><w:szCs w:val="26"/></w:rPr><w:t xml:space="preserve">9.4. Phân công nhiệm vụ tổ chức </w:t></w:r></w:p><w:tbl><w:tblPr><w:tblStyle w:val="a5"/><w:tblW w:w="9064" w:type="dxa"/><w:tblInd w:w="-108" w:type="dxa"/><w:tblBorders><w:top w:val="single" w:sz="4" w:space="0" w:color="000000"/><w:left w:val="single" w:sz="4" w:space="0" w:color="000000"/><w:bottom w:val="single" w:sz="4" w:space="0" w:color="000000"/><w:right w:val="single" w:sz="4" w:space="0" w:color="000000"/><w:insideH w:val="single" w:sz="4" w:space="0" w:color="000000"/><w:insideV w:val="single" w:sz="4" w:space="0" w:color="000000"/></w:tblBorders><w:tblLayout w:type="fixed"/><w:tblLook w:val="0000" w:firstRow="0" w:lastRow="0" w:firstColumn="0" w:lastColumn="0" w:noHBand="0" w:noVBand="0"/></w:tblPr><w:tblGrid><w:gridCol w:w="738"/><w:gridCol w:w="4757"/><w:gridCol w:w="3569"/></w:tblGrid><w:tr><w:trPr><w:trHeight w:val="305"/></w:trPr><w:tc><w:tcPr><w:tcW w:w="738" w:type="dxa"/></w:tcPr><w:p><w:pPr><w:spacing w:after="0" w:line="276" w:lineRule="auto"/><w:ind w:left="1" w:hanging="3"/><w:jc w:val="center"/><w:rPr><w:rFonts w:ascii="Times New Roman" w:eastAsia="Times New Roman" w:hAnsi="Times New Roman" w:cs="Times New Roman"/><w:sz w:val="26"/><w:szCs w:val="26"/></w:rPr></w:pPr><w:r><w:rPr><w:rFonts w:ascii="Times New Roman" w:eastAsia="Times New Roman" w:hAnsi="Times New Roman" w:cs="Times New Roman"/><w:b/><w:sz w:val="26"/><w:szCs w:val="26"/></w:rPr><w:t>STT</w:t></w:r></w:p></w:tc><w:tc><w:tcPr><w:tcW w:w="4757" w:type="dxa"/></w:tcPr><w:p><w:pPr><w:spacing w:after="0" w:line="276" w:lineRule="auto"/><w:ind w:left="1" w:hanging="3"/><w:jc w:val="center"/><w:rPr><w:rFonts w:ascii="Times New Roman" w:eastAsia="Times New Roman" w:hAnsi="Times New Roman" w:cs="Times New Roman"/><w:sz w:val="26"/><w:szCs w:val="26"/></w:rPr></w:pPr><w:r><w:rPr><w:rFonts w:ascii="Times New Roman" w:eastAsia="Times New Roman" w:hAnsi="Times New Roman" w:cs="Times New Roman"/><w:b/><w:sz w:val="26"/><w:szCs w:val="26"/></w:rPr><w:t>Nội dung công việc</w:t></w:r></w:p></w:tc><w:tc><w:tcPr><w:tcW w:w="3569" w:type="dxa"/></w:tcPr><w:p><w:pPr><w:spacing w:after="0" w:line="276" w:lineRule="auto"/><w:ind w:left="1" w:hanging="3"/><w:jc w:val="center"/><w:rPr><w:rFonts w:ascii="Times New Roman" w:eastAsia="Times New Roman" w:hAnsi="Times New Roman" w:cs="Times New Roman"/><w:sz w:val="26"/><w:szCs w:val="26"/></w:rPr></w:pPr><w:r><w:rPr><w:rFonts w:ascii="Times New Roman" w:eastAsia="Times New Roman" w:hAnsi="Times New Roman" w:cs="Times New Roman"/><w:b/><w:sz w:val="26"/><w:szCs w:val="26"/></w:rPr><w:t>Phụ trách</w:t></w:r></w:p></w:tc></w:tr><w:tr><w:trPr><w:trHeight w:val="305"/></w:trPr><w:tc><w:tcPr><w:tcW w:w="738" w:type="dxa"/></w:tcPr><w:p><w:pPr><w:spacing w:after="100" w:line="276" w:lineRule="auto"/><w:jc w:val="center"/></w:pPr><w:r><w:rPr><w:rFonts w:ascii="Times New Roman" w:hAnsi="Times New Roman" w:cs="Times New Roman"/><w:sz w:val="26"/><w:szCs w:val="26"/></w:rPr><w:t xml:space="preserve">{-w:tr ds_phan_cong_hoi_thao}{stt}</w:t></w:r></w:p></w:tc><w:tc><w:tcPr><w:tcW w:w="4757" w:type="dxa"/></w:tcPr><w:p><w:pPr><w:spacing w:after="100" w:line="276" w:lineRule="auto"/></w:pPr><w:r><w:rPr><w:rFonts w:ascii="Times New Roman" w:hAnsi="Times New Roman" w:cs="Times New Roman"/><w:sz w:val="26"/><w:szCs w:val="26"/></w:rPr><w:t xml:space="preserve">{noi_dung}</w:t></w:r></w:p></w:tc><w:tc><w:tcPr><w:tcW w:w="3569" w:type="dxa"/></w:tcPr><w:p><w:pPr><w:spacing w:after="100" w:line="276" w:lineRule="auto"/></w:pPr><w:r><w:rPr><w:rFonts w:ascii="Times New Roman" w:hAnsi="Times New Roman" w:cs="Times New Roman"/><w:sz w:val="26"/><w:szCs w:val="26"/></w:rPr><w:t xml:space="preserve">{phu_trach}{/ds_phan_cong_hoi_thao}</w:t></w:r></w:p></w:tc></w:tr></w:tbl><w:p><w:pPr><w:spacing w:after="0" w:line="276" w:lineRule="auto"/><w:ind w:left="1" w:hanging="3"/><w:jc w:val="both"/><w:rPr><w:rFonts w:ascii="Times New Roman" w:eastAsia="Times New Roman" w:hAnsi="Times New Roman" w:cs="Times New Roman"/><w:sz w:val="26"/><w:szCs w:val="26"/></w:rPr></w:pPr></w:p><w:p><w:pPr><w:spacing w:after="0" w:line="276" w:lineRule="auto"/><w:ind w:left="1" w:hanging="3"/><w:jc w:val="both"/><w:rPr><w:rFonts w:ascii="Times New Roman" w:eastAsia="Times New Roman" w:hAnsi="Times New Roman" w:cs="Times New Roman"/><w:sz w:val="26"/><w:szCs w:val="26"/></w:rPr></w:pPr><w:r><w:rPr><w:rFonts w:ascii="Times New Roman" w:eastAsia="Times New Roman" w:hAnsi="Times New Roman" w:cs="Times New Roman"/><w:b/><w:sz w:val="26"/><w:szCs w:val="26"/></w:rPr><w:t xml:space="preserve">9.5. Dự trù kinh phí hội thảo </w:t></w:r></w:p><w:p><w:pPr><w:spacing w:after="100" w:line="276" w:lineRule="auto"/></w:pPr><w:r><w:rPr><w:rFonts w:ascii="Times New Roman" w:hAnsi="Times New Roman" w:cs="Times New Roman"/><w:sz w:val="26"/><w:szCs w:val="26"/></w:rPr><w:t xml:space="preserve">{kinh_phi_hoi_thao}</w:t></w:r></w:p><w:p><w:pPr><w:spacing w:after="0" w:line="276" w:lineRule="auto"/></w:pPr><w:r><w:rPr><w:rFonts w:ascii="Times New Roman" w:hAnsi="Times New Roman" w:cs="Times New Roman"/><w:sz w:val="2"/><w:szCs w:val="2"/></w:rPr><w:t xml:space="preserve">{/has_hoi_thao}</w:t></w:r></w:p><w:p><w:pPr><w:spacing w:after="0" w:line="276" w:lineRule="auto"/><w:ind w:left="1" w:hanging="3"/><w:jc w:val="both"/><w:rPr><w:rFonts w:ascii="Times New Roman" w:eastAsia="Times New Roman" w:hAnsi="Times New Roman" w:cs="Times New Roman"/><w:i/><w:sz w:val="26"/><w:szCs w:val="26"/></w:rPr></w:pPr></w:p><w:p><w:pPr><w:spacing w:after="0" w:line="312" w:lineRule="auto"/><w:ind w:left="1" w:hanging="3"/><w:jc w:val="both"/><w:rPr><w:rFonts w:ascii="Times New Roman" w:hAnsi="Times New Roman" w:cs="Times New Roman"/><w:b/><w:sz w:val="26"/><w:szCs w:val="26"/></w:rPr></w:pPr><w:r><w:rPr><w:rFonts w:ascii="Times New Roman" w:hAnsi="Times New Roman" w:cs="Times New Roman"/><w:b/><w:sz w:val="26"/><w:szCs w:val="26"/></w:rPr><w:t xml:space="preserve">X. Quản lý rủi ro trong chuyển giao</w:t></w:r></w:p><w:p><w:pPr><w:spacing w:after="0" w:line="312" w:lineRule="auto"/><w:ind w:left="1" w:hanging="3"/><w:jc w:val="both"/><w:rPr><w:rFonts w:ascii="Times New Roman" w:hAnsi="Times New Roman" w:cs="Times New Roman"/><w:b/><w:sz w:val="26"/><w:szCs w:val="26"/></w:rPr></w:pPr><w:r><w:rPr><w:rFonts w:ascii="Times New Roman" w:hAnsi="Times New Roman" w:cs="Times New Roman"/><w:b/><w:sz w:val="26"/><w:szCs w:val="26"/></w:rPr><w:t xml:space="preserve">10.1. Xác định và đánh giá rủi ro </w:t></w:r></w:p><w:tbl><w:tblPr><w:tblW w:w="9442" w:type="dxa"/><w:tblInd w:w="-147" w:type="dxa"/><w:tblBorders><w:top w:val="single" w:sz="4" w:space="0" w:color="000000"/><w:left w:val="single" w:sz="4" w:space="0" w:color="000000"/><w:bottom w:val="single" w:sz="4" w:space="0" w:color="000000"/><w:right w:val="single" w:sz="4" w:space="0" w:color="000000"/><w:insideH w:val="single" w:sz="4" w:space="0" w:color="000000"/><w:insideV w:val="single" w:sz="4" w:space="0" w:color="000000"/></w:tblBorders><w:tblLayout w:type="fixed"/><w:tblLook w:val="0400" w:firstRow="0" w:lastRow="0" w:firstColumn="0" w:lastColumn="0" w:noHBand="0" w:noVBand="1"/></w:tblPr><w:tblGrid><w:gridCol w:w="709"/><w:gridCol w:w="2654"/><w:gridCol w:w="1379"/><w:gridCol w:w="1549"/><w:gridCol w:w="1771"/><w:gridCol w:w="1380"/></w:tblGrid><w:tr><w:trPr><w:trHeight w:val="822"/><w:tblHeader/></w:trPr><w:tc><w:tcPr><w:tcW w:w="709" w:type="dxa"/><w:vAlign w:val="center"/></w:tcPr><w:p><w:pPr><w:spacing w:after="0" w:line="264" w:lineRule="auto"/><w:ind w:left="1" w:hanging="3"/><w:jc w:val="center"/><w:rPr><w:rFonts w:ascii="Times New Roman" w:eastAsia="Times New Roman" w:hAnsi="Times New Roman" w:cs="Times New Roman"/><w:b/><w:sz w:val="26"/><w:szCs w:val="26"/></w:rPr></w:pPr><w:r><w:rPr><w:rFonts w:ascii="Times New Roman" w:eastAsia="Times New Roman" w:hAnsi="Times New Roman" w:cs="Times New Roman"/><w:b/><w:sz w:val="26"/><w:szCs w:val="26"/></w:rPr><w:t>Stt</w:t></w:r></w:p></w:tc><w:tc><w:tcPr><w:tcW w:w="2654" w:type="dxa"/><w:vAlign w:val="center"/></w:tcPr><w:p><w:pPr><w:spacing w:after="0" w:line="264" w:lineRule="auto"/><w:ind w:left="1" w:hanging="3"/><w:jc w:val="center"/><w:rPr><w:rFonts w:ascii="Times New Roman" w:eastAsia="Times New Roman" w:hAnsi="Times New Roman" w:cs="Times New Roman"/><w:b/><w:sz w:val="26"/><w:szCs w:val="26"/></w:rPr></w:pPr><w:r><w:rPr><w:rFonts w:ascii="Times New Roman" w:eastAsia="Times New Roman" w:hAnsi="Times New Roman" w:cs="Times New Roman"/><w:b/><w:sz w:val="26"/><w:szCs w:val="26"/></w:rPr><w:t>Công việc /Yếu tố rủi ro</w:t></w:r></w:p></w:tc><w:tc><w:tcPr><w:tcW w:w="1379" w:type="dxa"/><w:vAlign w:val="center"/></w:tcPr><w:p><w:pPr><w:spacing w:after="0" w:line="264" w:lineRule="auto"/><w:ind w:left="1" w:hanging="3"/><w:jc w:val="center"/><w:rPr><w:rFonts w:ascii="Times New Roman" w:eastAsia="Times New Roman" w:hAnsi="Times New Roman" w:cs="Times New Roman"/><w:b/><w:sz w:val="26"/><w:szCs w:val="26"/></w:rPr></w:pPr><w:r><w:rPr><w:rFonts w:ascii="Times New Roman" w:eastAsia="Times New Roman" w:hAnsi="Times New Roman" w:cs="Times New Roman"/><w:b/><w:sz w:val="26"/><w:szCs w:val="26"/></w:rPr><w:t>Khả năng xảy ra (P)</w:t></w:r></w:p></w:tc><w:tc><w:tcPr><w:tcW w:w="1549" w:type="dxa"/><w:vAlign w:val="center"/></w:tcPr><w:p><w:pPr><w:spacing w:after="0" w:line="264" w:lineRule="auto"/><w:ind w:left="1" w:hanging="3"/><w:jc w:val="center"/><w:rPr><w:rFonts w:ascii="Times New Roman" w:eastAsia="Times New Roman" w:hAnsi="Times New Roman" w:cs="Times New Roman"/><w:b/><w:sz w:val="26"/><w:szCs w:val="26"/></w:rPr></w:pPr><w:r><w:rPr><w:rFonts w:ascii="Times New Roman" w:eastAsia="Times New Roman" w:hAnsi="Times New Roman" w:cs="Times New Roman"/><w:b/><w:sz w:val="26"/><w:szCs w:val="26"/></w:rPr><w:t>Mức độ ảnh hưởng (S)</w:t></w:r></w:p></w:tc><w:tc><w:tcPr><w:tcW w:w="1771" w:type="dxa"/><w:vAlign w:val="center"/></w:tcPr><w:p><w:pPr><w:spacing w:after="0" w:line="264" w:lineRule="auto"/><w:ind w:left="1" w:hanging="3"/><w:jc w:val="center"/><w:rPr><w:rFonts w:ascii="Times New Roman" w:eastAsia="Times New Roman" w:hAnsi="Times New Roman" w:cs="Times New Roman"/><w:b/><w:sz w:val="26"/><w:szCs w:val="26"/></w:rPr></w:pPr><w:r><w:rPr><w:rFonts w:ascii="Times New Roman" w:eastAsia="Times New Roman" w:hAnsi="Times New Roman" w:cs="Times New Roman"/><w:b/><w:sz w:val="26"/><w:szCs w:val="26"/></w:rPr><w:t>Giá trị rủi ro</w:t></w:r></w:p><w:p><w:pPr><w:spacing w:after="0" w:line="264" w:lineRule="auto"/><w:ind w:left="1" w:hanging="3"/><w:jc w:val="center"/><w:rPr><w:rFonts w:ascii="Times New Roman" w:eastAsia="Times New Roman" w:hAnsi="Times New Roman" w:cs="Times New Roman"/><w:b/><w:sz w:val="26"/><w:szCs w:val="26"/></w:rPr></w:pPr><w:r><w:rPr><w:rFonts w:ascii="Times New Roman" w:eastAsia="Times New Roman" w:hAnsi="Times New Roman" w:cs="Times New Roman"/><w:b/><w:sz w:val="26"/><w:szCs w:val="26"/></w:rPr><w:t>R=PxS</w:t></w:r></w:p></w:tc><w:tc><w:tcPr><w:tcW w:w="1380" w:type="dxa"/><w:vAlign w:val="center"/></w:tcPr><w:p><w:pPr><w:spacing w:after="0" w:line="264" w:lineRule="auto"/><w:ind w:left="1" w:hanging="3"/><w:jc w:val="center"/><w:rPr><w:rFonts w:ascii="Times New Roman" w:eastAsia="Times New Roman" w:hAnsi="Times New Roman" w:cs="Times New Roman"/><w:b/><w:sz w:val="26"/><w:szCs w:val="26"/></w:rPr></w:pPr><w:r><w:rPr><w:rFonts w:ascii="Times New Roman" w:eastAsia="Times New Roman" w:hAnsi="Times New Roman" w:cs="Times New Roman"/><w:b/><w:sz w:val="26"/><w:szCs w:val="26"/></w:rPr><w:t>Phân loại rủi ro</w:t></w:r></w:p></w:tc></w:tr><w:tr><w:trPr><w:trHeight w:val="49"/></w:trPr><w:tc><w:tcPr><w:tcW w:w="709" w:type="dxa"/><w:vAlign w:val="center"/></w:tcPr><w:p><w:pPr><w:spacing w:after="100" w:line="276" w:lineRule="auto"/><w:jc w:val="center"/></w:pPr><w:r><w:rPr><w:rFonts w:ascii="Times New Roman" w:hAnsi="Times New Roman" w:cs="Times New Roman"/><w:sz w:val="26"/><w:szCs w:val="26"/></w:rPr><w:t xml:space="preserve">{-w:tr ds_danh_gia_rui_ro}{stt}</w:t></w:r></w:p></w:tc><w:tc><w:tcPr><w:tcW w:w="2654" w:type="dxa"/><w:vAlign w:val="center"/></w:tcPr><w:p><w:pPr><w:spacing w:after="100" w:line="276" w:lineRule="auto"/></w:pPr><w:r><w:rPr><w:rFonts w:ascii="Times New Roman" w:hAnsi="Times New Roman" w:cs="Times New Roman"/><w:sz w:val="26"/><w:szCs w:val="26"/></w:rPr><w:t xml:space="preserve">{yeu_to_rui_ro}</w:t></w:r></w:p></w:tc><w:tc><w:tcPr><w:tcW w:w="1379" w:type="dxa"/><w:vAlign w:val="center"/></w:tcPr><w:p><w:pPr><w:spacing w:after="100" w:line="276" w:lineRule="auto"/><w:jc w:val="center"/></w:pPr><w:r><w:rPr><w:rFonts w:ascii="Times New Roman" w:hAnsi="Times New Roman" w:cs="Times New Roman"/><w:sz w:val="26"/><w:szCs w:val="26"/></w:rPr><w:t xml:space="preserve">{p}</w:t></w:r></w:p></w:tc><w:tc><w:tcPr><w:tcW w:w="1549" w:type="dxa"/><w:vAlign w:val="center"/></w:tcPr><w:p><w:pPr><w:spacing w:after="100" w:line="276" w:lineRule="auto"/><w:jc w:val="center"/></w:pPr><w:r><w:rPr><w:rFonts w:ascii="Times New Roman" w:hAnsi="Times New Roman" w:cs="Times New Roman"/><w:sz w:val="26"/><w:szCs w:val="26"/></w:rPr><w:t xml:space="preserve">{s}</w:t></w:r></w:p></w:tc><w:tc><w:tcPr><w:tcW w:w="1771" w:type="dxa"/><w:vAlign w:val="center"/></w:tcPr><w:p><w:pPr><w:spacing w:after="100" w:line="276" w:lineRule="auto"/><w:jc w:val="center"/></w:pPr><w:r><w:rPr><w:rFonts w:ascii="Times New Roman" w:hAnsi="Times New Roman" w:cs="Times New Roman"/><w:sz w:val="26"/><w:szCs w:val="26"/></w:rPr><w:t xml:space="preserve">{r}</w:t></w:r></w:p></w:tc><w:tc><w:tcPr><w:tcW w:w="1380" w:type="dxa"/><w:vAlign w:val="center"/></w:tcPr><w:p><w:pPr><w:spacing w:after="100" w:line="276" w:lineRule="auto"/><w:jc w:val="center"/></w:pPr><w:r><w:rPr><w:rFonts w:ascii="Times New Roman" w:hAnsi="Times New Roman" w:cs="Times New Roman"/><w:sz w:val="26"/><w:szCs w:val="26"/></w:rPr><w:t xml:space="preserve">{phan_loai}{/ds_danh_gia_rui_ro}</w:t></w:r></w:p></w:tc></w:tr></w:tbl><w:p><w:pPr><w:spacing w:before="240" w:after="0"/><w:ind w:left="1" w:hanging="3"/><w:rPr><w:rFonts w:ascii="Times New Roman" w:hAnsi="Times New Roman" w:cs="Times New Roman"/><w:b/><w:sz w:val="26"/><w:szCs w:val="26"/></w:rPr></w:pPr><w:r><w:rPr><w:rFonts w:ascii="Times New Roman" w:hAnsi="Times New Roman" w:cs="Times New Roman"/><w:b/><w:sz w:val="26"/><w:szCs w:val="26"/></w:rPr><w:t xml:space="preserve">10.2. Biện pháp kiểm soát rủi ro</w:t></w:r></w:p><w:tbl><w:tblPr><w:tblW w:w="9794" w:type="dxa"/><w:jc w:val="center"/><w:tblBorders><w:top w:val="single" w:sz="4" w:space="0" w:color="000000"/><w:left w:val="single" w:sz="4" w:space="0" w:color="000000"/><w:bottom w:val="single" w:sz="4" w:space="0" w:color="000000"/><w:right w:val="single" w:sz="4" w:space="0" w:color="000000"/><w:insideH w:val="single" w:sz="4" w:space="0" w:color="000000"/><w:insideV w:val="single" w:sz="4" w:space="0" w:color="000000"/></w:tblBorders><w:tblLayout w:type="fixed"/><w:tblLook w:val="0400" w:firstRow="0" w:lastRow="0" w:firstColumn="0" w:lastColumn="0" w:noHBand="0" w:noVBand="1"/></w:tblPr><w:tblGrid><w:gridCol w:w="535"/><w:gridCol w:w="1870"/><w:gridCol w:w="1701"/><w:gridCol w:w="1418"/><w:gridCol w:w="1417"/><w:gridCol w:w="1418"/><w:gridCol w:w="1435"/></w:tblGrid><w:tr><w:trPr><w:trHeight w:val="609"/><w:tblHeader/><w:jc w:val="center"/></w:trPr><w:tc><w:tcPr><w:tcW w:w="535" w:type="dxa"/><w:vAlign w:val="center"/></w:tcPr><w:p><w:pPr><w:spacing w:after="0" w:line="264" w:lineRule="auto"/><w:ind w:left="1" w:hanging="3"/><w:jc w:val="center"/><w:rPr><w:rFonts w:ascii="Times New Roman" w:eastAsia="Times New Roman" w:hAnsi="Times New Roman" w:cs="Times New Roman"/><w:b/><w:color w:val="000000"/><w:sz w:val="26"/><w:szCs w:val="26"/></w:rPr></w:pPr><w:r><w:rPr><w:rFonts w:ascii="Times New Roman" w:eastAsia="Times New Roman" w:hAnsi="Times New Roman" w:cs="Times New Roman"/><w:b/><w:color w:val="000000"/><w:sz w:val="26"/><w:szCs w:val="26"/></w:rPr><w:lastRenderedPageBreak/><w:t>Stt</w:t></w:r></w:p></w:tc><w:tc><w:tcPr><w:tcW w:w="1870" w:type="dxa"/><w:vAlign w:val="center"/></w:tcPr><w:p><w:pPr><w:spacing w:after="0" w:line="264" w:lineRule="auto"/><w:ind w:left="1" w:hanging="3"/><w:jc w:val="center"/><w:rPr><w:rFonts w:ascii="Times New Roman" w:eastAsia="Times New Roman" w:hAnsi="Times New Roman" w:cs="Times New Roman"/><w:b/><w:color w:val="000000"/><w:sz w:val="26"/><w:szCs w:val="26"/></w:rPr></w:pPr><w:r><w:rPr><w:rFonts w:ascii="Times New Roman" w:eastAsia="Times New Roman" w:hAnsi="Times New Roman" w:cs="Times New Roman"/><w:b/><w:color w:val="000000"/><w:sz w:val="26"/><w:szCs w:val="26"/></w:rPr><w:t>Yếu tố rủi ro</w:t></w:r></w:p></w:tc><w:tc><w:tcPr><w:tcW w:w="1701" w:type="dxa"/><w:vAlign w:val="center"/></w:tcPr><w:p><w:pPr><w:spacing w:after="0" w:line="264" w:lineRule="auto"/><w:ind w:left="1" w:hanging="3"/><w:jc w:val="center"/><w:rPr><w:rFonts w:ascii="Times New Roman" w:eastAsia="Times New Roman" w:hAnsi="Times New Roman" w:cs="Times New Roman"/><w:b/><w:color w:val="000000"/><w:sz w:val="26"/><w:szCs w:val="26"/></w:rPr></w:pPr><w:r><w:rPr><w:rFonts w:ascii="Times New Roman" w:eastAsia="Times New Roman" w:hAnsi="Times New Roman" w:cs="Times New Roman"/><w:b/><w:color w:val="000000"/><w:sz w:val="26"/><w:szCs w:val="26"/></w:rPr><w:t>Biện pháp kiểm soát</w:t></w:r></w:p></w:tc><w:tc><w:tcPr><w:tcW w:w="1418" w:type="dxa"/></w:tcPr><w:p><w:pPr><w:spacing w:after="0" w:line="264" w:lineRule="auto"/><w:ind w:left="1" w:hanging="3"/><w:jc w:val="center"/><w:rPr><w:rFonts w:ascii="Times New Roman" w:eastAsia="Times New Roman" w:hAnsi="Times New Roman" w:cs="Times New Roman"/><w:b/><w:color w:val="000000"/><w:sz w:val="26"/><w:szCs w:val="26"/></w:rPr></w:pPr><w:r><w:rPr><w:rFonts w:ascii="Times New Roman" w:eastAsia="Times New Roman" w:hAnsi="Times New Roman" w:cs="Times New Roman"/><w:b/><w:color w:val="000000"/><w:sz w:val="26"/><w:szCs w:val="26"/></w:rPr><w:t>Đơn vị</w:t></w:r></w:p><w:p><w:pPr><w:spacing w:after="0" w:line="264" w:lineRule="auto"/><w:ind w:left="1" w:hanging="3"/><w:jc w:val="center"/><w:rPr><w:rFonts w:ascii="Times New Roman" w:eastAsia="Times New Roman" w:hAnsi="Times New Roman" w:cs="Times New Roman"/><w:b/><w:color w:val="000000"/><w:sz w:val="26"/><w:szCs w:val="26"/></w:rPr></w:pPr><w:r><w:rPr><w:rFonts w:ascii="Times New Roman" w:eastAsia="Times New Roman" w:hAnsi="Times New Roman" w:cs="Times New Roman"/><w:b/><w:color w:val="000000"/><w:sz w:val="26"/><w:szCs w:val="26"/></w:rPr><w:t>phụ trách</w:t></w:r></w:p></w:tc><w:tc><w:tcPr><w:tcW w:w="1417" w:type="dxa"/><w:vAlign w:val="center"/></w:tcPr><w:p><w:pPr><w:spacing w:after="0" w:line="264" w:lineRule="auto"/><w:ind w:left="1" w:hanging="3"/><w:jc w:val="center"/><w:rPr><w:rFonts w:ascii="Times New Roman" w:eastAsia="Times New Roman" w:hAnsi="Times New Roman" w:cs="Times New Roman"/><w:b/><w:color w:val="000000"/><w:sz w:val="26"/><w:szCs w:val="26"/></w:rPr></w:pPr><w:r><w:rPr><w:rFonts w:ascii="Times New Roman" w:eastAsia="Times New Roman" w:hAnsi="Times New Roman" w:cs="Times New Roman"/><w:b/><w:color w:val="000000"/><w:sz w:val="26"/><w:szCs w:val="26"/></w:rPr><w:t>Đơn vị phối hợp</w:t></w:r></w:p></w:tc><w:tc><w:tcPr><w:tcW w:w="1418" w:type="dxa"/><w:vAlign w:val="center"/></w:tcPr><w:p><w:pPr><w:spacing w:after="0" w:line="264" w:lineRule="auto"/><w:ind w:left="1" w:hanging="3"/><w:jc w:val="center"/><w:rPr><w:rFonts w:ascii="Times New Roman" w:eastAsia="Times New Roman" w:hAnsi="Times New Roman" w:cs="Times New Roman"/><w:b/><w:color w:val="000000"/><w:sz w:val="26"/><w:szCs w:val="26"/></w:rPr></w:pPr><w:r><w:rPr><w:rFonts w:ascii="Times New Roman" w:eastAsia="Times New Roman" w:hAnsi="Times New Roman" w:cs="Times New Roman"/><w:b/><w:color w:val="000000"/><w:sz w:val="26"/><w:szCs w:val="26"/></w:rPr><w:t>Thời gian</w:t></w:r></w:p></w:tc><w:tc><w:tcPr><w:tcW w:w="1435" w:type="dxa"/><w:vAlign w:val="center"/></w:tcPr><w:p><w:pPr><w:spacing w:after="0" w:line="264" w:lineRule="auto"/><w:ind w:left="1" w:hanging="3"/><w:jc w:val="center"/><w:rPr><w:rFonts w:ascii="Times New Roman" w:eastAsia="Times New Roman" w:hAnsi="Times New Roman" w:cs="Times New Roman"/><w:b/><w:color w:val="000000"/><w:sz w:val="26"/><w:szCs w:val="26"/></w:rPr></w:pPr><w:r><w:rPr><w:rFonts w:ascii="Times New Roman" w:eastAsia="Times New Roman" w:hAnsi="Times New Roman" w:cs="Times New Roman"/><w:b/><w:color w:val="000000"/><w:sz w:val="26"/><w:szCs w:val="26"/></w:rPr><w:t>Sản phẩm</w:t></w:r></w:p></w:tc></w:tr><w:tr><w:trPr><w:trHeight w:val="104"/><w:jc w:val="center"/></w:trPr><w:tc><w:tcPr><w:tcW w:w="535" w:type="dxa"/><w:vAlign w:val="center"/></w:tcPr><w:p><w:pPr><w:spacing w:after="100" w:line="276" w:lineRule="auto"/><w:jc w:val="center"/></w:pPr><w:r><w:rPr><w:rFonts w:ascii="Times New Roman" w:hAnsi="Times New Roman" w:cs="Times New Roman"/><w:sz w:val="26"/><w:szCs w:val="26"/></w:rPr><w:t xml:space="preserve">{-w:tr ds_kiem_soat_rui_ro}{stt}</w:t></w:r></w:p></w:tc><w:tc><w:tcPr><w:tcW w:w="1870" w:type="dxa"/><w:vAlign w:val="center"/></w:tcPr><w:p><w:pPr><w:spacing w:after="100" w:line="276" w:lineRule="auto"/></w:pPr><w:r><w:rPr><w:rFonts w:ascii="Times New Roman" w:hAnsi="Times New Roman" w:cs="Times New Roman"/><w:sz w:val="26"/><w:szCs w:val="26"/></w:rPr><w:t xml:space="preserve">{yeu_to_rui_ro}</w:t></w:r></w:p></w:tc><w:tc><w:tcPr><w:tcW w:w="1701" w:type="dxa"/><w:vAlign w:val="center"/></w:tcPr><w:p><w:pPr><w:spacing w:after="100" w:line="276" w:lineRule="auto"/></w:pPr><w:r><w:rPr><w:rFonts w:ascii="Times New Roman" w:hAnsi="Times New Roman" w:cs="Times New Roman"/><w:sz w:val="26"/><w:szCs w:val="26"/></w:rPr><w:t xml:space="preserve">{bien_phap}</w:t></w:r></w:p></w:tc><w:tc><w:tcPr><w:tcW w:w="1418" w:type="dxa"/><w:vAlign w:val="center"/></w:tcPr><w:p><w:pPr><w:spacing w:after="100" w:line="276" w:lineRule="auto"/></w:pPr><w:r><w:rPr><w:rFonts w:ascii="Times New Roman" w:hAnsi="Times New Roman" w:cs="Times New Roman"/><w:sz w:val="26"/><w:szCs w:val="26"/></w:rPr><w:t xml:space="preserve">{don_vi_phu_trach}</w:t></w:r></w:p></w:tc><w:tc><w:tcPr><w:tcW w:w="1417" w:type="dxa"/><w:vAlign w:val="center"/></w:tcPr><w:p><w:pPr><w:spacing w:after="100" w:line="276" w:lineRule="auto"/></w:pPr><w:r><w:rPr><w:rFonts w:ascii="Times New Roman" w:hAnsi="Times New Roman" w:cs="Times New Roman"/><w:sz w:val="26"/><w:szCs w:val="26"/></w:rPr><w:t xml:space="preserve">{don_vi_phoi_hop}</w:t></w:r></w:p></w:tc><w:tc><w:tcPr><w:tcW w:w="1418" w:type="dxa"/><w:vAlign w:val="center"/></w:tcPr><w:p><w:pPr><w:spacing w:after="100" w:line="276" w:lineRule="auto"/><w:jc w:val="center"/></w:pPr><w:r><w:rPr><w:rFonts w:ascii="Times New Roman" w:hAnsi="Times New Roman" w:cs="Times New Roman"/><w:sz w:val="26"/><w:szCs w:val="26"/></w:rPr><w:t xml:space="preserve">{thoi_gian}</w:t></w:r></w:p></w:tc><w:tc><w:tcPr><w:tcW w:w="1435" w:type="dxa"/><w:vAlign w:val="center"/></w:tcPr><w:p><w:pPr><w:spacing w:after="100" w:line="276" w:lineRule="auto"/></w:pPr><w:r><w:rPr><w:rFonts w:ascii="Times New Roman" w:hAnsi="Times New Roman" w:cs="Times New Roman"/><w:sz w:val="26"/><w:szCs w:val="26"/></w:rPr><w:t xml:space="preserve">{san_pham}{/ds_kiem_soat_rui_ro}</w:t></w:r></w:p></w:tc></w:tr></w:tbl><w:p><w:pPr><w:spacing w:after="0" w:line="276" w:lineRule="auto"/><w:ind w:left="1" w:hanging="3"/><w:jc w:val="both"/><w:rPr><w:rFonts w:ascii="Times New Roman" w:eastAsia="Times New Roman" w:hAnsi="Times New Roman" w:cs="Times New Roman"/><w:sz w:val="26"/><w:szCs w:val="26"/></w:rPr></w:pPr></w:p><w:p><w:pPr><w:spacing w:after="0" w:line="276" w:lineRule="auto"/><w:ind w:left="1" w:hanging="3"/><w:jc w:val="both"/><w:rPr><w:rFonts w:ascii="Times New Roman" w:eastAsia="Times New Roman" w:hAnsi="Times New Roman" w:cs="Times New Roman"/><w:sz w:val="26"/><w:szCs w:val="26"/></w:rPr></w:pPr></w:p><w:tbl><w:tblPr><w:tblStyle w:val="a4"/><w:tblW w:w="9064" w:type="dxa"/><w:tblInd w:w="-108" w:type="dxa"/><w:tblLayout w:type="fixed"/><w:tblLook w:val="0000" w:firstRow="0" w:lastRow="0" w:firstColumn="0" w:lastColumn="0" w:noHBand="0" w:noVBand="0"/></w:tblPr>
-    <!-- KHỐI 1: CHỮ KÝ 2 BÊN -->
+<file path=word/document.xml><?xml version="1.0" encoding="utf-8"?>
+<w:document xmlns:wpc="http://schemas.microsoft.com/office/word/2010/wordprocessingCanvas" xmlns:cx="http://schemas.microsoft.com/office/drawing/2014/chartex" xmlns:mc="http://schemas.openxmlformats.org/markup-compatibility/2006" xmlns:o="urn:schemas-microsoft-com:office:office" xmlns:r="http://schemas.openxmlformats.org/officeDocument/2006/relationships" xmlns:m="http://schemas.openxmlformats.org/officeDocument/2006/math" xmlns:v="urn:schemas-microsoft-com:vml" xmlns:wp14="http://schemas.microsoft.com/office/word/2010/wordprocessingDrawing" xmlns:wp="http://schemas.openxmlformats.org/drawingml/2006/wordprocessingDrawing" xmlns:w10="urn:schemas-microsoft-com:office:word" xmlns:w="http://schemas.openxmlformats.org/wordprocessingml/2006/main" xmlns:w14="http://schemas.microsoft.com/office/word/2010/wordml" xmlns:w15="http://schemas.microsoft.com/office/word/2012/wordml" xmlns:w16se="http://schemas.microsoft.com/office/word/2015/wordml/symex" xmlns:wpg="http://schemas.microsoft.com/office/word/2010/wordprocessingGroup" xmlns:wpi="http://schemas.microsoft.com/office/word/2010/wordprocessingInk" xmlns:wne="http://schemas.microsoft.com/office/word/2006/wordml" xmlns:wps="http://schemas.microsoft.com/office/word/2010/wordprocessingShape" mc:Ignorable="w14 w15 w16se wp14">
+  <w:body>
+    <w:p>
+      <w:pPr>
+        <w:widowControl w:val="0"/>
+        <w:pBdr>
+          <w:top w:val="nil"/>
+          <w:left w:val="nil"/>
+          <w:bottom w:val="nil"/>
+          <w:right w:val="nil"/>
+          <w:between w:val="nil"/>
+        </w:pBdr>
+        <w:tabs>
+          <w:tab w:val="left" w:pos="630"/>
+        </w:tabs>
+        <w:spacing w:after="0" w:line="276" w:lineRule="auto"/>
+        <w:ind w:left="1" w:hanging="3"/>
+        <w:jc w:val="center"/>
+        <w:rPr>
+          <w:rFonts w:ascii="Times New Roman" w:eastAsia="Times New Roman" w:hAnsi="Times New Roman" w:cs="Times New Roman"/>
+          <w:color w:val="000000"/>
+          <w:sz w:val="26"/>
+          <w:szCs w:val="26"/>
+        </w:rPr>
+      </w:pPr>
+    </w:p>
     <w:tbl>
       <w:tblPr>
-        <w:tblW w:w="9600" w:type="dxa"/>
-        <w:tblInd w:w="0" w:type="dxa"/>
+        <w:tblStyle w:val="a"/>
+        <w:tblW w:w="9900" w:type="dxa"/>
+        <w:tblInd w:w="-360" w:type="dxa"/>
         <w:tblLayout w:type="fixed"/>
-        <w:tblBorders>
-          <w:top w:val="none" w:sz="0" w:space="0" w:color="auto"/>
-          <w:left w:val="none" w:sz="0" w:space="0" w:color="auto"/>
-          <w:bottom w:val="none" w:sz="0" w:space="0" w:color="auto"/>
-          <w:right w:val="none" w:sz="0" w:space="0" w:color="auto"/>
-          <w:insideH w:val="none" w:sz="0" w:space="0" w:color="auto"/>
-          <w:insideV w:val="none" w:sz="0" w:space="0" w:color="auto"/>
-        </w:tblBorders>
+        <w:tblLook w:val="0000" w:firstRow="0" w:lastRow="0" w:firstColumn="0" w:lastColumn="0" w:noHBand="0" w:noVBand="0"/>
       </w:tblPr>
       <w:tblGrid>
-        <w:gridCol w:w="4500"/>
-        <w:gridCol w:w="600"/>
-        <w:gridCol w:w="4500"/>
+        <w:gridCol w:w="4590"/>
+        <w:gridCol w:w="5310"/>
       </w:tblGrid>
       <w:tr>
-        <w:trPr><w:cantSplit/></w:trPr>
-        <w:tc>
-          <w:tcPr><w:tcW w:w="4500" w:type="dxa"/></w:tcPr>
-          <w:p>
-            <w:pPr>
-              <w:spacing w:line="240" w:lineRule="auto" w:before="120" w:after="20"/>
+        <w:trPr>
+          <w:trHeight w:val="1672"/>
+        </w:trPr>
+        <w:tc>
+          <w:tcPr>
+            <w:tcW w:w="4590" w:type="dxa"/>
+          </w:tcPr>
+          <w:p>
+            <w:pPr>
+              <w:widowControl w:val="0"/>
+              <w:pBdr>
+                <w:top w:val="nil"/>
+                <w:left w:val="nil"/>
+                <w:bottom w:val="nil"/>
+                <w:right w:val="nil"/>
+                <w:between w:val="nil"/>
+              </w:pBdr>
+              <w:tabs>
+                <w:tab w:val="left" w:pos="630"/>
+              </w:tabs>
+              <w:spacing w:after="0" w:line="276" w:lineRule="auto"/>
+              <w:ind w:left="0" w:hanging="2"/>
               <w:jc w:val="center"/>
-              <w:rPr><w:rFonts w:ascii="Times New Roman" w:hAnsi="Times New Roman"/><w:b/><w:sz w:val="24"/><w:szCs w:val="24"/></w:rPr>
-            </w:pPr>
-            <w:r>
-              <w:rPr><w:rFonts w:ascii="Times New Roman" w:hAnsi="Times New Roman"/><w:b/><w:sz w:val="24"/><w:szCs w:val="24"/></w:rPr>
-              <w:t>TRƯỞNG ĐƠN VỊ NHẬN</w:t>
-            </w:r>
-          </w:p>
-          <w:p>
-            <w:pPr>
-              <w:spacing w:line="240" w:lineRule="auto" w:after="500"/>
+              <w:rPr>
+                <w:rFonts w:ascii="Times New Roman" w:eastAsia="Times New Roman" w:hAnsi="Times New Roman" w:cs="Times New Roman"/>
+                <w:color w:val="000000"/>
+                <w:sz w:val="24"/>
+                <w:szCs w:val="24"/>
+              </w:rPr>
+            </w:pPr>
+            <w:r>
+              <w:rPr>
+                <w:rFonts w:ascii="Times New Roman" w:eastAsia="Times New Roman" w:hAnsi="Times New Roman" w:cs="Times New Roman"/>
+                <w:color w:val="000000"/>
+                <w:sz w:val="24"/>
+                <w:szCs w:val="24"/>
+              </w:rPr>
+              <w:t>BỘ Y TẾ</w:t>
+            </w:r>
+            <w:r>
+              <w:rPr>
+                <w:rFonts w:ascii="Times New Roman" w:eastAsia="Times New Roman" w:hAnsi="Times New Roman" w:cs="Times New Roman"/>
+                <w:color w:val="000000"/>
+                <w:sz w:val="24"/>
+                <w:szCs w:val="24"/>
+                <w:u w:val="single"/>
+              </w:rPr>
+              <w:t xml:space="preserve"> </w:t>
+            </w:r>
+          </w:p>
+          <w:p>
+            <w:pPr>
+              <w:widowControl w:val="0"/>
+              <w:pBdr>
+                <w:top w:val="nil"/>
+                <w:left w:val="nil"/>
+                <w:bottom w:val="nil"/>
+                <w:right w:val="nil"/>
+                <w:between w:val="nil"/>
+              </w:pBdr>
+              <w:spacing w:after="0" w:line="276" w:lineRule="auto"/>
+              <w:ind w:left="0" w:hanging="2"/>
               <w:jc w:val="center"/>
-              <w:rPr><w:rFonts w:ascii="Times New Roman" w:hAnsi="Times New Roman"/><w:i/><w:sz w:val="22"/><w:szCs w:val="22"/></w:rPr>
-            </w:pPr>
-            <w:r>
-              <w:rPr><w:rFonts w:ascii="Times New Roman" w:hAnsi="Times New Roman"/><w:i/><w:sz w:val="22"/><w:szCs w:val="22"/></w:rPr>
-              <w:t>(Ký, ghi rõ họ tên)</w:t>
-            </w:r>
-          </w:p>
-          <w:p>
-            <w:pPr>
-              <w:spacing w:line="240" w:lineRule="auto" w:after="60"/>
+              <w:rPr>
+                <w:rFonts w:ascii="Times New Roman" w:eastAsia="Times New Roman" w:hAnsi="Times New Roman" w:cs="Times New Roman"/>
+                <w:color w:val="000000"/>
+                <w:sz w:val="24"/>
+                <w:szCs w:val="24"/>
+              </w:rPr>
+            </w:pPr>
+            <w:r>
+              <w:rPr>
+                <w:rFonts w:ascii="Times New Roman" w:eastAsia="Times New Roman" w:hAnsi="Times New Roman" w:cs="Times New Roman"/>
+                <w:b/>
+                <w:color w:val="000000"/>
+                <w:sz w:val="24"/>
+                <w:szCs w:val="24"/>
+              </w:rPr>
+              <mc:AlternateContent>
+                <mc:Choice Requires="wps">
+                  <w:drawing>
+                    <wp:anchor distT="0" distB="0" distL="114300" distR="114300" simplePos="0" relativeHeight="251660288" behindDoc="0" locked="0" layoutInCell="1" allowOverlap="1">
+                      <wp:simplePos x="0" y="0"/>
+                      <wp:positionH relativeFrom="column">
+                        <wp:posOffset>1004698</wp:posOffset>
+                      </wp:positionH>
+                      <wp:positionV relativeFrom="paragraph">
+                        <wp:posOffset>194310</wp:posOffset>
+                      </wp:positionV>
+                      <wp:extent cx="745263" cy="0"/>
+                      <wp:effectExtent l="0" t="0" r="36195" b="19050"/>
+                      <wp:wrapNone/>
+                      <wp:docPr id="3" name="Straight Connector 3"/>
+                      <wp:cNvGraphicFramePr/>
+                      <a:graphic xmlns:a="http://schemas.openxmlformats.org/drawingml/2006/main">
+                        <a:graphicData uri="http://schemas.microsoft.com/office/word/2010/wordprocessingShape">
+                          <wps:wsp>
+                            <wps:cNvCnPr/>
+                            <wps:spPr>
+                              <a:xfrm>
+                                <a:off x="0" y="0"/>
+                                <a:ext cx="745263" cy="0"/>
+                              </a:xfrm>
+                              <a:prstGeom prst="line">
+                                <a:avLst/>
+                              </a:prstGeom>
+                              <a:ln>
+                                <a:solidFill>
+                                  <a:schemeClr val="tx1"/>
+                                </a:solidFill>
+                              </a:ln>
+                            </wps:spPr>
+                            <wps:style>
+                              <a:lnRef idx="1">
+                                <a:schemeClr val="accent6"/>
+                              </a:lnRef>
+                              <a:fillRef idx="0">
+                                <a:schemeClr val="accent6"/>
+                              </a:fillRef>
+                              <a:effectRef idx="0">
+                                <a:schemeClr val="accent6"/>
+                              </a:effectRef>
+                              <a:fontRef idx="minor">
+                                <a:schemeClr val="tx1"/>
+                              </a:fontRef>
+                            </wps:style>
+                            <wps:bodyPr/>
+                          </wps:wsp>
+                        </a:graphicData>
+                      </a:graphic>
+                    </wp:anchor>
+                  </w:drawing>
+                </mc:Choice>
+                <mc:Fallback>
+                  <w:pict>
+                    <v:line w14:anchorId="293880B3" id="Straight Connector 3" o:spid="_x0000_s1026" style="position:absolute;z-index:251660288;visibility:visible;mso-wrap-style:square;mso-wrap-distance-left:9pt;mso-wrap-distance-top:0;mso-wrap-distance-right:9pt;mso-wrap-distance-bottom:0;mso-position-horizontal:absolute;mso-position-horizontal-relative:text;mso-position-vertical:absolute;mso-position-vertical-relative:text" from="79.1pt,15.3pt" to="137.8pt,15.3pt" o:gfxdata="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" strokecolor="black [3213]"/>
+                  </w:pict>
+                </mc:Fallback>
+              </mc:AlternateContent>
+            </w:r>
+            <w:r>
+              <w:rPr>
+                <w:rFonts w:ascii="Times New Roman" w:eastAsia="Times New Roman" w:hAnsi="Times New Roman" w:cs="Times New Roman"/>
+                <w:b/>
+                <w:color w:val="000000"/>
+                <w:sz w:val="24"/>
+                <w:szCs w:val="24"/>
+              </w:rPr>
+              <w:t>TRƯỜNG ĐẠI HỌC Y DƯỢC CẦN THƠ</w:t>
+            </w:r>
+          </w:p>
+          <w:p>
+            <w:pPr>
+              <w:widowControl w:val="0"/>
+              <w:pBdr>
+                <w:top w:val="nil"/>
+                <w:left w:val="nil"/>
+                <w:bottom w:val="nil"/>
+                <w:right w:val="nil"/>
+                <w:between w:val="nil"/>
+              </w:pBdr>
+              <w:spacing w:after="0" w:line="276" w:lineRule="auto"/>
+              <w:ind w:left="0" w:hanging="2"/>
+              <w:jc w:val="both"/>
+              <w:rPr>
+                <w:rFonts w:ascii="Times New Roman" w:eastAsia="Times New Roman" w:hAnsi="Times New Roman" w:cs="Times New Roman"/>
+                <w:color w:val="000000"/>
+                <w:sz w:val="24"/>
+                <w:szCs w:val="24"/>
+              </w:rPr>
+            </w:pPr>
+            <w:r>
+              <w:rPr>
+                <w:rFonts w:ascii="Times New Roman" w:hAnsi="Times New Roman" w:cs="Times New Roman"/>
+                <w:sz w:val="24"/>
+                <w:szCs w:val="24"/>
+              </w:rPr>
+              <mc:AlternateContent>
+                <mc:Choice Requires="wps">
+                  <w:drawing>
+                    <wp:anchor distT="0" distB="0" distL="114300" distR="114300" simplePos="0" relativeHeight="251658240" behindDoc="0" locked="0" layoutInCell="1" hidden="0" allowOverlap="1">
+                      <wp:simplePos x="0" y="0"/>
+                      <wp:positionH relativeFrom="column">
+                        <wp:posOffset>952500</wp:posOffset>
+                      </wp:positionH>
+                      <wp:positionV relativeFrom="paragraph">
+                        <wp:posOffset>12700</wp:posOffset>
+                      </wp:positionV>
+                      <wp:extent cx="635" cy="12700"/>
+                      <wp:effectExtent l="0" t="0" r="0" b="0"/>
+                      <wp:wrapNone/>
+                      <wp:docPr id="2" name="Straight Arrow Connector 2"/>
+                      <wp:cNvGraphicFramePr/>
+                      <a:graphic xmlns:a="http://schemas.openxmlformats.org/drawingml/2006/main">
+                        <a:graphicData uri="http://schemas.microsoft.com/office/word/2010/wordprocessingShape">
+                          <wps:wsp>
+                            <wps:cNvCnPr/>
+                            <wps:spPr>
+                              <a:xfrm>
+                                <a:off x="4969763" y="3779683"/>
+                                <a:ext cx="752475" cy="635"/>
+                              </a:xfrm>
+                              <a:prstGeom prst="straightConnector1">
+                                <a:avLst/>
+                              </a:prstGeom>
+                              <a:noFill/>
+                              <a:ln w="9525" cap="flat" cmpd="sng">
+                                <a:solidFill>
+                                  <a:srgbClr val="000000"/>
+                                </a:solidFill>
+                                <a:prstDash val="solid"/>
+                                <a:miter lim="800000"/>
+                                <a:headEnd type="none" w="med" len="med"/>
+                                <a:tailEnd type="none" w="med" len="med"/>
+                              </a:ln>
+                            </wps:spPr>
+                            <wps:bodyPr/>
+                          </wps:wsp>
+                        </a:graphicData>
+                      </a:graphic>
+                    </wp:anchor>
+                  </w:drawing>
+                </mc:Choice>
+                <mc:Fallback xmlns:sl="http://schemas.openxmlformats.org/schemaLibrary/2006/main" xmlns:a="http://schemas.openxmlformats.org/drawingml/2006/main" xmlns:pic="http://schemas.openxmlformats.org/drawingml/2006/picture" xmlns:c="http://schemas.openxmlformats.org/drawingml/2006/chart" xmlns:lc="http://schemas.openxmlformats.org/drawingml/2006/lockedCanvas" xmlns:dgm="http://schemas.openxmlformats.org/drawingml/2006/diagram" xmlns:w16="http://schemas.microsoft.com/office/word/2018/wordml" xmlns:w16cex="http://schemas.microsoft.com/office/word/2018/wordml/cex" xmlns:w16cid="http://schemas.microsoft.com/office/word/2016/wordml/cid" xmlns="http://schemas.microsoft.com/office/tasks/2019/documenttasks" xmlns:cr="http://schemas.microsoft.com/office/comments/2020/reactions">
+                  <w:drawing>
+                    <wp:anchor allowOverlap="1" behindDoc="0" distB="0" distT="0" distL="114300" distR="114300" hidden="0" layoutInCell="1" locked="0" relativeHeight="0" simplePos="0">
+                      <wp:simplePos x="0" y="0"/>
+                      <wp:positionH relativeFrom="column">
+                        <wp:posOffset>952500</wp:posOffset>
+                      </wp:positionH>
+                      <wp:positionV relativeFrom="paragraph">
+                        <wp:posOffset>12700</wp:posOffset>
+                      </wp:positionV>
+                      <wp:extent cx="635" cy="12700"/>
+                      <wp:effectExtent b="0" l="0" r="0" t="0"/>
+                      <wp:wrapNone/>
+                      <wp:docPr id="2" name="image2.png"/>
+                      <a:graphic>
+                        <a:graphicData uri="http://schemas.openxmlformats.org/drawingml/2006/picture">
+                          <pic:pic>
+                            <pic:nvPicPr>
+                              <pic:cNvPr id="0" name="image2.png"/>
+                              <pic:cNvPicPr preferRelativeResize="0"/>
+                            </pic:nvPicPr>
+                            <pic:blipFill>
+                              <a:blip r:embed="rId7"/>
+                              <a:srcRect/>
+                              <a:stretch>
+                                <a:fillRect/>
+                              </a:stretch>
+                            </pic:blipFill>
+                            <pic:spPr>
+                              <a:xfrm>
+                                <a:off x="0" y="0"/>
+                                <a:ext cx="635" cy="12700"/>
+                              </a:xfrm>
+                              <a:prstGeom prst="rect"/>
+                              <a:ln/>
+                            </pic:spPr>
+                          </pic:pic>
+                        </a:graphicData>
+                      </a:graphic>
+                    </wp:anchor>
+                  </w:drawing>
+                </mc:Fallback>
+              </mc:AlternateContent>
+            </w:r>
+          </w:p>
+          <w:p>
+            <w:pPr>
+              <w:widowControl w:val="0"/>
+              <w:pBdr>
+                <w:top w:val="nil"/>
+                <w:left w:val="nil"/>
+                <w:bottom w:val="nil"/>
+                <w:right w:val="nil"/>
+                <w:between w:val="nil"/>
+              </w:pBdr>
+              <w:spacing w:after="0" w:line="276" w:lineRule="auto"/>
+              <w:ind w:left="0" w:hanging="2"/>
               <w:jc w:val="center"/>
-              <w:rPr><w:rFonts w:ascii="Times New Roman" w:hAnsi="Times New Roman"/><w:b/><w:sz w:val="24"/><w:szCs w:val="24"/></w:rPr>
-            </w:pPr>
-            <w:r>
-              <w:rPr><w:rFonts w:ascii="Times New Roman" w:hAnsi="Times New Roman"/><w:b/><w:sz w:val="24"/><w:szCs w:val="24"/></w:rPr>
-              <w:t>{truong_don_vi_nhan}</w:t>
-            </w:r>
-          </w:p>
-        </w:tc>
-        <w:tc><w:tcPr><w:tcW w:w="600" w:type="dxa"/></w:tcPr><w:p><w:pPr><w:spacing w:after="0"/></w:pPr></w:p></w:tc>
-        <w:tc>
-          <w:tcPr><w:tcW w:w="4500" w:type="dxa"/></w:tcPr>
-          <w:p>
-            <w:pPr>
-              <w:spacing w:line="240" w:lineRule="auto" w:before="120" w:after="20"/>
+              <w:rPr>
+                <w:rFonts w:ascii="Times New Roman" w:eastAsia="Times New Roman" w:hAnsi="Times New Roman" w:cs="Times New Roman"/>
+                <w:sz w:val="24"/>
+                <w:szCs w:val="24"/>
+              </w:rPr>
+            </w:pPr>
+            <w:r>
+              <w:rPr>
+                <w:rFonts w:ascii="Times New Roman" w:eastAsia="Times New Roman" w:hAnsi="Times New Roman" w:cs="Times New Roman"/>
+                <w:sz w:val="24"/>
+                <w:szCs w:val="24"/>
+              </w:rPr>
+              <w:t>Số: {so_ke_hoach}</w:t>
+            </w:r>
+          </w:p>
+          <w:p>
+            <w:pPr>
+              <w:widowControl w:val="0"/>
+              <w:pBdr>
+                <w:top w:val="nil"/>
+                <w:left w:val="nil"/>
+                <w:bottom w:val="nil"/>
+                <w:right w:val="nil"/>
+                <w:between w:val="nil"/>
+              </w:pBdr>
+              <w:spacing w:after="0" w:line="276" w:lineRule="auto"/>
+              <w:ind w:left="0" w:hanging="2"/>
               <w:jc w:val="center"/>
-              <w:rPr><w:rFonts w:ascii="Times New Roman" w:hAnsi="Times New Roman"/><w:b/><w:sz w:val="24"/><w:szCs w:val="24"/></w:rPr>
-            </w:pPr>
-            <w:r>
-              <w:rPr><w:rFonts w:ascii="Times New Roman" w:hAnsi="Times New Roman"/><w:b/><w:sz w:val="24"/><w:szCs w:val="24"/></w:rPr>
-              <w:t>TRƯỞNG ĐƠN VỊ GIAO / CHỦ NHIỆM ĐỀ TÀI</w:t>
-            </w:r>
-          </w:p>
-          <w:p>
-            <w:pPr>
-              <w:spacing w:line="240" w:lineRule="auto" w:after="500"/>
+              <w:rPr>
+                <w:rFonts w:ascii="Times New Roman" w:eastAsia="Times New Roman" w:hAnsi="Times New Roman" w:cs="Times New Roman"/>
+                <w:color w:val="000000"/>
+                <w:sz w:val="24"/>
+                <w:szCs w:val="24"/>
+              </w:rPr>
+            </w:pPr>
+          </w:p>
+        </w:tc>
+        <w:tc>
+          <w:tcPr>
+            <w:tcW w:w="5310" w:type="dxa"/>
+          </w:tcPr>
+          <w:p>
+            <w:pPr>
+              <w:widowControl w:val="0"/>
+              <w:pBdr>
+                <w:top w:val="nil"/>
+                <w:left w:val="nil"/>
+                <w:bottom w:val="nil"/>
+                <w:right w:val="nil"/>
+                <w:between w:val="nil"/>
+              </w:pBdr>
+              <w:spacing w:after="0" w:line="276" w:lineRule="auto"/>
+              <w:ind w:left="0" w:hanging="2"/>
               <w:jc w:val="center"/>
-              <w:rPr><w:rFonts w:ascii="Times New Roman" w:hAnsi="Times New Roman"/><w:i/><w:sz w:val="22"/><w:szCs w:val="22"/></w:rPr>
-            </w:pPr>
-            <w:r>
-              <w:rPr><w:rFonts w:ascii="Times New Roman" w:hAnsi="Times New Roman"/><w:i/><w:sz w:val="22"/><w:szCs w:val="22"/></w:rPr>
-              <w:t>(Ký, ghi rõ họ tên)</w:t>
-            </w:r>
-          </w:p>
-          <w:p>
-            <w:pPr>
-              <w:spacing w:line="240" w:lineRule="auto" w:after="60"/>
+              <w:rPr>
+                <w:rFonts w:ascii="Times New Roman" w:eastAsia="Times New Roman" w:hAnsi="Times New Roman" w:cs="Times New Roman"/>
+                <w:color w:val="000000"/>
+                <w:sz w:val="24"/>
+                <w:szCs w:val="24"/>
+              </w:rPr>
+            </w:pPr>
+            <w:r>
+              <w:rPr>
+                <w:rFonts w:ascii="Times New Roman" w:eastAsia="Times New Roman" w:hAnsi="Times New Roman" w:cs="Times New Roman"/>
+                <w:b/>
+                <w:color w:val="000000"/>
+                <w:sz w:val="24"/>
+                <w:szCs w:val="24"/>
+              </w:rPr>
+              <w:t>CỘNG HÒA XÃ HỘI CHỦ NGHĨA VIỆT NAM</w:t>
+            </w:r>
+          </w:p>
+          <w:p>
+            <w:pPr>
+              <w:widowControl w:val="0"/>
+              <w:pBdr>
+                <w:top w:val="nil"/>
+                <w:left w:val="nil"/>
+                <w:bottom w:val="nil"/>
+                <w:right w:val="nil"/>
+                <w:between w:val="nil"/>
+              </w:pBdr>
+              <w:tabs>
+                <w:tab w:val="left" w:pos="630"/>
+              </w:tabs>
+              <w:spacing w:after="0" w:line="276" w:lineRule="auto"/>
+              <w:ind w:left="0" w:hanging="2"/>
               <w:jc w:val="center"/>
-              <w:rPr><w:rFonts w:ascii="Times New Roman" w:hAnsi="Times New Roman"/><w:b/><w:sz w:val="24"/><w:szCs w:val="24"/></w:rPr>
-            </w:pPr>
-            <w:r>
-              <w:rPr><w:rFonts w:ascii="Times New Roman" w:hAnsi="Times New Roman"/><w:b/><w:sz w:val="24"/><w:szCs w:val="24"/></w:rPr>
-              <w:t>{ho_ten}</w:t>
-            </w:r>
+              <w:rPr>
+                <w:rFonts w:ascii="Times New Roman" w:eastAsia="Times New Roman" w:hAnsi="Times New Roman" w:cs="Times New Roman"/>
+                <w:color w:val="000000"/>
+                <w:sz w:val="24"/>
+                <w:szCs w:val="24"/>
+              </w:rPr>
+            </w:pPr>
+            <w:r>
+              <w:rPr>
+                <w:rFonts w:ascii="Times New Roman" w:eastAsia="Times New Roman" w:hAnsi="Times New Roman" w:cs="Times New Roman"/>
+                <w:b/>
+                <w:color w:val="000000"/>
+                <w:sz w:val="24"/>
+                <w:szCs w:val="24"/>
+              </w:rPr>
+              <mc:AlternateContent>
+                <mc:Choice Requires="wps">
+                  <w:drawing>
+                    <wp:anchor distT="0" distB="0" distL="114300" distR="114300" simplePos="0" relativeHeight="251661312" behindDoc="0" locked="0" layoutInCell="1" allowOverlap="1">
+                      <wp:simplePos x="0" y="0"/>
+                      <wp:positionH relativeFrom="column">
+                        <wp:posOffset>696221</wp:posOffset>
+                      </wp:positionH>
+                      <wp:positionV relativeFrom="paragraph">
+                        <wp:posOffset>189593</wp:posOffset>
+                      </wp:positionV>
+                      <wp:extent cx="1892226" cy="0"/>
+                      <wp:effectExtent l="0" t="0" r="32385" b="19050"/>
+                      <wp:wrapNone/>
+                      <wp:docPr id="4" name="Straight Connector 4"/>
+                      <wp:cNvGraphicFramePr/>
+                      <a:graphic xmlns:a="http://schemas.openxmlformats.org/drawingml/2006/main">
+                        <a:graphicData uri="http://schemas.microsoft.com/office/word/2010/wordprocessingShape">
+                          <wps:wsp>
+                            <wps:cNvCnPr/>
+                            <wps:spPr>
+                              <a:xfrm>
+                                <a:off x="0" y="0"/>
+                                <a:ext cx="1892226" cy="0"/>
+                              </a:xfrm>
+                              <a:prstGeom prst="line">
+                                <a:avLst/>
+                              </a:prstGeom>
+                              <a:ln>
+                                <a:solidFill>
+                                  <a:schemeClr val="tx1"/>
+                                </a:solidFill>
+                              </a:ln>
+                            </wps:spPr>
+                            <wps:style>
+                              <a:lnRef idx="1">
+                                <a:schemeClr val="accent6"/>
+                              </a:lnRef>
+                              <a:fillRef idx="0">
+                                <a:schemeClr val="accent6"/>
+                              </a:fillRef>
+                              <a:effectRef idx="0">
+                                <a:schemeClr val="accent6"/>
+                              </a:effectRef>
+                              <a:fontRef idx="minor">
+                                <a:schemeClr val="tx1"/>
+                              </a:fontRef>
+                            </wps:style>
+                            <wps:bodyPr/>
+                          </wps:wsp>
+                        </a:graphicData>
+                      </a:graphic>
+                    </wp:anchor>
+                  </w:drawing>
+                </mc:Choice>
+                <mc:Fallback>
+                  <w:pict>
+                    <v:line w14:anchorId="2DEACD59" id="Straight Connector 4" o:spid="_x0000_s1026" style="position:absolute;z-index:251661312;visibility:visible;mso-wrap-style:square;mso-wrap-distance-left:9pt;mso-wrap-distance-top:0;mso-wrap-distance-right:9pt;mso-wrap-distance-bottom:0;mso-position-horizontal:absolute;mso-position-horizontal-relative:text;mso-position-vertical:absolute;mso-position-vertical-relative:text" from="54.8pt,14.95pt" to="203.8pt,14.95pt" o:gfxdata="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" strokecolor="black [3213]"/>
+                  </w:pict>
+                </mc:Fallback>
+              </mc:AlternateContent>
+            </w:r>
+            <w:r>
+              <w:rPr>
+                <w:rFonts w:ascii="Times New Roman" w:eastAsia="Times New Roman" w:hAnsi="Times New Roman" w:cs="Times New Roman"/>
+                <w:b/>
+                <w:color w:val="000000"/>
+                <w:sz w:val="24"/>
+                <w:szCs w:val="24"/>
+              </w:rPr>
+              <w:t>Độc lập – Tự do – Hạnh phúc</w:t>
+            </w:r>
+          </w:p>
+          <w:p>
+            <w:pPr>
+              <w:widowControl w:val="0"/>
+              <w:pBdr>
+                <w:top w:val="nil"/>
+                <w:left w:val="nil"/>
+                <w:bottom w:val="nil"/>
+                <w:right w:val="nil"/>
+                <w:between w:val="nil"/>
+              </w:pBdr>
+              <w:tabs>
+                <w:tab w:val="left" w:pos="630"/>
+              </w:tabs>
+              <w:spacing w:after="0" w:line="276" w:lineRule="auto"/>
+              <w:ind w:left="0" w:hanging="2"/>
+              <w:jc w:val="center"/>
+              <w:rPr>
+                <w:rFonts w:ascii="Times New Roman" w:eastAsia="Times New Roman" w:hAnsi="Times New Roman" w:cs="Times New Roman"/>
+                <w:color w:val="000000"/>
+                <w:sz w:val="24"/>
+                <w:szCs w:val="24"/>
+              </w:rPr>
+            </w:pPr>
+            <w:r>
+              <w:rPr>
+                <w:rFonts w:ascii="Times New Roman" w:hAnsi="Times New Roman" w:cs="Times New Roman"/>
+                <w:sz w:val="24"/>
+                <w:szCs w:val="24"/>
+              </w:rPr>
+              <mc:AlternateContent>
+                <mc:Choice Requires="wps">
+                  <w:drawing>
+                    <wp:anchor distT="0" distB="0" distL="114300" distR="114300" simplePos="0" relativeHeight="251659264" behindDoc="0" locked="0" layoutInCell="1" hidden="0" allowOverlap="1">
+                      <wp:simplePos x="0" y="0"/>
+                      <wp:positionH relativeFrom="column">
+                        <wp:posOffset>647700</wp:posOffset>
+                      </wp:positionH>
+                      <wp:positionV relativeFrom="paragraph">
+                        <wp:posOffset>12700</wp:posOffset>
+                      </wp:positionV>
+                      <wp:extent cx="0" cy="12700"/>
+                      <wp:effectExtent l="0" t="0" r="0" b="0"/>
+                      <wp:wrapNone/>
+                      <wp:docPr id="1" name="Straight Arrow Connector 1"/>
+                      <wp:cNvGraphicFramePr/>
+                      <a:graphic xmlns:a="http://schemas.openxmlformats.org/drawingml/2006/main">
+                        <a:graphicData uri="http://schemas.microsoft.com/office/word/2010/wordprocessingShape">
+                          <wps:wsp>
+                            <wps:cNvCnPr/>
+                            <wps:spPr>
+                              <a:xfrm>
+                                <a:off x="4464938" y="3780000"/>
+                                <a:ext cx="1762125" cy="0"/>
+                              </a:xfrm>
+                              <a:prstGeom prst="straightConnector1">
+                                <a:avLst/>
+                              </a:prstGeom>
+                              <a:noFill/>
+                              <a:ln w="9525" cap="flat" cmpd="sng">
+                                <a:solidFill>
+                                  <a:srgbClr val="000000"/>
+                                </a:solidFill>
+                                <a:prstDash val="solid"/>
+                                <a:miter lim="800000"/>
+                                <a:headEnd type="none" w="med" len="med"/>
+                                <a:tailEnd type="none" w="med" len="med"/>
+                              </a:ln>
+                            </wps:spPr>
+                            <wps:bodyPr/>
+                          </wps:wsp>
+                        </a:graphicData>
+                      </a:graphic>
+                    </wp:anchor>
+                  </w:drawing>
+                </mc:Choice>
+                <mc:Fallback xmlns:sl="http://schemas.openxmlformats.org/schemaLibrary/2006/main" xmlns:a="http://schemas.openxmlformats.org/drawingml/2006/main" xmlns:pic="http://schemas.openxmlformats.org/drawingml/2006/picture" xmlns:c="http://schemas.openxmlformats.org/drawingml/2006/chart" xmlns:lc="http://schemas.openxmlformats.org/drawingml/2006/lockedCanvas" xmlns:dgm="http://schemas.openxmlformats.org/drawingml/2006/diagram" xmlns:w16="http://schemas.microsoft.com/office/word/2018/wordml" xmlns:w16cex="http://schemas.microsoft.com/office/word/2018/wordml/cex" xmlns:w16cid="http://schemas.microsoft.com/office/word/2016/wordml/cid" xmlns="http://schemas.microsoft.com/office/tasks/2019/documenttasks" xmlns:cr="http://schemas.microsoft.com/office/comments/2020/reactions">
+                  <w:drawing>
+                    <wp:anchor allowOverlap="1" behindDoc="0" distB="0" distT="0" distL="114300" distR="114300" hidden="0" layoutInCell="1" locked="0" relativeHeight="0" simplePos="0">
+                      <wp:simplePos x="0" y="0"/>
+                      <wp:positionH relativeFrom="column">
+                        <wp:posOffset>647700</wp:posOffset>
+                      </wp:positionH>
+                      <wp:positionV relativeFrom="paragraph">
+                        <wp:posOffset>12700</wp:posOffset>
+                      </wp:positionV>
+                      <wp:extent cx="0" cy="12700"/>
+                      <wp:effectExtent b="0" l="0" r="0" t="0"/>
+                      <wp:wrapNone/>
+                      <wp:docPr id="1" name="image1.png"/>
+                      <a:graphic>
+                        <a:graphicData uri="http://schemas.openxmlformats.org/drawingml/2006/picture">
+                          <pic:pic>
+                            <pic:nvPicPr>
+                              <pic:cNvPr id="0" name="image1.png"/>
+                              <pic:cNvPicPr preferRelativeResize="0"/>
+                            </pic:nvPicPr>
+                            <pic:blipFill>
+                              <a:blip r:embed="rId8"/>
+                              <a:srcRect/>
+                              <a:stretch>
+                                <a:fillRect/>
+                              </a:stretch>
+                            </pic:blipFill>
+                            <pic:spPr>
+                              <a:xfrm>
+                                <a:off x="0" y="0"/>
+                                <a:ext cx="0" cy="12700"/>
+                              </a:xfrm>
+                              <a:prstGeom prst="rect"/>
+                              <a:ln/>
+                            </pic:spPr>
+                          </pic:pic>
+                        </a:graphicData>
+                      </a:graphic>
+                    </wp:anchor>
+                  </w:drawing>
+                </mc:Fallback>
+              </mc:AlternateContent>
+            </w:r>
+          </w:p>
+          <w:p>
+            <w:pPr>
+              <w:widowControl w:val="0"/>
+              <w:pBdr>
+                <w:top w:val="nil"/>
+                <w:left w:val="nil"/>
+                <w:bottom w:val="nil"/>
+                <w:right w:val="nil"/>
+                <w:between w:val="nil"/>
+              </w:pBdr>
+              <w:tabs>
+                <w:tab w:val="left" w:pos="630"/>
+              </w:tabs>
+              <w:spacing w:after="0" w:line="276" w:lineRule="auto"/>
+              <w:ind w:left="0" w:hanging="2"/>
+              <w:jc w:val="center"/>
+              <w:rPr>
+                <w:rFonts w:ascii="Times New Roman" w:eastAsia="Times New Roman" w:hAnsi="Times New Roman" w:cs="Times New Roman"/>
+                <w:sz w:val="24"/>
+                <w:szCs w:val="24"/>
+              </w:rPr>
+            </w:pPr>
+            <w:r>
+              <w:rPr>
+                <w:rFonts w:ascii="Times New Roman" w:eastAsia="Times New Roman" w:hAnsi="Times New Roman" w:cs="Times New Roman"/>
+                <w:i/>
+                <w:iCs/>
+                <w:sz w:val="24"/>
+                <w:szCs w:val="24"/>
+              </w:rPr>
+              <w:t>Cần Thơ, ngày {ngay} tháng {thang} năm {nam}</w:t>
+            </w:r>
+          </w:p>
+          <w:p>
+            <w:pPr>
+              <w:spacing w:after="0" w:line="276" w:lineRule="auto"/>
+              <w:ind w:left="0" w:hanging="2"/>
+              <w:jc w:val="center"/>
+              <w:rPr>
+                <w:rFonts w:ascii="Times New Roman" w:hAnsi="Times New Roman" w:cs="Times New Roman"/>
+                <w:sz w:val="24"/>
+                <w:szCs w:val="24"/>
+              </w:rPr>
+            </w:pPr>
           </w:p>
         </w:tc>
       </w:tr>
     </w:tbl>
-
-    <!-- KHỐI 2: Ý KIẾN CÁC PHÒNG BAN CHỨC NĂNG (3 CỘT) -->
+    <w:p>
+      <w:pPr>
+        <w:spacing w:after="0" w:line="276" w:lineRule="auto"/>
+        <w:ind w:left="1" w:hanging="3"/>
+        <w:jc w:val="center"/>
+        <w:rPr>
+          <w:rFonts w:ascii="Times New Roman" w:eastAsia="Times New Roman" w:hAnsi="Times New Roman" w:cs="Times New Roman"/>
+          <w:sz w:val="26"/>
+          <w:szCs w:val="26"/>
+        </w:rPr>
+      </w:pPr>
+      <w:r>
+        <w:rPr>
+          <w:rFonts w:ascii="Times New Roman" w:eastAsia="Times New Roman" w:hAnsi="Times New Roman" w:cs="Times New Roman"/>
+          <w:b/>
+          <w:sz w:val="26"/>
+          <w:szCs w:val="26"/>
+        </w:rPr>
+        <w:t xml:space="preserve">KẾ HOẠCH </w:t>
+      </w:r>
+    </w:p>
+    <w:p>
+      <w:pPr>
+        <w:spacing w:after="0" w:line="276" w:lineRule="auto"/>
+        <w:ind w:left="1" w:hanging="3"/>
+        <w:jc w:val="center"/>
+        <w:rPr>
+          <w:rFonts w:ascii="Times New Roman" w:eastAsia="Times New Roman" w:hAnsi="Times New Roman" w:cs="Times New Roman"/>
+          <w:sz w:val="26"/>
+          <w:szCs w:val="26"/>
+        </w:rPr>
+      </w:pPr>
+      <w:r>
+        <w:rPr>
+          <w:rFonts w:ascii="Times New Roman" w:eastAsia="Times New Roman" w:hAnsi="Times New Roman" w:cs="Times New Roman"/>
+          <w:b/>
+          <w:sz w:val="26"/>
+          <w:szCs w:val="26"/>
+        </w:rPr>
+        <w:t xml:space="preserve">Về việc tổ chức chuyển giao công nghệ </w:t>
+      </w:r>
+    </w:p>
+    <w:p>
+      <w:pPr>
+        <w:spacing w:after="0" w:line="276" w:lineRule="auto"/>
+        <w:ind w:left="1" w:hanging="3"/>
+        <w:jc w:val="center"/>
+        <w:rPr>
+          <w:rFonts w:ascii="Times New Roman" w:eastAsia="Times New Roman" w:hAnsi="Times New Roman" w:cs="Times New Roman"/>
+          <w:sz w:val="26"/>
+          <w:szCs w:val="26"/>
+        </w:rPr>
+      </w:pPr>
+      <w:r>
+        <w:rPr>
+          <w:rFonts w:ascii="Times New Roman" w:eastAsia="Times New Roman" w:hAnsi="Times New Roman" w:cs="Times New Roman"/>
+          <w:b/>
+          <w:bCs/>
+          <w:sz w:val="26"/>
+          <w:szCs w:val="26"/>
+        </w:rPr>
+        <w:t>“{ten_san_pham}”</w:t>
+      </w:r>
+    </w:p>
+    <w:p>
+      <w:pPr>
+        <w:spacing w:after="0" w:line="276" w:lineRule="auto"/>
+        <w:ind w:left="1" w:hanging="3"/>
+        <w:jc w:val="both"/>
+        <w:rPr>
+          <w:rFonts w:ascii="Times New Roman" w:eastAsia="Times New Roman" w:hAnsi="Times New Roman" w:cs="Times New Roman"/>
+          <w:sz w:val="26"/>
+          <w:szCs w:val="26"/>
+        </w:rPr>
+      </w:pPr>
+    </w:p>
+    <w:p>
+      <w:pPr>
+        <w:spacing w:after="0" w:line="276" w:lineRule="auto"/>
+        <w:ind w:left="1" w:hanging="3"/>
+        <w:jc w:val="both"/>
+        <w:rPr>
+          <w:rFonts w:ascii="Times New Roman" w:eastAsia="Times New Roman" w:hAnsi="Times New Roman" w:cs="Times New Roman"/>
+          <w:sz w:val="26"/>
+          <w:szCs w:val="26"/>
+        </w:rPr>
+      </w:pPr>
+      <w:r>
+        <w:rPr>
+          <w:rFonts w:ascii="Times New Roman" w:eastAsia="Times New Roman" w:hAnsi="Times New Roman" w:cs="Times New Roman"/>
+          <w:b/>
+          <w:sz w:val="26"/>
+          <w:szCs w:val="26"/>
+        </w:rPr>
+        <w:t xml:space="preserve">I. Mục đích </w:t>
+      </w:r>
+    </w:p>
+    <w:p>
+      <w:pPr>
+        <w:spacing w:after="0" w:line="276" w:lineRule="auto"/>
+        <w:ind w:left="1" w:hanging="3"/>
+        <w:jc w:val="both"/>
+        <w:rPr>
+          <w:rFonts w:ascii="Times New Roman" w:eastAsia="Times New Roman" w:hAnsi="Times New Roman" w:cs="Times New Roman"/>
+          <w:sz w:val="26"/>
+          <w:szCs w:val="26"/>
+        </w:rPr>
+      </w:pPr>
+      <w:r>
+        <w:rPr>
+          <w:rFonts w:ascii="Times New Roman" w:eastAsia="Times New Roman" w:hAnsi="Times New Roman" w:cs="Times New Roman"/>
+          <w:sz w:val="26"/>
+          <w:szCs w:val="26"/>
+        </w:rPr>
+        <w:t>{muc_dich}</w:t>
+      </w:r>
+    </w:p>
+    <w:p>
+      <w:pPr>
+        <w:spacing w:after="0" w:line="276" w:lineRule="auto"/>
+        <w:ind w:left="1" w:hanging="3"/>
+        <w:jc w:val="both"/>
+        <w:rPr>
+          <w:rFonts w:ascii="Times New Roman" w:eastAsia="Times New Roman" w:hAnsi="Times New Roman" w:cs="Times New Roman"/>
+          <w:sz w:val="26"/>
+          <w:szCs w:val="26"/>
+        </w:rPr>
+      </w:pPr>
+    </w:p>
+    <w:p>
+      <w:pPr>
+        <w:spacing w:after="0" w:line="276" w:lineRule="auto"/>
+        <w:ind w:left="1" w:hanging="3"/>
+        <w:jc w:val="both"/>
+        <w:rPr>
+          <w:rFonts w:ascii="Times New Roman" w:eastAsia="Times New Roman" w:hAnsi="Times New Roman" w:cs="Times New Roman"/>
+          <w:b/>
+          <w:sz w:val="26"/>
+          <w:szCs w:val="26"/>
+        </w:rPr>
+      </w:pPr>
+      <w:r>
+        <w:rPr>
+          <w:rFonts w:ascii="Times New Roman" w:eastAsia="Times New Roman" w:hAnsi="Times New Roman" w:cs="Times New Roman"/>
+          <w:b/>
+          <w:sz w:val="26"/>
+          <w:szCs w:val="26"/>
+        </w:rPr>
+        <w:t>II. Nhóm tác giả của sản phẩm chuyển giao</w:t>
+      </w:r>
+    </w:p>
+    <w:p>
+      <w:pPr>
+        <w:spacing w:after="0" w:line="276" w:lineRule="auto"/>
+        <w:ind w:left="1" w:hanging="3"/>
+        <w:jc w:val="both"/>
+        <w:rPr>
+          <w:rFonts w:ascii="Times New Roman" w:eastAsia="Times New Roman" w:hAnsi="Times New Roman" w:cs="Times New Roman"/>
+          <w:sz w:val="26"/>
+          <w:szCs w:val="26"/>
+        </w:rPr>
+      </w:pPr>
+      <w:r>
+        <w:rPr>
+          <w:rFonts w:ascii="Times New Roman" w:eastAsia="Times New Roman" w:hAnsi="Times New Roman" w:cs="Times New Roman"/>
+          <w:sz w:val="26"/>
+          <w:szCs w:val="26"/>
+        </w:rPr>
+        <w:t>{nhom_tac_gia}</w:t>
+      </w:r>
+    </w:p>
+    <w:p>
+      <w:pPr>
+        <w:spacing w:after="0" w:line="276" w:lineRule="auto"/>
+        <w:ind w:left="1" w:hanging="3"/>
+        <w:jc w:val="both"/>
+        <w:rPr>
+          <w:rFonts w:ascii="Times New Roman" w:eastAsia="Times New Roman" w:hAnsi="Times New Roman" w:cs="Times New Roman"/>
+          <w:b/>
+          <w:sz w:val="26"/>
+          <w:szCs w:val="26"/>
+        </w:rPr>
+      </w:pPr>
+      <w:r>
+        <w:rPr>
+          <w:rFonts w:ascii="Times New Roman" w:eastAsia="Times New Roman" w:hAnsi="Times New Roman" w:cs="Times New Roman"/>
+          <w:b/>
+          <w:sz w:val="26"/>
+          <w:szCs w:val="26"/>
+        </w:rPr>
+        <w:t>III. Loại hình sản phẩm chuyển giao công nghệ</w:t>
+      </w:r>
+    </w:p>
+    <w:p>
+      <w:pPr>
+        <w:spacing w:after="0" w:line="276" w:lineRule="auto"/>
+        <w:ind w:left="1" w:hanging="3"/>
+        <w:jc w:val="both"/>
+        <w:rPr>
+          <w:rFonts w:ascii="Times New Roman" w:eastAsia="Times New Roman" w:hAnsi="Times New Roman" w:cs="Times New Roman"/>
+          <w:sz w:val="26"/>
+          <w:szCs w:val="26"/>
+        </w:rPr>
+      </w:pPr>
+      <w:r>
+        <w:rPr>
+          <w:rFonts w:ascii="Times New Roman" w:eastAsia="Times New Roman" w:hAnsi="Times New Roman" w:cs="Times New Roman"/>
+          <w:sz w:val="26"/>
+          <w:szCs w:val="26"/>
+        </w:rPr>
+        <w:t>{loai_hinh_san_pham}</w:t>
+      </w:r>
+    </w:p>
+    <w:p>
+      <w:pPr>
+        <w:spacing w:after="0" w:line="276" w:lineRule="auto"/>
+        <w:ind w:left="1" w:hanging="3"/>
+        <w:jc w:val="both"/>
+        <w:rPr>
+          <w:rFonts w:ascii="Times New Roman" w:eastAsia="Times New Roman" w:hAnsi="Times New Roman" w:cs="Times New Roman"/>
+          <w:b/>
+          <w:sz w:val="26"/>
+          <w:szCs w:val="26"/>
+        </w:rPr>
+      </w:pPr>
+      <w:r>
+        <w:rPr>
+          <w:rFonts w:ascii="Times New Roman" w:eastAsia="Times New Roman" w:hAnsi="Times New Roman" w:cs="Times New Roman"/>
+          <w:b/>
+          <w:sz w:val="26"/>
+          <w:szCs w:val="26"/>
+        </w:rPr>
+        <w:t>IV. Phương thức chuyển giao</w:t>
+      </w:r>
+    </w:p>
+    <w:p>
+      <w:pPr>
+        <w:spacing w:after="0" w:line="276" w:lineRule="auto"/>
+        <w:ind w:left="1" w:hanging="3"/>
+        <w:jc w:val="both"/>
+        <w:rPr>
+          <w:rFonts w:ascii="Times New Roman" w:eastAsia="Times New Roman" w:hAnsi="Times New Roman" w:cs="Times New Roman"/>
+          <w:sz w:val="26"/>
+          <w:szCs w:val="26"/>
+        </w:rPr>
+      </w:pPr>
+      <w:r>
+        <w:rPr>
+          <w:rFonts w:ascii="Times New Roman" w:eastAsia="Times New Roman" w:hAnsi="Times New Roman" w:cs="Times New Roman"/>
+          <w:sz w:val="26"/>
+          <w:szCs w:val="26"/>
+        </w:rPr>
+        <w:t>{phuong_thuc}</w:t>
+      </w:r>
+    </w:p>
+    <w:p>
+      <w:pPr>
+        <w:spacing w:after="0" w:line="276" w:lineRule="auto"/>
+        <w:ind w:left="1" w:hanging="3"/>
+        <w:jc w:val="both"/>
+        <w:rPr>
+          <w:rFonts w:ascii="Times New Roman" w:eastAsia="Times New Roman" w:hAnsi="Times New Roman" w:cs="Times New Roman"/>
+          <w:b/>
+          <w:sz w:val="26"/>
+          <w:szCs w:val="26"/>
+        </w:rPr>
+      </w:pPr>
+      <w:r>
+        <w:rPr>
+          <w:rFonts w:ascii="Times New Roman" w:eastAsia="Times New Roman" w:hAnsi="Times New Roman" w:cs="Times New Roman"/>
+          <w:b/>
+          <w:sz w:val="26"/>
+          <w:szCs w:val="26"/>
+        </w:rPr>
+        <w:t>V. Bên nhận chuyển giao</w:t>
+      </w:r>
+    </w:p>
+    <w:p>
+      <w:pPr>
+        <w:spacing w:after="0" w:line="276" w:lineRule="auto"/>
+        <w:ind w:left="1" w:hanging="3"/>
+        <w:jc w:val="both"/>
+        <w:rPr>
+          <w:rFonts w:ascii="Times New Roman" w:eastAsia="Times New Roman" w:hAnsi="Times New Roman" w:cs="Times New Roman"/>
+          <w:sz w:val="26"/>
+          <w:szCs w:val="26"/>
+        </w:rPr>
+      </w:pPr>
+      <w:r>
+        <w:rPr>
+          <w:rFonts w:ascii="Times New Roman" w:eastAsia="Times New Roman" w:hAnsi="Times New Roman" w:cs="Times New Roman"/>
+          <w:sz w:val="26"/>
+          <w:szCs w:val="26"/>
+        </w:rPr>
+        <w:t>{ben_nhan_chuyen_giao}</w:t>
+      </w:r>
+    </w:p>
+    <w:p>
+      <w:pPr>
+        <w:spacing w:after="0" w:line="276" w:lineRule="auto"/>
+        <w:ind w:left="1" w:hanging="3"/>
+        <w:jc w:val="both"/>
+        <w:rPr>
+          <w:rFonts w:ascii="Times New Roman" w:eastAsia="Times New Roman" w:hAnsi="Times New Roman" w:cs="Times New Roman"/>
+          <w:sz w:val="26"/>
+          <w:szCs w:val="26"/>
+        </w:rPr>
+      </w:pPr>
+      <w:r>
+        <w:rPr>
+          <w:rFonts w:ascii="Times New Roman" w:eastAsia="Times New Roman" w:hAnsi="Times New Roman" w:cs="Times New Roman"/>
+          <w:b/>
+          <w:sz w:val="26"/>
+          <w:szCs w:val="26"/>
+        </w:rPr>
+        <w:t>VI. Thời gian, địa điểm chuyển giao</w:t>
+      </w:r>
+    </w:p>
+    <w:p>
+      <w:pPr>
+        <w:spacing w:after="0" w:line="276" w:lineRule="auto"/>
+        <w:ind w:left="1" w:hanging="3"/>
+        <w:jc w:val="both"/>
+        <w:rPr>
+          <w:rFonts w:ascii="Times New Roman" w:eastAsia="Times New Roman" w:hAnsi="Times New Roman" w:cs="Times New Roman"/>
+          <w:sz w:val="26"/>
+          <w:szCs w:val="26"/>
+        </w:rPr>
+      </w:pPr>
+      <w:r>
+        <w:rPr>
+          <w:rFonts w:ascii="Times New Roman" w:eastAsia="Times New Roman" w:hAnsi="Times New Roman" w:cs="Times New Roman"/>
+          <w:b/>
+          <w:bCs/>
+          <w:sz w:val="26"/>
+          <w:szCs w:val="26"/>
+        </w:rPr>
+        <w:t xml:space="preserve">6.1. Thời gian: </w:t>
+      </w:r>
+      <w:r>
+        <w:rPr>
+          <w:rFonts w:ascii="Times New Roman" w:eastAsia="Times New Roman" w:hAnsi="Times New Roman" w:cs="Times New Roman"/>
+          <w:sz w:val="26"/>
+          <w:szCs w:val="26"/>
+        </w:rPr>
+        <w:t>{thoi_gian}</w:t>
+      </w:r>
+    </w:p>
+    <w:p>
+      <w:pPr>
+        <w:spacing w:after="0" w:line="276" w:lineRule="auto"/>
+        <w:ind w:left="1" w:hanging="3"/>
+        <w:jc w:val="both"/>
+        <w:rPr>
+          <w:rFonts w:ascii="Times New Roman" w:eastAsia="Times New Roman" w:hAnsi="Times New Roman" w:cs="Times New Roman"/>
+          <w:sz w:val="26"/>
+          <w:szCs w:val="26"/>
+        </w:rPr>
+      </w:pPr>
+      <w:r>
+        <w:rPr>
+          <w:rFonts w:ascii="Times New Roman" w:eastAsia="Times New Roman" w:hAnsi="Times New Roman" w:cs="Times New Roman"/>
+          <w:b/>
+          <w:bCs/>
+          <w:sz w:val="26"/>
+          <w:szCs w:val="26"/>
+        </w:rPr>
+        <w:t xml:space="preserve">6.2. Địa điểm: </w:t>
+      </w:r>
+      <w:r>
+        <w:rPr>
+          <w:rFonts w:ascii="Times New Roman" w:eastAsia="Times New Roman" w:hAnsi="Times New Roman" w:cs="Times New Roman"/>
+          <w:sz w:val="26"/>
+          <w:szCs w:val="26"/>
+        </w:rPr>
+        <w:t>{dia_diem}</w:t>
+      </w:r>
+    </w:p>
+    <w:p>
+      <w:pPr>
+        <w:spacing w:after="0" w:line="276" w:lineRule="auto"/>
+        <w:ind w:left="1" w:hanging="3"/>
+        <w:jc w:val="both"/>
+        <w:rPr>
+          <w:rFonts w:ascii="Times New Roman" w:eastAsia="Times New Roman" w:hAnsi="Times New Roman" w:cs="Times New Roman"/>
+          <w:sz w:val="26"/>
+          <w:szCs w:val="26"/>
+        </w:rPr>
+      </w:pPr>
+    </w:p>
+    <w:p>
+      <w:pPr>
+        <w:spacing w:after="0" w:line="276" w:lineRule="auto"/>
+        <w:ind w:left="1" w:hanging="3"/>
+        <w:jc w:val="both"/>
+        <w:rPr>
+          <w:rFonts w:ascii="Times New Roman" w:eastAsia="Times New Roman" w:hAnsi="Times New Roman" w:cs="Times New Roman"/>
+          <w:b/>
+          <w:sz w:val="26"/>
+          <w:szCs w:val="26"/>
+        </w:rPr>
+      </w:pPr>
+      <w:r>
+        <w:rPr>
+          <w:rFonts w:ascii="Times New Roman" w:eastAsia="Times New Roman" w:hAnsi="Times New Roman" w:cs="Times New Roman"/>
+          <w:b/>
+          <w:bCs/>
+          <w:sz w:val="26"/>
+          <w:szCs w:val="26"/>
+        </w:rPr>
+        <w:t>VII. Chi phí chuyển giao</w:t>
+      </w:r>
+    </w:p>
+    <w:p>
+      <w:pPr>
+        <w:spacing w:after="0" w:line="276" w:lineRule="auto"/>
+        <w:ind w:leftChars="0" w:left="0" w:firstLineChars="0" w:firstLine="0"/>
+        <w:jc w:val="both"/>
+        <w:rPr>
+          <w:rFonts w:ascii="Times New Roman" w:eastAsia="Times New Roman" w:hAnsi="Times New Roman" w:cs="Times New Roman"/>
+          <w:sz w:val="26"/>
+          <w:szCs w:val="26"/>
+        </w:rPr>
+      </w:pPr>
+      <w:r>
+        <w:rPr>
+          <w:rFonts w:ascii="Times New Roman" w:eastAsia="Times New Roman" w:hAnsi="Times New Roman" w:cs="Times New Roman"/>
+          <w:sz w:val="26"/>
+          <w:szCs w:val="26"/>
+        </w:rPr>
+        <w:t>{chi_phi}</w:t>
+      </w:r>
+    </w:p>
+    <w:p>
+      <w:pPr>
+        <w:spacing w:after="0" w:line="276" w:lineRule="auto"/>
+        <w:ind w:leftChars="0" w:left="0" w:firstLineChars="0" w:firstLine="0"/>
+        <w:jc w:val="both"/>
+        <w:rPr>
+          <w:rFonts w:ascii="Times New Roman" w:eastAsia="Times New Roman" w:hAnsi="Times New Roman" w:cs="Times New Roman"/>
+          <w:sz w:val="26"/>
+          <w:szCs w:val="26"/>
+        </w:rPr>
+      </w:pPr>
+      <w:r>
+        <w:rPr>
+          <w:rFonts w:ascii="Times New Roman" w:eastAsia="Times New Roman" w:hAnsi="Times New Roman" w:cs="Times New Roman"/>
+          <w:b/>
+          <w:sz w:val="26"/>
+          <w:szCs w:val="26"/>
+        </w:rPr>
+        <w:t xml:space="preserve">VIII. Ban chỉ đạo – tổ chức chuyển giao </w:t>
+      </w:r>
+    </w:p>
+    <w:p>
+      <w:pPr>
+        <w:spacing w:after="0" w:line="276" w:lineRule="auto"/>
+        <w:ind w:left="1" w:hanging="3"/>
+        <w:jc w:val="both"/>
+        <w:rPr>
+          <w:rFonts w:ascii="Times New Roman" w:eastAsia="Times New Roman" w:hAnsi="Times New Roman" w:cs="Times New Roman"/>
+          <w:sz w:val="26"/>
+          <w:szCs w:val="26"/>
+        </w:rPr>
+      </w:pPr>
+      <w:r>
+        <w:rPr>
+          <w:rFonts w:ascii="Times New Roman" w:eastAsia="Times New Roman" w:hAnsi="Times New Roman" w:cs="Times New Roman"/>
+          <w:b/>
+          <w:sz w:val="26"/>
+          <w:szCs w:val="26"/>
+        </w:rPr>
+        <w:t xml:space="preserve">8.1 Ban chỉ đạo </w:t>
+      </w:r>
+    </w:p>
     <w:tbl>
       <w:tblPr>
-        <w:tblW w:w="9600" w:type="dxa"/>
-        <w:tblInd w:w="0" w:type="dxa"/>
+        <w:tblStyle w:val="a0"/>
+        <w:tblW w:w="6164" w:type="dxa"/>
+        <w:tblInd w:w="-108" w:type="dxa"/>
         <w:tblLayout w:type="fixed"/>
-        <w:tblBorders>
-          <w:top w:val="none" w:sz="0" w:space="0" w:color="auto"/>
-          <w:left w:val="none" w:sz="0" w:space="0" w:color="auto"/>
-          <w:bottom w:val="none" w:sz="0" w:space="0" w:color="auto"/>
-          <w:right w:val="none" w:sz="0" w:space="0" w:color="auto"/>
-          <w:insideH w:val="none" w:sz="0" w:space="0" w:color="auto"/>
-          <w:insideV w:val="none" w:sz="0" w:space="0" w:color="auto"/>
-        </w:tblBorders>
+        <w:tblLook w:val="0000" w:firstRow="0" w:lastRow="0" w:firstColumn="0" w:lastColumn="0" w:noHBand="0" w:noVBand="0"/>
       </w:tblPr>
       <w:tblGrid>
-        <w:gridCol w:w="3200"/>
-        <w:gridCol w:w="3200"/>
-        <w:gridCol w:w="3200"/>
+        <w:gridCol w:w="3042"/>
+        <w:gridCol w:w="3122"/>
       </w:tblGrid>
       <w:tr>
-        <w:trPr><w:cantSplit/></w:trPr>
-        <!-- Cột 1: Phòng KH&CN -->
-        <w:tc>
-          <w:tcPr><w:tcW w:w="3200" w:type="dxa"/></w:tcPr>
-          <w:p>
-            <w:pPr>
-              <w:spacing w:line="240" w:lineRule="auto" w:before="120" w:after="20"/>
-              <w:jc w:val="center"/>
-              <w:rPr><w:rFonts w:ascii="Times New Roman" w:hAnsi="Times New Roman"/><w:b/><w:sz w:val="22"/><w:szCs w:val="22"/></w:rPr>
-            </w:pPr>
-            <w:r>
-              <w:rPr><w:rFonts w:ascii="Times New Roman" w:hAnsi="Times New Roman"/><w:b/><w:sz w:val="22"/><w:szCs w:val="22"/></w:rPr>
-              <w:t>PHÒNG KH&amp;CN</w:t>
-            </w:r>
-          </w:p>
-          <w:p>
-            <w:pPr>
-              <w:spacing w:line="240" w:lineRule="auto" w:after="360"/>
-              <w:jc w:val="center"/>
-              <w:rPr><w:rFonts w:ascii="Times New Roman" w:hAnsi="Times New Roman"/><w:i/><w:sz w:val="20"/><w:szCs w:val="20"/></w:rPr>
-            </w:pPr>
-            <w:r>
-              <w:rPr><w:rFonts w:ascii="Times New Roman" w:hAnsi="Times New Roman"/><w:i/><w:sz w:val="20"/><w:szCs w:val="20"/></w:rPr>
-              <w:t>(Ký duyệt)</w:t>
-            </w:r>
-          </w:p>
-          <w:p>
-            <w:pPr>
-              <w:spacing w:line="240" w:lineRule="auto" w:after="40"/>
-              <w:jc w:val="center"/>
-              <w:rPr><w:rFonts w:ascii="Times New Roman" w:hAnsi="Times New Roman"/><w:sz w:val="20"/></w:rPr>
-            </w:pPr>
-            <w:r>
-              <w:rPr><w:rFonts w:ascii="Times New Roman" w:hAnsi="Times New Roman"/><w:sz w:val="20"/></w:rPr>
-              <w:t>........................................</w:t>
-            </w:r>
-          </w:p>
-        </w:tc>
-        <!-- Cột 2: Phòng TCKT -->
-        <w:tc>
-          <w:tcPr><w:tcW w:w="3200" w:type="dxa"/></w:tcPr>
-          <w:p>
-            <w:pPr>
-              <w:spacing w:line="240" w:lineRule="auto" w:before="120" w:after="20"/>
-              <w:jc w:val="center"/>
-              <w:rPr><w:rFonts w:ascii="Times New Roman" w:hAnsi="Times New Roman"/><w:b/><w:sz w:val="22"/><w:szCs w:val="22"/></w:rPr>
-            </w:pPr>
-            <w:r>
-              <w:rPr><w:rFonts w:ascii="Times New Roman" w:hAnsi="Times New Roman"/><w:b/><w:sz w:val="22"/><w:szCs w:val="22"/></w:rPr>
-              <w:t>PHÒNG TCKT</w:t>
-            </w:r>
-          </w:p>
-          <w:p>
-            <w:pPr>
-              <w:spacing w:line="240" w:lineRule="auto" w:after="360"/>
-              <w:jc w:val="center"/>
-              <w:rPr><w:rFonts w:ascii="Times New Roman" w:hAnsi="Times New Roman"/><w:i/><w:sz w:val="20"/><w:szCs w:val="20"/></w:rPr>
-            </w:pPr>
-            <w:r>
-              <w:rPr><w:rFonts w:ascii="Times New Roman" w:hAnsi="Times New Roman"/><w:i/><w:sz w:val="20"/><w:szCs w:val="20"/></w:rPr>
-              <w:t>(Ký duyệt)</w:t>
-            </w:r>
-          </w:p>
-          <w:p>
-            <w:pPr>
-              <w:spacing w:line="240" w:lineRule="auto" w:after="40"/>
-              <w:jc w:val="center"/>
-              <w:rPr><w:rFonts w:ascii="Times New Roman" w:hAnsi="Times New Roman"/><w:sz w:val="20"/></w:rPr>
-            </w:pPr>
-            <w:r>
-              <w:rPr><w:rFonts w:ascii="Times New Roman" w:hAnsi="Times New Roman"/><w:sz w:val="20"/></w:rPr>
-              <w:t>........................................</w:t>
-            </w:r>
-          </w:p>
-        </w:tc>
-        <!-- Cột 3: Văn Phòng -->
-        <w:tc>
-          <w:tcPr><w:tcW w:w="3200" w:type="dxa"/></w:tcPr>
-          <w:p>
-            <w:pPr>
-              <w:spacing w:line="240" w:lineRule="auto" w:before="120" w:after="20"/>
-              <w:jc w:val="center"/>
-              <w:rPr><w:rFonts w:ascii="Times New Roman" w:hAnsi="Times New Roman"/><w:b/><w:sz w:val="22"/><w:szCs w:val="22"/></w:rPr>
-            </w:pPr>
-            <w:r>
-              <w:rPr><w:rFonts w:ascii="Times New Roman" w:hAnsi="Times New Roman"/><w:b/><w:sz w:val="22"/><w:szCs w:val="22"/></w:rPr>
-              <w:t>VĂN PHÒNG</w:t>
-            </w:r>
-          </w:p>
-          <w:p>
-            <w:pPr>
-              <w:spacing w:line="240" w:lineRule="auto" w:after="360"/>
-              <w:jc w:val="center"/>
-              <w:rPr><w:rFonts w:ascii="Times New Roman" w:hAnsi="Times New Roman"/><w:i/><w:sz w:val="20"/><w:szCs w:val="20"/></w:rPr>
-            </w:pPr>
-            <w:r>
-              <w:rPr><w:rFonts w:ascii="Times New Roman" w:hAnsi="Times New Roman"/><w:i/><w:sz w:val="20"/><w:szCs w:val="20"/></w:rPr>
-              <w:t>(Ký duyệt)</w:t>
-            </w:r>
-          </w:p>
-          <w:p>
-            <w:pPr>
-              <w:spacing w:line="240" w:lineRule="auto" w:after="40"/>
-              <w:jc w:val="center"/>
-              <w:rPr><w:rFonts w:ascii="Times New Roman" w:hAnsi="Times New Roman"/><w:sz w:val="20"/></w:rPr>
-            </w:pPr>
-            <w:r>
-              <w:rPr><w:rFonts w:ascii="Times New Roman" w:hAnsi="Times New Roman"/><w:sz w:val="20"/></w:rPr>
-              <w:t>........................................</w:t>
+        <w:trPr>
+          <w:cantSplit/>
+        </w:trPr>
+        <w:tc>
+          <w:tcPr>
+            <w:tcW w:w="3042" w:type="dxa"/>
+          </w:tcPr>
+          <w:p>
+            <w:pPr>
+              <w:spacing w:after="0" w:line="276" w:lineRule="auto"/>
+              <w:ind w:left="1" w:hanging="3"/>
+              <w:jc w:val="both"/>
+              <w:rPr>
+                <w:rFonts w:ascii="Times New Roman" w:eastAsia="Times New Roman" w:hAnsi="Times New Roman" w:cs="Times New Roman"/>
+                <w:sz w:val="26"/>
+                <w:szCs w:val="26"/>
+              </w:rPr>
+            </w:pPr>
+            <w:r>
+              <w:rPr>
+                <w:rFonts w:ascii="Times New Roman" w:eastAsia="Times New Roman" w:hAnsi="Times New Roman" w:cs="Times New Roman"/>
+                <w:sz w:val="26"/>
+                <w:szCs w:val="26"/>
+              </w:rPr>
+              <w:t>{-w:tr ds_ban_chi_dao}{col1}</w:t>
+            </w:r>
+          </w:p>
+        </w:tc>
+        <w:tc>
+          <w:tcPr>
+            <w:tcW w:w="3122" w:type="dxa"/>
+          </w:tcPr>
+          <w:p>
+            <w:pPr>
+              <w:spacing w:after="0" w:line="276" w:lineRule="auto"/>
+              <w:ind w:left="1" w:hanging="3"/>
+              <w:jc w:val="both"/>
+              <w:rPr>
+                <w:rFonts w:ascii="Times New Roman" w:eastAsia="Times New Roman" w:hAnsi="Times New Roman" w:cs="Times New Roman"/>
+                <w:sz w:val="26"/>
+                <w:szCs w:val="26"/>
+              </w:rPr>
+            </w:pPr>
+            <w:r>
+              <w:rPr>
+                <w:rFonts w:ascii="Times New Roman" w:eastAsia="Times New Roman" w:hAnsi="Times New Roman" w:cs="Times New Roman"/>
+                <w:sz w:val="26"/>
+                <w:szCs w:val="26"/>
+              </w:rPr>
+              <w:t>{col2}{/ds_ban_chi_dao}</w:t>
             </w:r>
           </w:p>
         </w:tc>
       </w:tr>
     </w:tbl>
-
-    <!-- KHỐI 3: NƠI NHẬN & HIỆU TRƯỞNG -->
+    <w:p>
+      <w:pPr>
+        <w:spacing w:after="0" w:line="276" w:lineRule="auto"/>
+        <w:ind w:left="1" w:hanging="3"/>
+        <w:jc w:val="both"/>
+        <w:rPr>
+          <w:rFonts w:ascii="Times New Roman" w:eastAsia="Times New Roman" w:hAnsi="Times New Roman" w:cs="Times New Roman"/>
+          <w:sz w:val="26"/>
+          <w:szCs w:val="26"/>
+        </w:rPr>
+      </w:pPr>
+      <w:r>
+        <w:rPr>
+          <w:rFonts w:ascii="Times New Roman" w:eastAsia="Times New Roman" w:hAnsi="Times New Roman" w:cs="Times New Roman"/>
+          <w:b/>
+          <w:sz w:val="26"/>
+          <w:szCs w:val="26"/>
+        </w:rPr>
+        <w:t>8.2. Ban tổ chức</w:t>
+      </w:r>
+    </w:p>
     <w:tbl>
       <w:tblPr>
-        <w:tblW w:w="9600" w:type="dxa"/>
-        <w:tblInd w:w="0" w:type="dxa"/>
+        <w:tblStyle w:val="a1"/>
+        <w:tblW w:w="6164" w:type="dxa"/>
+        <w:tblInd w:w="-108" w:type="dxa"/>
         <w:tblLayout w:type="fixed"/>
-        <w:tblBorders>
-          <w:top w:val="none" w:sz="0" w:space="0" w:color="auto"/>
-          <w:left w:val="none" w:sz="0" w:space="0" w:color="auto"/>
-          <w:bottom w:val="none" w:sz="0" w:space="0" w:color="auto"/>
-          <w:right w:val="none" w:sz="0" w:space="0" w:color="auto"/>
-          <w:insideH w:val="none" w:sz="0" w:space="0" w:color="auto"/>
-          <w:insideV w:val="none" w:sz="0" w:space="0" w:color="auto"/>
-        </w:tblBorders>
+        <w:tblLook w:val="0000" w:firstRow="0" w:lastRow="0" w:firstColumn="0" w:lastColumn="0" w:noHBand="0" w:noVBand="0"/>
       </w:tblPr>
       <w:tblGrid>
-        <w:gridCol w:w="4500"/>
-        <w:gridCol w:w="600"/>
-        <w:gridCol w:w="4500"/>
+        <w:gridCol w:w="3042"/>
+        <w:gridCol w:w="3122"/>
       </w:tblGrid>
       <w:tr>
-        <w:trPr><w:cantSplit/></w:trPr>
-        <w:tc>
-          <w:tcPr><w:tcW w:w="4500" w:type="dxa"/></w:tcPr>
-          <w:p>
-            <w:pPr>
-              <w:spacing w:line="200" w:lineRule="auto" w:before="100" w:after="10"/>
-              <w:rPr><w:rFonts w:ascii="Times New Roman" w:hAnsi="Times New Roman"/><w:b/><w:i/><w:sz w:val="22"/><w:szCs w:val="22"/></w:rPr>
-            </w:pPr>
-            <w:r>
-              <w:rPr><w:rFonts w:ascii="Times New Roman" w:hAnsi="Times New Roman"/><w:b/><w:i/><w:sz w:val="22"/><w:szCs w:val="22"/></w:rPr>
-              <w:t>Nơi nhận:</w:t>
-            </w:r>
-          </w:p>
-          <w:p>
-            <w:pPr>
-              <w:spacing w:line="180" w:lineRule="auto" w:after="0"/>
-              <w:rPr><w:rFonts w:ascii="Times New Roman" w:hAnsi="Times New Roman"/><w:sz w:val="19"/><w:szCs w:val="19"/></w:rPr>
-            </w:pPr>
-            <w:r>
-              <w:rPr><w:rFonts w:ascii="Times New Roman" w:hAnsi="Times New Roman"/><w:sz w:val="19"/><w:szCs w:val="19"/></w:rPr>
-              <w:t>- Ban Giám Hiệu (để b/c);</w:t>
-            </w:r>
-          </w:p>
-          <w:p>
-            <w:pPr>
-              <w:spacing w:line="180" w:lineRule="auto" w:after="0"/>
-              <w:rPr><w:rFonts w:ascii="Times New Roman" w:hAnsi="Times New Roman"/><w:sz w:val="19"/><w:szCs w:val="19"/></w:rPr>
-            </w:pPr>
-            <w:r>
-              <w:rPr><w:rFonts w:ascii="Times New Roman" w:hAnsi="Times New Roman"/><w:sz w:val="19"/><w:szCs w:val="19"/></w:rPr>
-              <w:t>- {ben_nhan_chuyen_giao};</w:t>
-            </w:r>
-          </w:p>
-          <w:p>
-            <w:pPr>
-              <w:spacing w:line="180" w:lineRule="auto" w:after="0"/>
-              <w:rPr><w:rFonts w:ascii="Times New Roman" w:hAnsi="Times New Roman"/><w:sz w:val="19"/><w:szCs w:val="19"/></w:rPr>
-            </w:pPr>
-            <w:r>
-              <w:rPr><w:rFonts w:ascii="Times New Roman" w:hAnsi="Times New Roman"/><w:sz w:val="19"/><w:szCs w:val="19"/></w:rPr>
-              <w:t>- VP, TCKT;</w:t>
-            </w:r>
-          </w:p>
-          <w:p>
-            <w:pPr>
-              <w:spacing w:line="180" w:lineRule="auto" w:after="0"/>
-              <w:rPr><w:rFonts w:ascii="Times New Roman" w:hAnsi="Times New Roman"/><w:sz w:val="19"/><w:szCs w:val="19"/></w:rPr>
-            </w:pPr>
-            <w:r>
-              <w:rPr><w:rFonts w:ascii="Times New Roman" w:hAnsi="Times New Roman"/><w:sz w:val="19"/><w:szCs w:val="19"/></w:rPr>
-              <w:t>- TTDV&amp;ĐTTNCXH;</w:t>
-            </w:r>
-          </w:p>
-          <w:p>
-            <w:pPr>
-              <w:spacing w:line="180" w:lineRule="auto" w:after="0"/>
-              <w:rPr><w:rFonts w:ascii="Times New Roman" w:hAnsi="Times New Roman"/><w:sz w:val="19"/><w:szCs w:val="19"/></w:rPr>
-            </w:pPr>
-            <w:r>
-              <w:rPr><w:rFonts w:ascii="Times New Roman" w:hAnsi="Times New Roman"/><w:sz w:val="19"/><w:szCs w:val="19"/></w:rPr>
-              <w:t>- Lưu: VT, KHCN.</w:t>
-            </w:r>
-          </w:p>
-        </w:tc>
-        <w:tc><w:tcPr><w:tcW w:w="600" w:type="dxa"/></w:tcPr><w:p><w:pPr><w:spacing w:after="0"/></w:pPr></w:p></w:tc>
-        <w:tc>
-          <w:tcPr><w:tcW w:w="4500" w:type="dxa"/></w:tcPr>
-          <w:p>
-            <w:pPr>
-              <w:spacing w:line="240" w:lineRule="auto" w:before="100" w:after="20"/>
-              <w:jc w:val="center"/>
-              <w:rPr><w:rFonts w:ascii="Times New Roman" w:hAnsi="Times New Roman"/><w:b/><w:sz w:val="24"/><w:szCs w:val="24"/></w:rPr>
-            </w:pPr>
-            <w:r>
-              <w:rPr><w:rFonts w:ascii="Times New Roman" w:hAnsi="Times New Roman"/><w:b/><w:sz w:val="24"/><w:szCs w:val="24"/></w:rPr>
-              <w:t>HIỆU TRƯỞNG</w:t>
-            </w:r>
-          </w:p>
-          <w:p>
-            <w:pPr>
-              <w:spacing w:line="240" w:lineRule="auto" w:after="480"/>
-              <w:jc w:val="center"/>
-              <w:rPr><w:rFonts w:ascii="Times New Roman" w:hAnsi="Times New Roman"/><w:i/><w:sz w:val="22"/><w:szCs w:val="22"/></w:rPr>
-            </w:pPr>
-            <w:r>
-              <w:rPr><w:rFonts w:ascii="Times New Roman" w:hAnsi="Times New Roman"/><w:i/><w:sz w:val="22"/><w:szCs w:val="22"/></w:rPr>
-              <w:t>(Ký, đóng dấu)</w:t>
-            </w:r>
-          </w:p>
-          <w:p>
-            <w:pPr>
-              <w:spacing w:line="240" w:lineRule="auto" w:after="40"/>
-              <w:jc w:val="center"/>
-              <w:rPr><w:rFonts w:ascii="Times New Roman" w:hAnsi="Times New Roman"/><w:sz w:val="22"/></w:rPr>
-            </w:pPr>
-            <w:r>
-              <w:rPr><w:rFonts w:ascii="Times New Roman" w:hAnsi="Times New Roman"/><w:sz w:val="22"/></w:rPr>
-              <w:t>........................................</w:t>
+        <w:trPr>
+          <w:cantSplit/>
+        </w:trPr>
+        <w:tc>
+          <w:tcPr>
+            <w:tcW w:w="3042" w:type="dxa"/>
+          </w:tcPr>
+          <w:p>
+            <w:pPr>
+              <w:spacing w:after="0" w:line="276" w:lineRule="auto"/>
+              <w:ind w:left="1" w:hanging="3"/>
+              <w:jc w:val="both"/>
+              <w:rPr>
+                <w:rFonts w:ascii="Times New Roman" w:eastAsia="Times New Roman" w:hAnsi="Times New Roman" w:cs="Times New Roman"/>
+                <w:sz w:val="26"/>
+                <w:szCs w:val="26"/>
+              </w:rPr>
+            </w:pPr>
+            <w:r>
+              <w:rPr>
+                <w:rFonts w:ascii="Times New Roman" w:eastAsia="Times New Roman" w:hAnsi="Times New Roman" w:cs="Times New Roman"/>
+                <w:sz w:val="26"/>
+                <w:szCs w:val="26"/>
+              </w:rPr>
+              <w:t>{-w:tr ds_ban_to_chuc}{col1}</w:t>
+            </w:r>
+          </w:p>
+        </w:tc>
+        <w:tc>
+          <w:tcPr>
+            <w:tcW w:w="3122" w:type="dxa"/>
+          </w:tcPr>
+          <w:p>
+            <w:pPr>
+              <w:spacing w:after="0" w:line="276" w:lineRule="auto"/>
+              <w:ind w:left="1" w:hanging="3"/>
+              <w:jc w:val="both"/>
+              <w:rPr>
+                <w:rFonts w:ascii="Times New Roman" w:eastAsia="Times New Roman" w:hAnsi="Times New Roman" w:cs="Times New Roman"/>
+                <w:sz w:val="26"/>
+                <w:szCs w:val="26"/>
+              </w:rPr>
+            </w:pPr>
+            <w:r>
+              <w:rPr>
+                <w:rFonts w:ascii="Times New Roman" w:eastAsia="Times New Roman" w:hAnsi="Times New Roman" w:cs="Times New Roman"/>
+                <w:sz w:val="26"/>
+                <w:szCs w:val="26"/>
+              </w:rPr>
+              <w:t>{col2}{/ds_ban_to_chuc}</w:t>
             </w:r>
           </w:p>
         </w:tc>
       </w:tr>
     </w:tbl>
-  <w:p><w:pPr><w:spacing w:before="0" w:after="0" w:line="20" w:lineRule="exact"/><w:rPr><w:sz w:val="2"/><w:szCs w:val="2"/></w:rPr></w:pPr></w:p><w:sectPr><w:headerReference w:type="even" r:id="rId9"/><w:headerReference w:type="default" r:id="rId10"/><w:footerReference w:type="even" r:id="rId11"/><w:footerReference w:type="default" r:id="rId12"/><w:headerReference w:type="first" r:id="rId13"/><w:footerReference w:type="first" r:id="rId14"/><w:pgSz w:w="11907" w:h="16840"/><w:pgMar w:top="1138" w:right="1138" w:bottom="1138" w:left="1699" w:header="706" w:footer="706" w:gutter="0"/><w:pgNumType w:start="1"/><w:cols w:space="720"/><w:titlePg/></w:sectPr></w:body></w:document>
+    <w:p>
+      <w:pPr>
+        <w:spacing w:after="0" w:line="276" w:lineRule="auto"/>
+        <w:ind w:left="1" w:hanging="3"/>
+        <w:jc w:val="both"/>
+        <w:rPr>
+          <w:rFonts w:ascii="Times New Roman" w:eastAsia="Times New Roman" w:hAnsi="Times New Roman" w:cs="Times New Roman"/>
+          <w:sz w:val="26"/>
+          <w:szCs w:val="26"/>
+        </w:rPr>
+      </w:pPr>
+    </w:p>
+    <w:p>
+      <w:pPr>
+        <w:spacing w:after="0" w:line="276" w:lineRule="auto"/>
+        <w:ind w:left="1" w:hanging="3"/>
+        <w:jc w:val="both"/>
+        <w:rPr>
+          <w:rFonts w:ascii="Times New Roman" w:eastAsia="Times New Roman" w:hAnsi="Times New Roman" w:cs="Times New Roman"/>
+          <w:sz w:val="26"/>
+          <w:szCs w:val="26"/>
+        </w:rPr>
+      </w:pPr>
+      <w:r>
+        <w:rPr>
+          <w:rFonts w:ascii="Times New Roman" w:eastAsia="Times New Roman" w:hAnsi="Times New Roman" w:cs="Times New Roman"/>
+          <w:b/>
+          <w:sz w:val="26"/>
+          <w:szCs w:val="26"/>
+        </w:rPr>
+        <w:t xml:space="preserve">8.3. Nhân sự thực hiện</w:t>
+      </w:r>
+    </w:p>
+    <w:tbl>
+      <w:tblPr>
+        <w:tblStyle w:val="a1"/>
+        <w:tblW w:w="6164" w:type="dxa"/>
+        <w:tblInd w:w="-108" w:type="dxa"/>
+        <w:tblLayout w:type="fixed"/>
+        <w:tblLook w:val="0000" w:firstRow="0" w:lastRow="0" w:firstColumn="0" w:lastColumn="0" w:noHBand="0" w:noVBand="0"/>
+      </w:tblPr>
+      <w:tblGrid>
+        <w:gridCol w:w="3042"/>
+        <w:gridCol w:w="3122"/>
+      </w:tblGrid>
+      <w:tr>
+        <w:trPr>
+          <w:cantSplit/>
+        </w:trPr>
+        <w:tc>
+          <w:tcPr>
+            <w:tcW w:w="3042" w:type="dxa"/>
+          </w:tcPr>
+          <w:p>
+            <w:pPr>
+              <w:spacing w:after="0" w:line="276" w:lineRule="auto"/>
+              <w:ind w:left="1" w:hanging="3"/>
+              <w:jc w:val="both"/>
+              <w:rPr>
+                <w:rFonts w:ascii="Times New Roman" w:eastAsia="Times New Roman" w:hAnsi="Times New Roman" w:cs="Times New Roman"/>
+                <w:sz w:val="26"/>
+                <w:szCs w:val="26"/>
+              </w:rPr>
+            </w:pPr>
+            <w:r>
+              <w:rPr>
+                <w:rFonts w:ascii="Times New Roman" w:eastAsia="Times New Roman" w:hAnsi="Times New Roman" w:cs="Times New Roman"/>
+                <w:sz w:val="26"/>
+                <w:szCs w:val="26"/>
+              </w:rPr>
+              <w:t>{-w:tr ds_nhan_su}{col1}</w:t>
+            </w:r>
+          </w:p>
+        </w:tc>
+        <w:tc>
+          <w:tcPr>
+            <w:tcW w:w="3122" w:type="dxa"/>
+          </w:tcPr>
+          <w:p>
+            <w:pPr>
+              <w:spacing w:after="0" w:line="276" w:lineRule="auto"/>
+              <w:ind w:left="1" w:hanging="3"/>
+              <w:jc w:val="both"/>
+              <w:rPr>
+                <w:rFonts w:ascii="Times New Roman" w:eastAsia="Times New Roman" w:hAnsi="Times New Roman" w:cs="Times New Roman"/>
+                <w:sz w:val="26"/>
+                <w:szCs w:val="26"/>
+              </w:rPr>
+            </w:pPr>
+            <w:r>
+              <w:rPr>
+                <w:rFonts w:ascii="Times New Roman" w:eastAsia="Times New Roman" w:hAnsi="Times New Roman" w:cs="Times New Roman"/>
+                <w:sz w:val="26"/>
+                <w:szCs w:val="26"/>
+              </w:rPr>
+              <w:t>{col2}{/ds_nhan_su}</w:t>
+            </w:r>
+          </w:p>
+        </w:tc>
+      </w:tr>
+    </w:tbl>
+    <w:p>
+      <w:pPr>
+        <w:spacing w:after="0" w:line="276" w:lineRule="auto"/>
+        <w:ind w:left="1" w:hanging="3"/>
+        <w:jc w:val="both"/>
+        <w:rPr>
+          <w:rFonts w:ascii="Times New Roman" w:eastAsia="Times New Roman" w:hAnsi="Times New Roman" w:cs="Times New Roman"/>
+          <w:sz w:val="26"/>
+          <w:szCs w:val="26"/>
+        </w:rPr>
+      </w:pPr>
+      <w:r>
+        <w:rPr>
+          <w:rFonts w:ascii="Times New Roman" w:eastAsia="Times New Roman" w:hAnsi="Times New Roman" w:cs="Times New Roman"/>
+          <w:sz w:val="26"/>
+          <w:szCs w:val="26"/>
+        </w:rPr>
+        <w:t>{#co_hoi_thao}</w:t>
+      </w:r>
+    </w:p>
+    <w:p>
+      <w:pPr>
+        <w:spacing w:after="0" w:line="276" w:lineRule="auto"/>
+        <w:ind w:left="1" w:hanging="3"/>
+        <w:jc w:val="both"/>
+        <w:rPr>
+          <w:rFonts w:ascii="Times New Roman" w:eastAsia="Times New Roman" w:hAnsi="Times New Roman" w:cs="Times New Roman"/>
+          <w:sz w:val="26"/>
+          <w:szCs w:val="26"/>
+        </w:rPr>
+      </w:pPr>
+      <w:r>
+        <w:rPr>
+          <w:rFonts w:ascii="Times New Roman" w:eastAsia="Times New Roman" w:hAnsi="Times New Roman" w:cs="Times New Roman"/>
+          <w:b/>
+          <w:bCs/>
+          <w:sz w:val="26"/>
+          <w:szCs w:val="26"/>
+        </w:rPr>
+        <w:t>IX. Hội thảo chuyển giao</w:t>
+      </w:r>
+    </w:p>
+    <w:p>
+      <w:pPr>
+        <w:spacing w:after="0" w:line="276" w:lineRule="auto"/>
+        <w:ind w:left="1" w:hanging="3"/>
+        <w:jc w:val="both"/>
+        <w:rPr>
+          <w:rFonts w:ascii="Times New Roman" w:eastAsia="Times New Roman" w:hAnsi="Times New Roman" w:cs="Times New Roman"/>
+          <w:sz w:val="26"/>
+          <w:szCs w:val="26"/>
+        </w:rPr>
+      </w:pPr>
+      <w:r>
+        <w:rPr>
+          <w:rFonts w:ascii="Times New Roman" w:eastAsia="Times New Roman" w:hAnsi="Times New Roman" w:cs="Times New Roman"/>
+          <w:b/>
+          <w:sz w:val="26"/>
+          <w:szCs w:val="26"/>
+        </w:rPr>
+        <w:t>9.1. Chủ tọa</w:t>
+      </w:r>
+    </w:p>
+    <w:tbl>
+      <w:tblPr>
+        <w:tblStyle w:val="a2"/>
+        <w:tblW w:w="9286" w:type="dxa"/>
+        <w:tblInd w:w="-108" w:type="dxa"/>
+        <w:tblLayout w:type="fixed"/>
+        <w:tblLook w:val="0000" w:firstRow="0" w:lastRow="0" w:firstColumn="0" w:lastColumn="0" w:noHBand="0" w:noVBand="0"/>
+      </w:tblPr>
+      <w:tblGrid>
+        <w:gridCol w:w="3798"/>
+        <w:gridCol w:w="630"/>
+        <w:gridCol w:w="4858"/>
+      </w:tblGrid>
+      <w:tr>
+        <w:trPr>
+          <w:cantSplit/>
+        </w:trPr>
+        <w:tc>
+          <w:tcPr>
+            <w:tcW w:w="4428" w:type="dxa"/>
+            <w:gridSpan w:val="2"/>
+          </w:tcPr>
+          <w:p>
+            <w:pPr>
+              <w:spacing w:after="0" w:line="276" w:lineRule="auto"/>
+              <w:ind w:left="1" w:hanging="3"/>
+              <w:jc w:val="both"/>
+              <w:rPr>
+                <w:rFonts w:ascii="Times New Roman" w:eastAsia="Times New Roman" w:hAnsi="Times New Roman" w:cs="Times New Roman"/>
+                <w:sz w:val="26"/>
+                <w:szCs w:val="26"/>
+              </w:rPr>
+            </w:pPr>
+            <w:r>
+              <w:rPr>
+                <w:rFonts w:ascii="Times New Roman" w:eastAsia="Times New Roman" w:hAnsi="Times New Roman" w:cs="Times New Roman"/>
+                <w:sz w:val="26"/>
+                <w:szCs w:val="26"/>
+              </w:rPr>
+              <w:t>{-w:tr ds_chu_toa}{col1}</w:t>
+            </w:r>
+          </w:p>
+        </w:tc>
+        <w:tc>
+          <w:tcPr>
+            <w:tcW w:w="4858" w:type="dxa"/>
+          </w:tcPr>
+          <w:p>
+            <w:pPr>
+              <w:spacing w:after="0" w:line="276" w:lineRule="auto"/>
+              <w:ind w:left="1" w:hanging="3"/>
+              <w:jc w:val="both"/>
+              <w:rPr>
+                <w:rFonts w:ascii="Times New Roman" w:eastAsia="Times New Roman" w:hAnsi="Times New Roman" w:cs="Times New Roman"/>
+                <w:sz w:val="26"/>
+                <w:szCs w:val="26"/>
+              </w:rPr>
+            </w:pPr>
+            <w:r>
+              <w:rPr>
+                <w:rFonts w:ascii="Times New Roman" w:eastAsia="Times New Roman" w:hAnsi="Times New Roman" w:cs="Times New Roman"/>
+                <w:sz w:val="26"/>
+                <w:szCs w:val="26"/>
+              </w:rPr>
+              <w:t>{col2}{/ds_chu_toa}</w:t>
+            </w:r>
+          </w:p>
+        </w:tc>
+      </w:tr>
+    </w:tbl>
+    <w:p>
+      <w:pPr>
+        <w:spacing w:after="0" w:line="276" w:lineRule="auto"/>
+        <w:ind w:left="1" w:hanging="3"/>
+        <w:jc w:val="both"/>
+        <w:rPr>
+          <w:rFonts w:ascii="Times New Roman" w:eastAsia="Times New Roman" w:hAnsi="Times New Roman" w:cs="Times New Roman"/>
+          <w:sz w:val="26"/>
+          <w:szCs w:val="26"/>
+        </w:rPr>
+      </w:pPr>
+      <w:r>
+        <w:rPr>
+          <w:rFonts w:ascii="Times New Roman" w:eastAsia="Times New Roman" w:hAnsi="Times New Roman" w:cs="Times New Roman"/>
+          <w:b/>
+          <w:sz w:val="26"/>
+          <w:szCs w:val="26"/>
+        </w:rPr>
+        <w:t>9.2. Báo cáo viên</w:t>
+      </w:r>
+    </w:p>
+    <w:tbl>
+      <w:tblPr>
+        <w:tblStyle w:val="a3"/>
+        <w:tblW w:w="9286" w:type="dxa"/>
+        <w:tblInd w:w="-108" w:type="dxa"/>
+        <w:tblLayout w:type="fixed"/>
+        <w:tblLook w:val="0000" w:firstRow="0" w:lastRow="0" w:firstColumn="0" w:lastColumn="0" w:noHBand="0" w:noVBand="0"/>
+      </w:tblPr>
+      <w:tblGrid>
+        <w:gridCol w:w="3798"/>
+        <w:gridCol w:w="630"/>
+        <w:gridCol w:w="4858"/>
+      </w:tblGrid>
+      <w:tr>
+        <w:trPr>
+          <w:cantSplit/>
+        </w:trPr>
+        <w:tc>
+          <w:tcPr>
+            <w:tcW w:w="4428" w:type="dxa"/>
+            <w:gridSpan w:val="2"/>
+          </w:tcPr>
+          <w:p>
+            <w:pPr>
+              <w:spacing w:after="0" w:line="276" w:lineRule="auto"/>
+              <w:ind w:left="1" w:hanging="3"/>
+              <w:jc w:val="both"/>
+              <w:rPr>
+                <w:rFonts w:ascii="Times New Roman" w:eastAsia="Times New Roman" w:hAnsi="Times New Roman" w:cs="Times New Roman"/>
+                <w:sz w:val="26"/>
+                <w:szCs w:val="26"/>
+              </w:rPr>
+            </w:pPr>
+            <w:r>
+              <w:rPr>
+                <w:rFonts w:ascii="Times New Roman" w:eastAsia="Times New Roman" w:hAnsi="Times New Roman" w:cs="Times New Roman"/>
+                <w:sz w:val="26"/>
+                <w:szCs w:val="26"/>
+              </w:rPr>
+              <w:t>{-w:tr ds_bao_cao_vien}{col1}</w:t>
+            </w:r>
+          </w:p>
+        </w:tc>
+        <w:tc>
+          <w:tcPr>
+            <w:tcW w:w="4858" w:type="dxa"/>
+          </w:tcPr>
+          <w:p>
+            <w:pPr>
+              <w:spacing w:after="0" w:line="276" w:lineRule="auto"/>
+              <w:ind w:left="1" w:hanging="3"/>
+              <w:jc w:val="both"/>
+              <w:rPr>
+                <w:rFonts w:ascii="Times New Roman" w:eastAsia="Times New Roman" w:hAnsi="Times New Roman" w:cs="Times New Roman"/>
+                <w:sz w:val="26"/>
+                <w:szCs w:val="26"/>
+              </w:rPr>
+            </w:pPr>
+            <w:r>
+              <w:rPr>
+                <w:rFonts w:ascii="Times New Roman" w:eastAsia="Times New Roman" w:hAnsi="Times New Roman" w:cs="Times New Roman"/>
+                <w:sz w:val="26"/>
+                <w:szCs w:val="26"/>
+              </w:rPr>
+              <w:t>{col2}{/ds_bao_cao_vien}</w:t>
+            </w:r>
+          </w:p>
+        </w:tc>
+      </w:tr>
+    </w:tbl>
+    <w:p>
+      <w:pPr>
+        <w:spacing w:after="0" w:line="276" w:lineRule="auto"/>
+        <w:ind w:left="1" w:hanging="3"/>
+        <w:jc w:val="both"/>
+        <w:rPr>
+          <w:rFonts w:ascii="Times New Roman" w:eastAsia="Times New Roman" w:hAnsi="Times New Roman" w:cs="Times New Roman"/>
+          <w:sz w:val="26"/>
+          <w:szCs w:val="26"/>
+        </w:rPr>
+      </w:pPr>
+      <w:r>
+        <w:rPr>
+          <w:rFonts w:ascii="Times New Roman" w:eastAsia="Times New Roman" w:hAnsi="Times New Roman" w:cs="Times New Roman"/>
+          <w:b/>
+          <w:sz w:val="26"/>
+          <w:szCs w:val="26"/>
+        </w:rPr>
+        <w:t xml:space="preserve">9.3. Chương trình chi tiết của hội thảo </w:t>
+      </w:r>
+    </w:p>
+    <w:tbl>
+      <w:tblPr>
+        <w:tblStyle w:val="a4"/>
+        <w:tblW w:w="9064" w:type="dxa"/>
+        <w:tblInd w:w="-108" w:type="dxa"/>
+        <w:tblBorders>
+          <w:top w:val="single" w:sz="4" w:space="0" w:color="000000"/>
+          <w:left w:val="single" w:sz="4" w:space="0" w:color="000000"/>
+          <w:bottom w:val="single" w:sz="4" w:space="0" w:color="000000"/>
+          <w:right w:val="single" w:sz="4" w:space="0" w:color="000000"/>
+          <w:insideH w:val="single" w:sz="4" w:space="0" w:color="000000"/>
+          <w:insideV w:val="single" w:sz="4" w:space="0" w:color="000000"/>
+        </w:tblBorders>
+        <w:tblLayout w:type="fixed"/>
+        <w:tblLook w:val="0000" w:firstRow="0" w:lastRow="0" w:firstColumn="0" w:lastColumn="0" w:noHBand="0" w:noVBand="0"/>
+      </w:tblPr>
+      <w:tblGrid>
+        <w:gridCol w:w="1728"/>
+        <w:gridCol w:w="4050"/>
+        <w:gridCol w:w="3286"/>
+      </w:tblGrid>
+      <w:tr>
+        <w:trPr>
+          <w:trHeight w:val="305" w:hRule="atLeast"/>
+          <w:cantSplit/>
+        </w:trPr>
+        <w:tc>
+          <w:tcPr>
+            <w:tcW w:w="1728" w:type="dxa"/>
+          </w:tcPr>
+          <w:p>
+            <w:pPr>
+              <w:spacing w:after="0" w:line="276" w:lineRule="auto"/>
+              <w:ind w:left="1" w:hanging="3"/>
+              <w:jc w:val="center"/>
+              <w:rPr>
+                <w:rFonts w:ascii="Times New Roman" w:eastAsia="Times New Roman" w:hAnsi="Times New Roman" w:cs="Times New Roman"/>
+                <w:sz w:val="26"/>
+                <w:szCs w:val="26"/>
+              </w:rPr>
+            </w:pPr>
+            <w:r>
+              <w:rPr>
+                <w:rFonts w:ascii="Times New Roman" w:eastAsia="Times New Roman" w:hAnsi="Times New Roman" w:cs="Times New Roman"/>
+                <w:b/>
+                <w:sz w:val="26"/>
+                <w:szCs w:val="26"/>
+              </w:rPr>
+              <w:t>Thời gian</w:t>
+            </w:r>
+          </w:p>
+        </w:tc>
+        <w:tc>
+          <w:tcPr>
+            <w:tcW w:w="4050" w:type="dxa"/>
+          </w:tcPr>
+          <w:p>
+            <w:pPr>
+              <w:spacing w:after="0" w:line="276" w:lineRule="auto"/>
+              <w:ind w:left="1" w:hanging="3"/>
+              <w:jc w:val="center"/>
+              <w:rPr>
+                <w:rFonts w:ascii="Times New Roman" w:eastAsia="Times New Roman" w:hAnsi="Times New Roman" w:cs="Times New Roman"/>
+                <w:sz w:val="26"/>
+                <w:szCs w:val="26"/>
+              </w:rPr>
+            </w:pPr>
+            <w:r>
+              <w:rPr>
+                <w:rFonts w:ascii="Times New Roman" w:eastAsia="Times New Roman" w:hAnsi="Times New Roman" w:cs="Times New Roman"/>
+                <w:b/>
+                <w:sz w:val="26"/>
+                <w:szCs w:val="26"/>
+              </w:rPr>
+              <w:t>Nội dung</w:t>
+            </w:r>
+          </w:p>
+        </w:tc>
+        <w:tc>
+          <w:tcPr>
+            <w:tcW w:w="3286" w:type="dxa"/>
+          </w:tcPr>
+          <w:p>
+            <w:pPr>
+              <w:spacing w:after="0" w:line="276" w:lineRule="auto"/>
+              <w:ind w:left="1" w:hanging="3"/>
+              <w:jc w:val="center"/>
+              <w:rPr>
+                <w:rFonts w:ascii="Times New Roman" w:eastAsia="Times New Roman" w:hAnsi="Times New Roman" w:cs="Times New Roman"/>
+                <w:sz w:val="26"/>
+                <w:szCs w:val="26"/>
+              </w:rPr>
+            </w:pPr>
+            <w:r>
+              <w:rPr>
+                <w:rFonts w:ascii="Times New Roman" w:eastAsia="Times New Roman" w:hAnsi="Times New Roman" w:cs="Times New Roman"/>
+                <w:b/>
+                <w:sz w:val="26"/>
+                <w:szCs w:val="26"/>
+              </w:rPr>
+              <w:t>Thành phần</w:t>
+            </w:r>
+          </w:p>
+        </w:tc>
+      </w:tr>
+      <w:tr>
+        <w:trPr>
+          <w:trHeight w:val="305" w:hRule="atLeast"/>
+          <w:cantSplit/>
+        </w:trPr>
+        <w:tc>
+          <w:tcPr>
+            <w:tcW w:w="1728" w:type="dxa"/>
+          </w:tcPr>
+          <w:p>
+            <w:pPr>
+              <w:spacing w:after="0" w:line="276" w:lineRule="auto"/>
+              <w:ind w:left="1" w:hanging="3"/>
+              <w:jc w:val="both"/>
+              <w:rPr>
+                <w:rFonts w:ascii="Times New Roman" w:eastAsia="Times New Roman" w:hAnsi="Times New Roman" w:cs="Times New Roman"/>
+                <w:sz w:val="26"/>
+                <w:szCs w:val="26"/>
+              </w:rPr>
+            </w:pPr>
+            <w:r>
+              <w:rPr>
+                <w:rFonts w:ascii="Times New Roman" w:eastAsia="Times New Roman" w:hAnsi="Times New Roman" w:cs="Times New Roman"/>
+                <w:sz w:val="26"/>
+                <w:szCs w:val="26"/>
+              </w:rPr>
+              <w:t>{-w:tr ds_chuong_trinh_hoi_thao}{thoi_gian}</w:t>
+            </w:r>
+          </w:p>
+        </w:tc>
+        <w:tc>
+          <w:tcPr>
+            <w:tcW w:w="4050" w:type="dxa"/>
+          </w:tcPr>
+          <w:p>
+            <w:pPr>
+              <w:spacing w:after="0" w:line="276" w:lineRule="auto"/>
+              <w:ind w:left="1" w:hanging="3"/>
+              <w:jc w:val="both"/>
+              <w:rPr>
+                <w:rFonts w:ascii="Times New Roman" w:eastAsia="Times New Roman" w:hAnsi="Times New Roman" w:cs="Times New Roman"/>
+                <w:sz w:val="26"/>
+                <w:szCs w:val="26"/>
+              </w:rPr>
+            </w:pPr>
+            <w:r>
+              <w:rPr>
+                <w:rFonts w:ascii="Times New Roman" w:eastAsia="Times New Roman" w:hAnsi="Times New Roman" w:cs="Times New Roman"/>
+                <w:sz w:val="26"/>
+                <w:szCs w:val="26"/>
+              </w:rPr>
+              <w:t>{noi_dung}</w:t>
+            </w:r>
+          </w:p>
+        </w:tc>
+        <w:tc>
+          <w:tcPr>
+            <w:tcW w:w="3286" w:type="dxa"/>
+          </w:tcPr>
+          <w:p>
+            <w:pPr>
+              <w:spacing w:after="0" w:line="276" w:lineRule="auto"/>
+              <w:ind w:left="1" w:hanging="3"/>
+              <w:jc w:val="both"/>
+              <w:rPr>
+                <w:rFonts w:ascii="Times New Roman" w:eastAsia="Times New Roman" w:hAnsi="Times New Roman" w:cs="Times New Roman"/>
+                <w:sz w:val="26"/>
+                <w:szCs w:val="26"/>
+              </w:rPr>
+            </w:pPr>
+            <w:r>
+              <w:rPr>
+                <w:rFonts w:ascii="Times New Roman" w:eastAsia="Times New Roman" w:hAnsi="Times New Roman" w:cs="Times New Roman"/>
+                <w:sz w:val="26"/>
+                <w:szCs w:val="26"/>
+              </w:rPr>
+              <w:t>{thanh_phan}{/ds_chuong_trinh_hoi_thao}</w:t>
+            </w:r>
+          </w:p>
+        </w:tc>
+      </w:tr>
+    </w:tbl>
+    <w:p>
+      <w:pPr>
+        <w:spacing w:after="0" w:line="276" w:lineRule="auto"/>
+        <w:ind w:left="1" w:hanging="3"/>
+        <w:jc w:val="both"/>
+        <w:rPr>
+          <w:rFonts w:ascii="Times New Roman" w:eastAsia="Times New Roman" w:hAnsi="Times New Roman" w:cs="Times New Roman"/>
+          <w:sz w:val="26"/>
+          <w:szCs w:val="26"/>
+        </w:rPr>
+      </w:pPr>
+    </w:p>
+    <w:p>
+      <w:pPr>
+        <w:spacing w:after="0" w:line="276" w:lineRule="auto"/>
+        <w:ind w:leftChars="0" w:left="0" w:firstLineChars="0" w:firstLine="0"/>
+        <w:jc w:val="both"/>
+        <w:rPr>
+          <w:rFonts w:ascii="Times New Roman" w:eastAsia="Times New Roman" w:hAnsi="Times New Roman" w:cs="Times New Roman"/>
+          <w:sz w:val="26"/>
+          <w:szCs w:val="26"/>
+        </w:rPr>
+      </w:pPr>
+      <w:r>
+        <w:rPr>
+          <w:rFonts w:ascii="Times New Roman" w:eastAsia="Times New Roman" w:hAnsi="Times New Roman" w:cs="Times New Roman"/>
+          <w:b/>
+          <w:sz w:val="26"/>
+          <w:szCs w:val="26"/>
+        </w:rPr>
+        <w:t xml:space="preserve">9.4. Phân công nhiệm vụ tổ chức </w:t>
+      </w:r>
+    </w:p>
+    <w:tbl>
+      <w:tblPr>
+        <w:tblStyle w:val="a5"/>
+        <w:tblW w:w="9064" w:type="dxa"/>
+        <w:tblInd w:w="-108" w:type="dxa"/>
+        <w:tblBorders>
+          <w:top w:val="single" w:sz="4" w:space="0" w:color="000000"/>
+          <w:left w:val="single" w:sz="4" w:space="0" w:color="000000"/>
+          <w:bottom w:val="single" w:sz="4" w:space="0" w:color="000000"/>
+          <w:right w:val="single" w:sz="4" w:space="0" w:color="000000"/>
+          <w:insideH w:val="single" w:sz="4" w:space="0" w:color="000000"/>
+          <w:insideV w:val="single" w:sz="4" w:space="0" w:color="000000"/>
+        </w:tblBorders>
+        <w:tblLayout w:type="fixed"/>
+        <w:tblLook w:val="0000" w:firstRow="0" w:lastRow="0" w:firstColumn="0" w:lastColumn="0" w:noHBand="0" w:noVBand="0"/>
+      </w:tblPr>
+      <w:tblGrid>
+        <w:gridCol w:w="738"/>
+        <w:gridCol w:w="4757"/>
+        <w:gridCol w:w="3569"/>
+      </w:tblGrid>
+      <w:tr>
+        <w:trPr>
+          <w:trHeight w:val="305" w:hRule="atLeast"/>
+          <w:cantSplit/>
+        </w:trPr>
+        <w:tc>
+          <w:tcPr>
+            <w:tcW w:w="738" w:type="dxa"/>
+          </w:tcPr>
+          <w:p>
+            <w:pPr>
+              <w:spacing w:after="0" w:line="276" w:lineRule="auto"/>
+              <w:ind w:left="1" w:hanging="3"/>
+              <w:jc w:val="center"/>
+              <w:rPr>
+                <w:rFonts w:ascii="Times New Roman" w:eastAsia="Times New Roman" w:hAnsi="Times New Roman" w:cs="Times New Roman"/>
+                <w:sz w:val="26"/>
+                <w:szCs w:val="26"/>
+              </w:rPr>
+            </w:pPr>
+            <w:r>
+              <w:rPr>
+                <w:rFonts w:ascii="Times New Roman" w:eastAsia="Times New Roman" w:hAnsi="Times New Roman" w:cs="Times New Roman"/>
+                <w:b/>
+                <w:sz w:val="26"/>
+                <w:szCs w:val="26"/>
+              </w:rPr>
+              <w:t>STT</w:t>
+            </w:r>
+          </w:p>
+        </w:tc>
+        <w:tc>
+          <w:tcPr>
+            <w:tcW w:w="4757" w:type="dxa"/>
+          </w:tcPr>
+          <w:p>
+            <w:pPr>
+              <w:spacing w:after="0" w:line="276" w:lineRule="auto"/>
+              <w:ind w:left="1" w:hanging="3"/>
+              <w:jc w:val="center"/>
+              <w:rPr>
+                <w:rFonts w:ascii="Times New Roman" w:eastAsia="Times New Roman" w:hAnsi="Times New Roman" w:cs="Times New Roman"/>
+                <w:sz w:val="26"/>
+                <w:szCs w:val="26"/>
+              </w:rPr>
+            </w:pPr>
+            <w:r>
+              <w:rPr>
+                <w:rFonts w:ascii="Times New Roman" w:eastAsia="Times New Roman" w:hAnsi="Times New Roman" w:cs="Times New Roman"/>
+                <w:b/>
+                <w:sz w:val="26"/>
+                <w:szCs w:val="26"/>
+              </w:rPr>
+              <w:t>Nội dung công việc</w:t>
+            </w:r>
+          </w:p>
+        </w:tc>
+        <w:tc>
+          <w:tcPr>
+            <w:tcW w:w="3569" w:type="dxa"/>
+          </w:tcPr>
+          <w:p>
+            <w:pPr>
+              <w:spacing w:after="0" w:line="276" w:lineRule="auto"/>
+              <w:ind w:left="1" w:hanging="3"/>
+              <w:jc w:val="center"/>
+              <w:rPr>
+                <w:rFonts w:ascii="Times New Roman" w:eastAsia="Times New Roman" w:hAnsi="Times New Roman" w:cs="Times New Roman"/>
+                <w:sz w:val="26"/>
+                <w:szCs w:val="26"/>
+              </w:rPr>
+            </w:pPr>
+            <w:r>
+              <w:rPr>
+                <w:rFonts w:ascii="Times New Roman" w:eastAsia="Times New Roman" w:hAnsi="Times New Roman" w:cs="Times New Roman"/>
+                <w:b/>
+                <w:sz w:val="26"/>
+                <w:szCs w:val="26"/>
+              </w:rPr>
+              <w:t>Phụ trách</w:t>
+            </w:r>
+          </w:p>
+        </w:tc>
+      </w:tr>
+      <w:tr>
+        <w:trPr>
+          <w:trHeight w:val="305" w:hRule="atLeast"/>
+          <w:cantSplit/>
+        </w:trPr>
+        <w:tc>
+          <w:tcPr>
+            <w:tcW w:w="738" w:type="dxa"/>
+          </w:tcPr>
+          <w:p>
+            <w:pPr>
+              <w:spacing w:after="0" w:line="276" w:lineRule="auto"/>
+              <w:ind w:left="1" w:hanging="3"/>
+              <w:jc w:val="center"/>
+              <w:rPr>
+                <w:rFonts w:ascii="Times New Roman" w:eastAsia="Times New Roman" w:hAnsi="Times New Roman" w:cs="Times New Roman"/>
+                <w:sz w:val="26"/>
+                <w:szCs w:val="26"/>
+              </w:rPr>
+            </w:pPr>
+            <w:r>
+              <w:rPr>
+                <w:rFonts w:ascii="Times New Roman" w:eastAsia="Times New Roman" w:hAnsi="Times New Roman" w:cs="Times New Roman"/>
+                <w:sz w:val="26"/>
+                <w:szCs w:val="26"/>
+              </w:rPr>
+              <w:t>{-w:tr ds_phan_cong_hoi_thao}{stt}</w:t>
+            </w:r>
+          </w:p>
+        </w:tc>
+        <w:tc>
+          <w:tcPr>
+            <w:tcW w:w="4757" w:type="dxa"/>
+          </w:tcPr>
+          <w:p>
+            <w:pPr>
+              <w:spacing w:after="0" w:line="276" w:lineRule="auto"/>
+              <w:ind w:left="1" w:hanging="3"/>
+              <w:jc w:val="both"/>
+              <w:rPr>
+                <w:rFonts w:ascii="Times New Roman" w:eastAsia="Times New Roman" w:hAnsi="Times New Roman" w:cs="Times New Roman"/>
+                <w:sz w:val="26"/>
+                <w:szCs w:val="26"/>
+              </w:rPr>
+            </w:pPr>
+            <w:r>
+              <w:rPr>
+                <w:rFonts w:ascii="Times New Roman" w:eastAsia="Times New Roman" w:hAnsi="Times New Roman" w:cs="Times New Roman"/>
+                <w:sz w:val="26"/>
+                <w:szCs w:val="26"/>
+              </w:rPr>
+              <w:t>{noi_dung}</w:t>
+            </w:r>
+          </w:p>
+        </w:tc>
+        <w:tc>
+          <w:tcPr>
+            <w:tcW w:w="3569" w:type="dxa"/>
+          </w:tcPr>
+          <w:p>
+            <w:pPr>
+              <w:spacing w:after="0" w:line="276" w:lineRule="auto"/>
+              <w:ind w:left="1" w:hanging="3"/>
+              <w:jc w:val="both"/>
+              <w:rPr>
+                <w:rFonts w:ascii="Times New Roman" w:eastAsia="Times New Roman" w:hAnsi="Times New Roman" w:cs="Times New Roman"/>
+                <w:sz w:val="26"/>
+                <w:szCs w:val="26"/>
+              </w:rPr>
+            </w:pPr>
+            <w:r>
+              <w:rPr>
+                <w:rFonts w:ascii="Times New Roman" w:eastAsia="Times New Roman" w:hAnsi="Times New Roman" w:cs="Times New Roman"/>
+                <w:sz w:val="26"/>
+                <w:szCs w:val="26"/>
+              </w:rPr>
+              <w:t>{phu_trach}{/ds_phan_cong_hoi_thao}</w:t>
+            </w:r>
+          </w:p>
+        </w:tc>
+      </w:tr>
+    </w:tbl>
+    <w:p>
+      <w:pPr>
+        <w:spacing w:after="0" w:line="276" w:lineRule="auto"/>
+        <w:ind w:left="1" w:hanging="3"/>
+        <w:jc w:val="both"/>
+        <w:rPr>
+          <w:rFonts w:ascii="Times New Roman" w:eastAsia="Times New Roman" w:hAnsi="Times New Roman" w:cs="Times New Roman"/>
+          <w:sz w:val="26"/>
+          <w:szCs w:val="26"/>
+        </w:rPr>
+      </w:pPr>
+    </w:p>
+    <w:p>
+      <w:pPr>
+        <w:spacing w:after="0" w:line="276" w:lineRule="auto"/>
+        <w:ind w:left="1" w:hanging="3"/>
+        <w:jc w:val="both"/>
+        <w:rPr>
+          <w:rFonts w:ascii="Times New Roman" w:eastAsia="Times New Roman" w:hAnsi="Times New Roman" w:cs="Times New Roman"/>
+          <w:sz w:val="26"/>
+          <w:szCs w:val="26"/>
+        </w:rPr>
+      </w:pPr>
+      <w:r>
+        <w:rPr>
+          <w:rFonts w:ascii="Times New Roman" w:eastAsia="Times New Roman" w:hAnsi="Times New Roman" w:cs="Times New Roman"/>
+          <w:b/>
+          <w:sz w:val="26"/>
+          <w:szCs w:val="26"/>
+        </w:rPr>
+        <w:t xml:space="preserve">9.5. Dự trù kinh phí hội thảo </w:t>
+      </w:r>
+    </w:p>
+    <w:p>
+      <w:pPr>
+        <w:spacing w:after="0" w:line="276" w:lineRule="auto"/>
+        <w:ind w:left="1" w:hanging="3"/>
+        <w:jc w:val="both"/>
+        <w:rPr>
+          <w:rFonts w:ascii="Times New Roman" w:eastAsia="Times New Roman" w:hAnsi="Times New Roman" w:cs="Times New Roman"/>
+          <w:sz w:val="26"/>
+          <w:szCs w:val="26"/>
+        </w:rPr>
+      </w:pPr>
+      <w:r>
+        <w:rPr>
+          <w:rFonts w:ascii="Times New Roman" w:eastAsia="Times New Roman" w:hAnsi="Times New Roman" w:cs="Times New Roman"/>
+          <w:sz w:val="26"/>
+          <w:szCs w:val="26"/>
+        </w:rPr>
+        <w:t>{kinh_phi_hoi_thao}</w:t>
+      </w:r>
+    </w:p>
+    <w:p>
+      <w:pPr>
+        <w:spacing w:after="0" w:line="276" w:lineRule="auto"/>
+        <w:ind w:left="1" w:hanging="3"/>
+        <w:jc w:val="both"/>
+        <w:rPr>
+          <w:rFonts w:ascii="Times New Roman" w:eastAsia="Times New Roman" w:hAnsi="Times New Roman" w:cs="Times New Roman"/>
+          <w:i/>
+          <w:sz w:val="26"/>
+          <w:szCs w:val="26"/>
+        </w:rPr>
+      </w:pPr>
+    </w:p>
+    <w:p>
+      <w:pPr>
+        <w:spacing w:after="0" w:line="276" w:lineRule="auto"/>
+        <w:ind w:left="1" w:hanging="3"/>
+        <w:jc w:val="both"/>
+        <w:rPr>
+          <w:rFonts w:ascii="Times New Roman" w:eastAsia="Times New Roman" w:hAnsi="Times New Roman" w:cs="Times New Roman"/>
+          <w:sz w:val="26"/>
+          <w:szCs w:val="26"/>
+        </w:rPr>
+      </w:pPr>
+      <w:r>
+        <w:rPr>
+          <w:rFonts w:ascii="Times New Roman" w:eastAsia="Times New Roman" w:hAnsi="Times New Roman" w:cs="Times New Roman"/>
+          <w:sz w:val="26"/>
+          <w:szCs w:val="26"/>
+        </w:rPr>
+        <w:t>{/co_hoi_thao}</w:t>
+      </w:r>
+    </w:p>
+    <w:p>
+      <w:pPr>
+        <w:spacing w:after="0" w:line="312" w:lineRule="auto"/>
+        <w:ind w:left="1" w:hanging="3"/>
+        <w:jc w:val="both"/>
+        <w:rPr>
+          <w:rFonts w:ascii="Times New Roman" w:hAnsi="Times New Roman" w:cs="Times New Roman"/>
+          <w:b/>
+          <w:sz w:val="26"/>
+          <w:szCs w:val="26"/>
+        </w:rPr>
+      </w:pPr>
+      <w:r>
+        <w:rPr>
+          <w:rFonts w:ascii="Times New Roman" w:hAnsi="Times New Roman" w:cs="Times New Roman"/>
+          <w:b/>
+          <w:sz w:val="26"/>
+          <w:szCs w:val="26"/>
+        </w:rPr>
+        <w:t>X. Quản lý rủi ro trong chuyển giao</w:t>
+      </w:r>
+    </w:p>
+    <w:p>
+      <w:pPr>
+        <w:spacing w:after="0" w:line="312" w:lineRule="auto"/>
+        <w:ind w:left="1" w:hanging="3"/>
+        <w:jc w:val="both"/>
+        <w:rPr>
+          <w:rFonts w:ascii="Times New Roman" w:hAnsi="Times New Roman" w:cs="Times New Roman"/>
+          <w:b/>
+          <w:sz w:val="26"/>
+          <w:szCs w:val="26"/>
+        </w:rPr>
+      </w:pPr>
+      <w:r>
+        <w:rPr>
+          <w:rFonts w:ascii="Times New Roman" w:hAnsi="Times New Roman" w:cs="Times New Roman"/>
+          <w:b/>
+          <w:sz w:val="26"/>
+          <w:szCs w:val="26"/>
+        </w:rPr>
+        <w:t xml:space="preserve">10.1. Xác định và đánh giá rủi ro </w:t>
+      </w:r>
+    </w:p>
+    <w:tbl>
+      <w:tblPr>
+        <w:tblW w:w="9442" w:type="dxa"/>
+        <w:tblInd w:w="-147" w:type="dxa"/>
+        <w:tblBorders>
+          <w:top w:val="single" w:sz="4" w:space="0" w:color="000000"/>
+          <w:left w:val="single" w:sz="4" w:space="0" w:color="000000"/>
+          <w:bottom w:val="single" w:sz="4" w:space="0" w:color="000000"/>
+          <w:right w:val="single" w:sz="4" w:space="0" w:color="000000"/>
+          <w:insideH w:val="single" w:sz="4" w:space="0" w:color="000000"/>
+          <w:insideV w:val="single" w:sz="4" w:space="0" w:color="000000"/>
+        </w:tblBorders>
+        <w:tblLayout w:type="fixed"/>
+        <w:tblLook w:val="0400" w:firstRow="0" w:lastRow="0" w:firstColumn="0" w:lastColumn="0" w:noHBand="0" w:noVBand="1"/>
+      </w:tblPr>
+      <w:tblGrid>
+        <w:gridCol w:w="709"/>
+        <w:gridCol w:w="2654"/>
+        <w:gridCol w:w="1379"/>
+        <w:gridCol w:w="1549"/>
+        <w:gridCol w:w="1771"/>
+        <w:gridCol w:w="1380"/>
+      </w:tblGrid>
+      <w:tr>
+        <w:trPr>
+          <w:trHeight w:val="822" w:hRule="atLeast"/>
+          <w:tblHeader/>
+          <w:cantSplit/>
+        </w:trPr>
+        <w:tc>
+          <w:tcPr>
+            <w:tcW w:w="709" w:type="dxa"/>
+            <w:vAlign w:val="center"/>
+          </w:tcPr>
+          <w:p>
+            <w:pPr>
+              <w:spacing w:after="0" w:line="264" w:lineRule="auto"/>
+              <w:ind w:left="1" w:hanging="3"/>
+              <w:jc w:val="center"/>
+              <w:rPr>
+                <w:rFonts w:ascii="Times New Roman" w:eastAsia="Times New Roman" w:hAnsi="Times New Roman" w:cs="Times New Roman"/>
+                <w:b/>
+                <w:sz w:val="26"/>
+                <w:szCs w:val="26"/>
+              </w:rPr>
+            </w:pPr>
+            <w:r>
+              <w:rPr>
+                <w:rFonts w:ascii="Times New Roman" w:eastAsia="Times New Roman" w:hAnsi="Times New Roman" w:cs="Times New Roman"/>
+                <w:b/>
+                <w:sz w:val="26"/>
+                <w:szCs w:val="26"/>
+              </w:rPr>
+              <w:t>Stt</w:t>
+            </w:r>
+          </w:p>
+        </w:tc>
+        <w:tc>
+          <w:tcPr>
+            <w:tcW w:w="2654" w:type="dxa"/>
+            <w:vAlign w:val="center"/>
+          </w:tcPr>
+          <w:p>
+            <w:pPr>
+              <w:spacing w:after="0" w:line="264" w:lineRule="auto"/>
+              <w:ind w:left="1" w:hanging="3"/>
+              <w:jc w:val="center"/>
+              <w:rPr>
+                <w:rFonts w:ascii="Times New Roman" w:eastAsia="Times New Roman" w:hAnsi="Times New Roman" w:cs="Times New Roman"/>
+                <w:b/>
+                <w:sz w:val="26"/>
+                <w:szCs w:val="26"/>
+              </w:rPr>
+            </w:pPr>
+            <w:r>
+              <w:rPr>
+                <w:rFonts w:ascii="Times New Roman" w:eastAsia="Times New Roman" w:hAnsi="Times New Roman" w:cs="Times New Roman"/>
+                <w:b/>
+                <w:sz w:val="26"/>
+                <w:szCs w:val="26"/>
+              </w:rPr>
+              <w:t>Công việc /Yếu tố rủi ro</w:t>
+            </w:r>
+          </w:p>
+        </w:tc>
+        <w:tc>
+          <w:tcPr>
+            <w:tcW w:w="1379" w:type="dxa"/>
+            <w:vAlign w:val="center"/>
+          </w:tcPr>
+          <w:p>
+            <w:pPr>
+              <w:spacing w:after="0" w:line="264" w:lineRule="auto"/>
+              <w:ind w:left="1" w:hanging="3"/>
+              <w:jc w:val="center"/>
+              <w:rPr>
+                <w:rFonts w:ascii="Times New Roman" w:eastAsia="Times New Roman" w:hAnsi="Times New Roman" w:cs="Times New Roman"/>
+                <w:b/>
+                <w:sz w:val="26"/>
+                <w:szCs w:val="26"/>
+              </w:rPr>
+            </w:pPr>
+            <w:r>
+              <w:rPr>
+                <w:rFonts w:ascii="Times New Roman" w:eastAsia="Times New Roman" w:hAnsi="Times New Roman" w:cs="Times New Roman"/>
+                <w:b/>
+                <w:sz w:val="26"/>
+                <w:szCs w:val="26"/>
+              </w:rPr>
+              <w:t>Khả năng xảy ra (P)</w:t>
+            </w:r>
+          </w:p>
+        </w:tc>
+        <w:tc>
+          <w:tcPr>
+            <w:tcW w:w="1549" w:type="dxa"/>
+            <w:vAlign w:val="center"/>
+          </w:tcPr>
+          <w:p>
+            <w:pPr>
+              <w:spacing w:after="0" w:line="264" w:lineRule="auto"/>
+              <w:ind w:left="1" w:hanging="3"/>
+              <w:jc w:val="center"/>
+              <w:rPr>
+                <w:rFonts w:ascii="Times New Roman" w:eastAsia="Times New Roman" w:hAnsi="Times New Roman" w:cs="Times New Roman"/>
+                <w:b/>
+                <w:sz w:val="26"/>
+                <w:szCs w:val="26"/>
+              </w:rPr>
+            </w:pPr>
+            <w:r>
+              <w:rPr>
+                <w:rFonts w:ascii="Times New Roman" w:eastAsia="Times New Roman" w:hAnsi="Times New Roman" w:cs="Times New Roman"/>
+                <w:b/>
+                <w:sz w:val="26"/>
+                <w:szCs w:val="26"/>
+              </w:rPr>
+              <w:t>Mức độ ảnh hưởng (S)</w:t>
+            </w:r>
+          </w:p>
+        </w:tc>
+        <w:tc>
+          <w:tcPr>
+            <w:tcW w:w="1771" w:type="dxa"/>
+            <w:vAlign w:val="center"/>
+          </w:tcPr>
+          <w:p>
+            <w:pPr>
+              <w:spacing w:after="0" w:line="264" w:lineRule="auto"/>
+              <w:ind w:left="1" w:hanging="3"/>
+              <w:jc w:val="center"/>
+              <w:rPr>
+                <w:rFonts w:ascii="Times New Roman" w:eastAsia="Times New Roman" w:hAnsi="Times New Roman" w:cs="Times New Roman"/>
+                <w:b/>
+                <w:sz w:val="26"/>
+                <w:szCs w:val="26"/>
+              </w:rPr>
+            </w:pPr>
+            <w:r>
+              <w:rPr>
+                <w:rFonts w:ascii="Times New Roman" w:eastAsia="Times New Roman" w:hAnsi="Times New Roman" w:cs="Times New Roman"/>
+                <w:b/>
+                <w:sz w:val="26"/>
+                <w:szCs w:val="26"/>
+              </w:rPr>
+              <w:t>Giá trị rủi ro</w:t>
+            </w:r>
+          </w:p>
+          <w:p>
+            <w:pPr>
+              <w:spacing w:after="0" w:line="264" w:lineRule="auto"/>
+              <w:ind w:left="1" w:hanging="3"/>
+              <w:jc w:val="center"/>
+              <w:rPr>
+                <w:rFonts w:ascii="Times New Roman" w:eastAsia="Times New Roman" w:hAnsi="Times New Roman" w:cs="Times New Roman"/>
+                <w:b/>
+                <w:sz w:val="26"/>
+                <w:szCs w:val="26"/>
+              </w:rPr>
+            </w:pPr>
+            <w:r>
+              <w:rPr>
+                <w:rFonts w:ascii="Times New Roman" w:eastAsia="Times New Roman" w:hAnsi="Times New Roman" w:cs="Times New Roman"/>
+                <w:b/>
+                <w:sz w:val="26"/>
+                <w:szCs w:val="26"/>
+              </w:rPr>
+              <w:t>R=PxS</w:t>
+            </w:r>
+          </w:p>
+        </w:tc>
+        <w:tc>
+          <w:tcPr>
+            <w:tcW w:w="1380" w:type="dxa"/>
+            <w:vAlign w:val="center"/>
+          </w:tcPr>
+          <w:p>
+            <w:pPr>
+              <w:spacing w:after="0" w:line="264" w:lineRule="auto"/>
+              <w:ind w:left="1" w:hanging="3"/>
+              <w:jc w:val="center"/>
+              <w:rPr>
+                <w:rFonts w:ascii="Times New Roman" w:eastAsia="Times New Roman" w:hAnsi="Times New Roman" w:cs="Times New Roman"/>
+                <w:b/>
+                <w:sz w:val="26"/>
+                <w:szCs w:val="26"/>
+              </w:rPr>
+            </w:pPr>
+            <w:r>
+              <w:rPr>
+                <w:rFonts w:ascii="Times New Roman" w:eastAsia="Times New Roman" w:hAnsi="Times New Roman" w:cs="Times New Roman"/>
+                <w:b/>
+                <w:sz w:val="26"/>
+                <w:szCs w:val="26"/>
+              </w:rPr>
+              <w:t>Phân loại rủi ro</w:t>
+            </w:r>
+          </w:p>
+        </w:tc>
+      </w:tr>
+      <w:tr>
+        <w:trPr>
+          <w:trHeight w:val="49" w:hRule="atLeast"/>
+          <w:cantSplit/>
+        </w:trPr>
+        <w:tc>
+          <w:tcPr>
+            <w:tcW w:w="709" w:type="dxa"/>
+            <w:vAlign w:val="center"/>
+          </w:tcPr>
+          <w:p>
+            <w:pPr>
+              <w:spacing w:after="0" w:line="264" w:lineRule="auto"/>
+              <w:ind w:left="1" w:hanging="3"/>
+              <w:jc w:val="center"/>
+              <w:rPr>
+                <w:rFonts w:ascii="Times New Roman" w:eastAsia="Times New Roman" w:hAnsi="Times New Roman" w:cs="Times New Roman"/>
+                <w:sz w:val="26"/>
+                <w:szCs w:val="26"/>
+              </w:rPr>
+            </w:pPr>
+            <w:r>
+              <w:rPr>
+                <w:rFonts w:ascii="Times New Roman" w:eastAsia="Times New Roman" w:hAnsi="Times New Roman" w:cs="Times New Roman"/>
+                <w:sz w:val="26"/>
+                <w:szCs w:val="26"/>
+              </w:rPr>
+              <w:t>{-w:tr ds_danh_gia_rui_ro}{stt}</w:t>
+            </w:r>
+          </w:p>
+        </w:tc>
+        <w:tc>
+          <w:tcPr>
+            <w:tcW w:w="2654" w:type="dxa"/>
+            <w:vAlign w:val="center"/>
+          </w:tcPr>
+          <w:p>
+            <w:pPr>
+              <w:spacing w:after="0" w:line="264" w:lineRule="auto"/>
+              <w:ind w:left="1" w:hanging="3"/>
+              <w:jc w:val="both"/>
+              <w:rPr>
+                <w:rFonts w:ascii="Times New Roman" w:eastAsia="Times New Roman" w:hAnsi="Times New Roman" w:cs="Times New Roman"/>
+                <w:sz w:val="26"/>
+                <w:szCs w:val="26"/>
+              </w:rPr>
+            </w:pPr>
+            <w:r>
+              <w:rPr>
+                <w:rFonts w:ascii="Times New Roman" w:eastAsia="Times New Roman" w:hAnsi="Times New Roman" w:cs="Times New Roman"/>
+                <w:sz w:val="26"/>
+                <w:szCs w:val="26"/>
+              </w:rPr>
+              <w:t>{yeu_to_rui_ro}</w:t>
+            </w:r>
+          </w:p>
+        </w:tc>
+        <w:tc>
+          <w:tcPr>
+            <w:tcW w:w="1379" w:type="dxa"/>
+            <w:vAlign w:val="center"/>
+          </w:tcPr>
+          <w:p>
+            <w:pPr>
+              <w:spacing w:after="0" w:line="264" w:lineRule="auto"/>
+              <w:ind w:left="1" w:hanging="3"/>
+              <w:jc w:val="center"/>
+              <w:rPr>
+                <w:rFonts w:ascii="Times New Roman" w:eastAsia="Times New Roman" w:hAnsi="Times New Roman" w:cs="Times New Roman"/>
+                <w:sz w:val="26"/>
+                <w:szCs w:val="26"/>
+              </w:rPr>
+            </w:pPr>
+            <w:r>
+              <w:rPr>
+                <w:rFonts w:ascii="Times New Roman" w:eastAsia="Times New Roman" w:hAnsi="Times New Roman" w:cs="Times New Roman"/>
+                <w:sz w:val="26"/>
+                <w:szCs w:val="26"/>
+              </w:rPr>
+              <w:t>{p}</w:t>
+            </w:r>
+          </w:p>
+        </w:tc>
+        <w:tc>
+          <w:tcPr>
+            <w:tcW w:w="1549" w:type="dxa"/>
+            <w:vAlign w:val="center"/>
+          </w:tcPr>
+          <w:p>
+            <w:pPr>
+              <w:spacing w:after="0" w:line="264" w:lineRule="auto"/>
+              <w:ind w:left="1" w:hanging="3"/>
+              <w:jc w:val="center"/>
+              <w:rPr>
+                <w:rFonts w:ascii="Times New Roman" w:eastAsia="Times New Roman" w:hAnsi="Times New Roman" w:cs="Times New Roman"/>
+                <w:sz w:val="26"/>
+                <w:szCs w:val="26"/>
+              </w:rPr>
+            </w:pPr>
+            <w:r>
+              <w:rPr>
+                <w:rFonts w:ascii="Times New Roman" w:eastAsia="Times New Roman" w:hAnsi="Times New Roman" w:cs="Times New Roman"/>
+                <w:sz w:val="26"/>
+                <w:szCs w:val="26"/>
+              </w:rPr>
+              <w:t>{s}</w:t>
+            </w:r>
+          </w:p>
+        </w:tc>
+        <w:tc>
+          <w:tcPr>
+            <w:tcW w:w="1771" w:type="dxa"/>
+            <w:vAlign w:val="center"/>
+          </w:tcPr>
+          <w:p>
+            <w:pPr>
+              <w:spacing w:after="0" w:line="264" w:lineRule="auto"/>
+              <w:ind w:left="1" w:hanging="3"/>
+              <w:jc w:val="center"/>
+              <w:rPr>
+                <w:rFonts w:ascii="Times New Roman" w:eastAsia="Times New Roman" w:hAnsi="Times New Roman" w:cs="Times New Roman"/>
+                <w:sz w:val="26"/>
+                <w:szCs w:val="26"/>
+              </w:rPr>
+            </w:pPr>
+            <w:r>
+              <w:rPr>
+                <w:rFonts w:ascii="Times New Roman" w:eastAsia="Times New Roman" w:hAnsi="Times New Roman" w:cs="Times New Roman"/>
+                <w:sz w:val="26"/>
+                <w:szCs w:val="26"/>
+              </w:rPr>
+              <w:t>{r}</w:t>
+            </w:r>
+          </w:p>
+        </w:tc>
+        <w:tc>
+          <w:tcPr>
+            <w:tcW w:w="1380" w:type="dxa"/>
+            <w:vAlign w:val="center"/>
+          </w:tcPr>
+          <w:p>
+            <w:pPr>
+              <w:spacing w:after="0" w:line="264" w:lineRule="auto"/>
+              <w:ind w:left="1" w:hanging="3"/>
+              <w:jc w:val="center"/>
+              <w:rPr>
+                <w:rFonts w:ascii="Times New Roman" w:eastAsia="Times New Roman" w:hAnsi="Times New Roman" w:cs="Times New Roman"/>
+                <w:sz w:val="26"/>
+                <w:szCs w:val="26"/>
+              </w:rPr>
+            </w:pPr>
+            <w:r>
+              <w:rPr>
+                <w:rFonts w:ascii="Times New Roman" w:eastAsia="Times New Roman" w:hAnsi="Times New Roman" w:cs="Times New Roman"/>
+                <w:sz w:val="26"/>
+                <w:szCs w:val="26"/>
+              </w:rPr>
+              <w:t>{phan_loai}{/ds_danh_gia_rui_ro}</w:t>
+            </w:r>
+          </w:p>
+        </w:tc>
+      </w:tr>
+    </w:tbl>
+    <w:p>
+      <w:pPr>
+        <w:spacing w:before="240" w:after="0"/>
+        <w:ind w:left="1" w:hanging="3"/>
+        <w:rPr>
+          <w:rFonts w:ascii="Times New Roman" w:hAnsi="Times New Roman" w:cs="Times New Roman"/>
+          <w:b/>
+          <w:sz w:val="26"/>
+          <w:szCs w:val="26"/>
+        </w:rPr>
+      </w:pPr>
+      <w:r>
+        <w:rPr>
+          <w:rFonts w:ascii="Times New Roman" w:hAnsi="Times New Roman" w:cs="Times New Roman"/>
+          <w:b/>
+          <w:sz w:val="26"/>
+          <w:szCs w:val="26"/>
+        </w:rPr>
+        <w:t>10.2. Biện pháp kiểm soát rủi ro</w:t>
+      </w:r>
+    </w:p>
+    <w:tbl>
+      <w:tblPr>
+        <w:tblW w:w="9794" w:type="dxa"/>
+        <w:jc w:val="center"/>
+        <w:tblBorders>
+          <w:top w:val="single" w:sz="4" w:space="0" w:color="000000"/>
+          <w:left w:val="single" w:sz="4" w:space="0" w:color="000000"/>
+          <w:bottom w:val="single" w:sz="4" w:space="0" w:color="000000"/>
+          <w:right w:val="single" w:sz="4" w:space="0" w:color="000000"/>
+          <w:insideH w:val="single" w:sz="4" w:space="0" w:color="000000"/>
+          <w:insideV w:val="single" w:sz="4" w:space="0" w:color="000000"/>
+        </w:tblBorders>
+        <w:tblLayout w:type="fixed"/>
+        <w:tblLook w:val="0400" w:firstRow="0" w:lastRow="0" w:firstColumn="0" w:lastColumn="0" w:noHBand="0" w:noVBand="1"/>
+      </w:tblPr>
+      <w:tblGrid>
+        <w:gridCol w:w="535"/>
+        <w:gridCol w:w="1870"/>
+        <w:gridCol w:w="1701"/>
+        <w:gridCol w:w="1418"/>
+        <w:gridCol w:w="1417"/>
+        <w:gridCol w:w="1418"/>
+        <w:gridCol w:w="1435"/>
+      </w:tblGrid>
+      <w:tr>
+        <w:trPr>
+          <w:trHeight w:val="609" w:hRule="atLeast"/>
+          <w:tblHeader/>
+          <w:jc w:val="center"/>
+          <w:cantSplit/>
+        </w:trPr>
+        <w:tc>
+          <w:tcPr>
+            <w:tcW w:w="535" w:type="dxa"/>
+            <w:vAlign w:val="center"/>
+          </w:tcPr>
+          <w:p>
+            <w:pPr>
+              <w:spacing w:after="0" w:line="264" w:lineRule="auto"/>
+              <w:ind w:left="1" w:hanging="3"/>
+              <w:jc w:val="center"/>
+              <w:rPr>
+                <w:rFonts w:ascii="Times New Roman" w:eastAsia="Times New Roman" w:hAnsi="Times New Roman" w:cs="Times New Roman"/>
+                <w:b/>
+                <w:color w:val="000000"/>
+                <w:sz w:val="26"/>
+                <w:szCs w:val="26"/>
+              </w:rPr>
+            </w:pPr>
+            <w:r>
+              <w:rPr>
+                <w:rFonts w:ascii="Times New Roman" w:eastAsia="Times New Roman" w:hAnsi="Times New Roman" w:cs="Times New Roman"/>
+                <w:b/>
+                <w:color w:val="000000"/>
+                <w:sz w:val="26"/>
+                <w:szCs w:val="26"/>
+              </w:rPr>
+              <w:t>Stt</w:t>
+            </w:r>
+          </w:p>
+        </w:tc>
+        <w:tc>
+          <w:tcPr>
+            <w:tcW w:w="1870" w:type="dxa"/>
+            <w:vAlign w:val="center"/>
+          </w:tcPr>
+          <w:p>
+            <w:pPr>
+              <w:spacing w:after="0" w:line="264" w:lineRule="auto"/>
+              <w:ind w:left="1" w:hanging="3"/>
+              <w:jc w:val="center"/>
+              <w:rPr>
+                <w:rFonts w:ascii="Times New Roman" w:eastAsia="Times New Roman" w:hAnsi="Times New Roman" w:cs="Times New Roman"/>
+                <w:b/>
+                <w:color w:val="000000"/>
+                <w:sz w:val="26"/>
+                <w:szCs w:val="26"/>
+              </w:rPr>
+            </w:pPr>
+            <w:r>
+              <w:rPr>
+                <w:rFonts w:ascii="Times New Roman" w:eastAsia="Times New Roman" w:hAnsi="Times New Roman" w:cs="Times New Roman"/>
+                <w:b/>
+                <w:color w:val="000000"/>
+                <w:sz w:val="26"/>
+                <w:szCs w:val="26"/>
+              </w:rPr>
+              <w:t>Yếu tố rủi ro</w:t>
+            </w:r>
+          </w:p>
+        </w:tc>
+        <w:tc>
+          <w:tcPr>
+            <w:tcW w:w="1701" w:type="dxa"/>
+            <w:vAlign w:val="center"/>
+          </w:tcPr>
+          <w:p>
+            <w:pPr>
+              <w:spacing w:after="0" w:line="264" w:lineRule="auto"/>
+              <w:ind w:left="1" w:hanging="3"/>
+              <w:jc w:val="center"/>
+              <w:rPr>
+                <w:rFonts w:ascii="Times New Roman" w:eastAsia="Times New Roman" w:hAnsi="Times New Roman" w:cs="Times New Roman"/>
+                <w:b/>
+                <w:color w:val="000000"/>
+                <w:sz w:val="26"/>
+                <w:szCs w:val="26"/>
+              </w:rPr>
+            </w:pPr>
+            <w:r>
+              <w:rPr>
+                <w:rFonts w:ascii="Times New Roman" w:eastAsia="Times New Roman" w:hAnsi="Times New Roman" w:cs="Times New Roman"/>
+                <w:b/>
+                <w:color w:val="000000"/>
+                <w:sz w:val="26"/>
+                <w:szCs w:val="26"/>
+              </w:rPr>
+              <w:t>Biện pháp kiểm soát</w:t>
+            </w:r>
+          </w:p>
+        </w:tc>
+        <w:tc>
+          <w:tcPr>
+            <w:tcW w:w="1418" w:type="dxa"/>
+          </w:tcPr>
+          <w:p>
+            <w:pPr>
+              <w:spacing w:after="0" w:line="264" w:lineRule="auto"/>
+              <w:ind w:left="1" w:hanging="3"/>
+              <w:jc w:val="center"/>
+              <w:rPr>
+                <w:rFonts w:ascii="Times New Roman" w:eastAsia="Times New Roman" w:hAnsi="Times New Roman" w:cs="Times New Roman"/>
+                <w:b/>
+                <w:color w:val="000000"/>
+                <w:sz w:val="26"/>
+                <w:szCs w:val="26"/>
+              </w:rPr>
+            </w:pPr>
+            <w:r>
+              <w:rPr>
+                <w:rFonts w:ascii="Times New Roman" w:eastAsia="Times New Roman" w:hAnsi="Times New Roman" w:cs="Times New Roman"/>
+                <w:b/>
+                <w:color w:val="000000"/>
+                <w:sz w:val="26"/>
+                <w:szCs w:val="26"/>
+              </w:rPr>
+              <w:t>Đơn vị</w:t>
+            </w:r>
+          </w:p>
+          <w:p>
+            <w:pPr>
+              <w:spacing w:after="0" w:line="264" w:lineRule="auto"/>
+              <w:ind w:left="1" w:hanging="3"/>
+              <w:jc w:val="center"/>
+              <w:rPr>
+                <w:rFonts w:ascii="Times New Roman" w:eastAsia="Times New Roman" w:hAnsi="Times New Roman" w:cs="Times New Roman"/>
+                <w:b/>
+                <w:color w:val="000000"/>
+                <w:sz w:val="26"/>
+                <w:szCs w:val="26"/>
+              </w:rPr>
+            </w:pPr>
+            <w:r>
+              <w:rPr>
+                <w:rFonts w:ascii="Times New Roman" w:eastAsia="Times New Roman" w:hAnsi="Times New Roman" w:cs="Times New Roman"/>
+                <w:b/>
+                <w:color w:val="000000"/>
+                <w:sz w:val="26"/>
+                <w:szCs w:val="26"/>
+              </w:rPr>
+              <w:t>phụ trách</w:t>
+            </w:r>
+          </w:p>
+        </w:tc>
+        <w:tc>
+          <w:tcPr>
+            <w:tcW w:w="1417" w:type="dxa"/>
+            <w:vAlign w:val="center"/>
+          </w:tcPr>
+          <w:p>
+            <w:pPr>
+              <w:spacing w:after="0" w:line="264" w:lineRule="auto"/>
+              <w:ind w:left="1" w:hanging="3"/>
+              <w:jc w:val="center"/>
+              <w:rPr>
+                <w:rFonts w:ascii="Times New Roman" w:eastAsia="Times New Roman" w:hAnsi="Times New Roman" w:cs="Times New Roman"/>
+                <w:b/>
+                <w:color w:val="000000"/>
+                <w:sz w:val="26"/>
+                <w:szCs w:val="26"/>
+              </w:rPr>
+            </w:pPr>
+            <w:r>
+              <w:rPr>
+                <w:rFonts w:ascii="Times New Roman" w:eastAsia="Times New Roman" w:hAnsi="Times New Roman" w:cs="Times New Roman"/>
+                <w:b/>
+                <w:color w:val="000000"/>
+                <w:sz w:val="26"/>
+                <w:szCs w:val="26"/>
+              </w:rPr>
+              <w:t>Đơn vị phối hợp</w:t>
+            </w:r>
+          </w:p>
+        </w:tc>
+        <w:tc>
+          <w:tcPr>
+            <w:tcW w:w="1418" w:type="dxa"/>
+            <w:vAlign w:val="center"/>
+          </w:tcPr>
+          <w:p>
+            <w:pPr>
+              <w:spacing w:after="0" w:line="264" w:lineRule="auto"/>
+              <w:ind w:left="1" w:hanging="3"/>
+              <w:jc w:val="center"/>
+              <w:rPr>
+                <w:rFonts w:ascii="Times New Roman" w:eastAsia="Times New Roman" w:hAnsi="Times New Roman" w:cs="Times New Roman"/>
+                <w:b/>
+                <w:color w:val="000000"/>
+                <w:sz w:val="26"/>
+                <w:szCs w:val="26"/>
+              </w:rPr>
+            </w:pPr>
+            <w:r>
+              <w:rPr>
+                <w:rFonts w:ascii="Times New Roman" w:eastAsia="Times New Roman" w:hAnsi="Times New Roman" w:cs="Times New Roman"/>
+                <w:b/>
+                <w:color w:val="000000"/>
+                <w:sz w:val="26"/>
+                <w:szCs w:val="26"/>
+              </w:rPr>
+              <w:t>Thời gian</w:t>
+            </w:r>
+          </w:p>
+        </w:tc>
+        <w:tc>
+          <w:tcPr>
+            <w:tcW w:w="1435" w:type="dxa"/>
+            <w:vAlign w:val="center"/>
+          </w:tcPr>
+          <w:p>
+            <w:pPr>
+              <w:spacing w:after="0" w:line="264" w:lineRule="auto"/>
+              <w:ind w:left="1" w:hanging="3"/>
+              <w:jc w:val="center"/>
+              <w:rPr>
+                <w:rFonts w:ascii="Times New Roman" w:eastAsia="Times New Roman" w:hAnsi="Times New Roman" w:cs="Times New Roman"/>
+                <w:b/>
+                <w:color w:val="000000"/>
+                <w:sz w:val="26"/>
+                <w:szCs w:val="26"/>
+              </w:rPr>
+            </w:pPr>
+            <w:r>
+              <w:rPr>
+                <w:rFonts w:ascii="Times New Roman" w:eastAsia="Times New Roman" w:hAnsi="Times New Roman" w:cs="Times New Roman"/>
+                <w:b/>
+                <w:color w:val="000000"/>
+                <w:sz w:val="26"/>
+                <w:szCs w:val="26"/>
+              </w:rPr>
+              <w:t>Sản phẩm</w:t>
+            </w:r>
+          </w:p>
+        </w:tc>
+      </w:tr>
+      <w:tr>
+        <w:trPr>
+          <w:trHeight w:val="104" w:hRule="atLeast"/>
+          <w:jc w:val="center"/>
+          <w:cantSplit/>
+        </w:trPr>
+        <w:tc>
+          <w:tcPr>
+            <w:tcW w:w="535" w:type="dxa"/>
+            <w:vAlign w:val="center"/>
+          </w:tcPr>
+          <w:p>
+            <w:pPr>
+              <w:spacing w:line="264" w:lineRule="auto"/>
+              <w:ind w:left="1" w:hanging="3"/>
+              <w:jc w:val="center"/>
+              <w:rPr>
+                <w:rFonts w:ascii="Times New Roman" w:eastAsia="Times New Roman" w:hAnsi="Times New Roman" w:cs="Times New Roman"/>
+                <w:sz w:val="26"/>
+                <w:szCs w:val="26"/>
+              </w:rPr>
+            </w:pPr>
+            <w:r>
+              <w:rPr>
+                <w:rFonts w:ascii="Times New Roman" w:eastAsia="Times New Roman" w:hAnsi="Times New Roman" w:cs="Times New Roman"/>
+                <w:sz w:val="26"/>
+                <w:szCs w:val="26"/>
+              </w:rPr>
+              <w:t>{-w:tr ds_kiem_soat_rui_ro}{stt}</w:t>
+            </w:r>
+          </w:p>
+        </w:tc>
+        <w:tc>
+          <w:tcPr>
+            <w:tcW w:w="1870" w:type="dxa"/>
+            <w:vAlign w:val="center"/>
+          </w:tcPr>
+          <w:p>
+            <w:pPr>
+              <w:spacing w:line="264" w:lineRule="auto"/>
+              <w:ind w:left="1" w:hanging="3"/>
+              <w:jc w:val="both"/>
+              <w:rPr>
+                <w:rFonts w:ascii="Times New Roman" w:eastAsia="Times New Roman" w:hAnsi="Times New Roman" w:cs="Times New Roman"/>
+                <w:sz w:val="26"/>
+                <w:szCs w:val="26"/>
+              </w:rPr>
+            </w:pPr>
+            <w:r>
+              <w:rPr>
+                <w:rFonts w:ascii="Times New Roman" w:eastAsia="Times New Roman" w:hAnsi="Times New Roman" w:cs="Times New Roman"/>
+                <w:sz w:val="26"/>
+                <w:szCs w:val="26"/>
+              </w:rPr>
+              <w:t>{yeu_to_rui_ro}</w:t>
+            </w:r>
+          </w:p>
+        </w:tc>
+        <w:tc>
+          <w:tcPr>
+            <w:tcW w:w="1701" w:type="dxa"/>
+            <w:vAlign w:val="center"/>
+          </w:tcPr>
+          <w:p>
+            <w:pPr>
+              <w:spacing w:line="264" w:lineRule="auto"/>
+              <w:ind w:left="1" w:hanging="3"/>
+              <w:jc w:val="both"/>
+              <w:rPr>
+                <w:rFonts w:ascii="Times New Roman" w:eastAsia="Times New Roman" w:hAnsi="Times New Roman" w:cs="Times New Roman"/>
+                <w:sz w:val="26"/>
+                <w:szCs w:val="26"/>
+              </w:rPr>
+            </w:pPr>
+            <w:r>
+              <w:rPr>
+                <w:rFonts w:ascii="Times New Roman" w:eastAsia="Times New Roman" w:hAnsi="Times New Roman" w:cs="Times New Roman"/>
+                <w:sz w:val="26"/>
+                <w:szCs w:val="26"/>
+              </w:rPr>
+              <w:t>{bien_phap}</w:t>
+            </w:r>
+          </w:p>
+        </w:tc>
+        <w:tc>
+          <w:tcPr>
+            <w:tcW w:w="1418" w:type="dxa"/>
+            <w:vAlign w:val="center"/>
+          </w:tcPr>
+          <w:p>
+            <w:pPr>
+              <w:spacing w:line="264" w:lineRule="auto"/>
+              <w:ind w:left="1" w:hanging="3"/>
+              <w:jc w:val="both"/>
+              <w:rPr>
+                <w:rFonts w:ascii="Times New Roman" w:eastAsia="Times New Roman" w:hAnsi="Times New Roman" w:cs="Times New Roman"/>
+                <w:sz w:val="26"/>
+                <w:szCs w:val="26"/>
+              </w:rPr>
+            </w:pPr>
+            <w:r>
+              <w:rPr>
+                <w:rFonts w:ascii="Times New Roman" w:eastAsia="Times New Roman" w:hAnsi="Times New Roman" w:cs="Times New Roman"/>
+                <w:sz w:val="26"/>
+                <w:szCs w:val="26"/>
+              </w:rPr>
+              <w:t>{don_vi_phu_trach}</w:t>
+            </w:r>
+          </w:p>
+        </w:tc>
+        <w:tc>
+          <w:tcPr>
+            <w:tcW w:w="1417" w:type="dxa"/>
+            <w:vAlign w:val="center"/>
+          </w:tcPr>
+          <w:p>
+            <w:pPr>
+              <w:spacing w:line="264" w:lineRule="auto"/>
+              <w:ind w:left="1" w:hanging="3"/>
+              <w:jc w:val="both"/>
+              <w:rPr>
+                <w:rFonts w:ascii="Times New Roman" w:eastAsia="Times New Roman" w:hAnsi="Times New Roman" w:cs="Times New Roman"/>
+                <w:sz w:val="26"/>
+                <w:szCs w:val="26"/>
+              </w:rPr>
+            </w:pPr>
+            <w:r>
+              <w:rPr>
+                <w:rFonts w:ascii="Times New Roman" w:eastAsia="Times New Roman" w:hAnsi="Times New Roman" w:cs="Times New Roman"/>
+                <w:sz w:val="26"/>
+                <w:szCs w:val="26"/>
+              </w:rPr>
+              <w:t>{don_vi_phoi_hop}</w:t>
+            </w:r>
+          </w:p>
+        </w:tc>
+        <w:tc>
+          <w:tcPr>
+            <w:tcW w:w="1418" w:type="dxa"/>
+            <w:vAlign w:val="center"/>
+          </w:tcPr>
+          <w:p>
+            <w:pPr>
+              <w:spacing w:line="264" w:lineRule="auto"/>
+              <w:ind w:left="1" w:hanging="3"/>
+              <w:jc w:val="center"/>
+              <w:rPr>
+                <w:rFonts w:ascii="Times New Roman" w:eastAsia="Times New Roman" w:hAnsi="Times New Roman" w:cs="Times New Roman"/>
+                <w:sz w:val="26"/>
+                <w:szCs w:val="26"/>
+              </w:rPr>
+            </w:pPr>
+            <w:r>
+              <w:rPr>
+                <w:rFonts w:ascii="Times New Roman" w:eastAsia="Times New Roman" w:hAnsi="Times New Roman" w:cs="Times New Roman"/>
+                <w:sz w:val="26"/>
+                <w:szCs w:val="26"/>
+              </w:rPr>
+              <w:t>{thoi_gian}</w:t>
+            </w:r>
+          </w:p>
+        </w:tc>
+        <w:tc>
+          <w:tcPr>
+            <w:tcW w:w="1435" w:type="dxa"/>
+            <w:vAlign w:val="center"/>
+          </w:tcPr>
+          <w:p>
+            <w:pPr>
+              <w:spacing w:line="264" w:lineRule="auto"/>
+              <w:ind w:left="1" w:hanging="3"/>
+              <w:rPr>
+                <w:rFonts w:ascii="Times New Roman" w:eastAsia="Times New Roman" w:hAnsi="Times New Roman" w:cs="Times New Roman"/>
+                <w:sz w:val="26"/>
+                <w:szCs w:val="26"/>
+              </w:rPr>
+              <w:jc w:val="both"/>
+            </w:pPr>
+            <w:r>
+              <w:rPr>
+                <w:rFonts w:ascii="Times New Roman" w:eastAsia="Times New Roman" w:hAnsi="Times New Roman" w:cs="Times New Roman"/>
+                <w:sz w:val="26"/>
+                <w:szCs w:val="26"/>
+              </w:rPr>
+              <w:t>{san_pham}{/ds_kiem_soat_rui_ro}</w:t>
+            </w:r>
+          </w:p>
+        </w:tc>
+      </w:tr>
+    </w:tbl>
+    <w:p>
+      <w:pPr>
+        <w:spacing w:after="0" w:line="276" w:lineRule="auto"/>
+        <w:ind w:left="1" w:hanging="3"/>
+        <w:jc w:val="both"/>
+        <w:rPr>
+          <w:rFonts w:ascii="Times New Roman" w:eastAsia="Times New Roman" w:hAnsi="Times New Roman" w:cs="Times New Roman"/>
+          <w:sz w:val="26"/>
+          <w:szCs w:val="26"/>
+        </w:rPr>
+      </w:pPr>
+    </w:p>
+    <w:p>
+      <w:pPr>
+        <w:spacing w:after="0" w:line="276" w:lineRule="auto"/>
+        <w:ind w:left="1" w:hanging="3"/>
+        <w:jc w:val="both"/>
+        <w:rPr>
+          <w:rFonts w:ascii="Times New Roman" w:eastAsia="Times New Roman" w:hAnsi="Times New Roman" w:cs="Times New Roman"/>
+          <w:sz w:val="26"/>
+          <w:szCs w:val="26"/>
+        </w:rPr>
+      </w:pPr>
+    </w:p>
+    <w:tbl>
+      <w:tblPr>
+        <w:tblStyle w:val="a4"/>
+        <w:tblW w:w="9064" w:type="dxa"/>
+        <w:tblInd w:w="-108" w:type="dxa"/>
+        <w:tblLayout w:type="fixed"/>
+        <w:tblLook w:val="0000" w:firstRow="0" w:lastRow="0" w:firstColumn="0" w:lastColumn="0" w:noHBand="0" w:noVBand="0"/>
+      </w:tblPr>
+      <w:tblGrid>
+        <w:gridCol w:w="3523"/>
+        <w:gridCol w:w="2160"/>
+        <w:gridCol w:w="3381"/>
+      </w:tblGrid>
+      <w:tr>
+        <w:trPr>
+          <w:trHeight w:val="305"/>
+        </w:trPr>
+        <w:tc>
+          <w:tcPr>
+            <w:tcW w:w="3523" w:type="dxa"/>
+          </w:tcPr>
+          <w:p>
+            <w:pPr>
+              <w:spacing w:after="0" w:line="276" w:lineRule="auto"/>
+              <w:ind w:left="1" w:hanging="3"/>
+              <w:jc w:val="center"/>
+              <w:rPr>
+                <w:rFonts w:ascii="Times New Roman" w:eastAsia="Times New Roman" w:hAnsi="Times New Roman" w:cs="Times New Roman"/>
+                <w:b/>
+                <w:sz w:val="26"/>
+                <w:szCs w:val="26"/>
+              </w:rPr>
+            </w:pPr>
+            <w:r>
+              <w:rPr>
+                <w:rFonts w:ascii="Times New Roman" w:eastAsia="Times New Roman" w:hAnsi="Times New Roman" w:cs="Times New Roman"/>
+                <w:b/>
+                <w:sz w:val="26"/>
+                <w:szCs w:val="26"/>
+              </w:rPr>
+              <w:t>Trưởng đơn vị nhận</w:t>
+            </w:r>
+          </w:p>
+        </w:tc>
+        <w:tc>
+          <w:tcPr>
+            <w:tcW w:w="2160" w:type="dxa"/>
+          </w:tcPr>
+          <w:p>
+            <w:pPr>
+              <w:spacing w:after="0" w:line="276" w:lineRule="auto"/>
+              <w:ind w:left="1" w:hanging="3"/>
+              <w:jc w:val="center"/>
+              <w:rPr>
+                <w:rFonts w:ascii="Times New Roman" w:eastAsia="Times New Roman" w:hAnsi="Times New Roman" w:cs="Times New Roman"/>
+                <w:b/>
+                <w:sz w:val="26"/>
+                <w:szCs w:val="26"/>
+              </w:rPr>
+            </w:pPr>
+          </w:p>
+        </w:tc>
+        <w:tc>
+          <w:tcPr>
+            <w:tcW w:w="3381" w:type="dxa"/>
+          </w:tcPr>
+          <w:p>
+            <w:pPr>
+              <w:spacing w:after="0" w:line="276" w:lineRule="auto"/>
+              <w:ind w:left="1" w:hanging="3"/>
+              <w:jc w:val="center"/>
+              <w:rPr>
+                <w:rFonts w:ascii="Times New Roman" w:eastAsia="Times New Roman" w:hAnsi="Times New Roman" w:cs="Times New Roman"/>
+                <w:b/>
+                <w:sz w:val="26"/>
+                <w:szCs w:val="26"/>
+              </w:rPr>
+            </w:pPr>
+            <w:r>
+              <w:rPr>
+                <w:rFonts w:ascii="Times New Roman" w:eastAsia="Times New Roman" w:hAnsi="Times New Roman" w:cs="Times New Roman"/>
+                <w:b/>
+                <w:sz w:val="26"/>
+                <w:szCs w:val="26"/>
+              </w:rPr>
+              <w:t>Trưởng đơn vị giao/Chủ nhiệm đề tài</w:t>
+            </w:r>
+          </w:p>
+        </w:tc>
+      </w:tr>
+      <w:tr>
+        <w:trPr>
+          <w:trHeight w:val="305"/>
+        </w:trPr>
+        <w:tc>
+          <w:tcPr>
+            <w:tcW w:w="3523" w:type="dxa"/>
+          </w:tcPr>
+          <w:p>
+            <w:pPr>
+              <w:spacing w:after="0" w:line="276" w:lineRule="auto"/>
+              <w:ind w:left="1" w:hanging="3"/>
+              <w:jc w:val="both"/>
+              <w:rPr>
+                <w:rFonts w:ascii="Times New Roman" w:eastAsia="Times New Roman" w:hAnsi="Times New Roman" w:cs="Times New Roman"/>
+                <w:sz w:val="26"/>
+                <w:szCs w:val="26"/>
+              </w:rPr>
+            </w:pPr>
+          </w:p>
+        </w:tc>
+        <w:tc>
+          <w:tcPr>
+            <w:tcW w:w="2160" w:type="dxa"/>
+          </w:tcPr>
+          <w:p>
+            <w:pPr>
+              <w:spacing w:after="0" w:line="276" w:lineRule="auto"/>
+              <w:ind w:left="1" w:hanging="3"/>
+              <w:jc w:val="both"/>
+              <w:rPr>
+                <w:rFonts w:ascii="Times New Roman" w:eastAsia="Times New Roman" w:hAnsi="Times New Roman" w:cs="Times New Roman"/>
+                <w:sz w:val="26"/>
+                <w:szCs w:val="26"/>
+              </w:rPr>
+            </w:pPr>
+          </w:p>
+        </w:tc>
+        <w:tc>
+          <w:tcPr>
+            <w:tcW w:w="3381" w:type="dxa"/>
+          </w:tcPr>
+          <w:p>
+            <w:pPr>
+              <w:spacing w:after="0" w:line="276" w:lineRule="auto"/>
+              <w:ind w:left="1" w:hanging="3"/>
+              <w:jc w:val="both"/>
+              <w:rPr>
+                <w:rFonts w:ascii="Times New Roman" w:eastAsia="Times New Roman" w:hAnsi="Times New Roman" w:cs="Times New Roman"/>
+                <w:sz w:val="26"/>
+                <w:szCs w:val="26"/>
+              </w:rPr>
+            </w:pPr>
+          </w:p>
+        </w:tc>
+      </w:tr>
+      <w:tr>
+        <w:trPr>
+          <w:trHeight w:val="305"/>
+        </w:trPr>
+        <w:tc>
+          <w:tcPr>
+            <w:tcW w:w="3523" w:type="dxa"/>
+          </w:tcPr>
+          <w:p>
+            <w:pPr>
+              <w:spacing w:after="0" w:line="276" w:lineRule="auto"/>
+              <w:ind w:left="1" w:hanging="3"/>
+              <w:jc w:val="both"/>
+              <w:rPr>
+                <w:rFonts w:ascii="Times New Roman" w:eastAsia="Times New Roman" w:hAnsi="Times New Roman" w:cs="Times New Roman"/>
+                <w:sz w:val="26"/>
+                <w:szCs w:val="26"/>
+              </w:rPr>
+            </w:pPr>
+          </w:p>
+        </w:tc>
+        <w:tc>
+          <w:tcPr>
+            <w:tcW w:w="2160" w:type="dxa"/>
+          </w:tcPr>
+          <w:p>
+            <w:pPr>
+              <w:spacing w:after="0" w:line="276" w:lineRule="auto"/>
+              <w:ind w:left="1" w:hanging="3"/>
+              <w:jc w:val="both"/>
+              <w:rPr>
+                <w:rFonts w:ascii="Times New Roman" w:eastAsia="Times New Roman" w:hAnsi="Times New Roman" w:cs="Times New Roman"/>
+                <w:sz w:val="26"/>
+                <w:szCs w:val="26"/>
+              </w:rPr>
+            </w:pPr>
+          </w:p>
+        </w:tc>
+        <w:tc>
+          <w:tcPr>
+            <w:tcW w:w="3381" w:type="dxa"/>
+          </w:tcPr>
+          <w:p>
+            <w:pPr>
+              <w:spacing w:after="0" w:line="276" w:lineRule="auto"/>
+              <w:ind w:left="1" w:hanging="3"/>
+              <w:jc w:val="both"/>
+              <w:rPr>
+                <w:rFonts w:ascii="Times New Roman" w:eastAsia="Times New Roman" w:hAnsi="Times New Roman" w:cs="Times New Roman"/>
+                <w:sz w:val="26"/>
+                <w:szCs w:val="26"/>
+              </w:rPr>
+            </w:pPr>
+          </w:p>
+        </w:tc>
+      </w:tr>
+      <w:tr>
+        <w:trPr>
+          <w:trHeight w:val="305"/>
+        </w:trPr>
+        <w:tc>
+          <w:tcPr>
+            <w:tcW w:w="3523" w:type="dxa"/>
+          </w:tcPr>
+          <w:p>
+            <w:pPr>
+              <w:spacing w:after="0" w:line="276" w:lineRule="auto"/>
+              <w:ind w:left="1" w:hanging="3"/>
+              <w:jc w:val="both"/>
+              <w:rPr>
+                <w:rFonts w:ascii="Times New Roman" w:eastAsia="Times New Roman" w:hAnsi="Times New Roman" w:cs="Times New Roman"/>
+                <w:sz w:val="26"/>
+                <w:szCs w:val="26"/>
+              </w:rPr>
+            </w:pPr>
+          </w:p>
+        </w:tc>
+        <w:tc>
+          <w:tcPr>
+            <w:tcW w:w="2160" w:type="dxa"/>
+          </w:tcPr>
+          <w:p>
+            <w:pPr>
+              <w:spacing w:after="0" w:line="276" w:lineRule="auto"/>
+              <w:ind w:left="1" w:hanging="3"/>
+              <w:jc w:val="both"/>
+              <w:rPr>
+                <w:rFonts w:ascii="Times New Roman" w:eastAsia="Times New Roman" w:hAnsi="Times New Roman" w:cs="Times New Roman"/>
+                <w:sz w:val="26"/>
+                <w:szCs w:val="26"/>
+              </w:rPr>
+            </w:pPr>
+          </w:p>
+        </w:tc>
+        <w:tc>
+          <w:tcPr>
+            <w:tcW w:w="3381" w:type="dxa"/>
+          </w:tcPr>
+          <w:p>
+            <w:pPr>
+              <w:spacing w:after="0" w:line="276" w:lineRule="auto"/>
+              <w:ind w:left="1" w:hanging="3"/>
+              <w:jc w:val="both"/>
+              <w:rPr>
+                <w:rFonts w:ascii="Times New Roman" w:eastAsia="Times New Roman" w:hAnsi="Times New Roman" w:cs="Times New Roman"/>
+                <w:sz w:val="26"/>
+                <w:szCs w:val="26"/>
+              </w:rPr>
+            </w:pPr>
+          </w:p>
+        </w:tc>
+      </w:tr>
+      <w:tr>
+        <w:trPr>
+          <w:trHeight w:val="305"/>
+        </w:trPr>
+        <w:tc>
+          <w:tcPr>
+            <w:tcW w:w="3523" w:type="dxa"/>
+          </w:tcPr>
+          <w:p>
+            <w:pPr>
+              <w:spacing w:after="0" w:line="276" w:lineRule="auto"/>
+              <w:ind w:left="1" w:hanging="3"/>
+              <w:jc w:val="both"/>
+              <w:rPr>
+                <w:rFonts w:ascii="Times New Roman" w:eastAsia="Times New Roman" w:hAnsi="Times New Roman" w:cs="Times New Roman"/>
+                <w:sz w:val="26"/>
+                <w:szCs w:val="26"/>
+              </w:rPr>
+            </w:pPr>
+          </w:p>
+        </w:tc>
+        <w:tc>
+          <w:tcPr>
+            <w:tcW w:w="2160" w:type="dxa"/>
+          </w:tcPr>
+          <w:p>
+            <w:pPr>
+              <w:spacing w:after="0" w:line="276" w:lineRule="auto"/>
+              <w:ind w:left="1" w:hanging="3"/>
+              <w:jc w:val="both"/>
+              <w:rPr>
+                <w:rFonts w:ascii="Times New Roman" w:eastAsia="Times New Roman" w:hAnsi="Times New Roman" w:cs="Times New Roman"/>
+                <w:sz w:val="26"/>
+                <w:szCs w:val="26"/>
+              </w:rPr>
+            </w:pPr>
+          </w:p>
+        </w:tc>
+        <w:tc>
+          <w:tcPr>
+            <w:tcW w:w="3381" w:type="dxa"/>
+          </w:tcPr>
+          <w:p>
+            <w:pPr>
+              <w:spacing w:after="0" w:line="276" w:lineRule="auto"/>
+              <w:ind w:left="1" w:hanging="3"/>
+              <w:jc w:val="both"/>
+              <w:rPr>
+                <w:rFonts w:ascii="Times New Roman" w:eastAsia="Times New Roman" w:hAnsi="Times New Roman" w:cs="Times New Roman"/>
+                <w:sz w:val="26"/>
+                <w:szCs w:val="26"/>
+              </w:rPr>
+            </w:pPr>
+          </w:p>
+        </w:tc>
+      </w:tr>
+      <w:tr>
+        <w:trPr>
+          <w:trHeight w:val="305"/>
+        </w:trPr>
+        <w:tc>
+          <w:tcPr>
+            <w:tcW w:w="3523" w:type="dxa"/>
+          </w:tcPr>
+          <w:p>
+            <w:pPr>
+              <w:spacing w:after="0" w:line="276" w:lineRule="auto"/>
+              <w:ind w:left="1" w:hanging="3"/>
+              <w:jc w:val="center"/>
+              <w:rPr>
+                <w:rFonts w:ascii="Times New Roman" w:eastAsia="Times New Roman" w:hAnsi="Times New Roman" w:cs="Times New Roman"/>
+                <w:sz w:val="26"/>
+                <w:szCs w:val="26"/>
+              </w:rPr>
+            </w:pPr>
+            <w:r>
+              <w:rPr>
+                <w:rFonts w:ascii="Times New Roman" w:eastAsia="Times New Roman" w:hAnsi="Times New Roman" w:cs="Times New Roman"/>
+                <w:b/>
+                <w:sz w:val="26"/>
+                <w:szCs w:val="26"/>
+              </w:rPr>
+              <w:t>Phòng KH&amp;CN</w:t>
+            </w:r>
+          </w:p>
+        </w:tc>
+        <w:tc>
+          <w:tcPr>
+            <w:tcW w:w="2160" w:type="dxa"/>
+          </w:tcPr>
+          <w:p>
+            <w:pPr>
+              <w:spacing w:after="0" w:line="276" w:lineRule="auto"/>
+              <w:ind w:left="1" w:hanging="3"/>
+              <w:jc w:val="center"/>
+              <w:rPr>
+                <w:rFonts w:ascii="Times New Roman" w:eastAsia="Times New Roman" w:hAnsi="Times New Roman" w:cs="Times New Roman"/>
+                <w:b/>
+                <w:sz w:val="26"/>
+                <w:szCs w:val="26"/>
+              </w:rPr>
+            </w:pPr>
+            <w:r>
+              <w:rPr>
+                <w:rFonts w:ascii="Times New Roman" w:eastAsia="Times New Roman" w:hAnsi="Times New Roman" w:cs="Times New Roman"/>
+                <w:b/>
+                <w:sz w:val="26"/>
+                <w:szCs w:val="26"/>
+              </w:rPr>
+              <w:t>Phòng TCKT</w:t>
+            </w:r>
+          </w:p>
+        </w:tc>
+        <w:tc>
+          <w:tcPr>
+            <w:tcW w:w="3381" w:type="dxa"/>
+          </w:tcPr>
+          <w:p>
+            <w:pPr>
+              <w:spacing w:after="0" w:line="276" w:lineRule="auto"/>
+              <w:ind w:left="1" w:hanging="3"/>
+              <w:jc w:val="center"/>
+              <w:rPr>
+                <w:rFonts w:ascii="Times New Roman" w:eastAsia="Times New Roman" w:hAnsi="Times New Roman" w:cs="Times New Roman"/>
+                <w:sz w:val="26"/>
+                <w:szCs w:val="26"/>
+              </w:rPr>
+            </w:pPr>
+            <w:r>
+              <w:rPr>
+                <w:rFonts w:ascii="Times New Roman" w:eastAsia="Times New Roman" w:hAnsi="Times New Roman"/>
+                <w:b/>
+                <w:sz w:val="26"/>
+                <w:szCs w:val="26"/>
+              </w:rPr>
+              <w:t>Văn Phòng</w:t>
+            </w:r>
+          </w:p>
+        </w:tc>
+      </w:tr>
+      <w:tr>
+        <w:trPr>
+          <w:trHeight w:val="305"/>
+        </w:trPr>
+        <w:tc>
+          <w:tcPr>
+            <w:tcW w:w="3523" w:type="dxa"/>
+          </w:tcPr>
+          <w:p>
+            <w:pPr>
+              <w:spacing w:after="0" w:line="276" w:lineRule="auto"/>
+              <w:ind w:left="1" w:hanging="3"/>
+              <w:jc w:val="both"/>
+              <w:rPr>
+                <w:rFonts w:ascii="Times New Roman" w:eastAsia="Times New Roman" w:hAnsi="Times New Roman" w:cs="Times New Roman"/>
+                <w:sz w:val="26"/>
+                <w:szCs w:val="26"/>
+              </w:rPr>
+            </w:pPr>
+          </w:p>
+        </w:tc>
+        <w:tc>
+          <w:tcPr>
+            <w:tcW w:w="2160" w:type="dxa"/>
+          </w:tcPr>
+          <w:p>
+            <w:pPr>
+              <w:spacing w:after="0" w:line="276" w:lineRule="auto"/>
+              <w:ind w:left="1" w:hanging="3"/>
+              <w:jc w:val="both"/>
+              <w:rPr>
+                <w:rFonts w:ascii="Times New Roman" w:eastAsia="Times New Roman" w:hAnsi="Times New Roman" w:cs="Times New Roman"/>
+                <w:sz w:val="26"/>
+                <w:szCs w:val="26"/>
+              </w:rPr>
+            </w:pPr>
+          </w:p>
+        </w:tc>
+        <w:tc>
+          <w:tcPr>
+            <w:tcW w:w="3381" w:type="dxa"/>
+          </w:tcPr>
+          <w:p>
+            <w:pPr>
+              <w:spacing w:after="0" w:line="276" w:lineRule="auto"/>
+              <w:ind w:left="1" w:hanging="3"/>
+              <w:jc w:val="both"/>
+              <w:rPr>
+                <w:rFonts w:ascii="Times New Roman" w:eastAsia="Times New Roman" w:hAnsi="Times New Roman" w:cs="Times New Roman"/>
+                <w:sz w:val="26"/>
+                <w:szCs w:val="26"/>
+              </w:rPr>
+            </w:pPr>
+          </w:p>
+        </w:tc>
+      </w:tr>
+      <w:tr>
+        <w:trPr>
+          <w:trHeight w:val="305"/>
+        </w:trPr>
+        <w:tc>
+          <w:tcPr>
+            <w:tcW w:w="3523" w:type="dxa"/>
+          </w:tcPr>
+          <w:p>
+            <w:pPr>
+              <w:spacing w:after="0" w:line="276" w:lineRule="auto"/>
+              <w:ind w:left="1" w:hanging="3"/>
+              <w:jc w:val="both"/>
+              <w:rPr>
+                <w:rFonts w:ascii="Times New Roman" w:eastAsia="Times New Roman" w:hAnsi="Times New Roman" w:cs="Times New Roman"/>
+                <w:sz w:val="26"/>
+                <w:szCs w:val="26"/>
+              </w:rPr>
+            </w:pPr>
+          </w:p>
+        </w:tc>
+        <w:tc>
+          <w:tcPr>
+            <w:tcW w:w="2160" w:type="dxa"/>
+          </w:tcPr>
+          <w:p>
+            <w:pPr>
+              <w:spacing w:after="0" w:line="276" w:lineRule="auto"/>
+              <w:ind w:left="1" w:hanging="3"/>
+              <w:jc w:val="both"/>
+              <w:rPr>
+                <w:rFonts w:ascii="Times New Roman" w:eastAsia="Times New Roman" w:hAnsi="Times New Roman" w:cs="Times New Roman"/>
+                <w:sz w:val="26"/>
+                <w:szCs w:val="26"/>
+              </w:rPr>
+            </w:pPr>
+          </w:p>
+        </w:tc>
+        <w:tc>
+          <w:tcPr>
+            <w:tcW w:w="3381" w:type="dxa"/>
+          </w:tcPr>
+          <w:p>
+            <w:pPr>
+              <w:spacing w:after="0" w:line="276" w:lineRule="auto"/>
+              <w:ind w:left="1" w:hanging="3"/>
+              <w:jc w:val="both"/>
+              <w:rPr>
+                <w:rFonts w:ascii="Times New Roman" w:eastAsia="Times New Roman" w:hAnsi="Times New Roman" w:cs="Times New Roman"/>
+                <w:sz w:val="26"/>
+                <w:szCs w:val="26"/>
+              </w:rPr>
+            </w:pPr>
+          </w:p>
+        </w:tc>
+      </w:tr>
+      <w:tr>
+        <w:trPr>
+          <w:trHeight w:val="305"/>
+        </w:trPr>
+        <w:tc>
+          <w:tcPr>
+            <w:tcW w:w="3523" w:type="dxa"/>
+          </w:tcPr>
+          <w:p>
+            <w:pPr>
+              <w:spacing w:after="0" w:line="276" w:lineRule="auto"/>
+              <w:ind w:left="1" w:hanging="3"/>
+              <w:jc w:val="both"/>
+              <w:rPr>
+                <w:rFonts w:ascii="Times New Roman" w:eastAsia="Times New Roman" w:hAnsi="Times New Roman" w:cs="Times New Roman"/>
+                <w:sz w:val="26"/>
+                <w:szCs w:val="26"/>
+              </w:rPr>
+            </w:pPr>
+          </w:p>
+        </w:tc>
+        <w:tc>
+          <w:tcPr>
+            <w:tcW w:w="2160" w:type="dxa"/>
+          </w:tcPr>
+          <w:p>
+            <w:pPr>
+              <w:spacing w:after="0" w:line="276" w:lineRule="auto"/>
+              <w:ind w:left="1" w:hanging="3"/>
+              <w:jc w:val="both"/>
+              <w:rPr>
+                <w:rFonts w:ascii="Times New Roman" w:eastAsia="Times New Roman" w:hAnsi="Times New Roman" w:cs="Times New Roman"/>
+                <w:sz w:val="26"/>
+                <w:szCs w:val="26"/>
+              </w:rPr>
+            </w:pPr>
+          </w:p>
+        </w:tc>
+        <w:tc>
+          <w:tcPr>
+            <w:tcW w:w="3381" w:type="dxa"/>
+          </w:tcPr>
+          <w:p>
+            <w:pPr>
+              <w:spacing w:after="0" w:line="276" w:lineRule="auto"/>
+              <w:ind w:left="1" w:hanging="3"/>
+              <w:jc w:val="both"/>
+              <w:rPr>
+                <w:rFonts w:ascii="Times New Roman" w:eastAsia="Times New Roman" w:hAnsi="Times New Roman" w:cs="Times New Roman"/>
+                <w:sz w:val="26"/>
+                <w:szCs w:val="26"/>
+              </w:rPr>
+            </w:pPr>
+          </w:p>
+        </w:tc>
+      </w:tr>
+      <w:tr>
+        <w:trPr>
+          <w:trHeight w:val="305"/>
+        </w:trPr>
+        <w:tc>
+          <w:tcPr>
+            <w:tcW w:w="3523" w:type="dxa"/>
+          </w:tcPr>
+          <w:p>
+            <w:pPr>
+              <w:spacing w:after="0" w:line="276" w:lineRule="auto"/>
+              <w:ind w:left="1" w:hanging="3"/>
+              <w:jc w:val="both"/>
+              <w:rPr>
+                <w:rFonts w:ascii="Times New Roman" w:eastAsia="Times New Roman" w:hAnsi="Times New Roman" w:cs="Times New Roman"/>
+                <w:sz w:val="26"/>
+                <w:szCs w:val="26"/>
+              </w:rPr>
+            </w:pPr>
+          </w:p>
+        </w:tc>
+        <w:tc>
+          <w:tcPr>
+            <w:tcW w:w="2160" w:type="dxa"/>
+          </w:tcPr>
+          <w:p>
+            <w:pPr>
+              <w:spacing w:after="0" w:line="276" w:lineRule="auto"/>
+              <w:ind w:left="1" w:hanging="3"/>
+              <w:jc w:val="both"/>
+              <w:rPr>
+                <w:rFonts w:ascii="Times New Roman" w:eastAsia="Times New Roman" w:hAnsi="Times New Roman" w:cs="Times New Roman"/>
+                <w:sz w:val="26"/>
+                <w:szCs w:val="26"/>
+              </w:rPr>
+            </w:pPr>
+          </w:p>
+        </w:tc>
+        <w:tc>
+          <w:tcPr>
+            <w:tcW w:w="3381" w:type="dxa"/>
+          </w:tcPr>
+          <w:p>
+            <w:pPr>
+              <w:spacing w:after="0" w:line="276" w:lineRule="auto"/>
+              <w:ind w:left="1" w:hanging="3"/>
+              <w:jc w:val="both"/>
+              <w:rPr>
+                <w:rFonts w:ascii="Times New Roman" w:eastAsia="Times New Roman" w:hAnsi="Times New Roman" w:cs="Times New Roman"/>
+                <w:sz w:val="26"/>
+                <w:szCs w:val="26"/>
+              </w:rPr>
+            </w:pPr>
+          </w:p>
+        </w:tc>
+      </w:tr>
+    </w:tbl>
+    <w:p>
+      <w:pPr>
+        <w:spacing w:after="0" w:line="276" w:lineRule="auto"/>
+        <w:ind w:left="1" w:hanging="3"/>
+        <w:rPr>
+          <w:rFonts w:ascii="Times New Roman" w:eastAsia="Times New Roman" w:hAnsi="Times New Roman" w:cs="Times New Roman"/>
+          <w:sz w:val="26"/>
+          <w:szCs w:val="26"/>
+        </w:rPr>
+      </w:pPr>
+    </w:p>
+    <w:tbl>
+      <w:tblPr>
+        <w:tblStyle w:val="a6"/>
+        <w:tblW w:w="9640" w:type="dxa"/>
+        <w:tblInd w:w="-108" w:type="dxa"/>
+        <w:tblLayout w:type="fixed"/>
+        <w:tblLook w:val="0000" w:firstRow="0" w:lastRow="0" w:firstColumn="0" w:lastColumn="0" w:noHBand="0" w:noVBand="0"/>
+      </w:tblPr>
+      <w:tblGrid>
+        <w:gridCol w:w="3052"/>
+        <w:gridCol w:w="2514"/>
+        <w:gridCol w:w="2241"/>
+        <w:gridCol w:w="1833"/>
+      </w:tblGrid>
+      <w:tr>
+        <w:trPr>
+          <w:trHeight w:val="1849"/>
+        </w:trPr>
+        <w:tc>
+          <w:tcPr>
+            <w:tcW w:w="3052" w:type="dxa"/>
+            <w:vAlign w:val="center"/>
+          </w:tcPr>
+          <w:p>
+            <w:pPr>
+              <w:spacing w:after="0" w:line="276" w:lineRule="auto"/>
+              <w:ind w:left="0" w:hanging="2"/>
+              <w:rPr>
+                <w:rFonts w:ascii="Times New Roman" w:eastAsia="Times New Roman" w:hAnsi="Times New Roman" w:cs="Times New Roman"/>
+              </w:rPr>
+            </w:pPr>
+            <w:r>
+              <w:rPr>
+                <w:rFonts w:ascii="Times New Roman" w:eastAsia="Times New Roman" w:hAnsi="Times New Roman" w:cs="Times New Roman"/>
+                <w:b/>
+                <w:i/>
+              </w:rPr>
+              <w:t>Nơi nhận:</w:t>
+            </w:r>
+          </w:p>
+          <w:p>
+            <w:pPr>
+              <w:spacing w:after="0" w:line="276" w:lineRule="auto"/>
+              <w:ind w:left="0" w:hanging="2"/>
+              <w:rPr>
+                <w:rFonts w:ascii="Times New Roman" w:eastAsia="Times New Roman" w:hAnsi="Times New Roman" w:cs="Times New Roman"/>
+              </w:rPr>
+            </w:pPr>
+            <w:r>
+              <w:rPr>
+                <w:rFonts w:ascii="Times New Roman" w:eastAsia="Times New Roman" w:hAnsi="Times New Roman" w:cs="Times New Roman"/>
+              </w:rPr>
+              <w:t>- (</w:t>
+            </w:r>
+            <w:r>
+              <w:rPr>
+                <w:rFonts w:ascii="Times New Roman" w:eastAsia="Times New Roman" w:hAnsi="Times New Roman" w:cs="Times New Roman"/>
+                <w:highlight w:val="yellow"/>
+              </w:rPr>
+              <w:t xml:space="preserve">thêm tên tắt đơn vị </w:t>
+            </w:r>
+            <w:r>
+              <w:rPr>
+                <w:rFonts w:ascii="Times New Roman" w:eastAsia="Times New Roman" w:hAnsi="Times New Roman" w:cs="Times New Roman"/>
+              </w:rPr>
+              <w:t>CG v nhận CG);</w:t>
+            </w:r>
+          </w:p>
+          <w:p>
+            <w:pPr>
+              <w:spacing w:after="0" w:line="276" w:lineRule="auto"/>
+              <w:ind w:left="0" w:hanging="2"/>
+              <w:rPr>
+                <w:rFonts w:ascii="Times New Roman" w:eastAsia="Times New Roman" w:hAnsi="Times New Roman" w:cs="Times New Roman"/>
+              </w:rPr>
+            </w:pPr>
+            <w:r>
+              <w:rPr>
+                <w:rFonts w:ascii="Times New Roman" w:eastAsia="Times New Roman" w:hAnsi="Times New Roman" w:cs="Times New Roman"/>
+              </w:rPr>
+              <w:t xml:space="preserve">- VP, TCKT;</w:t>
+            </w:r>
+          </w:p>
+          <w:p>
+            <w:pPr>
+              <w:spacing w:after="0" w:line="276" w:lineRule="auto"/>
+              <w:ind w:leftChars="0" w:left="0" w:firstLineChars="0" w:firstLine="0"/>
+              <w:rPr>
+                <w:rFonts w:ascii="Times New Roman" w:eastAsia="Times New Roman" w:hAnsi="Times New Roman" w:cs="Times New Roman"/>
+              </w:rPr>
+            </w:pPr>
+            <w:r>
+              <w:rPr>
+                <w:rFonts w:ascii="Times New Roman" w:eastAsia="Times New Roman" w:hAnsi="Times New Roman"/>
+              </w:rPr>
+              <w:t>- TTDV&amp;ĐTTNCXH;</w:t>
+            </w:r>
+          </w:p>
+          <w:p>
+            <w:pPr>
+              <w:spacing w:after="0" w:line="276" w:lineRule="auto"/>
+              <w:ind w:left="0" w:hanging="2"/>
+              <w:rPr>
+                <w:rFonts w:ascii="Times New Roman" w:eastAsia="Times New Roman" w:hAnsi="Times New Roman" w:cs="Times New Roman"/>
+              </w:rPr>
+            </w:pPr>
+            <w:r>
+              <w:rPr>
+                <w:rFonts w:ascii="Times New Roman" w:eastAsia="Times New Roman" w:hAnsi="Times New Roman" w:cs="Times New Roman"/>
+              </w:rPr>
+              <w:t xml:space="preserve">- Lưu VT, KHCN.</w:t>
+            </w:r>
+          </w:p>
+          <w:p>
+            <w:pPr>
+              <w:spacing w:after="0" w:line="276" w:lineRule="auto"/>
+              <w:ind w:left="0" w:hanging="2"/>
+              <w:jc w:val="center"/>
+              <w:rPr>
+                <w:rFonts w:ascii="Times New Roman" w:eastAsia="Times New Roman" w:hAnsi="Times New Roman" w:cs="Times New Roman"/>
+              </w:rPr>
+            </w:pPr>
+          </w:p>
+        </w:tc>
+        <w:tc>
+          <w:tcPr>
+            <w:tcW w:w="2514" w:type="dxa"/>
+          </w:tcPr>
+          <w:p>
+            <w:pPr>
+              <w:spacing w:after="0" w:line="276" w:lineRule="auto"/>
+              <w:ind w:left="1" w:hanging="3"/>
+              <w:jc w:val="center"/>
+              <w:rPr>
+                <w:rFonts w:ascii="Times New Roman" w:eastAsia="Times New Roman" w:hAnsi="Times New Roman" w:cs="Times New Roman"/>
+                <w:sz w:val="26"/>
+                <w:szCs w:val="26"/>
+              </w:rPr>
+            </w:pPr>
+          </w:p>
+        </w:tc>
+        <w:tc>
+          <w:tcPr>
+            <w:tcW w:w="2241" w:type="dxa"/>
+          </w:tcPr>
+          <w:p>
+            <w:pPr>
+              <w:spacing w:after="0" w:line="276" w:lineRule="auto"/>
+              <w:ind w:left="1" w:hanging="3"/>
+              <w:jc w:val="center"/>
+              <w:rPr>
+                <w:rFonts w:ascii="Times New Roman" w:eastAsia="Times New Roman" w:hAnsi="Times New Roman" w:cs="Times New Roman"/>
+                <w:sz w:val="26"/>
+                <w:szCs w:val="26"/>
+              </w:rPr>
+            </w:pPr>
+            <w:r>
+              <w:rPr>
+                <w:rFonts w:ascii="Times New Roman" w:eastAsia="Times New Roman" w:hAnsi="Times New Roman" w:cs="Times New Roman"/>
+                <w:b/>
+                <w:sz w:val="26"/>
+                <w:szCs w:val="26"/>
+              </w:rPr>
+              <w:t>HIỆU TRƯỞNG</w:t>
+            </w:r>
+          </w:p>
+          <w:p>
+            <w:pPr>
+              <w:spacing w:after="0" w:line="276" w:lineRule="auto"/>
+              <w:ind w:left="1" w:hanging="3"/>
+              <w:jc w:val="center"/>
+              <w:rPr>
+                <w:rFonts w:ascii="Times New Roman" w:eastAsia="Times New Roman" w:hAnsi="Times New Roman" w:cs="Times New Roman"/>
+                <w:sz w:val="26"/>
+                <w:szCs w:val="26"/>
+              </w:rPr>
+            </w:pPr>
+          </w:p>
+          <w:p>
+            <w:pPr>
+              <w:spacing w:after="0" w:line="276" w:lineRule="auto"/>
+              <w:ind w:left="1" w:hanging="3"/>
+              <w:jc w:val="center"/>
+              <w:rPr>
+                <w:rFonts w:ascii="Times New Roman" w:eastAsia="Times New Roman" w:hAnsi="Times New Roman" w:cs="Times New Roman"/>
+                <w:sz w:val="26"/>
+                <w:szCs w:val="26"/>
+              </w:rPr>
+            </w:pPr>
+          </w:p>
+          <w:p>
+            <w:pPr>
+              <w:spacing w:after="0" w:line="276" w:lineRule="auto"/>
+              <w:ind w:left="1" w:hanging="3"/>
+              <w:jc w:val="center"/>
+              <w:rPr>
+                <w:rFonts w:ascii="Times New Roman" w:eastAsia="Times New Roman" w:hAnsi="Times New Roman" w:cs="Times New Roman"/>
+                <w:sz w:val="26"/>
+                <w:szCs w:val="26"/>
+              </w:rPr>
+            </w:pPr>
+          </w:p>
+          <w:p>
+            <w:pPr>
+              <w:spacing w:after="0" w:line="276" w:lineRule="auto"/>
+              <w:ind w:left="1" w:hanging="3"/>
+              <w:jc w:val="center"/>
+              <w:rPr>
+                <w:rFonts w:ascii="Times New Roman" w:eastAsia="Times New Roman" w:hAnsi="Times New Roman" w:cs="Times New Roman"/>
+                <w:sz w:val="26"/>
+                <w:szCs w:val="26"/>
+              </w:rPr>
+            </w:pPr>
+          </w:p>
+          <w:p>
+            <w:pPr>
+              <w:spacing w:after="0" w:line="276" w:lineRule="auto"/>
+              <w:ind w:left="1" w:hanging="3"/>
+              <w:jc w:val="center"/>
+              <w:rPr>
+                <w:rFonts w:ascii="Times New Roman" w:eastAsia="Times New Roman" w:hAnsi="Times New Roman" w:cs="Times New Roman"/>
+                <w:sz w:val="26"/>
+                <w:szCs w:val="26"/>
+              </w:rPr>
+            </w:pPr>
+          </w:p>
+        </w:tc>
+        <w:tc>
+          <w:tcPr>
+            <w:tcW w:w="1833" w:type="dxa"/>
+            <w:vAlign w:val="center"/>
+          </w:tcPr>
+          <w:p>
+            <w:pPr>
+              <w:spacing w:after="0" w:line="276" w:lineRule="auto"/>
+              <w:ind w:left="1" w:hanging="3"/>
+              <w:jc w:val="center"/>
+              <w:rPr>
+                <w:rFonts w:ascii="Times New Roman" w:eastAsia="Times New Roman" w:hAnsi="Times New Roman" w:cs="Times New Roman"/>
+                <w:sz w:val="26"/>
+                <w:szCs w:val="26"/>
+              </w:rPr>
+            </w:pPr>
+          </w:p>
+        </w:tc>
+      </w:tr>
+    </w:tbl>
+    <w:p>
+      <w:pPr>
+        <w:spacing w:after="0" w:line="276" w:lineRule="auto"/>
+        <w:ind w:leftChars="0" w:left="0" w:firstLineChars="0" w:firstLine="0"/>
+        <w:rPr>
+          <w:rFonts w:ascii="Times New Roman" w:eastAsia="Times New Roman" w:hAnsi="Times New Roman" w:cs="Times New Roman"/>
+          <w:sz w:val="26"/>
+          <w:szCs w:val="26"/>
+        </w:rPr>
+      </w:pPr>
+    </w:p>
+    <w:sectPr>
+      <w:headerReference w:type="even" r:id="rId9"/>
+      <w:headerReference w:type="default" r:id="rId10"/>
+      <w:footerReference w:type="even" r:id="rId11"/>
+      <w:footerReference w:type="default" r:id="rId12"/>
+      <w:headerReference w:type="first" r:id="rId13"/>
+      <w:footerReference w:type="first" r:id="rId14"/>
+      <w:pgSz w:w="11907" w:h="16840"/>
+      <w:pgMar w:top="1138" w:right="1138" w:bottom="1138" w:left="1699" w:header="706" w:footer="706" w:gutter="0"/>
+      <w:pgNumType w:start="1"/>
+      <w:cols w:space="720"/>
+      <w:titlePg/>
+    </w:sectPr>
+  </w:body>
+</w:document>
 </file>
 
 <file path=word/endnotes.xml><?xml version="1.0" encoding="utf-8"?>
